--- a/PDL1_Manuscript_ML_only.docx
+++ b/PDL1_Manuscript_ML_only.docx
@@ -841,21 +841,12 @@
           <w:color w:val="181717"/>
         </w:rPr>
       </w:pPr>
-      <w:proofErr w:type="spellStart"/>
       <w:r>
         <w:rPr>
           <w:rFonts w:ascii="Times New Roman" w:eastAsia="Times New Roman" w:hAnsi="Times New Roman" w:cs="Times New Roman"/>
           <w:color w:val="181717"/>
         </w:rPr>
-        <w:t>Garon</w:t>
-      </w:r>
-      <w:proofErr w:type="spellEnd"/>
-      <w:r>
-        <w:rPr>
-          <w:rFonts w:ascii="Times New Roman" w:eastAsia="Times New Roman" w:hAnsi="Times New Roman" w:cs="Times New Roman"/>
-          <w:color w:val="181717"/>
-        </w:rPr>
-        <w:t xml:space="preserve"> et al. prospectively validated the PD-L1 cutoff of 50% for patients receiving pembrolizumab monotherapy, demonstrating a response rate of 45.2% in that subgroup</w:t>
+        <w:t>Garon et al. prospectively validated the PD-L1 cutoff of 50% for patients receiving pembrolizumab monotherapy, demonstrating a response rate of 45.2% in that subgroup</w:t>
       </w:r>
       <w:r>
         <w:rPr>
@@ -1855,21 +1846,7 @@
         <w:rPr>
           <w:rFonts w:ascii="Times New Roman" w:hAnsi="Times New Roman" w:cs="Times New Roman"/>
         </w:rPr>
-        <w:t xml:space="preserve">treatment with nivolumab, pembrolizumab, </w:t>
-      </w:r>
-      <w:proofErr w:type="spellStart"/>
-      <w:r>
-        <w:rPr>
-          <w:rFonts w:ascii="Times New Roman" w:hAnsi="Times New Roman" w:cs="Times New Roman"/>
-        </w:rPr>
-        <w:t>cemiplimab</w:t>
-      </w:r>
-      <w:proofErr w:type="spellEnd"/>
-      <w:r>
-        <w:rPr>
-          <w:rFonts w:ascii="Times New Roman" w:hAnsi="Times New Roman" w:cs="Times New Roman"/>
-        </w:rPr>
-        <w:t>, atezolizumab, durvalumab</w:t>
+        <w:t>treatment with nivolumab, pembrolizumab, cemiplimab, atezolizumab, durvalumab</w:t>
       </w:r>
       <w:r>
         <w:rPr>
@@ -2763,21 +2740,7 @@
               <w:rPr>
                 <w:rFonts w:ascii="Times New Roman" w:hAnsi="Times New Roman" w:cs="Times New Roman"/>
               </w:rPr>
-              <w:t xml:space="preserve">Nivolumab, pembrolizumab, atezolizumab, durvalumab, </w:t>
-            </w:r>
-            <w:proofErr w:type="spellStart"/>
-            <w:r>
-              <w:rPr>
-                <w:rFonts w:ascii="Times New Roman" w:hAnsi="Times New Roman" w:cs="Times New Roman"/>
-              </w:rPr>
-              <w:t>cemiplimab</w:t>
-            </w:r>
-            <w:proofErr w:type="spellEnd"/>
-            <w:r>
-              <w:rPr>
-                <w:rFonts w:ascii="Times New Roman" w:hAnsi="Times New Roman" w:cs="Times New Roman"/>
-              </w:rPr>
-              <w:t xml:space="preserve"> or ipilimumab/nivolumab alone</w:t>
+              <w:t>Nivolumab, pembrolizumab, atezolizumab, durvalumab, cemiplimab or ipilimumab/nivolumab alone</w:t>
             </w:r>
           </w:p>
         </w:tc>
@@ -2899,42 +2862,12 @@
                 <w:rFonts w:ascii="Times New Roman" w:hAnsi="Times New Roman" w:cs="Times New Roman"/>
               </w:rPr>
             </w:pPr>
-            <w:proofErr w:type="spellStart"/>
-            <w:r>
-              <w:rPr>
-                <w:rFonts w:ascii="Times New Roman" w:hAnsi="Times New Roman" w:cs="Times New Roman"/>
-              </w:rPr>
-              <w:t>Alectinib</w:t>
-            </w:r>
-            <w:proofErr w:type="spellEnd"/>
-            <w:r>
-              <w:rPr>
-                <w:rFonts w:ascii="Times New Roman" w:hAnsi="Times New Roman" w:cs="Times New Roman"/>
-              </w:rPr>
-              <w:t xml:space="preserve">, </w:t>
-            </w:r>
-            <w:proofErr w:type="spellStart"/>
-            <w:r>
-              <w:rPr>
-                <w:rFonts w:ascii="Times New Roman" w:hAnsi="Times New Roman" w:cs="Times New Roman"/>
-              </w:rPr>
-              <w:t>ceritinib</w:t>
-            </w:r>
-            <w:proofErr w:type="spellEnd"/>
-            <w:r>
-              <w:rPr>
-                <w:rFonts w:ascii="Times New Roman" w:hAnsi="Times New Roman" w:cs="Times New Roman"/>
-              </w:rPr>
-              <w:t xml:space="preserve">, or </w:t>
-            </w:r>
-            <w:proofErr w:type="spellStart"/>
-            <w:r>
-              <w:rPr>
-                <w:rFonts w:ascii="Times New Roman" w:hAnsi="Times New Roman" w:cs="Times New Roman"/>
-              </w:rPr>
-              <w:t>brigatinib</w:t>
-            </w:r>
-            <w:proofErr w:type="spellEnd"/>
+            <w:r>
+              <w:rPr>
+                <w:rFonts w:ascii="Times New Roman" w:hAnsi="Times New Roman" w:cs="Times New Roman"/>
+              </w:rPr>
+              <w:t>Alectinib, ceritinib, or brigatinib</w:t>
+            </w:r>
           </w:p>
         </w:tc>
       </w:tr>
@@ -3009,42 +2942,12 @@
                 <w:rFonts w:ascii="Times New Roman" w:hAnsi="Times New Roman" w:cs="Times New Roman"/>
               </w:rPr>
             </w:pPr>
-            <w:proofErr w:type="spellStart"/>
-            <w:r>
-              <w:rPr>
-                <w:rFonts w:ascii="Times New Roman" w:hAnsi="Times New Roman" w:cs="Times New Roman"/>
-              </w:rPr>
-              <w:t>Crizotinib</w:t>
-            </w:r>
-            <w:proofErr w:type="spellEnd"/>
-            <w:r>
-              <w:rPr>
-                <w:rFonts w:ascii="Times New Roman" w:hAnsi="Times New Roman" w:cs="Times New Roman"/>
-              </w:rPr>
-              <w:t xml:space="preserve">, </w:t>
-            </w:r>
-            <w:proofErr w:type="spellStart"/>
-            <w:r>
-              <w:rPr>
-                <w:rFonts w:ascii="Times New Roman" w:hAnsi="Times New Roman" w:cs="Times New Roman"/>
-              </w:rPr>
-              <w:t>entrectinib</w:t>
-            </w:r>
-            <w:proofErr w:type="spellEnd"/>
-            <w:r>
-              <w:rPr>
-                <w:rFonts w:ascii="Times New Roman" w:hAnsi="Times New Roman" w:cs="Times New Roman"/>
-              </w:rPr>
-              <w:t xml:space="preserve">, or </w:t>
-            </w:r>
-            <w:proofErr w:type="spellStart"/>
-            <w:r>
-              <w:rPr>
-                <w:rFonts w:ascii="Times New Roman" w:hAnsi="Times New Roman" w:cs="Times New Roman"/>
-              </w:rPr>
-              <w:t>repotrectinib</w:t>
-            </w:r>
-            <w:proofErr w:type="spellEnd"/>
+            <w:r>
+              <w:rPr>
+                <w:rFonts w:ascii="Times New Roman" w:hAnsi="Times New Roman" w:cs="Times New Roman"/>
+              </w:rPr>
+              <w:t>Crizotinib, entrectinib, or repotrectinib</w:t>
+            </w:r>
           </w:p>
         </w:tc>
       </w:tr>
@@ -3089,72 +2992,8 @@
               <w:rPr>
                 <w:rFonts w:ascii="Times New Roman" w:hAnsi="Times New Roman" w:cs="Times New Roman"/>
               </w:rPr>
-              <w:t xml:space="preserve">enib/trametinib, </w:t>
-            </w:r>
-            <w:proofErr w:type="spellStart"/>
-            <w:r>
-              <w:rPr>
-                <w:rFonts w:ascii="Times New Roman" w:hAnsi="Times New Roman" w:cs="Times New Roman"/>
-              </w:rPr>
-              <w:t>binimetinib</w:t>
-            </w:r>
-            <w:proofErr w:type="spellEnd"/>
-            <w:r>
-              <w:rPr>
-                <w:rFonts w:ascii="Times New Roman" w:hAnsi="Times New Roman" w:cs="Times New Roman"/>
-              </w:rPr>
-              <w:t>/</w:t>
-            </w:r>
-            <w:proofErr w:type="spellStart"/>
-            <w:r>
-              <w:rPr>
-                <w:rFonts w:ascii="Times New Roman" w:hAnsi="Times New Roman" w:cs="Times New Roman"/>
-              </w:rPr>
-              <w:t>encorafenib</w:t>
-            </w:r>
-            <w:proofErr w:type="spellEnd"/>
-            <w:r>
-              <w:rPr>
-                <w:rFonts w:ascii="Times New Roman" w:hAnsi="Times New Roman" w:cs="Times New Roman"/>
-              </w:rPr>
-              <w:t xml:space="preserve">, dabrafenib, </w:t>
-            </w:r>
-            <w:proofErr w:type="spellStart"/>
-            <w:r>
-              <w:rPr>
-                <w:rFonts w:ascii="Times New Roman" w:hAnsi="Times New Roman" w:cs="Times New Roman"/>
-              </w:rPr>
-              <w:t>tramatenib</w:t>
-            </w:r>
-            <w:proofErr w:type="spellEnd"/>
-            <w:r>
-              <w:rPr>
-                <w:rFonts w:ascii="Times New Roman" w:hAnsi="Times New Roman" w:cs="Times New Roman"/>
-              </w:rPr>
-              <w:t xml:space="preserve">, </w:t>
-            </w:r>
-            <w:proofErr w:type="spellStart"/>
-            <w:r>
-              <w:rPr>
-                <w:rFonts w:ascii="Times New Roman" w:hAnsi="Times New Roman" w:cs="Times New Roman"/>
-              </w:rPr>
-              <w:t>binimetinib</w:t>
-            </w:r>
-            <w:proofErr w:type="spellEnd"/>
-            <w:r>
-              <w:rPr>
-                <w:rFonts w:ascii="Times New Roman" w:hAnsi="Times New Roman" w:cs="Times New Roman"/>
-              </w:rPr>
-              <w:t xml:space="preserve">, or </w:t>
-            </w:r>
-            <w:proofErr w:type="spellStart"/>
-            <w:r>
-              <w:rPr>
-                <w:rFonts w:ascii="Times New Roman" w:hAnsi="Times New Roman" w:cs="Times New Roman"/>
-              </w:rPr>
-              <w:t>encorafenib</w:t>
-            </w:r>
-            <w:proofErr w:type="spellEnd"/>
+              <w:t>enib/trametinib, binimetinib/encorafenib, dabrafenib, tramatenib, binimetinib, or encorafenib</w:t>
+            </w:r>
           </w:p>
         </w:tc>
       </w:tr>
@@ -3189,28 +3028,12 @@
                 <w:rFonts w:ascii="Times New Roman" w:hAnsi="Times New Roman" w:cs="Times New Roman"/>
               </w:rPr>
             </w:pPr>
-            <w:proofErr w:type="spellStart"/>
-            <w:r>
-              <w:rPr>
-                <w:rFonts w:ascii="Times New Roman" w:hAnsi="Times New Roman" w:cs="Times New Roman"/>
-              </w:rPr>
-              <w:t>Sotorasib</w:t>
-            </w:r>
-            <w:proofErr w:type="spellEnd"/>
-            <w:r>
-              <w:rPr>
-                <w:rFonts w:ascii="Times New Roman" w:hAnsi="Times New Roman" w:cs="Times New Roman"/>
-              </w:rPr>
-              <w:t xml:space="preserve"> or </w:t>
-            </w:r>
-            <w:proofErr w:type="spellStart"/>
-            <w:r>
-              <w:rPr>
-                <w:rFonts w:ascii="Times New Roman" w:hAnsi="Times New Roman" w:cs="Times New Roman"/>
-              </w:rPr>
-              <w:t>adagrasib</w:t>
-            </w:r>
-            <w:proofErr w:type="spellEnd"/>
+            <w:r>
+              <w:rPr>
+                <w:rFonts w:ascii="Times New Roman" w:hAnsi="Times New Roman" w:cs="Times New Roman"/>
+              </w:rPr>
+              <w:t>Sotorasib or adagrasib</w:t>
+            </w:r>
           </w:p>
         </w:tc>
       </w:tr>
@@ -3385,21 +3208,7 @@
               <w:rPr>
                 <w:rFonts w:ascii="Times New Roman" w:hAnsi="Times New Roman" w:cs="Times New Roman"/>
               </w:rPr>
-              <w:t xml:space="preserve">Imatinib, </w:t>
-            </w:r>
-            <w:proofErr w:type="spellStart"/>
-            <w:r>
-              <w:rPr>
-                <w:rFonts w:ascii="Times New Roman" w:hAnsi="Times New Roman" w:cs="Times New Roman"/>
-              </w:rPr>
-              <w:t>dasatinib</w:t>
-            </w:r>
-            <w:proofErr w:type="spellEnd"/>
-            <w:r>
-              <w:rPr>
-                <w:rFonts w:ascii="Times New Roman" w:hAnsi="Times New Roman" w:cs="Times New Roman"/>
-              </w:rPr>
-              <w:t>, nilotinib, bosutinib</w:t>
+              <w:t>Imatinib, dasatinib, nilotinib, bosutinib</w:t>
             </w:r>
           </w:p>
         </w:tc>
@@ -3435,28 +3244,12 @@
                 <w:rFonts w:ascii="Times New Roman" w:hAnsi="Times New Roman" w:cs="Times New Roman"/>
               </w:rPr>
             </w:pPr>
-            <w:proofErr w:type="spellStart"/>
-            <w:r>
-              <w:rPr>
-                <w:rFonts w:ascii="Times New Roman" w:hAnsi="Times New Roman" w:cs="Times New Roman"/>
-              </w:rPr>
-              <w:t>Capmatinib</w:t>
-            </w:r>
-            <w:proofErr w:type="spellEnd"/>
-            <w:r>
-              <w:rPr>
-                <w:rFonts w:ascii="Times New Roman" w:hAnsi="Times New Roman" w:cs="Times New Roman"/>
-              </w:rPr>
-              <w:t xml:space="preserve"> or </w:t>
-            </w:r>
-            <w:proofErr w:type="spellStart"/>
-            <w:r>
-              <w:rPr>
-                <w:rFonts w:ascii="Times New Roman" w:hAnsi="Times New Roman" w:cs="Times New Roman"/>
-              </w:rPr>
-              <w:t>tepotinib</w:t>
-            </w:r>
-            <w:proofErr w:type="spellEnd"/>
+            <w:r>
+              <w:rPr>
+                <w:rFonts w:ascii="Times New Roman" w:hAnsi="Times New Roman" w:cs="Times New Roman"/>
+              </w:rPr>
+              <w:t>Capmatinib or tepotinib</w:t>
+            </w:r>
           </w:p>
         </w:tc>
       </w:tr>
@@ -3643,13 +3436,15 @@
           <w:i/>
           <w:iCs/>
         </w:rPr>
-        <w:t>Machine Learning Model Creation</w:t>
+        <w:t>Regression Discontinuity Approach</w:t>
       </w:r>
     </w:p>
     <w:p>
       <w:pPr>
         <w:rPr>
           <w:rFonts w:ascii="Times New Roman" w:hAnsi="Times New Roman" w:cs="Times New Roman"/>
+          <w:b/>
+          <w:bCs/>
         </w:rPr>
       </w:pPr>
     </w:p>
@@ -3663,55 +3458,17 @@
         <w:rPr>
           <w:rFonts w:ascii="Times New Roman" w:hAnsi="Times New Roman" w:cs="Times New Roman"/>
         </w:rPr>
-        <w:t>We created two machine learning models,</w:t>
-      </w:r>
-      <w:r>
-        <w:rPr>
-          <w:rFonts w:ascii="Times New Roman" w:hAnsi="Times New Roman" w:cs="Times New Roman"/>
-        </w:rPr>
-        <w:t xml:space="preserve"> one to predict 12-month progression-free survival (PFS) and one to predict 12-month overall survival (OS). ML models were created using the </w:t>
-      </w:r>
-      <w:proofErr w:type="spellStart"/>
-      <w:r>
-        <w:rPr>
-          <w:rFonts w:ascii="Times New Roman" w:hAnsi="Times New Roman" w:cs="Times New Roman"/>
-        </w:rPr>
-        <w:t>XGBoost</w:t>
-      </w:r>
-      <w:proofErr w:type="spellEnd"/>
-      <w:r>
-        <w:rPr>
-          <w:rFonts w:ascii="Times New Roman" w:hAnsi="Times New Roman" w:cs="Times New Roman"/>
-        </w:rPr>
-        <w:t xml:space="preserve"> binary classifier using the </w:t>
-      </w:r>
-      <w:proofErr w:type="spellStart"/>
-      <w:r>
-        <w:rPr>
-          <w:rFonts w:ascii="Times New Roman" w:hAnsi="Times New Roman" w:cs="Times New Roman"/>
-          <w:i/>
-          <w:iCs/>
-        </w:rPr>
-        <w:t>sklearn</w:t>
-      </w:r>
-      <w:proofErr w:type="spellEnd"/>
-      <w:r>
-        <w:rPr>
-          <w:rFonts w:ascii="Times New Roman" w:hAnsi="Times New Roman" w:cs="Times New Roman"/>
-        </w:rPr>
-        <w:t xml:space="preserve"> library in Python 3.11. </w:t>
-      </w:r>
-      <w:r>
-        <w:rPr>
-          <w:rFonts w:ascii="Times New Roman" w:hAnsi="Times New Roman" w:cs="Times New Roman"/>
-        </w:rPr>
-        <w:t xml:space="preserve">The cohort was divided into training (80%) and test (20%). Each model was trained using five-fold cross-validation and hyperparameter tuning was completed using a grid-search methodology. </w:t>
+        <w:t xml:space="preserve">We used a fuzzy regression discontinuity (RD) analysis to examine the effect of IO monotherapy versus chemotherapy for patients who were just above or just below the PD-L1 threshold of 50%. Given that PD-L1 staining intensities are technically continuous, in our dataset the values are reported as 14 discrete values. (see Table 1), we employed local randomization methods to perform the analysis. By analyzing patients “on the margin” of the 50% cutoff, the RD analysis allows for a form of pseudo-randomization since patients under the threshold are more likely to receive chemotherapy while those above the threshold are more likely to receive IO monotherapy, even though their PD-L1 values are otherwise similar. The fuzzy RD under local randomization yields a local average treatment effect (LATE) that estimates the effect of IO monotherapy for patients close to the 50% threshold. </w:t>
       </w:r>
     </w:p>
     <w:p>
       <w:pPr>
         <w:rPr>
           <w:rFonts w:ascii="Times New Roman" w:hAnsi="Times New Roman" w:cs="Times New Roman"/>
+          <w:b/>
+          <w:bCs/>
+          <w:i/>
+          <w:iCs/>
         </w:rPr>
       </w:pPr>
     </w:p>
@@ -3719,119 +3476,21 @@
       <w:pPr>
         <w:rPr>
           <w:rFonts w:ascii="Times New Roman" w:hAnsi="Times New Roman" w:cs="Times New Roman"/>
+          <w:b/>
+          <w:bCs/>
+          <w:i/>
+          <w:iCs/>
         </w:rPr>
       </w:pPr>
       <w:r>
         <w:rPr>
           <w:rFonts w:ascii="Times New Roman" w:hAnsi="Times New Roman" w:cs="Times New Roman"/>
-        </w:rPr>
-        <w:t xml:space="preserve">Statistical analysis post-ML model development and training was done using Stata. </w:t>
-      </w:r>
-      <w:r>
-        <w:rPr>
-          <w:rFonts w:ascii="Times New Roman" w:hAnsi="Times New Roman" w:cs="Times New Roman"/>
-        </w:rPr>
-        <w:t>We calculate</w:t>
-      </w:r>
-      <w:r>
-        <w:rPr>
-          <w:rFonts w:ascii="Times New Roman" w:hAnsi="Times New Roman" w:cs="Times New Roman"/>
-        </w:rPr>
-        <w:t>d</w:t>
-      </w:r>
-      <w:r>
-        <w:rPr>
-          <w:rFonts w:ascii="Times New Roman" w:hAnsi="Times New Roman" w:cs="Times New Roman"/>
-        </w:rPr>
-        <w:t xml:space="preserve"> the area under the receiver operating curve (AUROC) using the predictions from the ML algorithm, represented as continuous values between [0, 1]</w:t>
-      </w:r>
-      <w:r>
-        <w:rPr>
-          <w:rFonts w:ascii="Times New Roman" w:hAnsi="Times New Roman" w:cs="Times New Roman"/>
-        </w:rPr>
-        <w:t xml:space="preserve"> and a binary indicator representing whether there was disease progression within 12 months. </w:t>
-      </w:r>
-      <w:r>
-        <w:rPr>
-          <w:rFonts w:ascii="Times New Roman" w:hAnsi="Times New Roman" w:cs="Times New Roman"/>
-        </w:rPr>
-        <w:t>Confidence intervals reported for AUROC are derived from 1000 bootstraps.</w:t>
-      </w:r>
-      <w:r>
-        <w:rPr>
-          <w:rFonts w:ascii="Times New Roman" w:hAnsi="Times New Roman" w:cs="Times New Roman"/>
-        </w:rPr>
-        <w:t xml:space="preserve"> </w:t>
-      </w:r>
-      <w:r>
-        <w:rPr>
-          <w:rFonts w:ascii="Times New Roman" w:hAnsi="Times New Roman" w:cs="Times New Roman"/>
-        </w:rPr>
-        <w:t xml:space="preserve">The threshold we </w:t>
-      </w:r>
-      <w:r>
-        <w:rPr>
-          <w:rFonts w:ascii="Times New Roman" w:hAnsi="Times New Roman" w:cs="Times New Roman"/>
-        </w:rPr>
-        <w:t>selected for classifying predictions as positive progression or negative progression used the Youden index, which selects the prediction threshold that “</w:t>
-      </w:r>
-      <w:r>
-        <w:rPr>
-          <w:rFonts w:ascii="Times New Roman" w:hAnsi="Times New Roman" w:cs="Times New Roman"/>
-          <w:color w:val="212121"/>
-          <w:shd w:val="clear" w:color="auto" w:fill="FFFFFF"/>
-        </w:rPr>
-        <w:t>optimizes the biomarker’s differentiating ability when equal weight is given to sensitivity and specificity</w:t>
-      </w:r>
-      <w:r>
-        <w:rPr>
-          <w:rFonts w:ascii="Times New Roman" w:hAnsi="Times New Roman" w:cs="Times New Roman"/>
-        </w:rPr>
-        <w:t>”</w:t>
-      </w:r>
-      <w:r>
-        <w:rPr>
-          <w:rFonts w:ascii="Times New Roman" w:hAnsi="Times New Roman" w:cs="Times New Roman"/>
-        </w:rPr>
-        <w:fldChar w:fldCharType="begin"/>
-      </w:r>
-      <w:r>
-        <w:rPr>
-          <w:rFonts w:ascii="Times New Roman" w:hAnsi="Times New Roman" w:cs="Times New Roman"/>
-        </w:rPr>
-        <w:instrText xml:space="preserve"> ADDIN ZOTERO_ITEM CSL_CITATION {"citationID":"VjipVLFj","properties":{"formattedCitation":"\\super 22,23\\nosupersub{}","plainCitation":"22,23","noteIndex":0},"citationItems":[{"id":485,"uris":["http://zotero.org/users/12114985/items/5H3TA7LC"],"itemData":{"id":485,"type":"article-journal","container-title":"Cancer","DOI":"10.1002/1097-0142(1950)3:1&lt;32::aid-cncr2820030106&gt;3.0.co;2-3","ISSN":"0008-543X","issue":"1","journalAbbreviation":"Cancer","language":"eng","note":"PMID: 15405679","page":"32-35","source":"PubMed","title":"Index for rating diagnostic tests","volume":"3","author":[{"family":"Youden","given":"W. J."}],"issued":{"date-parts":[["1950",1]]}}},{"id":487,"uris":["http://zotero.org/users/12114985/items/IY5PPX6Z"],"itemData":{"id":487,"type":"article-journal","abstract":"The receiver operating characteristic (ROC) curve is used to evaluate a biomarker’s ability for classifying disease status. The Youden Index (J), the maximum potential effectiveness of a biomarker, is a common summary measure of the ROC curve. In biomarker development, levels may be unquantifiable below a limit of detection (LOD) and missing from the overall dataset. Disregarding these observations may negatively bias the ROC curve and thus J. Several correction methods have been suggested for mean estimation and testing; however, little has been written about the ROC curve or its summary measures. We adapt non-parametric (empirical) and semi-parametric (ROC-GLM [generalized linear model]) methods and propose parametric methods (maximum likelihood (ML)) to estimate J and the optimal cut-point (c*) for a biomarker affected by a LOD. We develop unbiased estimators of J and c* via ML for normally and gamma distributed biomarkers. Alpha level confidence intervals are proposed using delta and bootstrap methods for the ML, semi-parametric, and non-parametric approaches respectively. Simulation studies are conducted over a range of distributional scenarios and sample sizes evaluating estimators’ bias, root-mean square error, and coverage probability; the average bias was less than one percent for ML and GLM methods across scenarios and decreases with increased sample size. An example using polychlorinated biphenyl levels to classify women with and without endometriosis illustrates the potential benefits of these methods. We address the limitations and usefulness of each method in order to give researchers guidance in constructing appropriate estimates of biomarkers’ true discriminating capabilities.","container-title":"Biometrical journal. Biometrische Zeitschrift","DOI":"10.1002/bimj.200710415","ISSN":"0323-3847","issue":"3","journalAbbreviation":"Biom J","note":"PMID: 18435502\nPMCID: PMC2515362","page":"419-430","source":"PubMed Central","title":"Youden Index and Optimal Cut-Point Estimated from Observations Affected by a Lower Limit of Detection","volume":"50","author":[{"family":"Ruopp","given":"Marcus D."},{"family":"Perkins","given":"Neil J."},{"family":"Whitcomb","given":"Brian W."},{"family":"Schisterman","given":"Enrique F."}],"issued":{"date-parts":[["2008",6]]}}}],"schema":"https://github.com/citation-style-language/schema/raw/master/csl-citation.json"} </w:instrText>
-      </w:r>
-      <w:r>
-        <w:rPr>
-          <w:rFonts w:ascii="Times New Roman" w:hAnsi="Times New Roman" w:cs="Times New Roman"/>
-        </w:rPr>
-        <w:fldChar w:fldCharType="separate"/>
-      </w:r>
-      <w:r>
-        <w:rPr>
-          <w:rFonts w:ascii="Times New Roman" w:hAnsi="Times New Roman" w:cs="Times New Roman"/>
-          <w:kern w:val="0"/>
-          <w:vertAlign w:val="superscript"/>
-        </w:rPr>
-        <w:t>22,23</w:t>
-      </w:r>
-      <w:r>
-        <w:rPr>
-          <w:rFonts w:ascii="Times New Roman" w:hAnsi="Times New Roman" w:cs="Times New Roman"/>
-        </w:rPr>
-        <w:fldChar w:fldCharType="end"/>
-      </w:r>
-      <w:r>
-        <w:rPr>
-          <w:rFonts w:ascii="Times New Roman" w:hAnsi="Times New Roman" w:cs="Times New Roman"/>
-        </w:rPr>
-        <w:t>.</w:t>
-      </w:r>
-      <w:r>
-        <w:rPr>
-          <w:rFonts w:ascii="Times New Roman" w:hAnsi="Times New Roman" w:cs="Times New Roman"/>
-        </w:rPr>
-        <w:t xml:space="preserve"> </w:t>
+          <w:b/>
+          <w:bCs/>
+          <w:i/>
+          <w:iCs/>
+        </w:rPr>
+        <w:t>Machine Learning Model Creation</w:t>
       </w:r>
     </w:p>
     <w:p>
@@ -3850,10 +3509,34 @@
       <w:r>
         <w:rPr>
           <w:rFonts w:ascii="Times New Roman" w:hAnsi="Times New Roman" w:cs="Times New Roman"/>
-          <w:b/>
-          <w:bCs/>
-        </w:rPr>
-        <w:t>Results</w:t>
+        </w:rPr>
+        <w:t>We created two machine learning models,</w:t>
+      </w:r>
+      <w:r>
+        <w:rPr>
+          <w:rFonts w:ascii="Times New Roman" w:hAnsi="Times New Roman" w:cs="Times New Roman"/>
+        </w:rPr>
+        <w:t xml:space="preserve"> one to predict 12-month progression-free survival (PFS) and one to predict 12-month overall survival (OS). ML models were created using the XGBoost binary classifier using the </w:t>
+      </w:r>
+      <w:r>
+        <w:rPr>
+          <w:rFonts w:ascii="Times New Roman" w:hAnsi="Times New Roman" w:cs="Times New Roman"/>
+          <w:i/>
+          <w:iCs/>
+        </w:rPr>
+        <w:t>sklearn</w:t>
+      </w:r>
+      <w:r>
+        <w:rPr>
+          <w:rFonts w:ascii="Times New Roman" w:hAnsi="Times New Roman" w:cs="Times New Roman"/>
+        </w:rPr>
+        <w:t xml:space="preserve"> library in Python 3.11. </w:t>
+      </w:r>
+      <w:r>
+        <w:rPr>
+          <w:rFonts w:ascii="Times New Roman" w:hAnsi="Times New Roman" w:cs="Times New Roman"/>
+        </w:rPr>
+        <w:t xml:space="preserve">The cohort was divided into training (80%) and test (20%). Each model was trained using five-fold cross-validation and hyperparameter tuning was completed using a grid-search methodology. </w:t>
       </w:r>
     </w:p>
     <w:p>
@@ -3867,6 +3550,161 @@
       <w:pPr>
         <w:rPr>
           <w:rFonts w:ascii="Times New Roman" w:hAnsi="Times New Roman" w:cs="Times New Roman"/>
+        </w:rPr>
+      </w:pPr>
+      <w:r>
+        <w:rPr>
+          <w:rFonts w:ascii="Times New Roman" w:hAnsi="Times New Roman" w:cs="Times New Roman"/>
+        </w:rPr>
+        <w:t xml:space="preserve">Statistical analysis post-ML model development and training was done using Stata. </w:t>
+      </w:r>
+      <w:r>
+        <w:rPr>
+          <w:rFonts w:ascii="Times New Roman" w:hAnsi="Times New Roman" w:cs="Times New Roman"/>
+        </w:rPr>
+        <w:t>We calculate</w:t>
+      </w:r>
+      <w:r>
+        <w:rPr>
+          <w:rFonts w:ascii="Times New Roman" w:hAnsi="Times New Roman" w:cs="Times New Roman"/>
+        </w:rPr>
+        <w:t>d</w:t>
+      </w:r>
+      <w:r>
+        <w:rPr>
+          <w:rFonts w:ascii="Times New Roman" w:hAnsi="Times New Roman" w:cs="Times New Roman"/>
+        </w:rPr>
+        <w:t xml:space="preserve"> the area under the receiver operating curve (AUROC) using the predictions from the ML algorithm, represented as continuous values between [0, 1]</w:t>
+      </w:r>
+      <w:r>
+        <w:rPr>
+          <w:rFonts w:ascii="Times New Roman" w:hAnsi="Times New Roman" w:cs="Times New Roman"/>
+        </w:rPr>
+        <w:t xml:space="preserve"> and a binary indicator representing whether there was </w:t>
+      </w:r>
+      <w:r>
+        <w:rPr>
+          <w:rFonts w:ascii="Times New Roman" w:hAnsi="Times New Roman" w:cs="Times New Roman"/>
+        </w:rPr>
+        <w:lastRenderedPageBreak/>
+        <w:t xml:space="preserve">disease progression within 12 months. </w:t>
+      </w:r>
+      <w:r>
+        <w:rPr>
+          <w:rFonts w:ascii="Times New Roman" w:hAnsi="Times New Roman" w:cs="Times New Roman"/>
+        </w:rPr>
+        <w:t>Confidence intervals reported for AUROC are derived from 1000 bootstraps.</w:t>
+      </w:r>
+      <w:r>
+        <w:rPr>
+          <w:rFonts w:ascii="Times New Roman" w:hAnsi="Times New Roman" w:cs="Times New Roman"/>
+        </w:rPr>
+        <w:t xml:space="preserve"> </w:t>
+      </w:r>
+      <w:r>
+        <w:rPr>
+          <w:rFonts w:ascii="Times New Roman" w:hAnsi="Times New Roman" w:cs="Times New Roman"/>
+        </w:rPr>
+        <w:t xml:space="preserve">The threshold we </w:t>
+      </w:r>
+      <w:r>
+        <w:rPr>
+          <w:rFonts w:ascii="Times New Roman" w:hAnsi="Times New Roman" w:cs="Times New Roman"/>
+        </w:rPr>
+        <w:t>selected for classifying predictions as positive progression or negative progression used the Youden index, which selects the prediction threshold that “</w:t>
+      </w:r>
+      <w:r>
+        <w:rPr>
+          <w:rFonts w:ascii="Times New Roman" w:hAnsi="Times New Roman" w:cs="Times New Roman"/>
+          <w:color w:val="212121"/>
+          <w:shd w:val="clear" w:color="auto" w:fill="FFFFFF"/>
+        </w:rPr>
+        <w:t>optimizes the biomarker’s differentiating ability when equal weight is given to sensitivity and specificity</w:t>
+      </w:r>
+      <w:r>
+        <w:rPr>
+          <w:rFonts w:ascii="Times New Roman" w:hAnsi="Times New Roman" w:cs="Times New Roman"/>
+        </w:rPr>
+        <w:t>”</w:t>
+      </w:r>
+      <w:r>
+        <w:rPr>
+          <w:rFonts w:ascii="Times New Roman" w:hAnsi="Times New Roman" w:cs="Times New Roman"/>
+        </w:rPr>
+        <w:fldChar w:fldCharType="begin"/>
+      </w:r>
+      <w:r>
+        <w:rPr>
+          <w:rFonts w:ascii="Times New Roman" w:hAnsi="Times New Roman" w:cs="Times New Roman"/>
+        </w:rPr>
+        <w:instrText xml:space="preserve"> ADDIN ZOTERO_ITEM CSL_CITATION {"citationID":"VjipVLFj","properties":{"formattedCitation":"\\super 22,23\\nosupersub{}","plainCitation":"22,23","noteIndex":0},"citationItems":[{"id":485,"uris":["http://zotero.org/users/12114985/items/5H3TA7LC"],"itemData":{"id":485,"type":"article-journal","container-title":"Cancer","DOI":"10.1002/1097-0142(1950)3:1&lt;32::aid-cncr2820030106&gt;3.0.co;2-3","ISSN":"0008-543X","issue":"1","journalAbbreviation":"Cancer","language":"eng","note":"PMID: 15405679","page":"32-35","source":"PubMed","title":"Index for rating diagnostic tests","volume":"3","author":[{"family":"Youden","given":"W. J."}],"issued":{"date-parts":[["1950",1]]}}},{"id":487,"uris":["http://zotero.org/users/12114985/items/IY5PPX6Z"],"itemData":{"id":487,"type":"article-journal","abstract":"The receiver operating characteristic (ROC) curve is used to evaluate a biomarker’s ability for classifying disease status. The Youden Index (J), the maximum potential effectiveness of a biomarker, is a common summary measure of the ROC curve. In biomarker development, levels may be unquantifiable below a limit of detection (LOD) and missing from the overall dataset. Disregarding these observations may negatively bias the ROC curve and thus J. Several correction methods have been suggested for mean estimation and testing; however, little has been written about the ROC curve or its summary measures. We adapt non-parametric (empirical) and semi-parametric (ROC-GLM [generalized linear model]) methods and propose parametric methods (maximum likelihood (ML)) to estimate J and the optimal cut-point (c*) for a biomarker affected by a LOD. We develop unbiased estimators of J and c* via ML for normally and gamma distributed biomarkers. Alpha level confidence intervals are proposed using delta and bootstrap methods for the ML, semi-parametric, and non-parametric approaches respectively. Simulation studies are conducted over a range of distributional scenarios and sample sizes evaluating estimators’ bias, root-mean square error, and coverage probability; the average bias was less than one percent for ML and GLM methods across scenarios and decreases with increased sample size. An example using polychlorinated biphenyl levels to classify women with and without endometriosis illustrates the potential benefits of these methods. We address the limitations and usefulness of each method in order to give researchers guidance in constructing appropriate estimates of biomarkers’ true discriminating capabilities.","container-title":"Biometrical journal. Biometrische Zeitschrift","DOI":"10.1002/bimj.200710415","ISSN":"0323-3847","issue":"3","journalAbbreviation":"Biom J","note":"PMID: 18435502\nPMCID: PMC2515362","page":"419-430","source":"PubMed Central","title":"Youden Index and Optimal Cut-Point Estimated from Observations Affected by a Lower Limit of Detection","volume":"50","author":[{"family":"Ruopp","given":"Marcus D."},{"family":"Perkins","given":"Neil J."},{"family":"Whitcomb","given":"Brian W."},{"family":"Schisterman","given":"Enrique F."}],"issued":{"date-parts":[["2008",6]]}}}],"schema":"https://github.com/citation-style-language/schema/raw/master/csl-citation.json"} </w:instrText>
+      </w:r>
+      <w:r>
+        <w:rPr>
+          <w:rFonts w:ascii="Times New Roman" w:hAnsi="Times New Roman" w:cs="Times New Roman"/>
+        </w:rPr>
+        <w:fldChar w:fldCharType="separate"/>
+      </w:r>
+      <w:r>
+        <w:rPr>
+          <w:rFonts w:ascii="Times New Roman" w:hAnsi="Times New Roman" w:cs="Times New Roman"/>
+          <w:kern w:val="0"/>
+          <w:vertAlign w:val="superscript"/>
+        </w:rPr>
+        <w:t>22,23</w:t>
+      </w:r>
+      <w:r>
+        <w:rPr>
+          <w:rFonts w:ascii="Times New Roman" w:hAnsi="Times New Roman" w:cs="Times New Roman"/>
+        </w:rPr>
+        <w:fldChar w:fldCharType="end"/>
+      </w:r>
+      <w:r>
+        <w:rPr>
+          <w:rFonts w:ascii="Times New Roman" w:hAnsi="Times New Roman" w:cs="Times New Roman"/>
+        </w:rPr>
+        <w:t>.</w:t>
+      </w:r>
+      <w:r>
+        <w:rPr>
+          <w:rFonts w:ascii="Times New Roman" w:hAnsi="Times New Roman" w:cs="Times New Roman"/>
+        </w:rPr>
+        <w:t xml:space="preserve"> </w:t>
+      </w:r>
+    </w:p>
+    <w:p>
+      <w:pPr>
+        <w:rPr>
+          <w:rFonts w:ascii="Times New Roman" w:hAnsi="Times New Roman" w:cs="Times New Roman"/>
+        </w:rPr>
+      </w:pPr>
+    </w:p>
+    <w:p>
+      <w:pPr>
+        <w:rPr>
+          <w:rFonts w:ascii="Times New Roman" w:hAnsi="Times New Roman" w:cs="Times New Roman"/>
+        </w:rPr>
+      </w:pPr>
+      <w:r>
+        <w:rPr>
+          <w:rFonts w:ascii="Times New Roman" w:hAnsi="Times New Roman" w:cs="Times New Roman"/>
+          <w:b/>
+          <w:bCs/>
+        </w:rPr>
+        <w:t>Results</w:t>
+      </w:r>
+    </w:p>
+    <w:p>
+      <w:pPr>
+        <w:rPr>
+          <w:rFonts w:ascii="Times New Roman" w:hAnsi="Times New Roman" w:cs="Times New Roman"/>
+        </w:rPr>
+      </w:pPr>
+    </w:p>
+    <w:p>
+      <w:pPr>
+        <w:rPr>
+          <w:rFonts w:ascii="Times New Roman" w:hAnsi="Times New Roman" w:cs="Times New Roman"/>
           <w:sz w:val="22"/>
           <w:szCs w:val="22"/>
         </w:rPr>
@@ -3987,14 +3825,7 @@
         <w:rPr>
           <w:rFonts w:ascii="Times New Roman" w:hAnsi="Times New Roman" w:cs="Times New Roman"/>
         </w:rPr>
-        <w:t xml:space="preserve"> </w:t>
-      </w:r>
-      <w:r>
-        <w:rPr>
-          <w:rFonts w:ascii="Times New Roman" w:hAnsi="Times New Roman" w:cs="Times New Roman"/>
-        </w:rPr>
-        <w:lastRenderedPageBreak/>
-        <w:t xml:space="preserve">Of the patients </w:t>
+        <w:t xml:space="preserve"> Of the patients </w:t>
       </w:r>
       <w:r>
         <w:rPr>
@@ -6673,6 +6504,7 @@
                 <w:sz w:val="22"/>
                 <w:szCs w:val="22"/>
               </w:rPr>
+              <w:lastRenderedPageBreak/>
               <w:t>3</w:t>
             </w:r>
           </w:p>
@@ -7536,7 +7368,6 @@
                 <w:sz w:val="22"/>
                 <w:szCs w:val="22"/>
               </w:rPr>
-              <w:lastRenderedPageBreak/>
               <w:t>Non-squamous Cell Carcinoma</w:t>
             </w:r>
           </w:p>
@@ -7629,23 +7460,13 @@
                 <w:szCs w:val="22"/>
               </w:rPr>
             </w:pPr>
-            <w:proofErr w:type="gramStart"/>
-            <w:r>
-              <w:rPr>
-                <w:rFonts w:ascii="Times New Roman" w:hAnsi="Times New Roman" w:cs="Times New Roman"/>
-                <w:sz w:val="22"/>
-                <w:szCs w:val="22"/>
-              </w:rPr>
-              <w:t>149  (</w:t>
-            </w:r>
-            <w:proofErr w:type="gramEnd"/>
-            <w:r>
-              <w:rPr>
-                <w:rFonts w:ascii="Times New Roman" w:hAnsi="Times New Roman" w:cs="Times New Roman"/>
-                <w:sz w:val="22"/>
-                <w:szCs w:val="22"/>
-              </w:rPr>
-              <w:t>4.4%)</w:t>
+            <w:r>
+              <w:rPr>
+                <w:rFonts w:ascii="Times New Roman" w:hAnsi="Times New Roman" w:cs="Times New Roman"/>
+                <w:sz w:val="22"/>
+                <w:szCs w:val="22"/>
+              </w:rPr>
+              <w:t>149  (4.4%)</w:t>
             </w:r>
           </w:p>
         </w:tc>
@@ -10351,6 +10172,7 @@
                 <w:sz w:val="22"/>
                 <w:szCs w:val="22"/>
               </w:rPr>
+              <w:lastRenderedPageBreak/>
               <w:t>Adrenal Glands</w:t>
             </w:r>
           </w:p>
@@ -11064,7 +10886,6 @@
         <w:rPr>
           <w:rFonts w:ascii="Times New Roman" w:hAnsi="Times New Roman" w:cs="Times New Roman"/>
         </w:rPr>
-        <w:lastRenderedPageBreak/>
         <w:t xml:space="preserve">The test set had 6835 patients with similar covariate balance as the original cohort. </w:t>
       </w:r>
       <w:r>
@@ -11196,6 +11017,1569 @@
         </w:rPr>
         <w:t>Complete information regarding hazard ratios can be seen in Table ***.</w:t>
       </w:r>
+    </w:p>
+    <w:p>
+      <w:pPr>
+        <w:rPr>
+          <w:rFonts w:ascii="Times New Roman" w:hAnsi="Times New Roman" w:cs="Times New Roman"/>
+        </w:rPr>
+      </w:pPr>
+      <w:r>
+        <w:rPr>
+          <w:rFonts w:ascii="Times New Roman" w:hAnsi="Times New Roman" w:cs="Times New Roman"/>
+          <w:noProof/>
+        </w:rPr>
+        <w:drawing>
+          <wp:inline distT="0" distB="0" distL="0" distR="0" wp14:anchorId="6ABD1B06" wp14:editId="3E221056">
+            <wp:extent cx="6290945" cy="4181475"/>
+            <wp:effectExtent l="0" t="0" r="0" b="0"/>
+            <wp:docPr id="1552699262" name="Picture 1" descr="A graph with red lines&#10;&#10;Description automatically generated"/>
+            <wp:cNvGraphicFramePr>
+              <a:graphicFrameLocks xmlns:a="http://schemas.openxmlformats.org/drawingml/2006/main" noChangeAspect="1"/>
+            </wp:cNvGraphicFramePr>
+            <a:graphic xmlns:a="http://schemas.openxmlformats.org/drawingml/2006/main">
+              <a:graphicData uri="http://schemas.openxmlformats.org/drawingml/2006/picture">
+                <pic:pic xmlns:pic="http://schemas.openxmlformats.org/drawingml/2006/picture">
+                  <pic:nvPicPr>
+                    <pic:cNvPr id="1552699262" name="Picture 1" descr="A graph with red lines&#10;&#10;Description automatically generated"/>
+                    <pic:cNvPicPr/>
+                  </pic:nvPicPr>
+                  <pic:blipFill>
+                    <a:blip r:embed="rId6" cstate="print">
+                      <a:extLst>
+                        <a:ext uri="{28A0092B-C50C-407E-A947-70E740481C1C}">
+                          <a14:useLocalDpi xmlns:a14="http://schemas.microsoft.com/office/drawing/2010/main" val="0"/>
+                        </a:ext>
+                      </a:extLst>
+                    </a:blip>
+                    <a:stretch>
+                      <a:fillRect/>
+                    </a:stretch>
+                  </pic:blipFill>
+                  <pic:spPr>
+                    <a:xfrm>
+                      <a:off x="0" y="0"/>
+                      <a:ext cx="6290945" cy="4181475"/>
+                    </a:xfrm>
+                    <a:prstGeom prst="rect">
+                      <a:avLst/>
+                    </a:prstGeom>
+                  </pic:spPr>
+                </pic:pic>
+              </a:graphicData>
+            </a:graphic>
+          </wp:inline>
+        </w:drawing>
+      </w:r>
+    </w:p>
+    <w:p>
+      <w:pPr>
+        <w:rPr>
+          <w:rFonts w:ascii="Times New Roman" w:hAnsi="Times New Roman" w:cs="Times New Roman"/>
+          <w:b/>
+          <w:bCs/>
+        </w:rPr>
+      </w:pPr>
+      <w:r>
+        <w:rPr>
+          <w:rFonts w:ascii="Times New Roman" w:hAnsi="Times New Roman" w:cs="Times New Roman"/>
+          <w:b/>
+          <w:bCs/>
+        </w:rPr>
+        <w:t xml:space="preserve">Figure ***: </w:t>
+      </w:r>
+    </w:p>
+    <w:p>
+      <w:pPr>
+        <w:rPr>
+          <w:rFonts w:ascii="Times New Roman" w:hAnsi="Times New Roman" w:cs="Times New Roman"/>
+          <w:b/>
+          <w:bCs/>
+        </w:rPr>
+      </w:pPr>
+    </w:p>
+    <w:p>
+      <w:pPr>
+        <w:rPr>
+          <w:rFonts w:ascii="Times New Roman" w:hAnsi="Times New Roman" w:cs="Times New Roman"/>
+          <w:b/>
+          <w:bCs/>
+        </w:rPr>
+      </w:pPr>
+    </w:p>
+    <w:p>
+      <w:pPr>
+        <w:rPr>
+          <w:rFonts w:ascii="Times New Roman" w:hAnsi="Times New Roman" w:cs="Times New Roman"/>
+          <w:b/>
+          <w:bCs/>
+        </w:rPr>
+      </w:pPr>
+    </w:p>
+    <w:tbl>
+      <w:tblPr>
+        <w:tblStyle w:val="TableGrid"/>
+        <w:tblW w:w="0" w:type="auto"/>
+        <w:tblLook w:val="04A0" w:firstRow="1" w:lastRow="0" w:firstColumn="1" w:lastColumn="0" w:noHBand="0" w:noVBand="1"/>
+      </w:tblPr>
+      <w:tblGrid>
+        <w:gridCol w:w="1739"/>
+        <w:gridCol w:w="1316"/>
+        <w:gridCol w:w="1710"/>
+        <w:gridCol w:w="3690"/>
+        <w:gridCol w:w="1440"/>
+      </w:tblGrid>
+      <w:tr>
+        <w:tc>
+          <w:tcPr>
+            <w:tcW w:w="1739" w:type="dxa"/>
+            <w:vAlign w:val="bottom"/>
+          </w:tcPr>
+          <w:p>
+            <w:pPr>
+              <w:jc w:val="center"/>
+              <w:rPr>
+                <w:rFonts w:ascii="Times New Roman" w:hAnsi="Times New Roman" w:cs="Times New Roman"/>
+                <w:b/>
+                <w:bCs/>
+              </w:rPr>
+            </w:pPr>
+            <w:r>
+              <w:rPr>
+                <w:rFonts w:ascii="Times New Roman" w:hAnsi="Times New Roman" w:cs="Times New Roman"/>
+                <w:b/>
+                <w:bCs/>
+              </w:rPr>
+              <w:lastRenderedPageBreak/>
+              <w:t>Threshold</w:t>
+            </w:r>
+          </w:p>
+        </w:tc>
+        <w:tc>
+          <w:tcPr>
+            <w:tcW w:w="1316" w:type="dxa"/>
+          </w:tcPr>
+          <w:p>
+            <w:pPr>
+              <w:jc w:val="center"/>
+              <w:rPr>
+                <w:rFonts w:ascii="Times New Roman" w:hAnsi="Times New Roman" w:cs="Times New Roman"/>
+                <w:b/>
+                <w:bCs/>
+              </w:rPr>
+            </w:pPr>
+            <w:r>
+              <w:rPr>
+                <w:rFonts w:ascii="Times New Roman" w:hAnsi="Times New Roman" w:cs="Times New Roman"/>
+                <w:b/>
+                <w:bCs/>
+              </w:rPr>
+              <w:t>n</w:t>
+            </w:r>
+          </w:p>
+        </w:tc>
+        <w:tc>
+          <w:tcPr>
+            <w:tcW w:w="1710" w:type="dxa"/>
+            <w:vAlign w:val="bottom"/>
+          </w:tcPr>
+          <w:p>
+            <w:pPr>
+              <w:jc w:val="center"/>
+              <w:rPr>
+                <w:rFonts w:ascii="Times New Roman" w:hAnsi="Times New Roman" w:cs="Times New Roman"/>
+                <w:b/>
+                <w:bCs/>
+              </w:rPr>
+            </w:pPr>
+            <w:r>
+              <w:rPr>
+                <w:rFonts w:ascii="Times New Roman" w:hAnsi="Times New Roman" w:cs="Times New Roman"/>
+                <w:b/>
+                <w:bCs/>
+              </w:rPr>
+              <w:t>ATE</w:t>
+            </w:r>
+          </w:p>
+        </w:tc>
+        <w:tc>
+          <w:tcPr>
+            <w:tcW w:w="3690" w:type="dxa"/>
+            <w:vAlign w:val="bottom"/>
+          </w:tcPr>
+          <w:p>
+            <w:pPr>
+              <w:jc w:val="center"/>
+              <w:rPr>
+                <w:rFonts w:ascii="Times New Roman" w:hAnsi="Times New Roman" w:cs="Times New Roman"/>
+                <w:b/>
+                <w:bCs/>
+              </w:rPr>
+            </w:pPr>
+            <w:r>
+              <w:rPr>
+                <w:rFonts w:ascii="Times New Roman" w:hAnsi="Times New Roman" w:cs="Times New Roman"/>
+                <w:b/>
+                <w:bCs/>
+                <w:color w:val="000000"/>
+              </w:rPr>
+              <w:t>95% CI</w:t>
+            </w:r>
+          </w:p>
+        </w:tc>
+        <w:tc>
+          <w:tcPr>
+            <w:tcW w:w="1440" w:type="dxa"/>
+            <w:vAlign w:val="bottom"/>
+          </w:tcPr>
+          <w:p>
+            <w:pPr>
+              <w:jc w:val="center"/>
+              <w:rPr>
+                <w:rFonts w:ascii="Times New Roman" w:hAnsi="Times New Roman" w:cs="Times New Roman"/>
+                <w:b/>
+                <w:bCs/>
+              </w:rPr>
+            </w:pPr>
+            <w:r>
+              <w:rPr>
+                <w:rFonts w:ascii="Times New Roman" w:hAnsi="Times New Roman" w:cs="Times New Roman"/>
+                <w:b/>
+                <w:bCs/>
+                <w:color w:val="000000"/>
+              </w:rPr>
+              <w:t>p-value</w:t>
+            </w:r>
+          </w:p>
+        </w:tc>
+      </w:tr>
+      <w:tr>
+        <w:tc>
+          <w:tcPr>
+            <w:tcW w:w="1739" w:type="dxa"/>
+            <w:vAlign w:val="bottom"/>
+          </w:tcPr>
+          <w:p>
+            <w:pPr>
+              <w:jc w:val="center"/>
+              <w:rPr>
+                <w:rFonts w:ascii="Times New Roman" w:hAnsi="Times New Roman" w:cs="Times New Roman"/>
+              </w:rPr>
+            </w:pPr>
+            <w:r>
+              <w:rPr>
+                <w:rFonts w:ascii="Times New Roman" w:hAnsi="Times New Roman" w:cs="Times New Roman"/>
+                <w:color w:val="000000"/>
+              </w:rPr>
+              <w:t>1</w:t>
+            </w:r>
+            <w:r>
+              <w:rPr>
+                <w:rFonts w:ascii="Times New Roman" w:hAnsi="Times New Roman" w:cs="Times New Roman"/>
+                <w:color w:val="000000"/>
+              </w:rPr>
+              <w:t>%</w:t>
+            </w:r>
+          </w:p>
+        </w:tc>
+        <w:tc>
+          <w:tcPr>
+            <w:tcW w:w="1316" w:type="dxa"/>
+            <w:vAlign w:val="bottom"/>
+          </w:tcPr>
+          <w:p>
+            <w:pPr>
+              <w:jc w:val="center"/>
+              <w:rPr>
+                <w:rFonts w:ascii="Times New Roman" w:hAnsi="Times New Roman" w:cs="Times New Roman"/>
+                <w:color w:val="000000"/>
+              </w:rPr>
+            </w:pPr>
+            <w:r>
+              <w:rPr>
+                <w:rFonts w:ascii="Times New Roman" w:hAnsi="Times New Roman" w:cs="Times New Roman"/>
+                <w:color w:val="000000"/>
+              </w:rPr>
+              <w:t>4107</w:t>
+            </w:r>
+          </w:p>
+        </w:tc>
+        <w:tc>
+          <w:tcPr>
+            <w:tcW w:w="1710" w:type="dxa"/>
+            <w:vAlign w:val="bottom"/>
+          </w:tcPr>
+          <w:p>
+            <w:pPr>
+              <w:jc w:val="center"/>
+              <w:rPr>
+                <w:rFonts w:ascii="Times New Roman" w:hAnsi="Times New Roman" w:cs="Times New Roman"/>
+              </w:rPr>
+            </w:pPr>
+            <w:r>
+              <w:rPr>
+                <w:rFonts w:ascii="Times New Roman" w:hAnsi="Times New Roman" w:cs="Times New Roman"/>
+                <w:color w:val="000000"/>
+              </w:rPr>
+              <w:t>-2.4</w:t>
+            </w:r>
+          </w:p>
+        </w:tc>
+        <w:tc>
+          <w:tcPr>
+            <w:tcW w:w="3690" w:type="dxa"/>
+            <w:vAlign w:val="bottom"/>
+          </w:tcPr>
+          <w:p>
+            <w:pPr>
+              <w:jc w:val="center"/>
+              <w:rPr>
+                <w:rFonts w:ascii="Times New Roman" w:hAnsi="Times New Roman" w:cs="Times New Roman"/>
+              </w:rPr>
+            </w:pPr>
+            <w:r>
+              <w:rPr>
+                <w:rFonts w:ascii="Times New Roman" w:hAnsi="Times New Roman" w:cs="Times New Roman"/>
+                <w:color w:val="000000"/>
+              </w:rPr>
+              <w:t>[-9.9, 5.2]</w:t>
+            </w:r>
+          </w:p>
+        </w:tc>
+        <w:tc>
+          <w:tcPr>
+            <w:tcW w:w="1440" w:type="dxa"/>
+            <w:vAlign w:val="bottom"/>
+          </w:tcPr>
+          <w:p>
+            <w:pPr>
+              <w:jc w:val="center"/>
+              <w:rPr>
+                <w:rFonts w:ascii="Times New Roman" w:hAnsi="Times New Roman" w:cs="Times New Roman"/>
+              </w:rPr>
+            </w:pPr>
+            <w:r>
+              <w:rPr>
+                <w:rFonts w:ascii="Times New Roman" w:hAnsi="Times New Roman" w:cs="Times New Roman"/>
+                <w:color w:val="000000"/>
+              </w:rPr>
+              <w:t>0.54</w:t>
+            </w:r>
+          </w:p>
+        </w:tc>
+      </w:tr>
+      <w:tr>
+        <w:tc>
+          <w:tcPr>
+            <w:tcW w:w="1739" w:type="dxa"/>
+            <w:vAlign w:val="bottom"/>
+          </w:tcPr>
+          <w:p>
+            <w:pPr>
+              <w:jc w:val="center"/>
+              <w:rPr>
+                <w:rFonts w:ascii="Times New Roman" w:hAnsi="Times New Roman" w:cs="Times New Roman"/>
+              </w:rPr>
+            </w:pPr>
+            <w:r>
+              <w:rPr>
+                <w:rFonts w:ascii="Times New Roman" w:hAnsi="Times New Roman" w:cs="Times New Roman"/>
+                <w:color w:val="000000"/>
+              </w:rPr>
+              <w:t>10</w:t>
+            </w:r>
+            <w:r>
+              <w:rPr>
+                <w:rFonts w:ascii="Times New Roman" w:hAnsi="Times New Roman" w:cs="Times New Roman"/>
+                <w:color w:val="000000"/>
+              </w:rPr>
+              <w:t>%</w:t>
+            </w:r>
+          </w:p>
+        </w:tc>
+        <w:tc>
+          <w:tcPr>
+            <w:tcW w:w="1316" w:type="dxa"/>
+            <w:vAlign w:val="bottom"/>
+          </w:tcPr>
+          <w:p>
+            <w:pPr>
+              <w:jc w:val="center"/>
+              <w:rPr>
+                <w:rFonts w:ascii="Times New Roman" w:hAnsi="Times New Roman" w:cs="Times New Roman"/>
+                <w:color w:val="000000"/>
+              </w:rPr>
+            </w:pPr>
+            <w:r>
+              <w:rPr>
+                <w:rFonts w:ascii="Times New Roman" w:hAnsi="Times New Roman" w:cs="Times New Roman"/>
+                <w:color w:val="000000"/>
+              </w:rPr>
+              <w:t>3374</w:t>
+            </w:r>
+          </w:p>
+        </w:tc>
+        <w:tc>
+          <w:tcPr>
+            <w:tcW w:w="1710" w:type="dxa"/>
+            <w:vAlign w:val="bottom"/>
+          </w:tcPr>
+          <w:p>
+            <w:pPr>
+              <w:jc w:val="center"/>
+              <w:rPr>
+                <w:rFonts w:ascii="Times New Roman" w:hAnsi="Times New Roman" w:cs="Times New Roman"/>
+              </w:rPr>
+            </w:pPr>
+            <w:r>
+              <w:rPr>
+                <w:rFonts w:ascii="Times New Roman" w:hAnsi="Times New Roman" w:cs="Times New Roman"/>
+                <w:color w:val="000000"/>
+              </w:rPr>
+              <w:t>-3.4</w:t>
+            </w:r>
+          </w:p>
+        </w:tc>
+        <w:tc>
+          <w:tcPr>
+            <w:tcW w:w="3690" w:type="dxa"/>
+            <w:vAlign w:val="bottom"/>
+          </w:tcPr>
+          <w:p>
+            <w:pPr>
+              <w:jc w:val="center"/>
+              <w:rPr>
+                <w:rFonts w:ascii="Times New Roman" w:hAnsi="Times New Roman" w:cs="Times New Roman"/>
+              </w:rPr>
+            </w:pPr>
+            <w:r>
+              <w:rPr>
+                <w:rFonts w:ascii="Times New Roman" w:hAnsi="Times New Roman" w:cs="Times New Roman"/>
+                <w:color w:val="000000"/>
+              </w:rPr>
+              <w:t>[-9.9, 3.1]</w:t>
+            </w:r>
+          </w:p>
+        </w:tc>
+        <w:tc>
+          <w:tcPr>
+            <w:tcW w:w="1440" w:type="dxa"/>
+            <w:vAlign w:val="bottom"/>
+          </w:tcPr>
+          <w:p>
+            <w:pPr>
+              <w:jc w:val="center"/>
+              <w:rPr>
+                <w:rFonts w:ascii="Times New Roman" w:hAnsi="Times New Roman" w:cs="Times New Roman"/>
+              </w:rPr>
+            </w:pPr>
+            <w:r>
+              <w:rPr>
+                <w:rFonts w:ascii="Times New Roman" w:hAnsi="Times New Roman" w:cs="Times New Roman"/>
+                <w:color w:val="000000"/>
+              </w:rPr>
+              <w:t>0.30</w:t>
+            </w:r>
+          </w:p>
+        </w:tc>
+      </w:tr>
+      <w:tr>
+        <w:tc>
+          <w:tcPr>
+            <w:tcW w:w="1739" w:type="dxa"/>
+            <w:vAlign w:val="bottom"/>
+          </w:tcPr>
+          <w:p>
+            <w:pPr>
+              <w:jc w:val="center"/>
+              <w:rPr>
+                <w:rFonts w:ascii="Times New Roman" w:hAnsi="Times New Roman" w:cs="Times New Roman"/>
+              </w:rPr>
+            </w:pPr>
+            <w:r>
+              <w:rPr>
+                <w:rFonts w:ascii="Times New Roman" w:hAnsi="Times New Roman" w:cs="Times New Roman"/>
+                <w:color w:val="000000"/>
+              </w:rPr>
+              <w:t>20</w:t>
+            </w:r>
+            <w:r>
+              <w:rPr>
+                <w:rFonts w:ascii="Times New Roman" w:hAnsi="Times New Roman" w:cs="Times New Roman"/>
+                <w:color w:val="000000"/>
+              </w:rPr>
+              <w:t>%</w:t>
+            </w:r>
+          </w:p>
+        </w:tc>
+        <w:tc>
+          <w:tcPr>
+            <w:tcW w:w="1316" w:type="dxa"/>
+            <w:vAlign w:val="bottom"/>
+          </w:tcPr>
+          <w:p>
+            <w:pPr>
+              <w:jc w:val="center"/>
+              <w:rPr>
+                <w:rFonts w:ascii="Times New Roman" w:hAnsi="Times New Roman" w:cs="Times New Roman"/>
+                <w:color w:val="000000"/>
+              </w:rPr>
+            </w:pPr>
+            <w:r>
+              <w:rPr>
+                <w:rFonts w:ascii="Times New Roman" w:hAnsi="Times New Roman" w:cs="Times New Roman"/>
+                <w:color w:val="000000"/>
+              </w:rPr>
+              <w:t>3070</w:t>
+            </w:r>
+          </w:p>
+        </w:tc>
+        <w:tc>
+          <w:tcPr>
+            <w:tcW w:w="1710" w:type="dxa"/>
+            <w:vAlign w:val="bottom"/>
+          </w:tcPr>
+          <w:p>
+            <w:pPr>
+              <w:jc w:val="center"/>
+              <w:rPr>
+                <w:rFonts w:ascii="Times New Roman" w:hAnsi="Times New Roman" w:cs="Times New Roman"/>
+              </w:rPr>
+            </w:pPr>
+            <w:r>
+              <w:rPr>
+                <w:rFonts w:ascii="Times New Roman" w:hAnsi="Times New Roman" w:cs="Times New Roman"/>
+                <w:color w:val="000000"/>
+              </w:rPr>
+              <w:t>2.1</w:t>
+            </w:r>
+          </w:p>
+        </w:tc>
+        <w:tc>
+          <w:tcPr>
+            <w:tcW w:w="3690" w:type="dxa"/>
+            <w:vAlign w:val="bottom"/>
+          </w:tcPr>
+          <w:p>
+            <w:pPr>
+              <w:jc w:val="center"/>
+              <w:rPr>
+                <w:rFonts w:ascii="Times New Roman" w:hAnsi="Times New Roman" w:cs="Times New Roman"/>
+              </w:rPr>
+            </w:pPr>
+            <w:r>
+              <w:rPr>
+                <w:rFonts w:ascii="Times New Roman" w:hAnsi="Times New Roman" w:cs="Times New Roman"/>
+                <w:color w:val="000000"/>
+              </w:rPr>
+              <w:t>[-7.5, 11.7]</w:t>
+            </w:r>
+          </w:p>
+        </w:tc>
+        <w:tc>
+          <w:tcPr>
+            <w:tcW w:w="1440" w:type="dxa"/>
+            <w:vAlign w:val="bottom"/>
+          </w:tcPr>
+          <w:p>
+            <w:pPr>
+              <w:jc w:val="center"/>
+              <w:rPr>
+                <w:rFonts w:ascii="Times New Roman" w:hAnsi="Times New Roman" w:cs="Times New Roman"/>
+              </w:rPr>
+            </w:pPr>
+            <w:r>
+              <w:rPr>
+                <w:rFonts w:ascii="Times New Roman" w:hAnsi="Times New Roman" w:cs="Times New Roman"/>
+                <w:color w:val="000000"/>
+              </w:rPr>
+              <w:t>0.67</w:t>
+            </w:r>
+          </w:p>
+        </w:tc>
+      </w:tr>
+      <w:tr>
+        <w:tc>
+          <w:tcPr>
+            <w:tcW w:w="1739" w:type="dxa"/>
+            <w:vAlign w:val="bottom"/>
+          </w:tcPr>
+          <w:p>
+            <w:pPr>
+              <w:jc w:val="center"/>
+              <w:rPr>
+                <w:rFonts w:ascii="Times New Roman" w:hAnsi="Times New Roman" w:cs="Times New Roman"/>
+              </w:rPr>
+            </w:pPr>
+            <w:r>
+              <w:rPr>
+                <w:rFonts w:ascii="Times New Roman" w:hAnsi="Times New Roman" w:cs="Times New Roman"/>
+                <w:color w:val="000000"/>
+              </w:rPr>
+              <w:t>30</w:t>
+            </w:r>
+            <w:r>
+              <w:rPr>
+                <w:rFonts w:ascii="Times New Roman" w:hAnsi="Times New Roman" w:cs="Times New Roman"/>
+                <w:color w:val="000000"/>
+              </w:rPr>
+              <w:t>%</w:t>
+            </w:r>
+          </w:p>
+        </w:tc>
+        <w:tc>
+          <w:tcPr>
+            <w:tcW w:w="1316" w:type="dxa"/>
+            <w:vAlign w:val="bottom"/>
+          </w:tcPr>
+          <w:p>
+            <w:pPr>
+              <w:jc w:val="center"/>
+              <w:rPr>
+                <w:rFonts w:ascii="Times New Roman" w:hAnsi="Times New Roman" w:cs="Times New Roman"/>
+                <w:color w:val="000000"/>
+              </w:rPr>
+            </w:pPr>
+            <w:r>
+              <w:rPr>
+                <w:rFonts w:ascii="Times New Roman" w:hAnsi="Times New Roman" w:cs="Times New Roman"/>
+                <w:color w:val="000000"/>
+              </w:rPr>
+              <w:t>2821</w:t>
+            </w:r>
+          </w:p>
+        </w:tc>
+        <w:tc>
+          <w:tcPr>
+            <w:tcW w:w="1710" w:type="dxa"/>
+            <w:vAlign w:val="bottom"/>
+          </w:tcPr>
+          <w:p>
+            <w:pPr>
+              <w:jc w:val="center"/>
+              <w:rPr>
+                <w:rFonts w:ascii="Times New Roman" w:hAnsi="Times New Roman" w:cs="Times New Roman"/>
+              </w:rPr>
+            </w:pPr>
+            <w:r>
+              <w:rPr>
+                <w:rFonts w:ascii="Times New Roman" w:hAnsi="Times New Roman" w:cs="Times New Roman"/>
+                <w:color w:val="000000"/>
+              </w:rPr>
+              <w:t>9.9</w:t>
+            </w:r>
+          </w:p>
+        </w:tc>
+        <w:tc>
+          <w:tcPr>
+            <w:tcW w:w="3690" w:type="dxa"/>
+            <w:vAlign w:val="bottom"/>
+          </w:tcPr>
+          <w:p>
+            <w:pPr>
+              <w:jc w:val="center"/>
+              <w:rPr>
+                <w:rFonts w:ascii="Times New Roman" w:hAnsi="Times New Roman" w:cs="Times New Roman"/>
+              </w:rPr>
+            </w:pPr>
+            <w:r>
+              <w:rPr>
+                <w:rFonts w:ascii="Times New Roman" w:hAnsi="Times New Roman" w:cs="Times New Roman"/>
+                <w:color w:val="000000"/>
+              </w:rPr>
+              <w:t>[-10.1, 4.7]</w:t>
+            </w:r>
+          </w:p>
+        </w:tc>
+        <w:tc>
+          <w:tcPr>
+            <w:tcW w:w="1440" w:type="dxa"/>
+            <w:vAlign w:val="bottom"/>
+          </w:tcPr>
+          <w:p>
+            <w:pPr>
+              <w:jc w:val="center"/>
+              <w:rPr>
+                <w:rFonts w:ascii="Times New Roman" w:hAnsi="Times New Roman" w:cs="Times New Roman"/>
+              </w:rPr>
+            </w:pPr>
+            <w:r>
+              <w:rPr>
+                <w:rFonts w:ascii="Times New Roman" w:hAnsi="Times New Roman" w:cs="Times New Roman"/>
+                <w:color w:val="000000"/>
+              </w:rPr>
+              <w:t>0.48</w:t>
+            </w:r>
+          </w:p>
+        </w:tc>
+      </w:tr>
+      <w:tr>
+        <w:tc>
+          <w:tcPr>
+            <w:tcW w:w="1739" w:type="dxa"/>
+            <w:vAlign w:val="bottom"/>
+          </w:tcPr>
+          <w:p>
+            <w:pPr>
+              <w:jc w:val="center"/>
+              <w:rPr>
+                <w:rFonts w:ascii="Times New Roman" w:hAnsi="Times New Roman" w:cs="Times New Roman"/>
+              </w:rPr>
+            </w:pPr>
+            <w:r>
+              <w:rPr>
+                <w:rFonts w:ascii="Times New Roman" w:hAnsi="Times New Roman" w:cs="Times New Roman"/>
+                <w:color w:val="000000"/>
+              </w:rPr>
+              <w:t>40</w:t>
+            </w:r>
+            <w:r>
+              <w:rPr>
+                <w:rFonts w:ascii="Times New Roman" w:hAnsi="Times New Roman" w:cs="Times New Roman"/>
+                <w:color w:val="000000"/>
+              </w:rPr>
+              <w:t>%</w:t>
+            </w:r>
+          </w:p>
+        </w:tc>
+        <w:tc>
+          <w:tcPr>
+            <w:tcW w:w="1316" w:type="dxa"/>
+            <w:vAlign w:val="bottom"/>
+          </w:tcPr>
+          <w:p>
+            <w:pPr>
+              <w:jc w:val="center"/>
+              <w:rPr>
+                <w:rFonts w:ascii="Times New Roman" w:hAnsi="Times New Roman" w:cs="Times New Roman"/>
+                <w:color w:val="000000"/>
+              </w:rPr>
+            </w:pPr>
+            <w:r>
+              <w:rPr>
+                <w:rFonts w:ascii="Times New Roman" w:hAnsi="Times New Roman" w:cs="Times New Roman"/>
+                <w:color w:val="000000"/>
+              </w:rPr>
+              <w:t>2629</w:t>
+            </w:r>
+          </w:p>
+        </w:tc>
+        <w:tc>
+          <w:tcPr>
+            <w:tcW w:w="1710" w:type="dxa"/>
+            <w:vAlign w:val="bottom"/>
+          </w:tcPr>
+          <w:p>
+            <w:pPr>
+              <w:jc w:val="center"/>
+              <w:rPr>
+                <w:rFonts w:ascii="Times New Roman" w:hAnsi="Times New Roman" w:cs="Times New Roman"/>
+              </w:rPr>
+            </w:pPr>
+            <w:r>
+              <w:rPr>
+                <w:rFonts w:ascii="Times New Roman" w:hAnsi="Times New Roman" w:cs="Times New Roman"/>
+                <w:color w:val="000000"/>
+              </w:rPr>
+              <w:t>-0.1</w:t>
+            </w:r>
+          </w:p>
+        </w:tc>
+        <w:tc>
+          <w:tcPr>
+            <w:tcW w:w="3690" w:type="dxa"/>
+            <w:vAlign w:val="bottom"/>
+          </w:tcPr>
+          <w:p>
+            <w:pPr>
+              <w:jc w:val="center"/>
+              <w:rPr>
+                <w:rFonts w:ascii="Times New Roman" w:hAnsi="Times New Roman" w:cs="Times New Roman"/>
+              </w:rPr>
+            </w:pPr>
+            <w:r>
+              <w:rPr>
+                <w:rFonts w:ascii="Times New Roman" w:hAnsi="Times New Roman" w:cs="Times New Roman"/>
+                <w:color w:val="000000"/>
+              </w:rPr>
+              <w:t>[-10.1, 9.9]</w:t>
+            </w:r>
+          </w:p>
+        </w:tc>
+        <w:tc>
+          <w:tcPr>
+            <w:tcW w:w="1440" w:type="dxa"/>
+            <w:vAlign w:val="bottom"/>
+          </w:tcPr>
+          <w:p>
+            <w:pPr>
+              <w:jc w:val="center"/>
+              <w:rPr>
+                <w:rFonts w:ascii="Times New Roman" w:hAnsi="Times New Roman" w:cs="Times New Roman"/>
+              </w:rPr>
+            </w:pPr>
+            <w:r>
+              <w:rPr>
+                <w:rFonts w:ascii="Times New Roman" w:hAnsi="Times New Roman" w:cs="Times New Roman"/>
+                <w:color w:val="000000"/>
+              </w:rPr>
+              <w:t>0.98</w:t>
+            </w:r>
+          </w:p>
+        </w:tc>
+      </w:tr>
+      <w:tr>
+        <w:tc>
+          <w:tcPr>
+            <w:tcW w:w="1739" w:type="dxa"/>
+            <w:vAlign w:val="bottom"/>
+          </w:tcPr>
+          <w:p>
+            <w:pPr>
+              <w:jc w:val="center"/>
+              <w:rPr>
+                <w:rFonts w:ascii="Times New Roman" w:hAnsi="Times New Roman" w:cs="Times New Roman"/>
+              </w:rPr>
+            </w:pPr>
+            <w:r>
+              <w:rPr>
+                <w:rFonts w:ascii="Times New Roman" w:hAnsi="Times New Roman" w:cs="Times New Roman"/>
+                <w:color w:val="000000"/>
+              </w:rPr>
+              <w:t>50</w:t>
+            </w:r>
+            <w:r>
+              <w:rPr>
+                <w:rFonts w:ascii="Times New Roman" w:hAnsi="Times New Roman" w:cs="Times New Roman"/>
+                <w:color w:val="000000"/>
+              </w:rPr>
+              <w:t>%</w:t>
+            </w:r>
+          </w:p>
+        </w:tc>
+        <w:tc>
+          <w:tcPr>
+            <w:tcW w:w="1316" w:type="dxa"/>
+            <w:vAlign w:val="bottom"/>
+          </w:tcPr>
+          <w:p>
+            <w:pPr>
+              <w:jc w:val="center"/>
+              <w:rPr>
+                <w:rFonts w:ascii="Times New Roman" w:hAnsi="Times New Roman" w:cs="Times New Roman"/>
+                <w:color w:val="000000"/>
+              </w:rPr>
+            </w:pPr>
+            <w:r>
+              <w:rPr>
+                <w:rFonts w:ascii="Times New Roman" w:hAnsi="Times New Roman" w:cs="Times New Roman"/>
+                <w:color w:val="000000"/>
+              </w:rPr>
+              <w:t>253</w:t>
+            </w:r>
+            <w:r>
+              <w:rPr>
+                <w:rFonts w:ascii="Times New Roman" w:hAnsi="Times New Roman" w:cs="Times New Roman"/>
+                <w:color w:val="000000"/>
+              </w:rPr>
+              <w:t>0</w:t>
+            </w:r>
+          </w:p>
+        </w:tc>
+        <w:tc>
+          <w:tcPr>
+            <w:tcW w:w="1710" w:type="dxa"/>
+            <w:vAlign w:val="bottom"/>
+          </w:tcPr>
+          <w:p>
+            <w:pPr>
+              <w:jc w:val="center"/>
+              <w:rPr>
+                <w:rFonts w:ascii="Times New Roman" w:hAnsi="Times New Roman" w:cs="Times New Roman"/>
+              </w:rPr>
+            </w:pPr>
+            <w:r>
+              <w:rPr>
+                <w:rFonts w:ascii="Times New Roman" w:hAnsi="Times New Roman" w:cs="Times New Roman"/>
+                <w:color w:val="000000"/>
+              </w:rPr>
+              <w:t>0.8</w:t>
+            </w:r>
+          </w:p>
+        </w:tc>
+        <w:tc>
+          <w:tcPr>
+            <w:tcW w:w="3690" w:type="dxa"/>
+            <w:vAlign w:val="bottom"/>
+          </w:tcPr>
+          <w:p>
+            <w:pPr>
+              <w:jc w:val="center"/>
+              <w:rPr>
+                <w:rFonts w:ascii="Times New Roman" w:hAnsi="Times New Roman" w:cs="Times New Roman"/>
+              </w:rPr>
+            </w:pPr>
+            <w:r>
+              <w:rPr>
+                <w:rFonts w:ascii="Times New Roman" w:hAnsi="Times New Roman" w:cs="Times New Roman"/>
+                <w:color w:val="000000"/>
+              </w:rPr>
+              <w:t>[-8.6, 10.2]</w:t>
+            </w:r>
+          </w:p>
+        </w:tc>
+        <w:tc>
+          <w:tcPr>
+            <w:tcW w:w="1440" w:type="dxa"/>
+            <w:vAlign w:val="bottom"/>
+          </w:tcPr>
+          <w:p>
+            <w:pPr>
+              <w:jc w:val="center"/>
+              <w:rPr>
+                <w:rFonts w:ascii="Times New Roman" w:hAnsi="Times New Roman" w:cs="Times New Roman"/>
+              </w:rPr>
+            </w:pPr>
+            <w:r>
+              <w:rPr>
+                <w:rFonts w:ascii="Times New Roman" w:hAnsi="Times New Roman" w:cs="Times New Roman"/>
+                <w:color w:val="000000"/>
+              </w:rPr>
+              <w:t>0.87</w:t>
+            </w:r>
+          </w:p>
+        </w:tc>
+      </w:tr>
+      <w:tr>
+        <w:tc>
+          <w:tcPr>
+            <w:tcW w:w="1739" w:type="dxa"/>
+            <w:vAlign w:val="bottom"/>
+          </w:tcPr>
+          <w:p>
+            <w:pPr>
+              <w:jc w:val="center"/>
+              <w:rPr>
+                <w:rFonts w:ascii="Times New Roman" w:hAnsi="Times New Roman" w:cs="Times New Roman"/>
+              </w:rPr>
+            </w:pPr>
+            <w:r>
+              <w:rPr>
+                <w:rFonts w:ascii="Times New Roman" w:hAnsi="Times New Roman" w:cs="Times New Roman"/>
+                <w:color w:val="000000"/>
+              </w:rPr>
+              <w:t>60</w:t>
+            </w:r>
+            <w:r>
+              <w:rPr>
+                <w:rFonts w:ascii="Times New Roman" w:hAnsi="Times New Roman" w:cs="Times New Roman"/>
+                <w:color w:val="000000"/>
+              </w:rPr>
+              <w:t>%</w:t>
+            </w:r>
+          </w:p>
+        </w:tc>
+        <w:tc>
+          <w:tcPr>
+            <w:tcW w:w="1316" w:type="dxa"/>
+            <w:vAlign w:val="bottom"/>
+          </w:tcPr>
+          <w:p>
+            <w:pPr>
+              <w:jc w:val="center"/>
+              <w:rPr>
+                <w:rFonts w:ascii="Times New Roman" w:hAnsi="Times New Roman" w:cs="Times New Roman"/>
+                <w:color w:val="000000"/>
+              </w:rPr>
+            </w:pPr>
+            <w:r>
+              <w:rPr>
+                <w:rFonts w:ascii="Times New Roman" w:hAnsi="Times New Roman" w:cs="Times New Roman"/>
+                <w:color w:val="000000"/>
+              </w:rPr>
+              <w:t>211</w:t>
+            </w:r>
+            <w:r>
+              <w:rPr>
+                <w:rFonts w:ascii="Times New Roman" w:hAnsi="Times New Roman" w:cs="Times New Roman"/>
+                <w:color w:val="000000"/>
+              </w:rPr>
+              <w:t>8</w:t>
+            </w:r>
+          </w:p>
+        </w:tc>
+        <w:tc>
+          <w:tcPr>
+            <w:tcW w:w="1710" w:type="dxa"/>
+            <w:vAlign w:val="bottom"/>
+          </w:tcPr>
+          <w:p>
+            <w:pPr>
+              <w:jc w:val="center"/>
+              <w:rPr>
+                <w:rFonts w:ascii="Times New Roman" w:hAnsi="Times New Roman" w:cs="Times New Roman"/>
+              </w:rPr>
+            </w:pPr>
+            <w:r>
+              <w:rPr>
+                <w:rFonts w:ascii="Times New Roman" w:hAnsi="Times New Roman" w:cs="Times New Roman"/>
+                <w:color w:val="000000"/>
+              </w:rPr>
+              <w:t>3.1</w:t>
+            </w:r>
+          </w:p>
+        </w:tc>
+        <w:tc>
+          <w:tcPr>
+            <w:tcW w:w="3690" w:type="dxa"/>
+            <w:vAlign w:val="bottom"/>
+          </w:tcPr>
+          <w:p>
+            <w:pPr>
+              <w:jc w:val="center"/>
+              <w:rPr>
+                <w:rFonts w:ascii="Times New Roman" w:hAnsi="Times New Roman" w:cs="Times New Roman"/>
+              </w:rPr>
+            </w:pPr>
+            <w:r>
+              <w:rPr>
+                <w:rFonts w:ascii="Times New Roman" w:hAnsi="Times New Roman" w:cs="Times New Roman"/>
+                <w:color w:val="000000"/>
+              </w:rPr>
+              <w:t>[5.6, 14.1]</w:t>
+            </w:r>
+          </w:p>
+        </w:tc>
+        <w:tc>
+          <w:tcPr>
+            <w:tcW w:w="1440" w:type="dxa"/>
+            <w:vAlign w:val="bottom"/>
+          </w:tcPr>
+          <w:p>
+            <w:pPr>
+              <w:jc w:val="center"/>
+              <w:rPr>
+                <w:rFonts w:ascii="Times New Roman" w:hAnsi="Times New Roman" w:cs="Times New Roman"/>
+              </w:rPr>
+            </w:pPr>
+            <w:r>
+              <w:rPr>
+                <w:rFonts w:ascii="Times New Roman" w:hAnsi="Times New Roman" w:cs="Times New Roman"/>
+                <w:color w:val="000000"/>
+              </w:rPr>
+              <w:t>0.58</w:t>
+            </w:r>
+          </w:p>
+        </w:tc>
+      </w:tr>
+      <w:tr>
+        <w:tc>
+          <w:tcPr>
+            <w:tcW w:w="1739" w:type="dxa"/>
+            <w:vAlign w:val="bottom"/>
+          </w:tcPr>
+          <w:p>
+            <w:pPr>
+              <w:jc w:val="center"/>
+              <w:rPr>
+                <w:rFonts w:ascii="Times New Roman" w:hAnsi="Times New Roman" w:cs="Times New Roman"/>
+              </w:rPr>
+            </w:pPr>
+            <w:r>
+              <w:rPr>
+                <w:rFonts w:ascii="Times New Roman" w:hAnsi="Times New Roman" w:cs="Times New Roman"/>
+                <w:color w:val="000000"/>
+              </w:rPr>
+              <w:t>70</w:t>
+            </w:r>
+            <w:r>
+              <w:rPr>
+                <w:rFonts w:ascii="Times New Roman" w:hAnsi="Times New Roman" w:cs="Times New Roman"/>
+                <w:color w:val="000000"/>
+              </w:rPr>
+              <w:t>%</w:t>
+            </w:r>
+          </w:p>
+        </w:tc>
+        <w:tc>
+          <w:tcPr>
+            <w:tcW w:w="1316" w:type="dxa"/>
+            <w:vAlign w:val="bottom"/>
+          </w:tcPr>
+          <w:p>
+            <w:pPr>
+              <w:jc w:val="center"/>
+              <w:rPr>
+                <w:rFonts w:ascii="Times New Roman" w:hAnsi="Times New Roman" w:cs="Times New Roman"/>
+                <w:color w:val="000000"/>
+              </w:rPr>
+            </w:pPr>
+            <w:r>
+              <w:rPr>
+                <w:rFonts w:ascii="Times New Roman" w:hAnsi="Times New Roman" w:cs="Times New Roman"/>
+                <w:color w:val="000000"/>
+              </w:rPr>
+              <w:t>1822</w:t>
+            </w:r>
+          </w:p>
+        </w:tc>
+        <w:tc>
+          <w:tcPr>
+            <w:tcW w:w="1710" w:type="dxa"/>
+            <w:vAlign w:val="bottom"/>
+          </w:tcPr>
+          <w:p>
+            <w:pPr>
+              <w:jc w:val="center"/>
+              <w:rPr>
+                <w:rFonts w:ascii="Times New Roman" w:hAnsi="Times New Roman" w:cs="Times New Roman"/>
+              </w:rPr>
+            </w:pPr>
+            <w:r>
+              <w:rPr>
+                <w:rFonts w:ascii="Times New Roman" w:hAnsi="Times New Roman" w:cs="Times New Roman"/>
+                <w:color w:val="000000"/>
+              </w:rPr>
+              <w:t>0.1</w:t>
+            </w:r>
+          </w:p>
+        </w:tc>
+        <w:tc>
+          <w:tcPr>
+            <w:tcW w:w="3690" w:type="dxa"/>
+            <w:vAlign w:val="bottom"/>
+          </w:tcPr>
+          <w:p>
+            <w:pPr>
+              <w:jc w:val="center"/>
+              <w:rPr>
+                <w:rFonts w:ascii="Times New Roman" w:hAnsi="Times New Roman" w:cs="Times New Roman"/>
+              </w:rPr>
+            </w:pPr>
+            <w:r>
+              <w:rPr>
+                <w:rFonts w:ascii="Times New Roman" w:hAnsi="Times New Roman" w:cs="Times New Roman"/>
+                <w:color w:val="000000"/>
+              </w:rPr>
+              <w:t>[-6.7, 6.8]</w:t>
+            </w:r>
+          </w:p>
+        </w:tc>
+        <w:tc>
+          <w:tcPr>
+            <w:tcW w:w="1440" w:type="dxa"/>
+            <w:vAlign w:val="bottom"/>
+          </w:tcPr>
+          <w:p>
+            <w:pPr>
+              <w:jc w:val="center"/>
+              <w:rPr>
+                <w:rFonts w:ascii="Times New Roman" w:hAnsi="Times New Roman" w:cs="Times New Roman"/>
+              </w:rPr>
+            </w:pPr>
+            <w:r>
+              <w:rPr>
+                <w:rFonts w:ascii="Times New Roman" w:hAnsi="Times New Roman" w:cs="Times New Roman"/>
+                <w:color w:val="000000"/>
+              </w:rPr>
+              <w:t>0.99</w:t>
+            </w:r>
+          </w:p>
+        </w:tc>
+      </w:tr>
+      <w:tr>
+        <w:tc>
+          <w:tcPr>
+            <w:tcW w:w="1739" w:type="dxa"/>
+            <w:vAlign w:val="bottom"/>
+          </w:tcPr>
+          <w:p>
+            <w:pPr>
+              <w:jc w:val="center"/>
+              <w:rPr>
+                <w:rFonts w:ascii="Times New Roman" w:hAnsi="Times New Roman" w:cs="Times New Roman"/>
+              </w:rPr>
+            </w:pPr>
+            <w:r>
+              <w:rPr>
+                <w:rFonts w:ascii="Times New Roman" w:hAnsi="Times New Roman" w:cs="Times New Roman"/>
+                <w:color w:val="000000"/>
+              </w:rPr>
+              <w:t>80</w:t>
+            </w:r>
+            <w:r>
+              <w:rPr>
+                <w:rFonts w:ascii="Times New Roman" w:hAnsi="Times New Roman" w:cs="Times New Roman"/>
+                <w:color w:val="000000"/>
+              </w:rPr>
+              <w:t>%</w:t>
+            </w:r>
+          </w:p>
+        </w:tc>
+        <w:tc>
+          <w:tcPr>
+            <w:tcW w:w="1316" w:type="dxa"/>
+            <w:vAlign w:val="bottom"/>
+          </w:tcPr>
+          <w:p>
+            <w:pPr>
+              <w:jc w:val="center"/>
+              <w:rPr>
+                <w:rFonts w:ascii="Times New Roman" w:hAnsi="Times New Roman" w:cs="Times New Roman"/>
+                <w:color w:val="000000"/>
+              </w:rPr>
+            </w:pPr>
+            <w:r>
+              <w:rPr>
+                <w:rFonts w:ascii="Times New Roman" w:hAnsi="Times New Roman" w:cs="Times New Roman"/>
+                <w:color w:val="000000"/>
+              </w:rPr>
+              <w:t>1465</w:t>
+            </w:r>
+          </w:p>
+        </w:tc>
+        <w:tc>
+          <w:tcPr>
+            <w:tcW w:w="1710" w:type="dxa"/>
+            <w:vAlign w:val="bottom"/>
+          </w:tcPr>
+          <w:p>
+            <w:pPr>
+              <w:jc w:val="center"/>
+              <w:rPr>
+                <w:rFonts w:ascii="Times New Roman" w:hAnsi="Times New Roman" w:cs="Times New Roman"/>
+              </w:rPr>
+            </w:pPr>
+            <w:r>
+              <w:rPr>
+                <w:rFonts w:ascii="Times New Roman" w:hAnsi="Times New Roman" w:cs="Times New Roman"/>
+                <w:color w:val="000000"/>
+              </w:rPr>
+              <w:t>-10.4</w:t>
+            </w:r>
+          </w:p>
+        </w:tc>
+        <w:tc>
+          <w:tcPr>
+            <w:tcW w:w="3690" w:type="dxa"/>
+            <w:vAlign w:val="bottom"/>
+          </w:tcPr>
+          <w:p>
+            <w:pPr>
+              <w:jc w:val="center"/>
+              <w:rPr>
+                <w:rFonts w:ascii="Times New Roman" w:hAnsi="Times New Roman" w:cs="Times New Roman"/>
+              </w:rPr>
+            </w:pPr>
+            <w:r>
+              <w:rPr>
+                <w:rFonts w:ascii="Times New Roman" w:hAnsi="Times New Roman" w:cs="Times New Roman"/>
+                <w:color w:val="000000"/>
+              </w:rPr>
+              <w:t>[-14.7, -6.2]</w:t>
+            </w:r>
+          </w:p>
+        </w:tc>
+        <w:tc>
+          <w:tcPr>
+            <w:tcW w:w="1440" w:type="dxa"/>
+            <w:vAlign w:val="bottom"/>
+          </w:tcPr>
+          <w:p>
+            <w:pPr>
+              <w:jc w:val="center"/>
+              <w:rPr>
+                <w:rFonts w:ascii="Times New Roman" w:hAnsi="Times New Roman" w:cs="Times New Roman"/>
+                <w:b/>
+                <w:bCs/>
+              </w:rPr>
+            </w:pPr>
+            <w:r>
+              <w:rPr>
+                <w:rFonts w:ascii="Times New Roman" w:hAnsi="Times New Roman" w:cs="Times New Roman"/>
+                <w:b/>
+                <w:bCs/>
+                <w:color w:val="000000"/>
+              </w:rPr>
+              <w:t>&lt;</w:t>
+            </w:r>
+            <w:r>
+              <w:rPr>
+                <w:rFonts w:ascii="Times New Roman" w:hAnsi="Times New Roman" w:cs="Times New Roman"/>
+                <w:b/>
+                <w:bCs/>
+                <w:color w:val="000000"/>
+              </w:rPr>
+              <w:t>0.001**</w:t>
+            </w:r>
+          </w:p>
+        </w:tc>
+      </w:tr>
+      <w:tr>
+        <w:tc>
+          <w:tcPr>
+            <w:tcW w:w="1739" w:type="dxa"/>
+            <w:vAlign w:val="bottom"/>
+          </w:tcPr>
+          <w:p>
+            <w:pPr>
+              <w:jc w:val="center"/>
+              <w:rPr>
+                <w:rFonts w:ascii="Times New Roman" w:hAnsi="Times New Roman" w:cs="Times New Roman"/>
+              </w:rPr>
+            </w:pPr>
+            <w:r>
+              <w:rPr>
+                <w:rFonts w:ascii="Times New Roman" w:hAnsi="Times New Roman" w:cs="Times New Roman"/>
+                <w:color w:val="000000"/>
+              </w:rPr>
+              <w:t>90</w:t>
+            </w:r>
+            <w:r>
+              <w:rPr>
+                <w:rFonts w:ascii="Times New Roman" w:hAnsi="Times New Roman" w:cs="Times New Roman"/>
+                <w:color w:val="000000"/>
+              </w:rPr>
+              <w:t>%</w:t>
+            </w:r>
+          </w:p>
+        </w:tc>
+        <w:tc>
+          <w:tcPr>
+            <w:tcW w:w="1316" w:type="dxa"/>
+            <w:vAlign w:val="bottom"/>
+          </w:tcPr>
+          <w:p>
+            <w:pPr>
+              <w:jc w:val="center"/>
+              <w:rPr>
+                <w:rFonts w:ascii="Times New Roman" w:hAnsi="Times New Roman" w:cs="Times New Roman"/>
+                <w:color w:val="000000"/>
+              </w:rPr>
+            </w:pPr>
+            <w:r>
+              <w:rPr>
+                <w:rFonts w:ascii="Times New Roman" w:hAnsi="Times New Roman" w:cs="Times New Roman"/>
+                <w:color w:val="000000"/>
+              </w:rPr>
+              <w:t>1072</w:t>
+            </w:r>
+          </w:p>
+        </w:tc>
+        <w:tc>
+          <w:tcPr>
+            <w:tcW w:w="1710" w:type="dxa"/>
+            <w:vAlign w:val="bottom"/>
+          </w:tcPr>
+          <w:p>
+            <w:pPr>
+              <w:jc w:val="center"/>
+              <w:rPr>
+                <w:rFonts w:ascii="Times New Roman" w:hAnsi="Times New Roman" w:cs="Times New Roman"/>
+              </w:rPr>
+            </w:pPr>
+            <w:r>
+              <w:rPr>
+                <w:rFonts w:ascii="Times New Roman" w:hAnsi="Times New Roman" w:cs="Times New Roman"/>
+                <w:color w:val="000000"/>
+              </w:rPr>
+              <w:t>-8.6</w:t>
+            </w:r>
+          </w:p>
+        </w:tc>
+        <w:tc>
+          <w:tcPr>
+            <w:tcW w:w="3690" w:type="dxa"/>
+            <w:vAlign w:val="bottom"/>
+          </w:tcPr>
+          <w:p>
+            <w:pPr>
+              <w:jc w:val="center"/>
+              <w:rPr>
+                <w:rFonts w:ascii="Times New Roman" w:hAnsi="Times New Roman" w:cs="Times New Roman"/>
+              </w:rPr>
+            </w:pPr>
+            <w:r>
+              <w:rPr>
+                <w:rFonts w:ascii="Times New Roman" w:hAnsi="Times New Roman" w:cs="Times New Roman"/>
+                <w:color w:val="000000"/>
+              </w:rPr>
+              <w:t>[-18.8, 1.5]</w:t>
+            </w:r>
+          </w:p>
+        </w:tc>
+        <w:tc>
+          <w:tcPr>
+            <w:tcW w:w="1440" w:type="dxa"/>
+            <w:vAlign w:val="bottom"/>
+          </w:tcPr>
+          <w:p>
+            <w:pPr>
+              <w:jc w:val="center"/>
+              <w:rPr>
+                <w:rFonts w:ascii="Times New Roman" w:hAnsi="Times New Roman" w:cs="Times New Roman"/>
+              </w:rPr>
+            </w:pPr>
+            <w:r>
+              <w:rPr>
+                <w:rFonts w:ascii="Times New Roman" w:hAnsi="Times New Roman" w:cs="Times New Roman"/>
+                <w:color w:val="000000"/>
+              </w:rPr>
+              <w:t>0.10</w:t>
+            </w:r>
+          </w:p>
+        </w:tc>
+      </w:tr>
+      <w:tr>
+        <w:tc>
+          <w:tcPr>
+            <w:tcW w:w="1739" w:type="dxa"/>
+            <w:vAlign w:val="bottom"/>
+          </w:tcPr>
+          <w:p>
+            <w:pPr>
+              <w:jc w:val="center"/>
+              <w:rPr>
+                <w:rFonts w:ascii="Times New Roman" w:hAnsi="Times New Roman" w:cs="Times New Roman"/>
+              </w:rPr>
+            </w:pPr>
+            <w:r>
+              <w:rPr>
+                <w:rFonts w:ascii="Times New Roman" w:hAnsi="Times New Roman" w:cs="Times New Roman"/>
+                <w:color w:val="000000"/>
+              </w:rPr>
+              <w:t>100</w:t>
+            </w:r>
+            <w:r>
+              <w:rPr>
+                <w:rFonts w:ascii="Times New Roman" w:hAnsi="Times New Roman" w:cs="Times New Roman"/>
+                <w:color w:val="000000"/>
+              </w:rPr>
+              <w:t>%</w:t>
+            </w:r>
+          </w:p>
+        </w:tc>
+        <w:tc>
+          <w:tcPr>
+            <w:tcW w:w="1316" w:type="dxa"/>
+            <w:vAlign w:val="bottom"/>
+          </w:tcPr>
+          <w:p>
+            <w:pPr>
+              <w:jc w:val="center"/>
+              <w:rPr>
+                <w:rFonts w:ascii="Times New Roman" w:hAnsi="Times New Roman" w:cs="Times New Roman"/>
+                <w:color w:val="000000"/>
+              </w:rPr>
+            </w:pPr>
+            <w:r>
+              <w:rPr>
+                <w:rFonts w:ascii="Times New Roman" w:hAnsi="Times New Roman" w:cs="Times New Roman"/>
+                <w:color w:val="000000"/>
+              </w:rPr>
+              <w:t>338</w:t>
+            </w:r>
+          </w:p>
+        </w:tc>
+        <w:tc>
+          <w:tcPr>
+            <w:tcW w:w="1710" w:type="dxa"/>
+            <w:vAlign w:val="bottom"/>
+          </w:tcPr>
+          <w:p>
+            <w:pPr>
+              <w:jc w:val="center"/>
+              <w:rPr>
+                <w:rFonts w:ascii="Times New Roman" w:hAnsi="Times New Roman" w:cs="Times New Roman"/>
+              </w:rPr>
+            </w:pPr>
+            <w:r>
+              <w:rPr>
+                <w:rFonts w:ascii="Times New Roman" w:hAnsi="Times New Roman" w:cs="Times New Roman"/>
+                <w:color w:val="000000"/>
+              </w:rPr>
+              <w:t>-23.1</w:t>
+            </w:r>
+          </w:p>
+        </w:tc>
+        <w:tc>
+          <w:tcPr>
+            <w:tcW w:w="3690" w:type="dxa"/>
+            <w:vAlign w:val="bottom"/>
+          </w:tcPr>
+          <w:p>
+            <w:pPr>
+              <w:jc w:val="center"/>
+              <w:rPr>
+                <w:rFonts w:ascii="Times New Roman" w:hAnsi="Times New Roman" w:cs="Times New Roman"/>
+              </w:rPr>
+            </w:pPr>
+            <w:r>
+              <w:rPr>
+                <w:rFonts w:ascii="Times New Roman" w:hAnsi="Times New Roman" w:cs="Times New Roman"/>
+                <w:color w:val="000000"/>
+              </w:rPr>
+              <w:t>[-35.6, -10.5]</w:t>
+            </w:r>
+          </w:p>
+        </w:tc>
+        <w:tc>
+          <w:tcPr>
+            <w:tcW w:w="1440" w:type="dxa"/>
+            <w:vAlign w:val="bottom"/>
+          </w:tcPr>
+          <w:p>
+            <w:pPr>
+              <w:jc w:val="center"/>
+              <w:rPr>
+                <w:rFonts w:ascii="Times New Roman" w:hAnsi="Times New Roman" w:cs="Times New Roman"/>
+                <w:b/>
+                <w:bCs/>
+              </w:rPr>
+            </w:pPr>
+            <w:r>
+              <w:rPr>
+                <w:rFonts w:ascii="Times New Roman" w:hAnsi="Times New Roman" w:cs="Times New Roman"/>
+                <w:b/>
+                <w:bCs/>
+                <w:color w:val="000000"/>
+              </w:rPr>
+              <w:t>&lt;0.001**</w:t>
+            </w:r>
+          </w:p>
+        </w:tc>
+      </w:tr>
+    </w:tbl>
+    <w:p>
+      <w:pPr>
+        <w:rPr>
+          <w:rFonts w:ascii="Times New Roman" w:hAnsi="Times New Roman" w:cs="Times New Roman"/>
+          <w:b/>
+          <w:bCs/>
+        </w:rPr>
+      </w:pPr>
+      <w:r>
+        <w:rPr>
+          <w:rFonts w:ascii="Times New Roman" w:hAnsi="Times New Roman" w:cs="Times New Roman"/>
+          <w:b/>
+          <w:bCs/>
+        </w:rPr>
+        <w:t xml:space="preserve">Table ***: </w:t>
+      </w:r>
+    </w:p>
+    <w:p>
+      <w:pPr>
+        <w:rPr>
+          <w:rFonts w:ascii="Times New Roman" w:hAnsi="Times New Roman" w:cs="Times New Roman"/>
+        </w:rPr>
+      </w:pPr>
+    </w:p>
+    <w:p>
+      <w:pPr>
+        <w:rPr>
+          <w:rFonts w:ascii="Times New Roman" w:hAnsi="Times New Roman" w:cs="Times New Roman"/>
+        </w:rPr>
+      </w:pPr>
     </w:p>
     <w:p>
       <w:pPr>
@@ -11504,6 +12888,7 @@
           <w:bCs/>
           <w:noProof/>
         </w:rPr>
+        <w:lastRenderedPageBreak/>
         <w:drawing>
           <wp:inline distT="0" distB="0" distL="0" distR="0" wp14:anchorId="7166AEDC" wp14:editId="3327FE85">
             <wp:extent cx="6290945" cy="4018280"/>
@@ -11520,7 +12905,7 @@
                     <pic:cNvPicPr/>
                   </pic:nvPicPr>
                   <pic:blipFill>
-                    <a:blip r:embed="rId6" cstate="print">
+                    <a:blip r:embed="rId7" cstate="print">
                       <a:extLst>
                         <a:ext uri="{28A0092B-C50C-407E-A947-70E740481C1C}">
                           <a14:useLocalDpi xmlns:a14="http://schemas.microsoft.com/office/drawing/2010/main" val="0"/>
@@ -11649,7 +13034,7 @@
                     <pic:cNvPicPr/>
                   </pic:nvPicPr>
                   <pic:blipFill>
-                    <a:blip r:embed="rId7" cstate="print">
+                    <a:blip r:embed="rId8" cstate="print">
                       <a:extLst>
                         <a:ext uri="{28A0092B-C50C-407E-A947-70E740481C1C}">
                           <a14:useLocalDpi xmlns:a14="http://schemas.microsoft.com/office/drawing/2010/main" val="0"/>
@@ -11795,7 +13180,6 @@
                 <w:lang w:val="it-IT"/>
               </w:rPr>
             </w:pPr>
-            <w:proofErr w:type="spellStart"/>
             <w:r>
               <w:rPr>
                 <w:rFonts w:ascii="Times New Roman" w:hAnsi="Times New Roman" w:cs="Times New Roman"/>
@@ -11807,7 +13191,6 @@
               </w:rPr>
               <w:t>Outcome</w:t>
             </w:r>
-            <w:proofErr w:type="spellEnd"/>
           </w:p>
         </w:tc>
         <w:tc>
@@ -11827,7 +13210,6 @@
                 <w:lang w:val="it-IT"/>
               </w:rPr>
             </w:pPr>
-            <w:proofErr w:type="spellStart"/>
             <w:r>
               <w:rPr>
                 <w:rFonts w:ascii="Times New Roman" w:hAnsi="Times New Roman" w:cs="Times New Roman"/>
@@ -11851,7 +13233,6 @@
               </w:rPr>
               <w:t>L</w:t>
             </w:r>
-            <w:proofErr w:type="spellEnd"/>
           </w:p>
         </w:tc>
         <w:tc>
@@ -11871,7 +13252,6 @@
                 <w:lang w:val="it-IT"/>
               </w:rPr>
             </w:pPr>
-            <w:proofErr w:type="spellStart"/>
             <w:r>
               <w:rPr>
                 <w:rFonts w:ascii="Times New Roman" w:hAnsi="Times New Roman" w:cs="Times New Roman"/>
@@ -11895,7 +13275,6 @@
               </w:rPr>
               <w:t>H</w:t>
             </w:r>
-            <w:proofErr w:type="spellEnd"/>
           </w:p>
         </w:tc>
         <w:tc>
@@ -13012,7 +14391,7 @@
                     <pic:cNvPicPr/>
                   </pic:nvPicPr>
                   <pic:blipFill>
-                    <a:blip r:embed="rId8" cstate="print">
+                    <a:blip r:embed="rId9" cstate="print">
                       <a:extLst>
                         <a:ext uri="{28A0092B-C50C-407E-A947-70E740481C1C}">
                           <a14:useLocalDpi xmlns:a14="http://schemas.microsoft.com/office/drawing/2010/main" val="0"/>
@@ -13136,7 +14515,7 @@
                     <pic:cNvPicPr/>
                   </pic:nvPicPr>
                   <pic:blipFill>
-                    <a:blip r:embed="rId9" cstate="print">
+                    <a:blip r:embed="rId10" cstate="print">
                       <a:extLst>
                         <a:ext uri="{28A0092B-C50C-407E-A947-70E740481C1C}">
                           <a14:useLocalDpi xmlns:a14="http://schemas.microsoft.com/office/drawing/2010/main" val="0"/>
@@ -13269,7 +14648,7 @@
                     <pic:cNvPicPr/>
                   </pic:nvPicPr>
                   <pic:blipFill>
-                    <a:blip r:embed="rId10" cstate="print">
+                    <a:blip r:embed="rId11" cstate="print">
                       <a:extLst>
                         <a:ext uri="{28A0092B-C50C-407E-A947-70E740481C1C}">
                           <a14:useLocalDpi xmlns:a14="http://schemas.microsoft.com/office/drawing/2010/main" val="0"/>
@@ -13326,7 +14705,7 @@
                     <pic:cNvPicPr/>
                   </pic:nvPicPr>
                   <pic:blipFill>
-                    <a:blip r:embed="rId11" cstate="print">
+                    <a:blip r:embed="rId12" cstate="print">
                       <a:extLst>
                         <a:ext uri="{28A0092B-C50C-407E-A947-70E740481C1C}">
                           <a14:useLocalDpi xmlns:a14="http://schemas.microsoft.com/office/drawing/2010/main" val="0"/>
@@ -13453,7 +14832,7 @@
                     <pic:cNvPicPr/>
                   </pic:nvPicPr>
                   <pic:blipFill>
-                    <a:blip r:embed="rId12" cstate="print">
+                    <a:blip r:embed="rId13" cstate="print">
                       <a:extLst>
                         <a:ext uri="{28A0092B-C50C-407E-A947-70E740481C1C}">
                           <a14:useLocalDpi xmlns:a14="http://schemas.microsoft.com/office/drawing/2010/main" val="0"/>
@@ -13508,7 +14887,7 @@
                     <pic:cNvPicPr/>
                   </pic:nvPicPr>
                   <pic:blipFill>
-                    <a:blip r:embed="rId13" cstate="print">
+                    <a:blip r:embed="rId14" cstate="print">
                       <a:extLst>
                         <a:ext uri="{28A0092B-C50C-407E-A947-70E740481C1C}">
                           <a14:useLocalDpi xmlns:a14="http://schemas.microsoft.com/office/drawing/2010/main" val="0"/>
@@ -13596,7 +14975,6 @@
                 <w:lang w:val="it-IT"/>
               </w:rPr>
             </w:pPr>
-            <w:proofErr w:type="spellStart"/>
             <w:r>
               <w:rPr>
                 <w:rFonts w:ascii="Times New Roman" w:hAnsi="Times New Roman" w:cs="Times New Roman"/>
@@ -13608,7 +14986,6 @@
               </w:rPr>
               <w:t>Outcome</w:t>
             </w:r>
-            <w:proofErr w:type="spellEnd"/>
           </w:p>
         </w:tc>
         <w:tc>
@@ -13628,7 +15005,6 @@
                 <w:lang w:val="it-IT"/>
               </w:rPr>
             </w:pPr>
-            <w:proofErr w:type="spellStart"/>
             <w:r>
               <w:rPr>
                 <w:rFonts w:ascii="Times New Roman" w:hAnsi="Times New Roman" w:cs="Times New Roman"/>
@@ -13652,7 +15028,6 @@
               </w:rPr>
               <w:t>LR</w:t>
             </w:r>
-            <w:proofErr w:type="spellEnd"/>
           </w:p>
         </w:tc>
         <w:tc>
@@ -13672,7 +15047,6 @@
                 <w:lang w:val="it-IT"/>
               </w:rPr>
             </w:pPr>
-            <w:proofErr w:type="spellStart"/>
             <w:r>
               <w:rPr>
                 <w:rFonts w:ascii="Times New Roman" w:hAnsi="Times New Roman" w:cs="Times New Roman"/>
@@ -13696,7 +15070,6 @@
               </w:rPr>
               <w:t>HR</w:t>
             </w:r>
-            <w:proofErr w:type="spellEnd"/>
           </w:p>
         </w:tc>
         <w:tc>
@@ -15809,7 +17182,7 @@
         <w:lastRenderedPageBreak/>
         <w:t xml:space="preserve">Statistical analysis was done in Stata. Code is available on GitHub at </w:t>
       </w:r>
-      <w:hyperlink r:id="rId14" w:history="1">
+      <w:hyperlink r:id="rId15" w:history="1">
         <w:r>
           <w:rPr>
             <w:rStyle w:val="Hyperlink"/>
@@ -15837,7 +17210,7 @@
         </w:rPr>
         <w:t xml:space="preserve">For any further inquiries please contact </w:t>
       </w:r>
-      <w:hyperlink r:id="rId15" w:history="1">
+      <w:hyperlink r:id="rId16" w:history="1">
         <w:r>
           <w:rPr>
             <w:rStyle w:val="Hyperlink"/>
@@ -19958,9 +21331,101 @@
                 <w:szCs w:val="22"/>
                 <w:lang w:val="pt-BR"/>
               </w:rPr>
-              <w:t xml:space="preserve">No anti-ROS1 </w:t>
-            </w:r>
-            <w:proofErr w:type="spellStart"/>
+              <w:t>No anti-ROS1 Drug; ROS1 Positive</w:t>
+            </w:r>
+          </w:p>
+        </w:tc>
+        <w:tc>
+          <w:tcPr>
+            <w:tcW w:w="1530" w:type="dxa"/>
+            <w:vAlign w:val="bottom"/>
+          </w:tcPr>
+          <w:p>
+            <w:pPr>
+              <w:jc w:val="center"/>
+              <w:rPr>
+                <w:rFonts w:ascii="Times New Roman" w:hAnsi="Times New Roman" w:cs="Times New Roman"/>
+                <w:sz w:val="22"/>
+                <w:szCs w:val="22"/>
+                <w:lang w:val="pt-BR"/>
+              </w:rPr>
+            </w:pPr>
+            <w:r>
+              <w:rPr>
+                <w:rFonts w:ascii="Times New Roman" w:hAnsi="Times New Roman" w:cs="Times New Roman"/>
+                <w:sz w:val="22"/>
+                <w:szCs w:val="22"/>
+              </w:rPr>
+              <w:t>0.99</w:t>
+            </w:r>
+          </w:p>
+        </w:tc>
+        <w:tc>
+          <w:tcPr>
+            <w:tcW w:w="1890" w:type="dxa"/>
+            <w:vAlign w:val="bottom"/>
+          </w:tcPr>
+          <w:p>
+            <w:pPr>
+              <w:jc w:val="center"/>
+              <w:rPr>
+                <w:rFonts w:ascii="Times New Roman" w:hAnsi="Times New Roman" w:cs="Times New Roman"/>
+                <w:sz w:val="22"/>
+                <w:szCs w:val="22"/>
+                <w:lang w:val="pt-BR"/>
+              </w:rPr>
+            </w:pPr>
+            <w:r>
+              <w:rPr>
+                <w:rFonts w:ascii="Times New Roman" w:hAnsi="Times New Roman" w:cs="Times New Roman"/>
+                <w:sz w:val="22"/>
+                <w:szCs w:val="22"/>
+              </w:rPr>
+              <w:t>[0.57, 1.72]</w:t>
+            </w:r>
+          </w:p>
+        </w:tc>
+        <w:tc>
+          <w:tcPr>
+            <w:tcW w:w="1440" w:type="dxa"/>
+            <w:vAlign w:val="bottom"/>
+          </w:tcPr>
+          <w:p>
+            <w:pPr>
+              <w:jc w:val="center"/>
+              <w:rPr>
+                <w:rFonts w:ascii="Times New Roman" w:hAnsi="Times New Roman" w:cs="Times New Roman"/>
+                <w:sz w:val="22"/>
+                <w:szCs w:val="22"/>
+                <w:lang w:val="pt-BR"/>
+              </w:rPr>
+            </w:pPr>
+            <w:r>
+              <w:rPr>
+                <w:rFonts w:ascii="Times New Roman" w:hAnsi="Times New Roman" w:cs="Times New Roman"/>
+                <w:sz w:val="22"/>
+                <w:szCs w:val="22"/>
+              </w:rPr>
+              <w:t>0.981</w:t>
+            </w:r>
+          </w:p>
+        </w:tc>
+      </w:tr>
+      <w:tr>
+        <w:tc>
+          <w:tcPr>
+            <w:tcW w:w="5035" w:type="dxa"/>
+          </w:tcPr>
+          <w:p>
+            <w:pPr>
+              <w:jc w:val="right"/>
+              <w:rPr>
+                <w:rFonts w:ascii="Times New Roman" w:hAnsi="Times New Roman" w:cs="Times New Roman"/>
+                <w:sz w:val="22"/>
+                <w:szCs w:val="22"/>
+                <w:lang w:val="pt-BR"/>
+              </w:rPr>
+            </w:pPr>
             <w:r>
               <w:rPr>
                 <w:rFonts w:ascii="Times New Roman" w:hAnsi="Times New Roman" w:cs="Times New Roman"/>
@@ -19970,9 +21435,101 @@
                 <w:szCs w:val="22"/>
                 <w:lang w:val="pt-BR"/>
               </w:rPr>
-              <w:t>Drug</w:t>
-            </w:r>
-            <w:proofErr w:type="spellEnd"/>
+              <w:t>Anti-ROS1 Drug; ROS1 Negative</w:t>
+            </w:r>
+          </w:p>
+        </w:tc>
+        <w:tc>
+          <w:tcPr>
+            <w:tcW w:w="1530" w:type="dxa"/>
+            <w:vAlign w:val="bottom"/>
+          </w:tcPr>
+          <w:p>
+            <w:pPr>
+              <w:jc w:val="center"/>
+              <w:rPr>
+                <w:rFonts w:ascii="Times New Roman" w:hAnsi="Times New Roman" w:cs="Times New Roman"/>
+                <w:sz w:val="22"/>
+                <w:szCs w:val="22"/>
+                <w:lang w:val="pt-BR"/>
+              </w:rPr>
+            </w:pPr>
+            <w:r>
+              <w:rPr>
+                <w:rFonts w:ascii="Times New Roman" w:hAnsi="Times New Roman" w:cs="Times New Roman"/>
+                <w:sz w:val="22"/>
+                <w:szCs w:val="22"/>
+              </w:rPr>
+              <w:t>1.84</w:t>
+            </w:r>
+          </w:p>
+        </w:tc>
+        <w:tc>
+          <w:tcPr>
+            <w:tcW w:w="1890" w:type="dxa"/>
+            <w:vAlign w:val="bottom"/>
+          </w:tcPr>
+          <w:p>
+            <w:pPr>
+              <w:jc w:val="center"/>
+              <w:rPr>
+                <w:rFonts w:ascii="Times New Roman" w:hAnsi="Times New Roman" w:cs="Times New Roman"/>
+                <w:sz w:val="22"/>
+                <w:szCs w:val="22"/>
+                <w:lang w:val="pt-BR"/>
+              </w:rPr>
+            </w:pPr>
+            <w:r>
+              <w:rPr>
+                <w:rFonts w:ascii="Times New Roman" w:hAnsi="Times New Roman" w:cs="Times New Roman"/>
+                <w:sz w:val="22"/>
+                <w:szCs w:val="22"/>
+              </w:rPr>
+              <w:t>[0.84, 4.05]</w:t>
+            </w:r>
+          </w:p>
+        </w:tc>
+        <w:tc>
+          <w:tcPr>
+            <w:tcW w:w="1440" w:type="dxa"/>
+            <w:vAlign w:val="bottom"/>
+          </w:tcPr>
+          <w:p>
+            <w:pPr>
+              <w:jc w:val="center"/>
+              <w:rPr>
+                <w:rFonts w:ascii="Times New Roman" w:hAnsi="Times New Roman" w:cs="Times New Roman"/>
+                <w:sz w:val="22"/>
+                <w:szCs w:val="22"/>
+                <w:lang w:val="pt-BR"/>
+              </w:rPr>
+            </w:pPr>
+            <w:r>
+              <w:rPr>
+                <w:rFonts w:ascii="Times New Roman" w:hAnsi="Times New Roman" w:cs="Times New Roman"/>
+                <w:sz w:val="22"/>
+                <w:szCs w:val="22"/>
+              </w:rPr>
+              <w:t>0.126</w:t>
+            </w:r>
+          </w:p>
+        </w:tc>
+      </w:tr>
+      <w:tr>
+        <w:tc>
+          <w:tcPr>
+            <w:tcW w:w="5035" w:type="dxa"/>
+          </w:tcPr>
+          <w:p>
+            <w:pPr>
+              <w:jc w:val="right"/>
+              <w:rPr>
+                <w:rFonts w:ascii="Times New Roman" w:hAnsi="Times New Roman" w:cs="Times New Roman"/>
+                <w:sz w:val="22"/>
+                <w:szCs w:val="22"/>
+                <w:lang w:val="pt-BR"/>
+              </w:rPr>
+            </w:pPr>
             <w:r>
               <w:rPr>
                 <w:rFonts w:ascii="Times New Roman" w:hAnsi="Times New Roman" w:cs="Times New Roman"/>
@@ -19982,7 +21539,7 @@
                 <w:szCs w:val="22"/>
                 <w:lang w:val="pt-BR"/>
               </w:rPr>
-              <w:t>; ROS1 Positive</w:t>
+              <w:t>Anti-ROS1 Drug; ROS1 Positive</w:t>
             </w:r>
           </w:p>
         </w:tc>
@@ -20007,7 +21564,7 @@
                 <w:sz w:val="22"/>
                 <w:szCs w:val="22"/>
               </w:rPr>
-              <w:t>0.99</w:t>
+              <w:t>0.85</w:t>
             </w:r>
           </w:p>
         </w:tc>
@@ -20032,7 +21589,7 @@
                 <w:sz w:val="22"/>
                 <w:szCs w:val="22"/>
               </w:rPr>
-              <w:t>[0.57, 1.72]</w:t>
+              <w:t>[0.35, 2.07]</w:t>
             </w:r>
           </w:p>
         </w:tc>
@@ -20057,7 +21614,7 @@
                 <w:sz w:val="22"/>
                 <w:szCs w:val="22"/>
               </w:rPr>
-              <w:t>0.981</w:t>
+              <w:t>0.727</w:t>
             </w:r>
           </w:p>
         </w:tc>
@@ -20069,26 +21626,350 @@
           </w:tcPr>
           <w:p>
             <w:pPr>
+              <w:jc w:val="center"/>
+              <w:rPr>
+                <w:rFonts w:ascii="Times New Roman" w:hAnsi="Times New Roman" w:cs="Times New Roman"/>
+                <w:sz w:val="22"/>
+                <w:szCs w:val="22"/>
+                <w:lang w:val="pt-BR"/>
+              </w:rPr>
+            </w:pPr>
+          </w:p>
+        </w:tc>
+        <w:tc>
+          <w:tcPr>
+            <w:tcW w:w="1530" w:type="dxa"/>
+          </w:tcPr>
+          <w:p>
+            <w:pPr>
+              <w:jc w:val="center"/>
+              <w:rPr>
+                <w:rFonts w:ascii="Times New Roman" w:hAnsi="Times New Roman" w:cs="Times New Roman"/>
+                <w:sz w:val="22"/>
+                <w:szCs w:val="22"/>
+                <w:lang w:val="pt-BR"/>
+              </w:rPr>
+            </w:pPr>
+          </w:p>
+        </w:tc>
+        <w:tc>
+          <w:tcPr>
+            <w:tcW w:w="1890" w:type="dxa"/>
+          </w:tcPr>
+          <w:p>
+            <w:pPr>
+              <w:jc w:val="center"/>
+              <w:rPr>
+                <w:rFonts w:ascii="Times New Roman" w:hAnsi="Times New Roman" w:cs="Times New Roman"/>
+                <w:sz w:val="22"/>
+                <w:szCs w:val="22"/>
+                <w:lang w:val="pt-BR"/>
+              </w:rPr>
+            </w:pPr>
+          </w:p>
+        </w:tc>
+        <w:tc>
+          <w:tcPr>
+            <w:tcW w:w="1440" w:type="dxa"/>
+          </w:tcPr>
+          <w:p>
+            <w:pPr>
+              <w:jc w:val="center"/>
+              <w:rPr>
+                <w:rFonts w:ascii="Times New Roman" w:hAnsi="Times New Roman" w:cs="Times New Roman"/>
+                <w:sz w:val="22"/>
+                <w:szCs w:val="22"/>
+                <w:lang w:val="pt-BR"/>
+              </w:rPr>
+            </w:pPr>
+          </w:p>
+        </w:tc>
+      </w:tr>
+      <w:tr>
+        <w:tc>
+          <w:tcPr>
+            <w:tcW w:w="5035" w:type="dxa"/>
+          </w:tcPr>
+          <w:p>
+            <w:pPr>
+              <w:rPr>
+                <w:rFonts w:ascii="Times New Roman" w:hAnsi="Times New Roman" w:cs="Times New Roman"/>
+                <w:sz w:val="22"/>
+                <w:szCs w:val="22"/>
+              </w:rPr>
+            </w:pPr>
+            <w:r>
+              <w:rPr>
+                <w:rFonts w:ascii="Times New Roman" w:hAnsi="Times New Roman" w:cs="Times New Roman"/>
+                <w:sz w:val="22"/>
+                <w:szCs w:val="22"/>
+              </w:rPr>
+              <w:t>BRAF Positivity</w:t>
+            </w:r>
+          </w:p>
+        </w:tc>
+        <w:tc>
+          <w:tcPr>
+            <w:tcW w:w="1530" w:type="dxa"/>
+            <w:vAlign w:val="bottom"/>
+          </w:tcPr>
+          <w:p>
+            <w:pPr>
+              <w:jc w:val="center"/>
+              <w:rPr>
+                <w:rFonts w:ascii="Times New Roman" w:hAnsi="Times New Roman" w:cs="Times New Roman"/>
+                <w:sz w:val="22"/>
+                <w:szCs w:val="22"/>
+              </w:rPr>
+            </w:pPr>
+            <w:r>
+              <w:rPr>
+                <w:rFonts w:ascii="Times New Roman" w:hAnsi="Times New Roman" w:cs="Times New Roman"/>
+                <w:sz w:val="22"/>
+                <w:szCs w:val="22"/>
+              </w:rPr>
+              <w:t>0.93</w:t>
+            </w:r>
+          </w:p>
+        </w:tc>
+        <w:tc>
+          <w:tcPr>
+            <w:tcW w:w="1890" w:type="dxa"/>
+            <w:vAlign w:val="bottom"/>
+          </w:tcPr>
+          <w:p>
+            <w:pPr>
+              <w:jc w:val="center"/>
+              <w:rPr>
+                <w:rFonts w:ascii="Times New Roman" w:hAnsi="Times New Roman" w:cs="Times New Roman"/>
+                <w:sz w:val="22"/>
+                <w:szCs w:val="22"/>
+              </w:rPr>
+            </w:pPr>
+            <w:r>
+              <w:rPr>
+                <w:rFonts w:ascii="Times New Roman" w:hAnsi="Times New Roman" w:cs="Times New Roman"/>
+                <w:sz w:val="22"/>
+                <w:szCs w:val="22"/>
+              </w:rPr>
+              <w:t>[0.77, 1.13]</w:t>
+            </w:r>
+          </w:p>
+        </w:tc>
+        <w:tc>
+          <w:tcPr>
+            <w:tcW w:w="1440" w:type="dxa"/>
+            <w:vAlign w:val="bottom"/>
+          </w:tcPr>
+          <w:p>
+            <w:pPr>
+              <w:jc w:val="center"/>
+              <w:rPr>
+                <w:rFonts w:ascii="Times New Roman" w:hAnsi="Times New Roman" w:cs="Times New Roman"/>
+                <w:sz w:val="22"/>
+                <w:szCs w:val="22"/>
+              </w:rPr>
+            </w:pPr>
+            <w:r>
+              <w:rPr>
+                <w:rFonts w:ascii="Times New Roman" w:hAnsi="Times New Roman" w:cs="Times New Roman"/>
+                <w:sz w:val="22"/>
+                <w:szCs w:val="22"/>
+              </w:rPr>
+              <w:t>0.46</w:t>
+            </w:r>
+          </w:p>
+        </w:tc>
+      </w:tr>
+      <w:tr>
+        <w:tc>
+          <w:tcPr>
+            <w:tcW w:w="5035" w:type="dxa"/>
+          </w:tcPr>
+          <w:p>
+            <w:pPr>
+              <w:rPr>
+                <w:rFonts w:ascii="Times New Roman" w:hAnsi="Times New Roman" w:cs="Times New Roman"/>
+                <w:sz w:val="22"/>
+                <w:szCs w:val="22"/>
+              </w:rPr>
+            </w:pPr>
+            <w:r>
+              <w:rPr>
+                <w:rFonts w:ascii="Times New Roman" w:hAnsi="Times New Roman" w:cs="Times New Roman"/>
+                <w:sz w:val="22"/>
+                <w:szCs w:val="22"/>
+              </w:rPr>
+              <w:t>KRAS Positivity</w:t>
+            </w:r>
+          </w:p>
+        </w:tc>
+        <w:tc>
+          <w:tcPr>
+            <w:tcW w:w="1530" w:type="dxa"/>
+            <w:vAlign w:val="bottom"/>
+          </w:tcPr>
+          <w:p>
+            <w:pPr>
+              <w:jc w:val="center"/>
+              <w:rPr>
+                <w:rFonts w:ascii="Times New Roman" w:hAnsi="Times New Roman" w:cs="Times New Roman"/>
+                <w:sz w:val="22"/>
+                <w:szCs w:val="22"/>
+              </w:rPr>
+            </w:pPr>
+            <w:r>
+              <w:rPr>
+                <w:rFonts w:ascii="Times New Roman" w:hAnsi="Times New Roman" w:cs="Times New Roman"/>
+                <w:sz w:val="22"/>
+                <w:szCs w:val="22"/>
+              </w:rPr>
+              <w:t>1.12</w:t>
+            </w:r>
+          </w:p>
+        </w:tc>
+        <w:tc>
+          <w:tcPr>
+            <w:tcW w:w="1890" w:type="dxa"/>
+            <w:vAlign w:val="bottom"/>
+          </w:tcPr>
+          <w:p>
+            <w:pPr>
+              <w:jc w:val="center"/>
+              <w:rPr>
+                <w:rFonts w:ascii="Times New Roman" w:hAnsi="Times New Roman" w:cs="Times New Roman"/>
+                <w:sz w:val="22"/>
+                <w:szCs w:val="22"/>
+              </w:rPr>
+            </w:pPr>
+            <w:r>
+              <w:rPr>
+                <w:rFonts w:ascii="Times New Roman" w:hAnsi="Times New Roman" w:cs="Times New Roman"/>
+                <w:sz w:val="22"/>
+                <w:szCs w:val="22"/>
+              </w:rPr>
+              <w:t>[1.01, 1.24]</w:t>
+            </w:r>
+          </w:p>
+        </w:tc>
+        <w:tc>
+          <w:tcPr>
+            <w:tcW w:w="1440" w:type="dxa"/>
+            <w:vAlign w:val="bottom"/>
+          </w:tcPr>
+          <w:p>
+            <w:pPr>
+              <w:jc w:val="center"/>
+              <w:rPr>
+                <w:rFonts w:ascii="Times New Roman" w:hAnsi="Times New Roman" w:cs="Times New Roman"/>
+                <w:b/>
+                <w:bCs/>
+                <w:sz w:val="22"/>
+                <w:szCs w:val="22"/>
+              </w:rPr>
+            </w:pPr>
+            <w:r>
+              <w:rPr>
+                <w:rFonts w:ascii="Times New Roman" w:hAnsi="Times New Roman" w:cs="Times New Roman"/>
+                <w:b/>
+                <w:bCs/>
+                <w:sz w:val="22"/>
+                <w:szCs w:val="22"/>
+              </w:rPr>
+              <w:t>0.033*</w:t>
+            </w:r>
+          </w:p>
+        </w:tc>
+      </w:tr>
+      <w:tr>
+        <w:tc>
+          <w:tcPr>
+            <w:tcW w:w="5035" w:type="dxa"/>
+          </w:tcPr>
+          <w:p>
+            <w:pPr>
+              <w:rPr>
+                <w:rFonts w:ascii="Times New Roman" w:hAnsi="Times New Roman" w:cs="Times New Roman"/>
+                <w:b/>
+                <w:bCs/>
+                <w:sz w:val="22"/>
+                <w:szCs w:val="22"/>
+              </w:rPr>
+            </w:pPr>
+            <w:r>
+              <w:rPr>
+                <w:rFonts w:ascii="Times New Roman" w:hAnsi="Times New Roman" w:cs="Times New Roman"/>
+                <w:b/>
+                <w:bCs/>
+                <w:sz w:val="22"/>
+                <w:szCs w:val="22"/>
+              </w:rPr>
+              <w:t>ECOG Status</w:t>
+            </w:r>
+          </w:p>
+        </w:tc>
+        <w:tc>
+          <w:tcPr>
+            <w:tcW w:w="1530" w:type="dxa"/>
+          </w:tcPr>
+          <w:p>
+            <w:pPr>
+              <w:jc w:val="center"/>
+              <w:rPr>
+                <w:rFonts w:ascii="Times New Roman" w:hAnsi="Times New Roman" w:cs="Times New Roman"/>
+                <w:sz w:val="22"/>
+                <w:szCs w:val="22"/>
+              </w:rPr>
+            </w:pPr>
+          </w:p>
+        </w:tc>
+        <w:tc>
+          <w:tcPr>
+            <w:tcW w:w="1890" w:type="dxa"/>
+          </w:tcPr>
+          <w:p>
+            <w:pPr>
+              <w:jc w:val="center"/>
+              <w:rPr>
+                <w:rFonts w:ascii="Times New Roman" w:hAnsi="Times New Roman" w:cs="Times New Roman"/>
+                <w:sz w:val="22"/>
+                <w:szCs w:val="22"/>
+              </w:rPr>
+            </w:pPr>
+          </w:p>
+        </w:tc>
+        <w:tc>
+          <w:tcPr>
+            <w:tcW w:w="1440" w:type="dxa"/>
+          </w:tcPr>
+          <w:p>
+            <w:pPr>
+              <w:jc w:val="center"/>
+              <w:rPr>
+                <w:rFonts w:ascii="Times New Roman" w:hAnsi="Times New Roman" w:cs="Times New Roman"/>
+                <w:sz w:val="22"/>
+                <w:szCs w:val="22"/>
+              </w:rPr>
+            </w:pPr>
+          </w:p>
+        </w:tc>
+      </w:tr>
+      <w:tr>
+        <w:tc>
+          <w:tcPr>
+            <w:tcW w:w="5035" w:type="dxa"/>
+          </w:tcPr>
+          <w:p>
+            <w:pPr>
               <w:jc w:val="right"/>
-              <w:rPr>
-                <w:rFonts w:ascii="Times New Roman" w:hAnsi="Times New Roman" w:cs="Times New Roman"/>
-                <w:sz w:val="22"/>
-                <w:szCs w:val="22"/>
-                <w:lang w:val="pt-BR"/>
-              </w:rPr>
-            </w:pPr>
-            <w:r>
               <w:rPr>
                 <w:rFonts w:ascii="Times New Roman" w:hAnsi="Times New Roman" w:cs="Times New Roman"/>
                 <w:i/>
                 <w:iCs/>
                 <w:sz w:val="22"/>
                 <w:szCs w:val="22"/>
-                <w:lang w:val="pt-BR"/>
-              </w:rPr>
-              <w:t xml:space="preserve">Anti-ROS1 </w:t>
-            </w:r>
-            <w:proofErr w:type="spellStart"/>
+              </w:rPr>
+            </w:pPr>
             <w:r>
               <w:rPr>
                 <w:rFonts w:ascii="Times New Roman" w:hAnsi="Times New Roman" w:cs="Times New Roman"/>
@@ -20096,21 +21977,113 @@
                 <w:iCs/>
                 <w:sz w:val="22"/>
                 <w:szCs w:val="22"/>
-                <w:lang w:val="pt-BR"/>
-              </w:rPr>
-              <w:t>Drug</w:t>
-            </w:r>
-            <w:proofErr w:type="spellEnd"/>
-            <w:r>
+              </w:rPr>
+              <w:t>0</w:t>
+            </w:r>
+          </w:p>
+        </w:tc>
+        <w:tc>
+          <w:tcPr>
+            <w:tcW w:w="1530" w:type="dxa"/>
+            <w:vAlign w:val="bottom"/>
+          </w:tcPr>
+          <w:p>
+            <w:pPr>
+              <w:jc w:val="center"/>
+              <w:rPr>
+                <w:rFonts w:ascii="Times New Roman" w:hAnsi="Times New Roman" w:cs="Times New Roman"/>
+                <w:sz w:val="22"/>
+                <w:szCs w:val="22"/>
+              </w:rPr>
+            </w:pPr>
+            <w:r>
+              <w:rPr>
+                <w:rFonts w:ascii="Times New Roman" w:hAnsi="Times New Roman" w:cs="Times New Roman"/>
+                <w:sz w:val="22"/>
+                <w:szCs w:val="22"/>
+              </w:rPr>
+              <w:t>0.55</w:t>
+            </w:r>
+          </w:p>
+        </w:tc>
+        <w:tc>
+          <w:tcPr>
+            <w:tcW w:w="1890" w:type="dxa"/>
+            <w:vAlign w:val="bottom"/>
+          </w:tcPr>
+          <w:p>
+            <w:pPr>
+              <w:jc w:val="center"/>
+              <w:rPr>
+                <w:rFonts w:ascii="Times New Roman" w:hAnsi="Times New Roman" w:cs="Times New Roman"/>
+                <w:sz w:val="22"/>
+                <w:szCs w:val="22"/>
+              </w:rPr>
+            </w:pPr>
+            <w:r>
+              <w:rPr>
+                <w:rFonts w:ascii="Times New Roman" w:hAnsi="Times New Roman" w:cs="Times New Roman"/>
+                <w:sz w:val="22"/>
+                <w:szCs w:val="22"/>
+              </w:rPr>
+              <w:t>[0.48, 0.64]</w:t>
+            </w:r>
+          </w:p>
+        </w:tc>
+        <w:tc>
+          <w:tcPr>
+            <w:tcW w:w="1440" w:type="dxa"/>
+            <w:vAlign w:val="bottom"/>
+          </w:tcPr>
+          <w:p>
+            <w:pPr>
+              <w:jc w:val="center"/>
+              <w:rPr>
+                <w:rFonts w:ascii="Times New Roman" w:hAnsi="Times New Roman" w:cs="Times New Roman"/>
+                <w:b/>
+                <w:bCs/>
+                <w:sz w:val="22"/>
+                <w:szCs w:val="22"/>
+              </w:rPr>
+            </w:pPr>
+            <w:r>
+              <w:rPr>
+                <w:rFonts w:ascii="Times New Roman" w:hAnsi="Times New Roman" w:cs="Times New Roman"/>
+                <w:b/>
+                <w:bCs/>
+                <w:sz w:val="22"/>
+                <w:szCs w:val="22"/>
+              </w:rPr>
+              <w:t>&lt;0.001**</w:t>
+            </w:r>
+          </w:p>
+        </w:tc>
+      </w:tr>
+      <w:tr>
+        <w:tc>
+          <w:tcPr>
+            <w:tcW w:w="5035" w:type="dxa"/>
+          </w:tcPr>
+          <w:p>
+            <w:pPr>
+              <w:jc w:val="right"/>
               <w:rPr>
                 <w:rFonts w:ascii="Times New Roman" w:hAnsi="Times New Roman" w:cs="Times New Roman"/>
                 <w:i/>
                 <w:iCs/>
                 <w:sz w:val="22"/>
                 <w:szCs w:val="22"/>
-                <w:lang w:val="pt-BR"/>
-              </w:rPr>
-              <w:t>; ROS1 Negative</w:t>
+              </w:rPr>
+            </w:pPr>
+            <w:r>
+              <w:rPr>
+                <w:rFonts w:ascii="Times New Roman" w:hAnsi="Times New Roman" w:cs="Times New Roman"/>
+                <w:i/>
+                <w:iCs/>
+                <w:sz w:val="22"/>
+                <w:szCs w:val="22"/>
+              </w:rPr>
+              <w:t>1</w:t>
             </w:r>
           </w:p>
         </w:tc>
@@ -20126,16 +22099,15 @@
                 <w:rFonts w:ascii="Times New Roman" w:hAnsi="Times New Roman" w:cs="Times New Roman"/>
                 <w:sz w:val="22"/>
                 <w:szCs w:val="22"/>
-                <w:lang w:val="pt-BR"/>
-              </w:rPr>
-            </w:pPr>
-            <w:r>
-              <w:rPr>
-                <w:rFonts w:ascii="Times New Roman" w:hAnsi="Times New Roman" w:cs="Times New Roman"/>
-                <w:sz w:val="22"/>
-                <w:szCs w:val="22"/>
-              </w:rPr>
-              <w:t>1.84</w:t>
+              </w:rPr>
+            </w:pPr>
+            <w:r>
+              <w:rPr>
+                <w:rFonts w:ascii="Times New Roman" w:hAnsi="Times New Roman" w:cs="Times New Roman"/>
+                <w:sz w:val="22"/>
+                <w:szCs w:val="22"/>
+              </w:rPr>
+              <w:t>0.83</w:t>
             </w:r>
           </w:p>
         </w:tc>
@@ -20151,16 +22123,15 @@
                 <w:rFonts w:ascii="Times New Roman" w:hAnsi="Times New Roman" w:cs="Times New Roman"/>
                 <w:sz w:val="22"/>
                 <w:szCs w:val="22"/>
-                <w:lang w:val="pt-BR"/>
-              </w:rPr>
-            </w:pPr>
-            <w:r>
-              <w:rPr>
-                <w:rFonts w:ascii="Times New Roman" w:hAnsi="Times New Roman" w:cs="Times New Roman"/>
-                <w:sz w:val="22"/>
-                <w:szCs w:val="22"/>
-              </w:rPr>
-              <w:t>[0.84, 4.05]</w:t>
+              </w:rPr>
+            </w:pPr>
+            <w:r>
+              <w:rPr>
+                <w:rFonts w:ascii="Times New Roman" w:hAnsi="Times New Roman" w:cs="Times New Roman"/>
+                <w:sz w:val="22"/>
+                <w:szCs w:val="22"/>
+              </w:rPr>
+              <w:t>[0.73, 0.94]</w:t>
             </w:r>
           </w:p>
         </w:tc>
@@ -20174,18 +22145,21 @@
               <w:jc w:val="center"/>
               <w:rPr>
                 <w:rFonts w:ascii="Times New Roman" w:hAnsi="Times New Roman" w:cs="Times New Roman"/>
-                <w:sz w:val="22"/>
-                <w:szCs w:val="22"/>
-                <w:lang w:val="pt-BR"/>
-              </w:rPr>
-            </w:pPr>
-            <w:r>
-              <w:rPr>
-                <w:rFonts w:ascii="Times New Roman" w:hAnsi="Times New Roman" w:cs="Times New Roman"/>
-                <w:sz w:val="22"/>
-                <w:szCs w:val="22"/>
-              </w:rPr>
-              <w:t>0.126</w:t>
+                <w:b/>
+                <w:bCs/>
+                <w:sz w:val="22"/>
+                <w:szCs w:val="22"/>
+              </w:rPr>
+            </w:pPr>
+            <w:r>
+              <w:rPr>
+                <w:rFonts w:ascii="Times New Roman" w:hAnsi="Times New Roman" w:cs="Times New Roman"/>
+                <w:b/>
+                <w:bCs/>
+                <w:sz w:val="22"/>
+                <w:szCs w:val="22"/>
+              </w:rPr>
+              <w:t>0.004**</w:t>
             </w:r>
           </w:p>
         </w:tc>
@@ -20200,23 +22174,12 @@
               <w:jc w:val="right"/>
               <w:rPr>
                 <w:rFonts w:ascii="Times New Roman" w:hAnsi="Times New Roman" w:cs="Times New Roman"/>
-                <w:sz w:val="22"/>
-                <w:szCs w:val="22"/>
-                <w:lang w:val="pt-BR"/>
-              </w:rPr>
-            </w:pPr>
-            <w:r>
-              <w:rPr>
-                <w:rFonts w:ascii="Times New Roman" w:hAnsi="Times New Roman" w:cs="Times New Roman"/>
                 <w:i/>
                 <w:iCs/>
                 <w:sz w:val="22"/>
                 <w:szCs w:val="22"/>
-                <w:lang w:val="pt-BR"/>
-              </w:rPr>
-              <w:t xml:space="preserve">Anti-ROS1 </w:t>
-            </w:r>
-            <w:proofErr w:type="spellStart"/>
+              </w:rPr>
+            </w:pPr>
             <w:r>
               <w:rPr>
                 <w:rFonts w:ascii="Times New Roman" w:hAnsi="Times New Roman" w:cs="Times New Roman"/>
@@ -20224,21 +22187,113 @@
                 <w:iCs/>
                 <w:sz w:val="22"/>
                 <w:szCs w:val="22"/>
-                <w:lang w:val="pt-BR"/>
-              </w:rPr>
-              <w:t>Drug</w:t>
-            </w:r>
-            <w:proofErr w:type="spellEnd"/>
-            <w:r>
+              </w:rPr>
+              <w:t>2</w:t>
+            </w:r>
+          </w:p>
+        </w:tc>
+        <w:tc>
+          <w:tcPr>
+            <w:tcW w:w="1530" w:type="dxa"/>
+            <w:vAlign w:val="bottom"/>
+          </w:tcPr>
+          <w:p>
+            <w:pPr>
+              <w:jc w:val="center"/>
+              <w:rPr>
+                <w:rFonts w:ascii="Times New Roman" w:hAnsi="Times New Roman" w:cs="Times New Roman"/>
+                <w:sz w:val="22"/>
+                <w:szCs w:val="22"/>
+              </w:rPr>
+            </w:pPr>
+            <w:r>
+              <w:rPr>
+                <w:rFonts w:ascii="Times New Roman" w:hAnsi="Times New Roman" w:cs="Times New Roman"/>
+                <w:sz w:val="22"/>
+                <w:szCs w:val="22"/>
+              </w:rPr>
+              <w:t>1.24</w:t>
+            </w:r>
+          </w:p>
+        </w:tc>
+        <w:tc>
+          <w:tcPr>
+            <w:tcW w:w="1890" w:type="dxa"/>
+            <w:vAlign w:val="bottom"/>
+          </w:tcPr>
+          <w:p>
+            <w:pPr>
+              <w:jc w:val="center"/>
+              <w:rPr>
+                <w:rFonts w:ascii="Times New Roman" w:hAnsi="Times New Roman" w:cs="Times New Roman"/>
+                <w:sz w:val="22"/>
+                <w:szCs w:val="22"/>
+              </w:rPr>
+            </w:pPr>
+            <w:r>
+              <w:rPr>
+                <w:rFonts w:ascii="Times New Roman" w:hAnsi="Times New Roman" w:cs="Times New Roman"/>
+                <w:sz w:val="22"/>
+                <w:szCs w:val="22"/>
+              </w:rPr>
+              <w:t>[1.08, 1.43]</w:t>
+            </w:r>
+          </w:p>
+        </w:tc>
+        <w:tc>
+          <w:tcPr>
+            <w:tcW w:w="1440" w:type="dxa"/>
+            <w:vAlign w:val="bottom"/>
+          </w:tcPr>
+          <w:p>
+            <w:pPr>
+              <w:jc w:val="center"/>
+              <w:rPr>
+                <w:rFonts w:ascii="Times New Roman" w:hAnsi="Times New Roman" w:cs="Times New Roman"/>
+                <w:b/>
+                <w:bCs/>
+                <w:sz w:val="22"/>
+                <w:szCs w:val="22"/>
+              </w:rPr>
+            </w:pPr>
+            <w:r>
+              <w:rPr>
+                <w:rFonts w:ascii="Times New Roman" w:hAnsi="Times New Roman" w:cs="Times New Roman"/>
+                <w:b/>
+                <w:bCs/>
+                <w:sz w:val="22"/>
+                <w:szCs w:val="22"/>
+              </w:rPr>
+              <w:t>0.003**</w:t>
+            </w:r>
+          </w:p>
+        </w:tc>
+      </w:tr>
+      <w:tr>
+        <w:tc>
+          <w:tcPr>
+            <w:tcW w:w="5035" w:type="dxa"/>
+          </w:tcPr>
+          <w:p>
+            <w:pPr>
+              <w:jc w:val="right"/>
               <w:rPr>
                 <w:rFonts w:ascii="Times New Roman" w:hAnsi="Times New Roman" w:cs="Times New Roman"/>
                 <w:i/>
                 <w:iCs/>
                 <w:sz w:val="22"/>
                 <w:szCs w:val="22"/>
-                <w:lang w:val="pt-BR"/>
-              </w:rPr>
-              <w:t>; ROS1 Positive</w:t>
+              </w:rPr>
+            </w:pPr>
+            <w:r>
+              <w:rPr>
+                <w:rFonts w:ascii="Times New Roman" w:hAnsi="Times New Roman" w:cs="Times New Roman"/>
+                <w:i/>
+                <w:iCs/>
+                <w:sz w:val="22"/>
+                <w:szCs w:val="22"/>
+              </w:rPr>
+              <w:t>3</w:t>
             </w:r>
           </w:p>
         </w:tc>
@@ -20254,16 +22309,15 @@
                 <w:rFonts w:ascii="Times New Roman" w:hAnsi="Times New Roman" w:cs="Times New Roman"/>
                 <w:sz w:val="22"/>
                 <w:szCs w:val="22"/>
-                <w:lang w:val="pt-BR"/>
-              </w:rPr>
-            </w:pPr>
-            <w:r>
-              <w:rPr>
-                <w:rFonts w:ascii="Times New Roman" w:hAnsi="Times New Roman" w:cs="Times New Roman"/>
-                <w:sz w:val="22"/>
-                <w:szCs w:val="22"/>
-              </w:rPr>
-              <w:t>0.85</w:t>
+              </w:rPr>
+            </w:pPr>
+            <w:r>
+              <w:rPr>
+                <w:rFonts w:ascii="Times New Roman" w:hAnsi="Times New Roman" w:cs="Times New Roman"/>
+                <w:sz w:val="22"/>
+                <w:szCs w:val="22"/>
+              </w:rPr>
+              <w:t>1.77</w:t>
             </w:r>
           </w:p>
         </w:tc>
@@ -20279,41 +22333,42 @@
                 <w:rFonts w:ascii="Times New Roman" w:hAnsi="Times New Roman" w:cs="Times New Roman"/>
                 <w:sz w:val="22"/>
                 <w:szCs w:val="22"/>
-                <w:lang w:val="pt-BR"/>
-              </w:rPr>
-            </w:pPr>
-            <w:r>
-              <w:rPr>
-                <w:rFonts w:ascii="Times New Roman" w:hAnsi="Times New Roman" w:cs="Times New Roman"/>
-                <w:sz w:val="22"/>
-                <w:szCs w:val="22"/>
-              </w:rPr>
-              <w:t>[0.35, 2.07]</w:t>
+              </w:rPr>
+            </w:pPr>
+            <w:r>
+              <w:rPr>
+                <w:rFonts w:ascii="Times New Roman" w:hAnsi="Times New Roman" w:cs="Times New Roman"/>
+                <w:sz w:val="22"/>
+                <w:szCs w:val="22"/>
+              </w:rPr>
+              <w:t>[1.50, 2.08]</w:t>
             </w:r>
           </w:p>
         </w:tc>
         <w:tc>
           <w:tcPr>
             <w:tcW w:w="1440" w:type="dxa"/>
-            <w:vAlign w:val="bottom"/>
-          </w:tcPr>
-          <w:p>
-            <w:pPr>
-              <w:jc w:val="center"/>
-              <w:rPr>
-                <w:rFonts w:ascii="Times New Roman" w:hAnsi="Times New Roman" w:cs="Times New Roman"/>
-                <w:sz w:val="22"/>
-                <w:szCs w:val="22"/>
-                <w:lang w:val="pt-BR"/>
-              </w:rPr>
-            </w:pPr>
-            <w:r>
-              <w:rPr>
-                <w:rFonts w:ascii="Times New Roman" w:hAnsi="Times New Roman" w:cs="Times New Roman"/>
-                <w:sz w:val="22"/>
-                <w:szCs w:val="22"/>
-              </w:rPr>
-              <w:t>0.727</w:t>
+          </w:tcPr>
+          <w:p>
+            <w:pPr>
+              <w:jc w:val="center"/>
+              <w:rPr>
+                <w:rFonts w:ascii="Times New Roman" w:hAnsi="Times New Roman" w:cs="Times New Roman"/>
+                <w:b/>
+                <w:bCs/>
+                <w:sz w:val="22"/>
+                <w:szCs w:val="22"/>
+              </w:rPr>
+            </w:pPr>
+            <w:r>
+              <w:rPr>
+                <w:rFonts w:ascii="Times New Roman" w:hAnsi="Times New Roman" w:cs="Times New Roman"/>
+                <w:b/>
+                <w:bCs/>
+                <w:sz w:val="22"/>
+                <w:szCs w:val="22"/>
+              </w:rPr>
+              <w:t>&lt;0.001**</w:t>
             </w:r>
           </w:p>
         </w:tc>
@@ -20325,46 +22380,73 @@
           </w:tcPr>
           <w:p>
             <w:pPr>
-              <w:jc w:val="center"/>
-              <w:rPr>
-                <w:rFonts w:ascii="Times New Roman" w:hAnsi="Times New Roman" w:cs="Times New Roman"/>
-                <w:sz w:val="22"/>
-                <w:szCs w:val="22"/>
-                <w:lang w:val="pt-BR"/>
-              </w:rPr>
-            </w:pPr>
+              <w:jc w:val="right"/>
+              <w:rPr>
+                <w:rFonts w:ascii="Times New Roman" w:hAnsi="Times New Roman" w:cs="Times New Roman"/>
+                <w:i/>
+                <w:iCs/>
+                <w:sz w:val="22"/>
+                <w:szCs w:val="22"/>
+              </w:rPr>
+            </w:pPr>
+            <w:r>
+              <w:rPr>
+                <w:rFonts w:ascii="Times New Roman" w:hAnsi="Times New Roman" w:cs="Times New Roman"/>
+                <w:i/>
+                <w:iCs/>
+                <w:sz w:val="22"/>
+                <w:szCs w:val="22"/>
+              </w:rPr>
+              <w:t>4</w:t>
+            </w:r>
           </w:p>
         </w:tc>
         <w:tc>
           <w:tcPr>
             <w:tcW w:w="1530" w:type="dxa"/>
-          </w:tcPr>
-          <w:p>
-            <w:pPr>
-              <w:jc w:val="center"/>
-              <w:rPr>
-                <w:rFonts w:ascii="Times New Roman" w:hAnsi="Times New Roman" w:cs="Times New Roman"/>
-                <w:sz w:val="22"/>
-                <w:szCs w:val="22"/>
-                <w:lang w:val="pt-BR"/>
-              </w:rPr>
-            </w:pPr>
+            <w:vAlign w:val="bottom"/>
+          </w:tcPr>
+          <w:p>
+            <w:pPr>
+              <w:jc w:val="center"/>
+              <w:rPr>
+                <w:rFonts w:ascii="Times New Roman" w:hAnsi="Times New Roman" w:cs="Times New Roman"/>
+                <w:sz w:val="22"/>
+                <w:szCs w:val="22"/>
+              </w:rPr>
+            </w:pPr>
+            <w:r>
+              <w:rPr>
+                <w:rFonts w:ascii="Times New Roman" w:hAnsi="Times New Roman" w:cs="Times New Roman"/>
+                <w:sz w:val="22"/>
+                <w:szCs w:val="22"/>
+              </w:rPr>
+              <w:t>2.01</w:t>
+            </w:r>
           </w:p>
         </w:tc>
         <w:tc>
           <w:tcPr>
             <w:tcW w:w="1890" w:type="dxa"/>
-          </w:tcPr>
-          <w:p>
-            <w:pPr>
-              <w:jc w:val="center"/>
-              <w:rPr>
-                <w:rFonts w:ascii="Times New Roman" w:hAnsi="Times New Roman" w:cs="Times New Roman"/>
-                <w:sz w:val="22"/>
-                <w:szCs w:val="22"/>
-                <w:lang w:val="pt-BR"/>
-              </w:rPr>
-            </w:pPr>
+            <w:vAlign w:val="bottom"/>
+          </w:tcPr>
+          <w:p>
+            <w:pPr>
+              <w:jc w:val="center"/>
+              <w:rPr>
+                <w:rFonts w:ascii="Times New Roman" w:hAnsi="Times New Roman" w:cs="Times New Roman"/>
+                <w:sz w:val="22"/>
+                <w:szCs w:val="22"/>
+              </w:rPr>
+            </w:pPr>
+            <w:r>
+              <w:rPr>
+                <w:rFonts w:ascii="Times New Roman" w:hAnsi="Times New Roman" w:cs="Times New Roman"/>
+                <w:sz w:val="22"/>
+                <w:szCs w:val="22"/>
+              </w:rPr>
+              <w:t>[1.40, 2.89]</w:t>
+            </w:r>
           </w:p>
         </w:tc>
         <w:tc>
@@ -20376,11 +22458,22 @@
               <w:jc w:val="center"/>
               <w:rPr>
                 <w:rFonts w:ascii="Times New Roman" w:hAnsi="Times New Roman" w:cs="Times New Roman"/>
-                <w:sz w:val="22"/>
-                <w:szCs w:val="22"/>
-                <w:lang w:val="pt-BR"/>
-              </w:rPr>
-            </w:pPr>
+                <w:b/>
+                <w:bCs/>
+                <w:sz w:val="22"/>
+                <w:szCs w:val="22"/>
+              </w:rPr>
+            </w:pPr>
+            <w:r>
+              <w:rPr>
+                <w:rFonts w:ascii="Times New Roman" w:hAnsi="Times New Roman" w:cs="Times New Roman"/>
+                <w:b/>
+                <w:bCs/>
+                <w:sz w:val="22"/>
+                <w:szCs w:val="22"/>
+              </w:rPr>
+              <w:t>&lt;0.001**</w:t>
+            </w:r>
           </w:p>
         </w:tc>
       </w:tr>
@@ -20403,7 +22496,7 @@
                 <w:sz w:val="22"/>
                 <w:szCs w:val="22"/>
               </w:rPr>
-              <w:t>BRAF Positivity</w:t>
+              <w:t>Squamous Cell Histology</w:t>
             </w:r>
           </w:p>
         </w:tc>
@@ -20427,7 +22520,7 @@
                 <w:sz w:val="22"/>
                 <w:szCs w:val="22"/>
               </w:rPr>
-              <w:t>0.93</w:t>
+              <w:t>0.92</w:t>
             </w:r>
           </w:p>
         </w:tc>
@@ -20451,7 +22544,7 @@
                 <w:sz w:val="22"/>
                 <w:szCs w:val="22"/>
               </w:rPr>
-              <w:t>[0.77, 1.13]</w:t>
+              <w:t>[0.74, 1.16]</w:t>
             </w:r>
           </w:p>
         </w:tc>
@@ -20475,7 +22568,7 @@
                 <w:sz w:val="22"/>
                 <w:szCs w:val="22"/>
               </w:rPr>
-              <w:t>0.46</w:t>
+              <w:t>0.493</w:t>
             </w:r>
           </w:p>
         </w:tc>
@@ -20499,7 +22592,7 @@
                 <w:sz w:val="22"/>
                 <w:szCs w:val="22"/>
               </w:rPr>
-              <w:t>KRAS Positivity</w:t>
+              <w:t>Non-squamous Cell Histology</w:t>
             </w:r>
           </w:p>
         </w:tc>
@@ -20523,7 +22616,7 @@
                 <w:sz w:val="22"/>
                 <w:szCs w:val="22"/>
               </w:rPr>
-              <w:t>1.12</w:t>
+              <w:t>0.74</w:t>
             </w:r>
           </w:p>
         </w:tc>
@@ -20547,7 +22640,7 @@
                 <w:sz w:val="22"/>
                 <w:szCs w:val="22"/>
               </w:rPr>
-              <w:t>[1.01, 1.24]</w:t>
+              <w:t>[0.60, 0.92]</w:t>
             </w:r>
           </w:p>
         </w:tc>
@@ -20575,7 +22668,7 @@
                 <w:sz w:val="22"/>
                 <w:szCs w:val="22"/>
               </w:rPr>
-              <w:t>0.033*</w:t>
+              <w:t>0.006**</w:t>
             </w:r>
           </w:p>
         </w:tc>
@@ -20589,67 +22682,94 @@
             <w:pPr>
               <w:rPr>
                 <w:rFonts w:ascii="Times New Roman" w:hAnsi="Times New Roman" w:cs="Times New Roman"/>
-                <w:b/>
-                <w:bCs/>
-                <w:sz w:val="22"/>
-                <w:szCs w:val="22"/>
-              </w:rPr>
-            </w:pPr>
-            <w:r>
-              <w:rPr>
-                <w:rFonts w:ascii="Times New Roman" w:hAnsi="Times New Roman" w:cs="Times New Roman"/>
-                <w:b/>
-                <w:bCs/>
-                <w:sz w:val="22"/>
-                <w:szCs w:val="22"/>
-              </w:rPr>
-              <w:t>ECOG Status</w:t>
+                <w:sz w:val="22"/>
+                <w:szCs w:val="22"/>
+              </w:rPr>
+            </w:pPr>
+            <w:r>
+              <w:rPr>
+                <w:rFonts w:ascii="Times New Roman" w:hAnsi="Times New Roman" w:cs="Times New Roman"/>
+                <w:sz w:val="22"/>
+                <w:szCs w:val="22"/>
+              </w:rPr>
+              <w:t>PD-L1</w:t>
             </w:r>
           </w:p>
         </w:tc>
         <w:tc>
           <w:tcPr>
             <w:tcW w:w="1530" w:type="dxa"/>
-          </w:tcPr>
-          <w:p>
-            <w:pPr>
-              <w:jc w:val="center"/>
-              <w:rPr>
-                <w:rFonts w:ascii="Times New Roman" w:hAnsi="Times New Roman" w:cs="Times New Roman"/>
-                <w:sz w:val="22"/>
-                <w:szCs w:val="22"/>
-              </w:rPr>
-            </w:pPr>
+            <w:vAlign w:val="bottom"/>
+          </w:tcPr>
+          <w:p>
+            <w:pPr>
+              <w:jc w:val="center"/>
+              <w:rPr>
+                <w:rFonts w:ascii="Times New Roman" w:hAnsi="Times New Roman" w:cs="Times New Roman"/>
+                <w:sz w:val="22"/>
+                <w:szCs w:val="22"/>
+              </w:rPr>
+            </w:pPr>
+            <w:r>
+              <w:rPr>
+                <w:rFonts w:ascii="Times New Roman" w:hAnsi="Times New Roman" w:cs="Times New Roman"/>
+                <w:sz w:val="22"/>
+                <w:szCs w:val="22"/>
+              </w:rPr>
+              <w:t>0.46</w:t>
+            </w:r>
           </w:p>
         </w:tc>
         <w:tc>
           <w:tcPr>
             <w:tcW w:w="1890" w:type="dxa"/>
-          </w:tcPr>
-          <w:p>
-            <w:pPr>
-              <w:jc w:val="center"/>
-              <w:rPr>
-                <w:rFonts w:ascii="Times New Roman" w:hAnsi="Times New Roman" w:cs="Times New Roman"/>
-                <w:sz w:val="22"/>
-                <w:szCs w:val="22"/>
-              </w:rPr>
-            </w:pPr>
+            <w:vAlign w:val="bottom"/>
+          </w:tcPr>
+          <w:p>
+            <w:pPr>
+              <w:jc w:val="center"/>
+              <w:rPr>
+                <w:rFonts w:ascii="Times New Roman" w:hAnsi="Times New Roman" w:cs="Times New Roman"/>
+                <w:sz w:val="22"/>
+                <w:szCs w:val="22"/>
+              </w:rPr>
+            </w:pPr>
+            <w:r>
+              <w:rPr>
+                <w:rFonts w:ascii="Times New Roman" w:hAnsi="Times New Roman" w:cs="Times New Roman"/>
+                <w:sz w:val="22"/>
+                <w:szCs w:val="22"/>
+              </w:rPr>
+              <w:t>[0.30, 0.71]</w:t>
+            </w:r>
           </w:p>
         </w:tc>
         <w:tc>
           <w:tcPr>
             <w:tcW w:w="1440" w:type="dxa"/>
-          </w:tcPr>
-          <w:p>
-            <w:pPr>
-              <w:jc w:val="center"/>
-              <w:rPr>
-                <w:rFonts w:ascii="Times New Roman" w:hAnsi="Times New Roman" w:cs="Times New Roman"/>
-                <w:sz w:val="22"/>
-                <w:szCs w:val="22"/>
-              </w:rPr>
-            </w:pPr>
+            <w:vAlign w:val="bottom"/>
+          </w:tcPr>
+          <w:p>
+            <w:pPr>
+              <w:jc w:val="center"/>
+              <w:rPr>
+                <w:rFonts w:ascii="Times New Roman" w:hAnsi="Times New Roman" w:cs="Times New Roman"/>
+                <w:b/>
+                <w:bCs/>
+                <w:sz w:val="22"/>
+                <w:szCs w:val="22"/>
+              </w:rPr>
+            </w:pPr>
+            <w:r>
+              <w:rPr>
+                <w:rFonts w:ascii="Times New Roman" w:hAnsi="Times New Roman" w:cs="Times New Roman"/>
+                <w:b/>
+                <w:bCs/>
+                <w:sz w:val="22"/>
+                <w:szCs w:val="22"/>
+              </w:rPr>
+              <w:t>&lt;0.001**</w:t>
+            </w:r>
           </w:p>
         </w:tc>
       </w:tr>
@@ -20660,24 +22780,20 @@
           </w:tcPr>
           <w:p>
             <w:pPr>
-              <w:jc w:val="right"/>
-              <w:rPr>
-                <w:rFonts w:ascii="Times New Roman" w:hAnsi="Times New Roman" w:cs="Times New Roman"/>
-                <w:i/>
-                <w:iCs/>
-                <w:sz w:val="22"/>
-                <w:szCs w:val="22"/>
-              </w:rPr>
-            </w:pPr>
-            <w:r>
-              <w:rPr>
-                <w:rFonts w:ascii="Times New Roman" w:hAnsi="Times New Roman" w:cs="Times New Roman"/>
-                <w:i/>
-                <w:iCs/>
-                <w:sz w:val="22"/>
-                <w:szCs w:val="22"/>
-              </w:rPr>
-              <w:t>0</w:t>
+              <w:rPr>
+                <w:rFonts w:ascii="Times New Roman" w:hAnsi="Times New Roman" w:cs="Times New Roman"/>
+                <w:sz w:val="22"/>
+                <w:szCs w:val="22"/>
+              </w:rPr>
+            </w:pPr>
+            <w:r>
+              <w:rPr>
+                <w:rFonts w:ascii="Times New Roman" w:hAnsi="Times New Roman" w:cs="Times New Roman"/>
+                <w:sz w:val="22"/>
+                <w:szCs w:val="22"/>
+              </w:rPr>
+              <w:lastRenderedPageBreak/>
+              <w:t>Hispanic/Latino Ethnicity</w:t>
             </w:r>
           </w:p>
         </w:tc>
@@ -20701,7 +22817,7 @@
                 <w:sz w:val="22"/>
                 <w:szCs w:val="22"/>
               </w:rPr>
-              <w:t>0.55</w:t>
+              <w:t>0.87</w:t>
             </w:r>
           </w:p>
         </w:tc>
@@ -20725,7 +22841,7 @@
                 <w:sz w:val="22"/>
                 <w:szCs w:val="22"/>
               </w:rPr>
-              <w:t>[0.48, 0.64]</w:t>
+              <w:t>[0.70, 1.07]</w:t>
             </w:r>
           </w:p>
         </w:tc>
@@ -20748,12 +22864,10 @@
             <w:r>
               <w:rPr>
                 <w:rFonts w:ascii="Times New Roman" w:hAnsi="Times New Roman" w:cs="Times New Roman"/>
-                <w:b/>
-                <w:bCs/>
-                <w:sz w:val="22"/>
-                <w:szCs w:val="22"/>
-              </w:rPr>
-              <w:t>&lt;0.001**</w:t>
+                <w:sz w:val="22"/>
+                <w:szCs w:val="22"/>
+              </w:rPr>
+              <w:t>0.19</w:t>
             </w:r>
           </w:p>
         </w:tc>
@@ -20765,24 +22879,19 @@
           </w:tcPr>
           <w:p>
             <w:pPr>
-              <w:jc w:val="right"/>
-              <w:rPr>
-                <w:rFonts w:ascii="Times New Roman" w:hAnsi="Times New Roman" w:cs="Times New Roman"/>
-                <w:i/>
-                <w:iCs/>
-                <w:sz w:val="22"/>
-                <w:szCs w:val="22"/>
-              </w:rPr>
-            </w:pPr>
-            <w:r>
-              <w:rPr>
-                <w:rFonts w:ascii="Times New Roman" w:hAnsi="Times New Roman" w:cs="Times New Roman"/>
-                <w:i/>
-                <w:iCs/>
-                <w:sz w:val="22"/>
-                <w:szCs w:val="22"/>
-              </w:rPr>
-              <w:t>1</w:t>
+              <w:rPr>
+                <w:rFonts w:ascii="Times New Roman" w:hAnsi="Times New Roman" w:cs="Times New Roman"/>
+                <w:sz w:val="22"/>
+                <w:szCs w:val="22"/>
+              </w:rPr>
+            </w:pPr>
+            <w:r>
+              <w:rPr>
+                <w:rFonts w:ascii="Times New Roman" w:hAnsi="Times New Roman" w:cs="Times New Roman"/>
+                <w:sz w:val="22"/>
+                <w:szCs w:val="22"/>
+              </w:rPr>
+              <w:t>Interval Between Diagnosis Year and 2022</w:t>
             </w:r>
           </w:p>
         </w:tc>
@@ -20806,7 +22915,7 @@
                 <w:sz w:val="22"/>
                 <w:szCs w:val="22"/>
               </w:rPr>
-              <w:t>0.83</w:t>
+              <w:t>0.87</w:t>
             </w:r>
           </w:p>
         </w:tc>
@@ -20830,35 +22939,34 @@
                 <w:sz w:val="22"/>
                 <w:szCs w:val="22"/>
               </w:rPr>
-              <w:t>[0.73, 0.94]</w:t>
+              <w:t>[0.85, 0.89]</w:t>
             </w:r>
           </w:p>
         </w:tc>
         <w:tc>
           <w:tcPr>
             <w:tcW w:w="1440" w:type="dxa"/>
-            <w:vAlign w:val="bottom"/>
-          </w:tcPr>
-          <w:p>
-            <w:pPr>
-              <w:jc w:val="center"/>
-              <w:rPr>
-                <w:rFonts w:ascii="Times New Roman" w:hAnsi="Times New Roman" w:cs="Times New Roman"/>
-                <w:b/>
-                <w:bCs/>
-                <w:sz w:val="22"/>
-                <w:szCs w:val="22"/>
-              </w:rPr>
-            </w:pPr>
-            <w:r>
-              <w:rPr>
-                <w:rFonts w:ascii="Times New Roman" w:hAnsi="Times New Roman" w:cs="Times New Roman"/>
-                <w:b/>
-                <w:bCs/>
-                <w:sz w:val="22"/>
-                <w:szCs w:val="22"/>
-              </w:rPr>
-              <w:t>0.004**</w:t>
+          </w:tcPr>
+          <w:p>
+            <w:pPr>
+              <w:jc w:val="center"/>
+              <w:rPr>
+                <w:rFonts w:ascii="Times New Roman" w:hAnsi="Times New Roman" w:cs="Times New Roman"/>
+                <w:b/>
+                <w:bCs/>
+                <w:sz w:val="22"/>
+                <w:szCs w:val="22"/>
+              </w:rPr>
+            </w:pPr>
+            <w:r>
+              <w:rPr>
+                <w:rFonts w:ascii="Times New Roman" w:hAnsi="Times New Roman" w:cs="Times New Roman"/>
+                <w:b/>
+                <w:bCs/>
+                <w:sz w:val="22"/>
+                <w:szCs w:val="22"/>
+              </w:rPr>
+              <w:t>&lt;0.001**</w:t>
             </w:r>
           </w:p>
         </w:tc>
@@ -20870,24 +22978,19 @@
           </w:tcPr>
           <w:p>
             <w:pPr>
-              <w:jc w:val="right"/>
-              <w:rPr>
-                <w:rFonts w:ascii="Times New Roman" w:hAnsi="Times New Roman" w:cs="Times New Roman"/>
-                <w:i/>
-                <w:iCs/>
-                <w:sz w:val="22"/>
-                <w:szCs w:val="22"/>
-              </w:rPr>
-            </w:pPr>
-            <w:r>
-              <w:rPr>
-                <w:rFonts w:ascii="Times New Roman" w:hAnsi="Times New Roman" w:cs="Times New Roman"/>
-                <w:i/>
-                <w:iCs/>
-                <w:sz w:val="22"/>
-                <w:szCs w:val="22"/>
-              </w:rPr>
-              <w:t>2</w:t>
+              <w:rPr>
+                <w:rFonts w:ascii="Times New Roman" w:hAnsi="Times New Roman" w:cs="Times New Roman"/>
+                <w:sz w:val="22"/>
+                <w:szCs w:val="22"/>
+              </w:rPr>
+            </w:pPr>
+            <w:r>
+              <w:rPr>
+                <w:rFonts w:ascii="Times New Roman" w:hAnsi="Times New Roman" w:cs="Times New Roman"/>
+                <w:sz w:val="22"/>
+                <w:szCs w:val="22"/>
+              </w:rPr>
+              <w:t>Log(Age at Diagnosis)</w:t>
             </w:r>
           </w:p>
         </w:tc>
@@ -20911,7 +23014,7 @@
                 <w:sz w:val="22"/>
                 <w:szCs w:val="22"/>
               </w:rPr>
-              <w:t>1.24</w:t>
+              <w:t>0.52</w:t>
             </w:r>
           </w:p>
         </w:tc>
@@ -20935,35 +23038,34 @@
                 <w:sz w:val="22"/>
                 <w:szCs w:val="22"/>
               </w:rPr>
-              <w:t>[1.08, 1.43]</w:t>
+              <w:t>[0.40, 0.69]</w:t>
             </w:r>
           </w:p>
         </w:tc>
         <w:tc>
           <w:tcPr>
             <w:tcW w:w="1440" w:type="dxa"/>
-            <w:vAlign w:val="bottom"/>
-          </w:tcPr>
-          <w:p>
-            <w:pPr>
-              <w:jc w:val="center"/>
-              <w:rPr>
-                <w:rFonts w:ascii="Times New Roman" w:hAnsi="Times New Roman" w:cs="Times New Roman"/>
-                <w:b/>
-                <w:bCs/>
-                <w:sz w:val="22"/>
-                <w:szCs w:val="22"/>
-              </w:rPr>
-            </w:pPr>
-            <w:r>
-              <w:rPr>
-                <w:rFonts w:ascii="Times New Roman" w:hAnsi="Times New Roman" w:cs="Times New Roman"/>
-                <w:b/>
-                <w:bCs/>
-                <w:sz w:val="22"/>
-                <w:szCs w:val="22"/>
-              </w:rPr>
-              <w:t>0.003**</w:t>
+          </w:tcPr>
+          <w:p>
+            <w:pPr>
+              <w:jc w:val="center"/>
+              <w:rPr>
+                <w:rFonts w:ascii="Times New Roman" w:hAnsi="Times New Roman" w:cs="Times New Roman"/>
+                <w:b/>
+                <w:bCs/>
+                <w:sz w:val="22"/>
+                <w:szCs w:val="22"/>
+              </w:rPr>
+            </w:pPr>
+            <w:r>
+              <w:rPr>
+                <w:rFonts w:ascii="Times New Roman" w:hAnsi="Times New Roman" w:cs="Times New Roman"/>
+                <w:b/>
+                <w:bCs/>
+                <w:sz w:val="22"/>
+                <w:szCs w:val="22"/>
+              </w:rPr>
+              <w:t>&lt;0.001**</w:t>
             </w:r>
           </w:p>
         </w:tc>
@@ -20975,24 +23077,19 @@
           </w:tcPr>
           <w:p>
             <w:pPr>
-              <w:jc w:val="right"/>
-              <w:rPr>
-                <w:rFonts w:ascii="Times New Roman" w:hAnsi="Times New Roman" w:cs="Times New Roman"/>
-                <w:i/>
-                <w:iCs/>
-                <w:sz w:val="22"/>
-                <w:szCs w:val="22"/>
-              </w:rPr>
-            </w:pPr>
-            <w:r>
-              <w:rPr>
-                <w:rFonts w:ascii="Times New Roman" w:hAnsi="Times New Roman" w:cs="Times New Roman"/>
-                <w:i/>
-                <w:iCs/>
-                <w:sz w:val="22"/>
-                <w:szCs w:val="22"/>
-              </w:rPr>
-              <w:t>3</w:t>
+              <w:rPr>
+                <w:rFonts w:ascii="Times New Roman" w:hAnsi="Times New Roman" w:cs="Times New Roman"/>
+                <w:sz w:val="22"/>
+                <w:szCs w:val="22"/>
+              </w:rPr>
+            </w:pPr>
+            <w:r>
+              <w:rPr>
+                <w:rFonts w:ascii="Times New Roman" w:hAnsi="Times New Roman" w:cs="Times New Roman"/>
+                <w:sz w:val="22"/>
+                <w:szCs w:val="22"/>
+              </w:rPr>
+              <w:t>Self-Identified White</w:t>
             </w:r>
           </w:p>
         </w:tc>
@@ -21016,7 +23113,7 @@
                 <w:sz w:val="22"/>
                 <w:szCs w:val="22"/>
               </w:rPr>
-              <w:t>1.77</w:t>
+              <w:t>0.83</w:t>
             </w:r>
           </w:p>
         </w:tc>
@@ -21040,34 +23137,35 @@
                 <w:sz w:val="22"/>
                 <w:szCs w:val="22"/>
               </w:rPr>
-              <w:t>[1.50, 2.08]</w:t>
+              <w:t>[0.73, 0.96]</w:t>
             </w:r>
           </w:p>
         </w:tc>
         <w:tc>
           <w:tcPr>
             <w:tcW w:w="1440" w:type="dxa"/>
-          </w:tcPr>
-          <w:p>
-            <w:pPr>
-              <w:jc w:val="center"/>
-              <w:rPr>
-                <w:rFonts w:ascii="Times New Roman" w:hAnsi="Times New Roman" w:cs="Times New Roman"/>
-                <w:b/>
-                <w:bCs/>
-                <w:sz w:val="22"/>
-                <w:szCs w:val="22"/>
-              </w:rPr>
-            </w:pPr>
-            <w:r>
-              <w:rPr>
-                <w:rFonts w:ascii="Times New Roman" w:hAnsi="Times New Roman" w:cs="Times New Roman"/>
-                <w:b/>
-                <w:bCs/>
-                <w:sz w:val="22"/>
-                <w:szCs w:val="22"/>
-              </w:rPr>
-              <w:t>&lt;0.001**</w:t>
+            <w:vAlign w:val="bottom"/>
+          </w:tcPr>
+          <w:p>
+            <w:pPr>
+              <w:jc w:val="center"/>
+              <w:rPr>
+                <w:rFonts w:ascii="Times New Roman" w:hAnsi="Times New Roman" w:cs="Times New Roman"/>
+                <w:b/>
+                <w:bCs/>
+                <w:sz w:val="22"/>
+                <w:szCs w:val="22"/>
+              </w:rPr>
+            </w:pPr>
+            <w:r>
+              <w:rPr>
+                <w:rFonts w:ascii="Times New Roman" w:hAnsi="Times New Roman" w:cs="Times New Roman"/>
+                <w:b/>
+                <w:bCs/>
+                <w:sz w:val="22"/>
+                <w:szCs w:val="22"/>
+              </w:rPr>
+              <w:t>0.009**</w:t>
             </w:r>
           </w:p>
         </w:tc>
@@ -21079,24 +23177,19 @@
           </w:tcPr>
           <w:p>
             <w:pPr>
-              <w:jc w:val="right"/>
-              <w:rPr>
-                <w:rFonts w:ascii="Times New Roman" w:hAnsi="Times New Roman" w:cs="Times New Roman"/>
-                <w:i/>
-                <w:iCs/>
-                <w:sz w:val="22"/>
-                <w:szCs w:val="22"/>
-              </w:rPr>
-            </w:pPr>
-            <w:r>
-              <w:rPr>
-                <w:rFonts w:ascii="Times New Roman" w:hAnsi="Times New Roman" w:cs="Times New Roman"/>
-                <w:i/>
-                <w:iCs/>
-                <w:sz w:val="22"/>
-                <w:szCs w:val="22"/>
-              </w:rPr>
-              <w:t>4</w:t>
+              <w:rPr>
+                <w:rFonts w:ascii="Times New Roman" w:hAnsi="Times New Roman" w:cs="Times New Roman"/>
+                <w:sz w:val="22"/>
+                <w:szCs w:val="22"/>
+              </w:rPr>
+            </w:pPr>
+            <w:r>
+              <w:rPr>
+                <w:rFonts w:ascii="Times New Roman" w:hAnsi="Times New Roman" w:cs="Times New Roman"/>
+                <w:sz w:val="22"/>
+                <w:szCs w:val="22"/>
+              </w:rPr>
+              <w:t>Self-Identified Asian</w:t>
             </w:r>
           </w:p>
         </w:tc>
@@ -21120,7 +23213,7 @@
                 <w:sz w:val="22"/>
                 <w:szCs w:val="22"/>
               </w:rPr>
-              <w:t>2.01</w:t>
+              <w:t>0.79</w:t>
             </w:r>
           </w:p>
         </w:tc>
@@ -21144,34 +23237,31 @@
                 <w:sz w:val="22"/>
                 <w:szCs w:val="22"/>
               </w:rPr>
-              <w:t>[1.40, 2.89]</w:t>
+              <w:t>[0.62, 1.01]</w:t>
             </w:r>
           </w:p>
         </w:tc>
         <w:tc>
           <w:tcPr>
             <w:tcW w:w="1440" w:type="dxa"/>
-          </w:tcPr>
-          <w:p>
-            <w:pPr>
-              <w:jc w:val="center"/>
-              <w:rPr>
-                <w:rFonts w:ascii="Times New Roman" w:hAnsi="Times New Roman" w:cs="Times New Roman"/>
-                <w:b/>
-                <w:bCs/>
-                <w:sz w:val="22"/>
-                <w:szCs w:val="22"/>
-              </w:rPr>
-            </w:pPr>
-            <w:r>
-              <w:rPr>
-                <w:rFonts w:ascii="Times New Roman" w:hAnsi="Times New Roman" w:cs="Times New Roman"/>
-                <w:b/>
-                <w:bCs/>
-                <w:sz w:val="22"/>
-                <w:szCs w:val="22"/>
-              </w:rPr>
-              <w:t>&lt;0.001**</w:t>
+            <w:vAlign w:val="bottom"/>
+          </w:tcPr>
+          <w:p>
+            <w:pPr>
+              <w:jc w:val="center"/>
+              <w:rPr>
+                <w:rFonts w:ascii="Times New Roman" w:hAnsi="Times New Roman" w:cs="Times New Roman"/>
+                <w:sz w:val="22"/>
+                <w:szCs w:val="22"/>
+              </w:rPr>
+            </w:pPr>
+            <w:r>
+              <w:rPr>
+                <w:rFonts w:ascii="Times New Roman" w:hAnsi="Times New Roman" w:cs="Times New Roman"/>
+                <w:sz w:val="22"/>
+                <w:szCs w:val="22"/>
+              </w:rPr>
+              <w:t>0.061</w:t>
             </w:r>
           </w:p>
         </w:tc>
@@ -21195,7 +23285,7 @@
                 <w:sz w:val="22"/>
                 <w:szCs w:val="22"/>
               </w:rPr>
-              <w:t>Squamous Cell Histology</w:t>
+              <w:t>Self-Identified Black</w:t>
             </w:r>
           </w:p>
         </w:tc>
@@ -21219,7 +23309,7 @@
                 <w:sz w:val="22"/>
                 <w:szCs w:val="22"/>
               </w:rPr>
-              <w:t>0.92</w:t>
+              <w:t>0.74</w:t>
             </w:r>
           </w:p>
         </w:tc>
@@ -21243,7 +23333,7 @@
                 <w:sz w:val="22"/>
                 <w:szCs w:val="22"/>
               </w:rPr>
-              <w:t>[0.74, 1.16]</w:t>
+              <w:t>[0.62, 0.89]</w:t>
             </w:r>
           </w:p>
         </w:tc>
@@ -21257,17 +23347,21 @@
               <w:jc w:val="center"/>
               <w:rPr>
                 <w:rFonts w:ascii="Times New Roman" w:hAnsi="Times New Roman" w:cs="Times New Roman"/>
-                <w:sz w:val="22"/>
-                <w:szCs w:val="22"/>
-              </w:rPr>
-            </w:pPr>
-            <w:r>
-              <w:rPr>
-                <w:rFonts w:ascii="Times New Roman" w:hAnsi="Times New Roman" w:cs="Times New Roman"/>
-                <w:sz w:val="22"/>
-                <w:szCs w:val="22"/>
-              </w:rPr>
-              <w:t>0.493</w:t>
+                <w:b/>
+                <w:bCs/>
+                <w:sz w:val="22"/>
+                <w:szCs w:val="22"/>
+              </w:rPr>
+            </w:pPr>
+            <w:r>
+              <w:rPr>
+                <w:rFonts w:ascii="Times New Roman" w:hAnsi="Times New Roman" w:cs="Times New Roman"/>
+                <w:b/>
+                <w:bCs/>
+                <w:sz w:val="22"/>
+                <w:szCs w:val="22"/>
+              </w:rPr>
+              <w:t>0.001**</w:t>
             </w:r>
           </w:p>
         </w:tc>
@@ -21291,7 +23385,7 @@
                 <w:sz w:val="22"/>
                 <w:szCs w:val="22"/>
               </w:rPr>
-              <w:t>Non-squamous Cell Histology</w:t>
+              <w:t>Self-Identified Other Race</w:t>
             </w:r>
           </w:p>
         </w:tc>
@@ -21315,7 +23409,7 @@
                 <w:sz w:val="22"/>
                 <w:szCs w:val="22"/>
               </w:rPr>
-              <w:t>0.74</w:t>
+              <w:t>0.97</w:t>
             </w:r>
           </w:p>
         </w:tc>
@@ -21339,7 +23433,7 @@
                 <w:sz w:val="22"/>
                 <w:szCs w:val="22"/>
               </w:rPr>
-              <w:t>[0.60, 0.92]</w:t>
+              <w:t>[0.81, 1.16]</w:t>
             </w:r>
           </w:p>
         </w:tc>
@@ -21362,12 +23456,10 @@
             <w:r>
               <w:rPr>
                 <w:rFonts w:ascii="Times New Roman" w:hAnsi="Times New Roman" w:cs="Times New Roman"/>
-                <w:b/>
-                <w:bCs/>
-                <w:sz w:val="22"/>
-                <w:szCs w:val="22"/>
-              </w:rPr>
-              <w:t>0.006**</w:t>
+                <w:sz w:val="22"/>
+                <w:szCs w:val="22"/>
+              </w:rPr>
+              <w:t>0.754</w:t>
             </w:r>
           </w:p>
         </w:tc>
@@ -21391,7 +23483,7 @@
                 <w:sz w:val="22"/>
                 <w:szCs w:val="22"/>
               </w:rPr>
-              <w:t>PD-L1</w:t>
+              <w:t>Self-Identified Hispanic Race</w:t>
             </w:r>
           </w:p>
         </w:tc>
@@ -21415,7 +23507,7 @@
                 <w:sz w:val="22"/>
                 <w:szCs w:val="22"/>
               </w:rPr>
-              <w:t>0.46</w:t>
+              <w:t>0.93</w:t>
             </w:r>
           </w:p>
         </w:tc>
@@ -21439,7 +23531,7 @@
                 <w:sz w:val="22"/>
                 <w:szCs w:val="22"/>
               </w:rPr>
-              <w:t>[0.30, 0.71]</w:t>
+              <w:t>[0.30, 2.89]</w:t>
             </w:r>
           </w:p>
         </w:tc>
@@ -21453,21 +23545,17 @@
               <w:jc w:val="center"/>
               <w:rPr>
                 <w:rFonts w:ascii="Times New Roman" w:hAnsi="Times New Roman" w:cs="Times New Roman"/>
-                <w:b/>
-                <w:bCs/>
-                <w:sz w:val="22"/>
-                <w:szCs w:val="22"/>
-              </w:rPr>
-            </w:pPr>
-            <w:r>
-              <w:rPr>
-                <w:rFonts w:ascii="Times New Roman" w:hAnsi="Times New Roman" w:cs="Times New Roman"/>
-                <w:b/>
-                <w:bCs/>
-                <w:sz w:val="22"/>
-                <w:szCs w:val="22"/>
-              </w:rPr>
-              <w:t>&lt;0.001**</w:t>
+                <w:sz w:val="22"/>
+                <w:szCs w:val="22"/>
+              </w:rPr>
+            </w:pPr>
+            <w:r>
+              <w:rPr>
+                <w:rFonts w:ascii="Times New Roman" w:hAnsi="Times New Roman" w:cs="Times New Roman"/>
+                <w:sz w:val="22"/>
+                <w:szCs w:val="22"/>
+              </w:rPr>
+              <w:t>0.897</w:t>
             </w:r>
           </w:p>
         </w:tc>
@@ -21491,8 +23579,7 @@
                 <w:sz w:val="22"/>
                 <w:szCs w:val="22"/>
               </w:rPr>
-              <w:lastRenderedPageBreak/>
-              <w:t>Hispanic/Latino Ethnicity</w:t>
+              <w:t>Male Gender</w:t>
             </w:r>
           </w:p>
         </w:tc>
@@ -21516,7 +23603,7 @@
                 <w:sz w:val="22"/>
                 <w:szCs w:val="22"/>
               </w:rPr>
-              <w:t>0.87</w:t>
+              <w:t>1.09</w:t>
             </w:r>
           </w:p>
         </w:tc>
@@ -21540,7 +23627,7 @@
                 <w:sz w:val="22"/>
                 <w:szCs w:val="22"/>
               </w:rPr>
-              <w:t>[0.70, 1.07]</w:t>
+              <w:t>[1.01, 1.18]</w:t>
             </w:r>
           </w:p>
         </w:tc>
@@ -21563,10 +23650,12 @@
             <w:r>
               <w:rPr>
                 <w:rFonts w:ascii="Times New Roman" w:hAnsi="Times New Roman" w:cs="Times New Roman"/>
-                <w:sz w:val="22"/>
-                <w:szCs w:val="22"/>
-              </w:rPr>
-              <w:t>0.19</w:t>
+                <w:b/>
+                <w:bCs/>
+                <w:sz w:val="22"/>
+                <w:szCs w:val="22"/>
+              </w:rPr>
+              <w:t>0.022*</w:t>
             </w:r>
           </w:p>
         </w:tc>
@@ -21590,815 +23679,7 @@
                 <w:sz w:val="22"/>
                 <w:szCs w:val="22"/>
               </w:rPr>
-              <w:t>Interval Between Diagnosis Year and 2022</w:t>
-            </w:r>
-          </w:p>
-        </w:tc>
-        <w:tc>
-          <w:tcPr>
-            <w:tcW w:w="1530" w:type="dxa"/>
-            <w:vAlign w:val="bottom"/>
-          </w:tcPr>
-          <w:p>
-            <w:pPr>
-              <w:jc w:val="center"/>
-              <w:rPr>
-                <w:rFonts w:ascii="Times New Roman" w:hAnsi="Times New Roman" w:cs="Times New Roman"/>
-                <w:sz w:val="22"/>
-                <w:szCs w:val="22"/>
-              </w:rPr>
-            </w:pPr>
-            <w:r>
-              <w:rPr>
-                <w:rFonts w:ascii="Times New Roman" w:hAnsi="Times New Roman" w:cs="Times New Roman"/>
-                <w:sz w:val="22"/>
-                <w:szCs w:val="22"/>
-              </w:rPr>
-              <w:t>0.87</w:t>
-            </w:r>
-          </w:p>
-        </w:tc>
-        <w:tc>
-          <w:tcPr>
-            <w:tcW w:w="1890" w:type="dxa"/>
-            <w:vAlign w:val="bottom"/>
-          </w:tcPr>
-          <w:p>
-            <w:pPr>
-              <w:jc w:val="center"/>
-              <w:rPr>
-                <w:rFonts w:ascii="Times New Roman" w:hAnsi="Times New Roman" w:cs="Times New Roman"/>
-                <w:sz w:val="22"/>
-                <w:szCs w:val="22"/>
-              </w:rPr>
-            </w:pPr>
-            <w:r>
-              <w:rPr>
-                <w:rFonts w:ascii="Times New Roman" w:hAnsi="Times New Roman" w:cs="Times New Roman"/>
-                <w:sz w:val="22"/>
-                <w:szCs w:val="22"/>
-              </w:rPr>
-              <w:t>[0.85, 0.89]</w:t>
-            </w:r>
-          </w:p>
-        </w:tc>
-        <w:tc>
-          <w:tcPr>
-            <w:tcW w:w="1440" w:type="dxa"/>
-          </w:tcPr>
-          <w:p>
-            <w:pPr>
-              <w:jc w:val="center"/>
-              <w:rPr>
-                <w:rFonts w:ascii="Times New Roman" w:hAnsi="Times New Roman" w:cs="Times New Roman"/>
-                <w:b/>
-                <w:bCs/>
-                <w:sz w:val="22"/>
-                <w:szCs w:val="22"/>
-              </w:rPr>
-            </w:pPr>
-            <w:r>
-              <w:rPr>
-                <w:rFonts w:ascii="Times New Roman" w:hAnsi="Times New Roman" w:cs="Times New Roman"/>
-                <w:b/>
-                <w:bCs/>
-                <w:sz w:val="22"/>
-                <w:szCs w:val="22"/>
-              </w:rPr>
-              <w:t>&lt;0.001**</w:t>
-            </w:r>
-          </w:p>
-        </w:tc>
-      </w:tr>
-      <w:tr>
-        <w:tc>
-          <w:tcPr>
-            <w:tcW w:w="5035" w:type="dxa"/>
-          </w:tcPr>
-          <w:p>
-            <w:pPr>
-              <w:rPr>
-                <w:rFonts w:ascii="Times New Roman" w:hAnsi="Times New Roman" w:cs="Times New Roman"/>
-                <w:sz w:val="22"/>
-                <w:szCs w:val="22"/>
-              </w:rPr>
-            </w:pPr>
-            <w:proofErr w:type="gramStart"/>
-            <w:r>
-              <w:rPr>
-                <w:rFonts w:ascii="Times New Roman" w:hAnsi="Times New Roman" w:cs="Times New Roman"/>
-                <w:sz w:val="22"/>
-                <w:szCs w:val="22"/>
-              </w:rPr>
-              <w:t>Log(</w:t>
-            </w:r>
-            <w:proofErr w:type="gramEnd"/>
-            <w:r>
-              <w:rPr>
-                <w:rFonts w:ascii="Times New Roman" w:hAnsi="Times New Roman" w:cs="Times New Roman"/>
-                <w:sz w:val="22"/>
-                <w:szCs w:val="22"/>
-              </w:rPr>
-              <w:t>Age at Diagnosis)</w:t>
-            </w:r>
-          </w:p>
-        </w:tc>
-        <w:tc>
-          <w:tcPr>
-            <w:tcW w:w="1530" w:type="dxa"/>
-            <w:vAlign w:val="bottom"/>
-          </w:tcPr>
-          <w:p>
-            <w:pPr>
-              <w:jc w:val="center"/>
-              <w:rPr>
-                <w:rFonts w:ascii="Times New Roman" w:hAnsi="Times New Roman" w:cs="Times New Roman"/>
-                <w:sz w:val="22"/>
-                <w:szCs w:val="22"/>
-              </w:rPr>
-            </w:pPr>
-            <w:r>
-              <w:rPr>
-                <w:rFonts w:ascii="Times New Roman" w:hAnsi="Times New Roman" w:cs="Times New Roman"/>
-                <w:sz w:val="22"/>
-                <w:szCs w:val="22"/>
-              </w:rPr>
-              <w:t>0.52</w:t>
-            </w:r>
-          </w:p>
-        </w:tc>
-        <w:tc>
-          <w:tcPr>
-            <w:tcW w:w="1890" w:type="dxa"/>
-            <w:vAlign w:val="bottom"/>
-          </w:tcPr>
-          <w:p>
-            <w:pPr>
-              <w:jc w:val="center"/>
-              <w:rPr>
-                <w:rFonts w:ascii="Times New Roman" w:hAnsi="Times New Roman" w:cs="Times New Roman"/>
-                <w:sz w:val="22"/>
-                <w:szCs w:val="22"/>
-              </w:rPr>
-            </w:pPr>
-            <w:r>
-              <w:rPr>
-                <w:rFonts w:ascii="Times New Roman" w:hAnsi="Times New Roman" w:cs="Times New Roman"/>
-                <w:sz w:val="22"/>
-                <w:szCs w:val="22"/>
-              </w:rPr>
-              <w:t>[0.40, 0.69]</w:t>
-            </w:r>
-          </w:p>
-        </w:tc>
-        <w:tc>
-          <w:tcPr>
-            <w:tcW w:w="1440" w:type="dxa"/>
-          </w:tcPr>
-          <w:p>
-            <w:pPr>
-              <w:jc w:val="center"/>
-              <w:rPr>
-                <w:rFonts w:ascii="Times New Roman" w:hAnsi="Times New Roman" w:cs="Times New Roman"/>
-                <w:b/>
-                <w:bCs/>
-                <w:sz w:val="22"/>
-                <w:szCs w:val="22"/>
-              </w:rPr>
-            </w:pPr>
-            <w:r>
-              <w:rPr>
-                <w:rFonts w:ascii="Times New Roman" w:hAnsi="Times New Roman" w:cs="Times New Roman"/>
-                <w:b/>
-                <w:bCs/>
-                <w:sz w:val="22"/>
-                <w:szCs w:val="22"/>
-              </w:rPr>
-              <w:t>&lt;0.001**</w:t>
-            </w:r>
-          </w:p>
-        </w:tc>
-      </w:tr>
-      <w:tr>
-        <w:tc>
-          <w:tcPr>
-            <w:tcW w:w="5035" w:type="dxa"/>
-          </w:tcPr>
-          <w:p>
-            <w:pPr>
-              <w:rPr>
-                <w:rFonts w:ascii="Times New Roman" w:hAnsi="Times New Roman" w:cs="Times New Roman"/>
-                <w:sz w:val="22"/>
-                <w:szCs w:val="22"/>
-              </w:rPr>
-            </w:pPr>
-            <w:r>
-              <w:rPr>
-                <w:rFonts w:ascii="Times New Roman" w:hAnsi="Times New Roman" w:cs="Times New Roman"/>
-                <w:sz w:val="22"/>
-                <w:szCs w:val="22"/>
-              </w:rPr>
-              <w:t>Self-Identified White</w:t>
-            </w:r>
-          </w:p>
-        </w:tc>
-        <w:tc>
-          <w:tcPr>
-            <w:tcW w:w="1530" w:type="dxa"/>
-            <w:vAlign w:val="bottom"/>
-          </w:tcPr>
-          <w:p>
-            <w:pPr>
-              <w:jc w:val="center"/>
-              <w:rPr>
-                <w:rFonts w:ascii="Times New Roman" w:hAnsi="Times New Roman" w:cs="Times New Roman"/>
-                <w:sz w:val="22"/>
-                <w:szCs w:val="22"/>
-              </w:rPr>
-            </w:pPr>
-            <w:r>
-              <w:rPr>
-                <w:rFonts w:ascii="Times New Roman" w:hAnsi="Times New Roman" w:cs="Times New Roman"/>
-                <w:sz w:val="22"/>
-                <w:szCs w:val="22"/>
-              </w:rPr>
-              <w:t>0.83</w:t>
-            </w:r>
-          </w:p>
-        </w:tc>
-        <w:tc>
-          <w:tcPr>
-            <w:tcW w:w="1890" w:type="dxa"/>
-            <w:vAlign w:val="bottom"/>
-          </w:tcPr>
-          <w:p>
-            <w:pPr>
-              <w:jc w:val="center"/>
-              <w:rPr>
-                <w:rFonts w:ascii="Times New Roman" w:hAnsi="Times New Roman" w:cs="Times New Roman"/>
-                <w:sz w:val="22"/>
-                <w:szCs w:val="22"/>
-              </w:rPr>
-            </w:pPr>
-            <w:r>
-              <w:rPr>
-                <w:rFonts w:ascii="Times New Roman" w:hAnsi="Times New Roman" w:cs="Times New Roman"/>
-                <w:sz w:val="22"/>
-                <w:szCs w:val="22"/>
-              </w:rPr>
-              <w:t>[0.73, 0.96]</w:t>
-            </w:r>
-          </w:p>
-        </w:tc>
-        <w:tc>
-          <w:tcPr>
-            <w:tcW w:w="1440" w:type="dxa"/>
-            <w:vAlign w:val="bottom"/>
-          </w:tcPr>
-          <w:p>
-            <w:pPr>
-              <w:jc w:val="center"/>
-              <w:rPr>
-                <w:rFonts w:ascii="Times New Roman" w:hAnsi="Times New Roman" w:cs="Times New Roman"/>
-                <w:b/>
-                <w:bCs/>
-                <w:sz w:val="22"/>
-                <w:szCs w:val="22"/>
-              </w:rPr>
-            </w:pPr>
-            <w:r>
-              <w:rPr>
-                <w:rFonts w:ascii="Times New Roman" w:hAnsi="Times New Roman" w:cs="Times New Roman"/>
-                <w:b/>
-                <w:bCs/>
-                <w:sz w:val="22"/>
-                <w:szCs w:val="22"/>
-              </w:rPr>
-              <w:t>0.009**</w:t>
-            </w:r>
-          </w:p>
-        </w:tc>
-      </w:tr>
-      <w:tr>
-        <w:tc>
-          <w:tcPr>
-            <w:tcW w:w="5035" w:type="dxa"/>
-          </w:tcPr>
-          <w:p>
-            <w:pPr>
-              <w:rPr>
-                <w:rFonts w:ascii="Times New Roman" w:hAnsi="Times New Roman" w:cs="Times New Roman"/>
-                <w:sz w:val="22"/>
-                <w:szCs w:val="22"/>
-              </w:rPr>
-            </w:pPr>
-            <w:r>
-              <w:rPr>
-                <w:rFonts w:ascii="Times New Roman" w:hAnsi="Times New Roman" w:cs="Times New Roman"/>
-                <w:sz w:val="22"/>
-                <w:szCs w:val="22"/>
-              </w:rPr>
-              <w:t>Self-Identified Asian</w:t>
-            </w:r>
-          </w:p>
-        </w:tc>
-        <w:tc>
-          <w:tcPr>
-            <w:tcW w:w="1530" w:type="dxa"/>
-            <w:vAlign w:val="bottom"/>
-          </w:tcPr>
-          <w:p>
-            <w:pPr>
-              <w:jc w:val="center"/>
-              <w:rPr>
-                <w:rFonts w:ascii="Times New Roman" w:hAnsi="Times New Roman" w:cs="Times New Roman"/>
-                <w:sz w:val="22"/>
-                <w:szCs w:val="22"/>
-              </w:rPr>
-            </w:pPr>
-            <w:r>
-              <w:rPr>
-                <w:rFonts w:ascii="Times New Roman" w:hAnsi="Times New Roman" w:cs="Times New Roman"/>
-                <w:sz w:val="22"/>
-                <w:szCs w:val="22"/>
-              </w:rPr>
-              <w:t>0.79</w:t>
-            </w:r>
-          </w:p>
-        </w:tc>
-        <w:tc>
-          <w:tcPr>
-            <w:tcW w:w="1890" w:type="dxa"/>
-            <w:vAlign w:val="bottom"/>
-          </w:tcPr>
-          <w:p>
-            <w:pPr>
-              <w:jc w:val="center"/>
-              <w:rPr>
-                <w:rFonts w:ascii="Times New Roman" w:hAnsi="Times New Roman" w:cs="Times New Roman"/>
-                <w:sz w:val="22"/>
-                <w:szCs w:val="22"/>
-              </w:rPr>
-            </w:pPr>
-            <w:r>
-              <w:rPr>
-                <w:rFonts w:ascii="Times New Roman" w:hAnsi="Times New Roman" w:cs="Times New Roman"/>
-                <w:sz w:val="22"/>
-                <w:szCs w:val="22"/>
-              </w:rPr>
-              <w:t>[0.62, 1.01]</w:t>
-            </w:r>
-          </w:p>
-        </w:tc>
-        <w:tc>
-          <w:tcPr>
-            <w:tcW w:w="1440" w:type="dxa"/>
-            <w:vAlign w:val="bottom"/>
-          </w:tcPr>
-          <w:p>
-            <w:pPr>
-              <w:jc w:val="center"/>
-              <w:rPr>
-                <w:rFonts w:ascii="Times New Roman" w:hAnsi="Times New Roman" w:cs="Times New Roman"/>
-                <w:sz w:val="22"/>
-                <w:szCs w:val="22"/>
-              </w:rPr>
-            </w:pPr>
-            <w:r>
-              <w:rPr>
-                <w:rFonts w:ascii="Times New Roman" w:hAnsi="Times New Roman" w:cs="Times New Roman"/>
-                <w:sz w:val="22"/>
-                <w:szCs w:val="22"/>
-              </w:rPr>
-              <w:t>0.061</w:t>
-            </w:r>
-          </w:p>
-        </w:tc>
-      </w:tr>
-      <w:tr>
-        <w:tc>
-          <w:tcPr>
-            <w:tcW w:w="5035" w:type="dxa"/>
-          </w:tcPr>
-          <w:p>
-            <w:pPr>
-              <w:rPr>
-                <w:rFonts w:ascii="Times New Roman" w:hAnsi="Times New Roman" w:cs="Times New Roman"/>
-                <w:sz w:val="22"/>
-                <w:szCs w:val="22"/>
-              </w:rPr>
-            </w:pPr>
-            <w:r>
-              <w:rPr>
-                <w:rFonts w:ascii="Times New Roman" w:hAnsi="Times New Roman" w:cs="Times New Roman"/>
-                <w:sz w:val="22"/>
-                <w:szCs w:val="22"/>
-              </w:rPr>
-              <w:t>Self-Identified Black</w:t>
-            </w:r>
-          </w:p>
-        </w:tc>
-        <w:tc>
-          <w:tcPr>
-            <w:tcW w:w="1530" w:type="dxa"/>
-            <w:vAlign w:val="bottom"/>
-          </w:tcPr>
-          <w:p>
-            <w:pPr>
-              <w:jc w:val="center"/>
-              <w:rPr>
-                <w:rFonts w:ascii="Times New Roman" w:hAnsi="Times New Roman" w:cs="Times New Roman"/>
-                <w:sz w:val="22"/>
-                <w:szCs w:val="22"/>
-              </w:rPr>
-            </w:pPr>
-            <w:r>
-              <w:rPr>
-                <w:rFonts w:ascii="Times New Roman" w:hAnsi="Times New Roman" w:cs="Times New Roman"/>
-                <w:sz w:val="22"/>
-                <w:szCs w:val="22"/>
-              </w:rPr>
-              <w:t>0.74</w:t>
-            </w:r>
-          </w:p>
-        </w:tc>
-        <w:tc>
-          <w:tcPr>
-            <w:tcW w:w="1890" w:type="dxa"/>
-            <w:vAlign w:val="bottom"/>
-          </w:tcPr>
-          <w:p>
-            <w:pPr>
-              <w:jc w:val="center"/>
-              <w:rPr>
-                <w:rFonts w:ascii="Times New Roman" w:hAnsi="Times New Roman" w:cs="Times New Roman"/>
-                <w:sz w:val="22"/>
-                <w:szCs w:val="22"/>
-              </w:rPr>
-            </w:pPr>
-            <w:r>
-              <w:rPr>
-                <w:rFonts w:ascii="Times New Roman" w:hAnsi="Times New Roman" w:cs="Times New Roman"/>
-                <w:sz w:val="22"/>
-                <w:szCs w:val="22"/>
-              </w:rPr>
-              <w:t>[0.62, 0.89]</w:t>
-            </w:r>
-          </w:p>
-        </w:tc>
-        <w:tc>
-          <w:tcPr>
-            <w:tcW w:w="1440" w:type="dxa"/>
-            <w:vAlign w:val="bottom"/>
-          </w:tcPr>
-          <w:p>
-            <w:pPr>
-              <w:jc w:val="center"/>
-              <w:rPr>
-                <w:rFonts w:ascii="Times New Roman" w:hAnsi="Times New Roman" w:cs="Times New Roman"/>
-                <w:b/>
-                <w:bCs/>
-                <w:sz w:val="22"/>
-                <w:szCs w:val="22"/>
-              </w:rPr>
-            </w:pPr>
-            <w:r>
-              <w:rPr>
-                <w:rFonts w:ascii="Times New Roman" w:hAnsi="Times New Roman" w:cs="Times New Roman"/>
-                <w:b/>
-                <w:bCs/>
-                <w:sz w:val="22"/>
-                <w:szCs w:val="22"/>
-              </w:rPr>
-              <w:t>0.001**</w:t>
-            </w:r>
-          </w:p>
-        </w:tc>
-      </w:tr>
-      <w:tr>
-        <w:tc>
-          <w:tcPr>
-            <w:tcW w:w="5035" w:type="dxa"/>
-          </w:tcPr>
-          <w:p>
-            <w:pPr>
-              <w:rPr>
-                <w:rFonts w:ascii="Times New Roman" w:hAnsi="Times New Roman" w:cs="Times New Roman"/>
-                <w:sz w:val="22"/>
-                <w:szCs w:val="22"/>
-              </w:rPr>
-            </w:pPr>
-            <w:r>
-              <w:rPr>
-                <w:rFonts w:ascii="Times New Roman" w:hAnsi="Times New Roman" w:cs="Times New Roman"/>
-                <w:sz w:val="22"/>
-                <w:szCs w:val="22"/>
-              </w:rPr>
-              <w:t>Self-Identified Other Race</w:t>
-            </w:r>
-          </w:p>
-        </w:tc>
-        <w:tc>
-          <w:tcPr>
-            <w:tcW w:w="1530" w:type="dxa"/>
-            <w:vAlign w:val="bottom"/>
-          </w:tcPr>
-          <w:p>
-            <w:pPr>
-              <w:jc w:val="center"/>
-              <w:rPr>
-                <w:rFonts w:ascii="Times New Roman" w:hAnsi="Times New Roman" w:cs="Times New Roman"/>
-                <w:sz w:val="22"/>
-                <w:szCs w:val="22"/>
-              </w:rPr>
-            </w:pPr>
-            <w:r>
-              <w:rPr>
-                <w:rFonts w:ascii="Times New Roman" w:hAnsi="Times New Roman" w:cs="Times New Roman"/>
-                <w:sz w:val="22"/>
-                <w:szCs w:val="22"/>
-              </w:rPr>
-              <w:t>0.97</w:t>
-            </w:r>
-          </w:p>
-        </w:tc>
-        <w:tc>
-          <w:tcPr>
-            <w:tcW w:w="1890" w:type="dxa"/>
-            <w:vAlign w:val="bottom"/>
-          </w:tcPr>
-          <w:p>
-            <w:pPr>
-              <w:jc w:val="center"/>
-              <w:rPr>
-                <w:rFonts w:ascii="Times New Roman" w:hAnsi="Times New Roman" w:cs="Times New Roman"/>
-                <w:sz w:val="22"/>
-                <w:szCs w:val="22"/>
-              </w:rPr>
-            </w:pPr>
-            <w:r>
-              <w:rPr>
-                <w:rFonts w:ascii="Times New Roman" w:hAnsi="Times New Roman" w:cs="Times New Roman"/>
-                <w:sz w:val="22"/>
-                <w:szCs w:val="22"/>
-              </w:rPr>
-              <w:t>[0.81, 1.16]</w:t>
-            </w:r>
-          </w:p>
-        </w:tc>
-        <w:tc>
-          <w:tcPr>
-            <w:tcW w:w="1440" w:type="dxa"/>
-            <w:vAlign w:val="bottom"/>
-          </w:tcPr>
-          <w:p>
-            <w:pPr>
-              <w:jc w:val="center"/>
-              <w:rPr>
-                <w:rFonts w:ascii="Times New Roman" w:hAnsi="Times New Roman" w:cs="Times New Roman"/>
-                <w:b/>
-                <w:bCs/>
-                <w:sz w:val="22"/>
-                <w:szCs w:val="22"/>
-              </w:rPr>
-            </w:pPr>
-            <w:r>
-              <w:rPr>
-                <w:rFonts w:ascii="Times New Roman" w:hAnsi="Times New Roman" w:cs="Times New Roman"/>
-                <w:sz w:val="22"/>
-                <w:szCs w:val="22"/>
-              </w:rPr>
-              <w:t>0.754</w:t>
-            </w:r>
-          </w:p>
-        </w:tc>
-      </w:tr>
-      <w:tr>
-        <w:tc>
-          <w:tcPr>
-            <w:tcW w:w="5035" w:type="dxa"/>
-          </w:tcPr>
-          <w:p>
-            <w:pPr>
-              <w:rPr>
-                <w:rFonts w:ascii="Times New Roman" w:hAnsi="Times New Roman" w:cs="Times New Roman"/>
-                <w:sz w:val="22"/>
-                <w:szCs w:val="22"/>
-              </w:rPr>
-            </w:pPr>
-            <w:r>
-              <w:rPr>
-                <w:rFonts w:ascii="Times New Roman" w:hAnsi="Times New Roman" w:cs="Times New Roman"/>
-                <w:sz w:val="22"/>
-                <w:szCs w:val="22"/>
-              </w:rPr>
-              <w:t>Self-Identified Hispanic Race</w:t>
-            </w:r>
-          </w:p>
-        </w:tc>
-        <w:tc>
-          <w:tcPr>
-            <w:tcW w:w="1530" w:type="dxa"/>
-            <w:vAlign w:val="bottom"/>
-          </w:tcPr>
-          <w:p>
-            <w:pPr>
-              <w:jc w:val="center"/>
-              <w:rPr>
-                <w:rFonts w:ascii="Times New Roman" w:hAnsi="Times New Roman" w:cs="Times New Roman"/>
-                <w:sz w:val="22"/>
-                <w:szCs w:val="22"/>
-              </w:rPr>
-            </w:pPr>
-            <w:r>
-              <w:rPr>
-                <w:rFonts w:ascii="Times New Roman" w:hAnsi="Times New Roman" w:cs="Times New Roman"/>
-                <w:sz w:val="22"/>
-                <w:szCs w:val="22"/>
-              </w:rPr>
-              <w:t>0.93</w:t>
-            </w:r>
-          </w:p>
-        </w:tc>
-        <w:tc>
-          <w:tcPr>
-            <w:tcW w:w="1890" w:type="dxa"/>
-            <w:vAlign w:val="bottom"/>
-          </w:tcPr>
-          <w:p>
-            <w:pPr>
-              <w:jc w:val="center"/>
-              <w:rPr>
-                <w:rFonts w:ascii="Times New Roman" w:hAnsi="Times New Roman" w:cs="Times New Roman"/>
-                <w:sz w:val="22"/>
-                <w:szCs w:val="22"/>
-              </w:rPr>
-            </w:pPr>
-            <w:r>
-              <w:rPr>
-                <w:rFonts w:ascii="Times New Roman" w:hAnsi="Times New Roman" w:cs="Times New Roman"/>
-                <w:sz w:val="22"/>
-                <w:szCs w:val="22"/>
-              </w:rPr>
-              <w:t>[0.30, 2.89]</w:t>
-            </w:r>
-          </w:p>
-        </w:tc>
-        <w:tc>
-          <w:tcPr>
-            <w:tcW w:w="1440" w:type="dxa"/>
-            <w:vAlign w:val="bottom"/>
-          </w:tcPr>
-          <w:p>
-            <w:pPr>
-              <w:jc w:val="center"/>
-              <w:rPr>
-                <w:rFonts w:ascii="Times New Roman" w:hAnsi="Times New Roman" w:cs="Times New Roman"/>
-                <w:sz w:val="22"/>
-                <w:szCs w:val="22"/>
-              </w:rPr>
-            </w:pPr>
-            <w:r>
-              <w:rPr>
-                <w:rFonts w:ascii="Times New Roman" w:hAnsi="Times New Roman" w:cs="Times New Roman"/>
-                <w:sz w:val="22"/>
-                <w:szCs w:val="22"/>
-              </w:rPr>
-              <w:t>0.897</w:t>
-            </w:r>
-          </w:p>
-        </w:tc>
-      </w:tr>
-      <w:tr>
-        <w:tc>
-          <w:tcPr>
-            <w:tcW w:w="5035" w:type="dxa"/>
-          </w:tcPr>
-          <w:p>
-            <w:pPr>
-              <w:rPr>
-                <w:rFonts w:ascii="Times New Roman" w:hAnsi="Times New Roman" w:cs="Times New Roman"/>
-                <w:sz w:val="22"/>
-                <w:szCs w:val="22"/>
-              </w:rPr>
-            </w:pPr>
-            <w:r>
-              <w:rPr>
-                <w:rFonts w:ascii="Times New Roman" w:hAnsi="Times New Roman" w:cs="Times New Roman"/>
-                <w:sz w:val="22"/>
-                <w:szCs w:val="22"/>
-              </w:rPr>
-              <w:t>Male Gender</w:t>
-            </w:r>
-          </w:p>
-        </w:tc>
-        <w:tc>
-          <w:tcPr>
-            <w:tcW w:w="1530" w:type="dxa"/>
-            <w:vAlign w:val="bottom"/>
-          </w:tcPr>
-          <w:p>
-            <w:pPr>
-              <w:jc w:val="center"/>
-              <w:rPr>
-                <w:rFonts w:ascii="Times New Roman" w:hAnsi="Times New Roman" w:cs="Times New Roman"/>
-                <w:sz w:val="22"/>
-                <w:szCs w:val="22"/>
-              </w:rPr>
-            </w:pPr>
-            <w:r>
-              <w:rPr>
-                <w:rFonts w:ascii="Times New Roman" w:hAnsi="Times New Roman" w:cs="Times New Roman"/>
-                <w:sz w:val="22"/>
-                <w:szCs w:val="22"/>
-              </w:rPr>
-              <w:t>1.09</w:t>
-            </w:r>
-          </w:p>
-        </w:tc>
-        <w:tc>
-          <w:tcPr>
-            <w:tcW w:w="1890" w:type="dxa"/>
-            <w:vAlign w:val="bottom"/>
-          </w:tcPr>
-          <w:p>
-            <w:pPr>
-              <w:jc w:val="center"/>
-              <w:rPr>
-                <w:rFonts w:ascii="Times New Roman" w:hAnsi="Times New Roman" w:cs="Times New Roman"/>
-                <w:sz w:val="22"/>
-                <w:szCs w:val="22"/>
-              </w:rPr>
-            </w:pPr>
-            <w:r>
-              <w:rPr>
-                <w:rFonts w:ascii="Times New Roman" w:hAnsi="Times New Roman" w:cs="Times New Roman"/>
-                <w:sz w:val="22"/>
-                <w:szCs w:val="22"/>
-              </w:rPr>
-              <w:t>[1.01, 1.18]</w:t>
-            </w:r>
-          </w:p>
-        </w:tc>
-        <w:tc>
-          <w:tcPr>
-            <w:tcW w:w="1440" w:type="dxa"/>
-            <w:vAlign w:val="bottom"/>
-          </w:tcPr>
-          <w:p>
-            <w:pPr>
-              <w:jc w:val="center"/>
-              <w:rPr>
-                <w:rFonts w:ascii="Times New Roman" w:hAnsi="Times New Roman" w:cs="Times New Roman"/>
-                <w:b/>
-                <w:bCs/>
-                <w:sz w:val="22"/>
-                <w:szCs w:val="22"/>
-              </w:rPr>
-            </w:pPr>
-            <w:r>
-              <w:rPr>
-                <w:rFonts w:ascii="Times New Roman" w:hAnsi="Times New Roman" w:cs="Times New Roman"/>
-                <w:b/>
-                <w:bCs/>
-                <w:sz w:val="22"/>
-                <w:szCs w:val="22"/>
-              </w:rPr>
-              <w:t>0.022*</w:t>
-            </w:r>
-          </w:p>
-        </w:tc>
-      </w:tr>
-      <w:tr>
-        <w:tc>
-          <w:tcPr>
-            <w:tcW w:w="5035" w:type="dxa"/>
-          </w:tcPr>
-          <w:p>
-            <w:pPr>
-              <w:rPr>
-                <w:rFonts w:ascii="Times New Roman" w:hAnsi="Times New Roman" w:cs="Times New Roman"/>
-                <w:sz w:val="22"/>
-                <w:szCs w:val="22"/>
-              </w:rPr>
-            </w:pPr>
-            <w:proofErr w:type="gramStart"/>
-            <w:r>
-              <w:rPr>
-                <w:rFonts w:ascii="Times New Roman" w:hAnsi="Times New Roman" w:cs="Times New Roman"/>
-                <w:sz w:val="22"/>
-                <w:szCs w:val="22"/>
-              </w:rPr>
-              <w:t>Log(</w:t>
-            </w:r>
-            <w:proofErr w:type="gramEnd"/>
-            <w:r>
-              <w:rPr>
-                <w:rFonts w:ascii="Times New Roman" w:hAnsi="Times New Roman" w:cs="Times New Roman"/>
-                <w:sz w:val="22"/>
-                <w:szCs w:val="22"/>
-              </w:rPr>
-              <w:t>Days From Advanced Diagnosis to Treatment)</w:t>
+              <w:t>Log(Days From Advanced Diagnosis to Treatment)</w:t>
             </w:r>
           </w:p>
         </w:tc>
@@ -28909,9 +30190,101 @@
                 <w:szCs w:val="22"/>
                 <w:lang w:val="pt-BR"/>
               </w:rPr>
-              <w:t xml:space="preserve">No anti-ROS1 </w:t>
-            </w:r>
-            <w:proofErr w:type="spellStart"/>
+              <w:t>No anti-ROS1 Drug; ROS1 Positive</w:t>
+            </w:r>
+          </w:p>
+        </w:tc>
+        <w:tc>
+          <w:tcPr>
+            <w:tcW w:w="1530" w:type="dxa"/>
+            <w:vAlign w:val="bottom"/>
+          </w:tcPr>
+          <w:p>
+            <w:pPr>
+              <w:jc w:val="center"/>
+              <w:rPr>
+                <w:rFonts w:ascii="Times New Roman" w:hAnsi="Times New Roman" w:cs="Times New Roman"/>
+                <w:sz w:val="22"/>
+                <w:szCs w:val="22"/>
+                <w:lang w:val="pt-BR"/>
+              </w:rPr>
+            </w:pPr>
+            <w:r>
+              <w:rPr>
+                <w:rFonts w:ascii="Times New Roman" w:hAnsi="Times New Roman" w:cs="Times New Roman"/>
+                <w:sz w:val="22"/>
+                <w:szCs w:val="22"/>
+              </w:rPr>
+              <w:t>0.61</w:t>
+            </w:r>
+          </w:p>
+        </w:tc>
+        <w:tc>
+          <w:tcPr>
+            <w:tcW w:w="1890" w:type="dxa"/>
+            <w:vAlign w:val="bottom"/>
+          </w:tcPr>
+          <w:p>
+            <w:pPr>
+              <w:jc w:val="center"/>
+              <w:rPr>
+                <w:rFonts w:ascii="Times New Roman" w:hAnsi="Times New Roman" w:cs="Times New Roman"/>
+                <w:sz w:val="22"/>
+                <w:szCs w:val="22"/>
+                <w:lang w:val="pt-BR"/>
+              </w:rPr>
+            </w:pPr>
+            <w:r>
+              <w:rPr>
+                <w:rFonts w:ascii="Times New Roman" w:hAnsi="Times New Roman" w:cs="Times New Roman"/>
+                <w:sz w:val="22"/>
+                <w:szCs w:val="22"/>
+              </w:rPr>
+              <w:t>[0.29, 1.29]</w:t>
+            </w:r>
+          </w:p>
+        </w:tc>
+        <w:tc>
+          <w:tcPr>
+            <w:tcW w:w="1440" w:type="dxa"/>
+            <w:vAlign w:val="bottom"/>
+          </w:tcPr>
+          <w:p>
+            <w:pPr>
+              <w:jc w:val="center"/>
+              <w:rPr>
+                <w:rFonts w:ascii="Times New Roman" w:hAnsi="Times New Roman" w:cs="Times New Roman"/>
+                <w:sz w:val="22"/>
+                <w:szCs w:val="22"/>
+                <w:lang w:val="pt-BR"/>
+              </w:rPr>
+            </w:pPr>
+            <w:r>
+              <w:rPr>
+                <w:rFonts w:ascii="Times New Roman" w:hAnsi="Times New Roman" w:cs="Times New Roman"/>
+                <w:sz w:val="22"/>
+                <w:szCs w:val="22"/>
+              </w:rPr>
+              <w:t>0.197</w:t>
+            </w:r>
+          </w:p>
+        </w:tc>
+      </w:tr>
+      <w:tr>
+        <w:tc>
+          <w:tcPr>
+            <w:tcW w:w="5035" w:type="dxa"/>
+          </w:tcPr>
+          <w:p>
+            <w:pPr>
+              <w:jc w:val="right"/>
+              <w:rPr>
+                <w:rFonts w:ascii="Times New Roman" w:hAnsi="Times New Roman" w:cs="Times New Roman"/>
+                <w:sz w:val="22"/>
+                <w:szCs w:val="22"/>
+                <w:lang w:val="pt-BR"/>
+              </w:rPr>
+            </w:pPr>
             <w:r>
               <w:rPr>
                 <w:rFonts w:ascii="Times New Roman" w:hAnsi="Times New Roman" w:cs="Times New Roman"/>
@@ -28921,9 +30294,101 @@
                 <w:szCs w:val="22"/>
                 <w:lang w:val="pt-BR"/>
               </w:rPr>
-              <w:t>Drug</w:t>
-            </w:r>
-            <w:proofErr w:type="spellEnd"/>
+              <w:t>Anti-ROS1 Drug; ROS1 Negative</w:t>
+            </w:r>
+          </w:p>
+        </w:tc>
+        <w:tc>
+          <w:tcPr>
+            <w:tcW w:w="1530" w:type="dxa"/>
+            <w:vAlign w:val="bottom"/>
+          </w:tcPr>
+          <w:p>
+            <w:pPr>
+              <w:jc w:val="center"/>
+              <w:rPr>
+                <w:rFonts w:ascii="Times New Roman" w:hAnsi="Times New Roman" w:cs="Times New Roman"/>
+                <w:sz w:val="22"/>
+                <w:szCs w:val="22"/>
+                <w:lang w:val="pt-BR"/>
+              </w:rPr>
+            </w:pPr>
+            <w:r>
+              <w:rPr>
+                <w:rFonts w:ascii="Times New Roman" w:hAnsi="Times New Roman" w:cs="Times New Roman"/>
+                <w:sz w:val="22"/>
+                <w:szCs w:val="22"/>
+              </w:rPr>
+              <w:t>0.79</w:t>
+            </w:r>
+          </w:p>
+        </w:tc>
+        <w:tc>
+          <w:tcPr>
+            <w:tcW w:w="1890" w:type="dxa"/>
+            <w:vAlign w:val="bottom"/>
+          </w:tcPr>
+          <w:p>
+            <w:pPr>
+              <w:jc w:val="center"/>
+              <w:rPr>
+                <w:rFonts w:ascii="Times New Roman" w:hAnsi="Times New Roman" w:cs="Times New Roman"/>
+                <w:sz w:val="22"/>
+                <w:szCs w:val="22"/>
+                <w:lang w:val="pt-BR"/>
+              </w:rPr>
+            </w:pPr>
+            <w:r>
+              <w:rPr>
+                <w:rFonts w:ascii="Times New Roman" w:hAnsi="Times New Roman" w:cs="Times New Roman"/>
+                <w:sz w:val="22"/>
+                <w:szCs w:val="22"/>
+              </w:rPr>
+              <w:t>[0.29, 2.16]</w:t>
+            </w:r>
+          </w:p>
+        </w:tc>
+        <w:tc>
+          <w:tcPr>
+            <w:tcW w:w="1440" w:type="dxa"/>
+            <w:vAlign w:val="bottom"/>
+          </w:tcPr>
+          <w:p>
+            <w:pPr>
+              <w:jc w:val="center"/>
+              <w:rPr>
+                <w:rFonts w:ascii="Times New Roman" w:hAnsi="Times New Roman" w:cs="Times New Roman"/>
+                <w:sz w:val="22"/>
+                <w:szCs w:val="22"/>
+                <w:lang w:val="pt-BR"/>
+              </w:rPr>
+            </w:pPr>
+            <w:r>
+              <w:rPr>
+                <w:rFonts w:ascii="Times New Roman" w:hAnsi="Times New Roman" w:cs="Times New Roman"/>
+                <w:sz w:val="22"/>
+                <w:szCs w:val="22"/>
+              </w:rPr>
+              <w:t>0.644</w:t>
+            </w:r>
+          </w:p>
+        </w:tc>
+      </w:tr>
+      <w:tr>
+        <w:tc>
+          <w:tcPr>
+            <w:tcW w:w="5035" w:type="dxa"/>
+          </w:tcPr>
+          <w:p>
+            <w:pPr>
+              <w:jc w:val="right"/>
+              <w:rPr>
+                <w:rFonts w:ascii="Times New Roman" w:hAnsi="Times New Roman" w:cs="Times New Roman"/>
+                <w:sz w:val="22"/>
+                <w:szCs w:val="22"/>
+                <w:lang w:val="pt-BR"/>
+              </w:rPr>
+            </w:pPr>
             <w:r>
               <w:rPr>
                 <w:rFonts w:ascii="Times New Roman" w:hAnsi="Times New Roman" w:cs="Times New Roman"/>
@@ -28933,7 +30398,7 @@
                 <w:szCs w:val="22"/>
                 <w:lang w:val="pt-BR"/>
               </w:rPr>
-              <w:t>; ROS1 Positive</w:t>
+              <w:t>Anti-ROS1 Drug; ROS1 Positive</w:t>
             </w:r>
           </w:p>
         </w:tc>
@@ -28958,7 +30423,7 @@
                 <w:sz w:val="22"/>
                 <w:szCs w:val="22"/>
               </w:rPr>
-              <w:t>0.61</w:t>
+              <w:t>0.33</w:t>
             </w:r>
           </w:p>
         </w:tc>
@@ -28983,7 +30448,7 @@
                 <w:sz w:val="22"/>
                 <w:szCs w:val="22"/>
               </w:rPr>
-              <w:t>[0.29, 1.29]</w:t>
+              <w:t>[0.1, 1.07]</w:t>
             </w:r>
           </w:p>
         </w:tc>
@@ -29008,7 +30473,7 @@
                 <w:sz w:val="22"/>
                 <w:szCs w:val="22"/>
               </w:rPr>
-              <w:t>0.197</w:t>
+              <w:t>0.065</w:t>
             </w:r>
           </w:p>
         </w:tc>
@@ -29020,26 +30485,286 @@
           </w:tcPr>
           <w:p>
             <w:pPr>
+              <w:rPr>
+                <w:rFonts w:ascii="Times New Roman" w:hAnsi="Times New Roman" w:cs="Times New Roman"/>
+                <w:sz w:val="22"/>
+                <w:szCs w:val="22"/>
+              </w:rPr>
+            </w:pPr>
+            <w:r>
+              <w:rPr>
+                <w:rFonts w:ascii="Times New Roman" w:hAnsi="Times New Roman" w:cs="Times New Roman"/>
+                <w:sz w:val="22"/>
+                <w:szCs w:val="22"/>
+              </w:rPr>
+              <w:t>BRAF Positivity</w:t>
+            </w:r>
+          </w:p>
+        </w:tc>
+        <w:tc>
+          <w:tcPr>
+            <w:tcW w:w="1530" w:type="dxa"/>
+            <w:vAlign w:val="bottom"/>
+          </w:tcPr>
+          <w:p>
+            <w:pPr>
+              <w:jc w:val="center"/>
+              <w:rPr>
+                <w:rFonts w:ascii="Times New Roman" w:hAnsi="Times New Roman" w:cs="Times New Roman"/>
+                <w:sz w:val="22"/>
+                <w:szCs w:val="22"/>
+              </w:rPr>
+            </w:pPr>
+            <w:r>
+              <w:rPr>
+                <w:rFonts w:ascii="Times New Roman" w:hAnsi="Times New Roman" w:cs="Times New Roman"/>
+                <w:sz w:val="22"/>
+                <w:szCs w:val="22"/>
+              </w:rPr>
+              <w:t>0.68</w:t>
+            </w:r>
+          </w:p>
+        </w:tc>
+        <w:tc>
+          <w:tcPr>
+            <w:tcW w:w="1890" w:type="dxa"/>
+            <w:vAlign w:val="bottom"/>
+          </w:tcPr>
+          <w:p>
+            <w:pPr>
+              <w:jc w:val="center"/>
+              <w:rPr>
+                <w:rFonts w:ascii="Times New Roman" w:hAnsi="Times New Roman" w:cs="Times New Roman"/>
+                <w:sz w:val="22"/>
+                <w:szCs w:val="22"/>
+              </w:rPr>
+            </w:pPr>
+            <w:r>
+              <w:rPr>
+                <w:rFonts w:ascii="Times New Roman" w:hAnsi="Times New Roman" w:cs="Times New Roman"/>
+                <w:sz w:val="22"/>
+                <w:szCs w:val="22"/>
+              </w:rPr>
+              <w:t>[0.55, 0.86]</w:t>
+            </w:r>
+          </w:p>
+        </w:tc>
+        <w:tc>
+          <w:tcPr>
+            <w:tcW w:w="1440" w:type="dxa"/>
+            <w:vAlign w:val="bottom"/>
+          </w:tcPr>
+          <w:p>
+            <w:pPr>
+              <w:jc w:val="center"/>
+              <w:rPr>
+                <w:rFonts w:ascii="Times New Roman" w:hAnsi="Times New Roman" w:cs="Times New Roman"/>
+                <w:b/>
+                <w:bCs/>
+                <w:sz w:val="22"/>
+                <w:szCs w:val="22"/>
+              </w:rPr>
+            </w:pPr>
+            <w:r>
+              <w:rPr>
+                <w:rFonts w:ascii="Times New Roman" w:hAnsi="Times New Roman" w:cs="Times New Roman"/>
+                <w:b/>
+                <w:bCs/>
+                <w:sz w:val="22"/>
+                <w:szCs w:val="22"/>
+              </w:rPr>
+              <w:t>0.001**</w:t>
+            </w:r>
+          </w:p>
+        </w:tc>
+      </w:tr>
+      <w:tr>
+        <w:tc>
+          <w:tcPr>
+            <w:tcW w:w="5035" w:type="dxa"/>
+          </w:tcPr>
+          <w:p>
+            <w:pPr>
+              <w:rPr>
+                <w:rFonts w:ascii="Times New Roman" w:hAnsi="Times New Roman" w:cs="Times New Roman"/>
+                <w:sz w:val="22"/>
+                <w:szCs w:val="22"/>
+              </w:rPr>
+            </w:pPr>
+            <w:r>
+              <w:rPr>
+                <w:rFonts w:ascii="Times New Roman" w:hAnsi="Times New Roman" w:cs="Times New Roman"/>
+                <w:sz w:val="22"/>
+                <w:szCs w:val="22"/>
+              </w:rPr>
+              <w:t>KRAS Positivity</w:t>
+            </w:r>
+          </w:p>
+        </w:tc>
+        <w:tc>
+          <w:tcPr>
+            <w:tcW w:w="1530" w:type="dxa"/>
+            <w:vAlign w:val="bottom"/>
+          </w:tcPr>
+          <w:p>
+            <w:pPr>
+              <w:jc w:val="center"/>
+              <w:rPr>
+                <w:rFonts w:ascii="Times New Roman" w:hAnsi="Times New Roman" w:cs="Times New Roman"/>
+                <w:sz w:val="22"/>
+                <w:szCs w:val="22"/>
+              </w:rPr>
+            </w:pPr>
+            <w:r>
+              <w:rPr>
+                <w:rFonts w:ascii="Times New Roman" w:hAnsi="Times New Roman" w:cs="Times New Roman"/>
+                <w:sz w:val="22"/>
+                <w:szCs w:val="22"/>
+              </w:rPr>
+              <w:t>1.00</w:t>
+            </w:r>
+          </w:p>
+        </w:tc>
+        <w:tc>
+          <w:tcPr>
+            <w:tcW w:w="1890" w:type="dxa"/>
+            <w:vAlign w:val="bottom"/>
+          </w:tcPr>
+          <w:p>
+            <w:pPr>
+              <w:jc w:val="center"/>
+              <w:rPr>
+                <w:rFonts w:ascii="Times New Roman" w:hAnsi="Times New Roman" w:cs="Times New Roman"/>
+                <w:sz w:val="22"/>
+                <w:szCs w:val="22"/>
+              </w:rPr>
+            </w:pPr>
+            <w:r>
+              <w:rPr>
+                <w:rFonts w:ascii="Times New Roman" w:hAnsi="Times New Roman" w:cs="Times New Roman"/>
+                <w:sz w:val="22"/>
+                <w:szCs w:val="22"/>
+              </w:rPr>
+              <w:t>[0.89, 1.12]</w:t>
+            </w:r>
+          </w:p>
+        </w:tc>
+        <w:tc>
+          <w:tcPr>
+            <w:tcW w:w="1440" w:type="dxa"/>
+            <w:vAlign w:val="bottom"/>
+          </w:tcPr>
+          <w:p>
+            <w:pPr>
+              <w:jc w:val="center"/>
+              <w:rPr>
+                <w:rFonts w:ascii="Times New Roman" w:hAnsi="Times New Roman" w:cs="Times New Roman"/>
+                <w:b/>
+                <w:bCs/>
+                <w:sz w:val="22"/>
+                <w:szCs w:val="22"/>
+              </w:rPr>
+            </w:pPr>
+            <w:r>
+              <w:rPr>
+                <w:rFonts w:ascii="Times New Roman" w:hAnsi="Times New Roman" w:cs="Times New Roman"/>
+                <w:sz w:val="22"/>
+                <w:szCs w:val="22"/>
+              </w:rPr>
+              <w:t>0.984</w:t>
+            </w:r>
+          </w:p>
+        </w:tc>
+      </w:tr>
+      <w:tr>
+        <w:tc>
+          <w:tcPr>
+            <w:tcW w:w="5035" w:type="dxa"/>
+          </w:tcPr>
+          <w:p>
+            <w:pPr>
+              <w:rPr>
+                <w:rFonts w:ascii="Times New Roman" w:hAnsi="Times New Roman" w:cs="Times New Roman"/>
+                <w:b/>
+                <w:bCs/>
+                <w:sz w:val="22"/>
+                <w:szCs w:val="22"/>
+              </w:rPr>
+            </w:pPr>
+            <w:r>
+              <w:rPr>
+                <w:rFonts w:ascii="Times New Roman" w:hAnsi="Times New Roman" w:cs="Times New Roman"/>
+                <w:b/>
+                <w:bCs/>
+                <w:sz w:val="22"/>
+                <w:szCs w:val="22"/>
+              </w:rPr>
+              <w:t>ECOG Status</w:t>
+            </w:r>
+          </w:p>
+        </w:tc>
+        <w:tc>
+          <w:tcPr>
+            <w:tcW w:w="1530" w:type="dxa"/>
+          </w:tcPr>
+          <w:p>
+            <w:pPr>
+              <w:jc w:val="center"/>
+              <w:rPr>
+                <w:rFonts w:ascii="Times New Roman" w:hAnsi="Times New Roman" w:cs="Times New Roman"/>
+                <w:sz w:val="22"/>
+                <w:szCs w:val="22"/>
+              </w:rPr>
+            </w:pPr>
+          </w:p>
+        </w:tc>
+        <w:tc>
+          <w:tcPr>
+            <w:tcW w:w="1890" w:type="dxa"/>
+          </w:tcPr>
+          <w:p>
+            <w:pPr>
+              <w:jc w:val="center"/>
+              <w:rPr>
+                <w:rFonts w:ascii="Times New Roman" w:hAnsi="Times New Roman" w:cs="Times New Roman"/>
+                <w:sz w:val="22"/>
+                <w:szCs w:val="22"/>
+              </w:rPr>
+            </w:pPr>
+          </w:p>
+        </w:tc>
+        <w:tc>
+          <w:tcPr>
+            <w:tcW w:w="1440" w:type="dxa"/>
+          </w:tcPr>
+          <w:p>
+            <w:pPr>
+              <w:jc w:val="center"/>
+              <w:rPr>
+                <w:rFonts w:ascii="Times New Roman" w:hAnsi="Times New Roman" w:cs="Times New Roman"/>
+                <w:sz w:val="22"/>
+                <w:szCs w:val="22"/>
+              </w:rPr>
+            </w:pPr>
+          </w:p>
+        </w:tc>
+      </w:tr>
+      <w:tr>
+        <w:tc>
+          <w:tcPr>
+            <w:tcW w:w="5035" w:type="dxa"/>
+          </w:tcPr>
+          <w:p>
+            <w:pPr>
               <w:jc w:val="right"/>
-              <w:rPr>
-                <w:rFonts w:ascii="Times New Roman" w:hAnsi="Times New Roman" w:cs="Times New Roman"/>
-                <w:sz w:val="22"/>
-                <w:szCs w:val="22"/>
-                <w:lang w:val="pt-BR"/>
-              </w:rPr>
-            </w:pPr>
-            <w:r>
               <w:rPr>
                 <w:rFonts w:ascii="Times New Roman" w:hAnsi="Times New Roman" w:cs="Times New Roman"/>
                 <w:i/>
                 <w:iCs/>
                 <w:sz w:val="22"/>
                 <w:szCs w:val="22"/>
-                <w:lang w:val="pt-BR"/>
-              </w:rPr>
-              <w:t xml:space="preserve">Anti-ROS1 </w:t>
-            </w:r>
-            <w:proofErr w:type="spellStart"/>
+              </w:rPr>
+            </w:pPr>
             <w:r>
               <w:rPr>
                 <w:rFonts w:ascii="Times New Roman" w:hAnsi="Times New Roman" w:cs="Times New Roman"/>
@@ -29047,21 +30772,112 @@
                 <w:iCs/>
                 <w:sz w:val="22"/>
                 <w:szCs w:val="22"/>
-                <w:lang w:val="pt-BR"/>
-              </w:rPr>
-              <w:t>Drug</w:t>
-            </w:r>
-            <w:proofErr w:type="spellEnd"/>
-            <w:r>
+              </w:rPr>
+              <w:t>0</w:t>
+            </w:r>
+          </w:p>
+        </w:tc>
+        <w:tc>
+          <w:tcPr>
+            <w:tcW w:w="1530" w:type="dxa"/>
+            <w:vAlign w:val="bottom"/>
+          </w:tcPr>
+          <w:p>
+            <w:pPr>
+              <w:jc w:val="center"/>
+              <w:rPr>
+                <w:rFonts w:ascii="Times New Roman" w:hAnsi="Times New Roman" w:cs="Times New Roman"/>
+                <w:sz w:val="22"/>
+                <w:szCs w:val="22"/>
+              </w:rPr>
+            </w:pPr>
+            <w:r>
+              <w:rPr>
+                <w:rFonts w:ascii="Times New Roman" w:hAnsi="Times New Roman" w:cs="Times New Roman"/>
+                <w:sz w:val="22"/>
+                <w:szCs w:val="22"/>
+              </w:rPr>
+              <w:t>0.42</w:t>
+            </w:r>
+          </w:p>
+        </w:tc>
+        <w:tc>
+          <w:tcPr>
+            <w:tcW w:w="1890" w:type="dxa"/>
+            <w:vAlign w:val="bottom"/>
+          </w:tcPr>
+          <w:p>
+            <w:pPr>
+              <w:jc w:val="center"/>
+              <w:rPr>
+                <w:rFonts w:ascii="Times New Roman" w:hAnsi="Times New Roman" w:cs="Times New Roman"/>
+                <w:sz w:val="22"/>
+                <w:szCs w:val="22"/>
+              </w:rPr>
+            </w:pPr>
+            <w:r>
+              <w:rPr>
+                <w:rFonts w:ascii="Times New Roman" w:hAnsi="Times New Roman" w:cs="Times New Roman"/>
+                <w:sz w:val="22"/>
+                <w:szCs w:val="22"/>
+              </w:rPr>
+              <w:t>[0.35, 0.49]</w:t>
+            </w:r>
+          </w:p>
+        </w:tc>
+        <w:tc>
+          <w:tcPr>
+            <w:tcW w:w="1440" w:type="dxa"/>
+          </w:tcPr>
+          <w:p>
+            <w:pPr>
+              <w:jc w:val="center"/>
+              <w:rPr>
+                <w:rFonts w:ascii="Times New Roman" w:hAnsi="Times New Roman" w:cs="Times New Roman"/>
+                <w:b/>
+                <w:bCs/>
+                <w:sz w:val="22"/>
+                <w:szCs w:val="22"/>
+              </w:rPr>
+            </w:pPr>
+            <w:r>
+              <w:rPr>
+                <w:rFonts w:ascii="Times New Roman" w:hAnsi="Times New Roman" w:cs="Times New Roman"/>
+                <w:b/>
+                <w:bCs/>
+                <w:sz w:val="22"/>
+                <w:szCs w:val="22"/>
+              </w:rPr>
+              <w:t>&lt;0.001**</w:t>
+            </w:r>
+          </w:p>
+        </w:tc>
+      </w:tr>
+      <w:tr>
+        <w:tc>
+          <w:tcPr>
+            <w:tcW w:w="5035" w:type="dxa"/>
+          </w:tcPr>
+          <w:p>
+            <w:pPr>
+              <w:jc w:val="right"/>
               <w:rPr>
                 <w:rFonts w:ascii="Times New Roman" w:hAnsi="Times New Roman" w:cs="Times New Roman"/>
                 <w:i/>
                 <w:iCs/>
                 <w:sz w:val="22"/>
                 <w:szCs w:val="22"/>
-                <w:lang w:val="pt-BR"/>
-              </w:rPr>
-              <w:t>; ROS1 Negative</w:t>
+              </w:rPr>
+            </w:pPr>
+            <w:r>
+              <w:rPr>
+                <w:rFonts w:ascii="Times New Roman" w:hAnsi="Times New Roman" w:cs="Times New Roman"/>
+                <w:i/>
+                <w:iCs/>
+                <w:sz w:val="22"/>
+                <w:szCs w:val="22"/>
+              </w:rPr>
+              <w:t>1</w:t>
             </w:r>
           </w:p>
         </w:tc>
@@ -29077,16 +30893,15 @@
                 <w:rFonts w:ascii="Times New Roman" w:hAnsi="Times New Roman" w:cs="Times New Roman"/>
                 <w:sz w:val="22"/>
                 <w:szCs w:val="22"/>
-                <w:lang w:val="pt-BR"/>
-              </w:rPr>
-            </w:pPr>
-            <w:r>
-              <w:rPr>
-                <w:rFonts w:ascii="Times New Roman" w:hAnsi="Times New Roman" w:cs="Times New Roman"/>
-                <w:sz w:val="22"/>
-                <w:szCs w:val="22"/>
-              </w:rPr>
-              <w:t>0.79</w:t>
+              </w:rPr>
+            </w:pPr>
+            <w:r>
+              <w:rPr>
+                <w:rFonts w:ascii="Times New Roman" w:hAnsi="Times New Roman" w:cs="Times New Roman"/>
+                <w:sz w:val="22"/>
+                <w:szCs w:val="22"/>
+              </w:rPr>
+              <w:t>0.67</w:t>
             </w:r>
           </w:p>
         </w:tc>
@@ -29102,41 +30917,42 @@
                 <w:rFonts w:ascii="Times New Roman" w:hAnsi="Times New Roman" w:cs="Times New Roman"/>
                 <w:sz w:val="22"/>
                 <w:szCs w:val="22"/>
-                <w:lang w:val="pt-BR"/>
-              </w:rPr>
-            </w:pPr>
-            <w:r>
-              <w:rPr>
-                <w:rFonts w:ascii="Times New Roman" w:hAnsi="Times New Roman" w:cs="Times New Roman"/>
-                <w:sz w:val="22"/>
-                <w:szCs w:val="22"/>
-              </w:rPr>
-              <w:t>[0.29, 2.16]</w:t>
+              </w:rPr>
+            </w:pPr>
+            <w:r>
+              <w:rPr>
+                <w:rFonts w:ascii="Times New Roman" w:hAnsi="Times New Roman" w:cs="Times New Roman"/>
+                <w:sz w:val="22"/>
+                <w:szCs w:val="22"/>
+              </w:rPr>
+              <w:t>[0.59, 0.77]</w:t>
             </w:r>
           </w:p>
         </w:tc>
         <w:tc>
           <w:tcPr>
             <w:tcW w:w="1440" w:type="dxa"/>
-            <w:vAlign w:val="bottom"/>
-          </w:tcPr>
-          <w:p>
-            <w:pPr>
-              <w:jc w:val="center"/>
-              <w:rPr>
-                <w:rFonts w:ascii="Times New Roman" w:hAnsi="Times New Roman" w:cs="Times New Roman"/>
-                <w:sz w:val="22"/>
-                <w:szCs w:val="22"/>
-                <w:lang w:val="pt-BR"/>
-              </w:rPr>
-            </w:pPr>
-            <w:r>
-              <w:rPr>
-                <w:rFonts w:ascii="Times New Roman" w:hAnsi="Times New Roman" w:cs="Times New Roman"/>
-                <w:sz w:val="22"/>
-                <w:szCs w:val="22"/>
-              </w:rPr>
-              <w:t>0.644</w:t>
+          </w:tcPr>
+          <w:p>
+            <w:pPr>
+              <w:jc w:val="center"/>
+              <w:rPr>
+                <w:rFonts w:ascii="Times New Roman" w:hAnsi="Times New Roman" w:cs="Times New Roman"/>
+                <w:b/>
+                <w:bCs/>
+                <w:sz w:val="22"/>
+                <w:szCs w:val="22"/>
+              </w:rPr>
+            </w:pPr>
+            <w:r>
+              <w:rPr>
+                <w:rFonts w:ascii="Times New Roman" w:hAnsi="Times New Roman" w:cs="Times New Roman"/>
+                <w:b/>
+                <w:bCs/>
+                <w:sz w:val="22"/>
+                <w:szCs w:val="22"/>
+              </w:rPr>
+              <w:t>&lt;0.001**</w:t>
             </w:r>
           </w:p>
         </w:tc>
@@ -29151,23 +30967,12 @@
               <w:jc w:val="right"/>
               <w:rPr>
                 <w:rFonts w:ascii="Times New Roman" w:hAnsi="Times New Roman" w:cs="Times New Roman"/>
-                <w:sz w:val="22"/>
-                <w:szCs w:val="22"/>
-                <w:lang w:val="pt-BR"/>
-              </w:rPr>
-            </w:pPr>
-            <w:r>
-              <w:rPr>
-                <w:rFonts w:ascii="Times New Roman" w:hAnsi="Times New Roman" w:cs="Times New Roman"/>
                 <w:i/>
                 <w:iCs/>
                 <w:sz w:val="22"/>
                 <w:szCs w:val="22"/>
-                <w:lang w:val="pt-BR"/>
-              </w:rPr>
-              <w:t xml:space="preserve">Anti-ROS1 </w:t>
-            </w:r>
-            <w:proofErr w:type="spellStart"/>
+              </w:rPr>
+            </w:pPr>
             <w:r>
               <w:rPr>
                 <w:rFonts w:ascii="Times New Roman" w:hAnsi="Times New Roman" w:cs="Times New Roman"/>
@@ -29175,21 +30980,113 @@
                 <w:iCs/>
                 <w:sz w:val="22"/>
                 <w:szCs w:val="22"/>
-                <w:lang w:val="pt-BR"/>
-              </w:rPr>
-              <w:t>Drug</w:t>
-            </w:r>
-            <w:proofErr w:type="spellEnd"/>
-            <w:r>
+              </w:rPr>
+              <w:t>2</w:t>
+            </w:r>
+          </w:p>
+        </w:tc>
+        <w:tc>
+          <w:tcPr>
+            <w:tcW w:w="1530" w:type="dxa"/>
+            <w:vAlign w:val="bottom"/>
+          </w:tcPr>
+          <w:p>
+            <w:pPr>
+              <w:jc w:val="center"/>
+              <w:rPr>
+                <w:rFonts w:ascii="Times New Roman" w:hAnsi="Times New Roman" w:cs="Times New Roman"/>
+                <w:sz w:val="22"/>
+                <w:szCs w:val="22"/>
+              </w:rPr>
+            </w:pPr>
+            <w:r>
+              <w:rPr>
+                <w:rFonts w:ascii="Times New Roman" w:hAnsi="Times New Roman" w:cs="Times New Roman"/>
+                <w:sz w:val="22"/>
+                <w:szCs w:val="22"/>
+              </w:rPr>
+              <w:t>1.18</w:t>
+            </w:r>
+          </w:p>
+        </w:tc>
+        <w:tc>
+          <w:tcPr>
+            <w:tcW w:w="1890" w:type="dxa"/>
+            <w:vAlign w:val="bottom"/>
+          </w:tcPr>
+          <w:p>
+            <w:pPr>
+              <w:jc w:val="center"/>
+              <w:rPr>
+                <w:rFonts w:ascii="Times New Roman" w:hAnsi="Times New Roman" w:cs="Times New Roman"/>
+                <w:sz w:val="22"/>
+                <w:szCs w:val="22"/>
+              </w:rPr>
+            </w:pPr>
+            <w:r>
+              <w:rPr>
+                <w:rFonts w:ascii="Times New Roman" w:hAnsi="Times New Roman" w:cs="Times New Roman"/>
+                <w:sz w:val="22"/>
+                <w:szCs w:val="22"/>
+              </w:rPr>
+              <w:t>[1.02, 1.36]</w:t>
+            </w:r>
+          </w:p>
+        </w:tc>
+        <w:tc>
+          <w:tcPr>
+            <w:tcW w:w="1440" w:type="dxa"/>
+            <w:vAlign w:val="bottom"/>
+          </w:tcPr>
+          <w:p>
+            <w:pPr>
+              <w:jc w:val="center"/>
+              <w:rPr>
+                <w:rFonts w:ascii="Times New Roman" w:hAnsi="Times New Roman" w:cs="Times New Roman"/>
+                <w:b/>
+                <w:bCs/>
+                <w:sz w:val="22"/>
+                <w:szCs w:val="22"/>
+              </w:rPr>
+            </w:pPr>
+            <w:r>
+              <w:rPr>
+                <w:rFonts w:ascii="Times New Roman" w:hAnsi="Times New Roman" w:cs="Times New Roman"/>
+                <w:b/>
+                <w:bCs/>
+                <w:sz w:val="22"/>
+                <w:szCs w:val="22"/>
+              </w:rPr>
+              <w:t>0.026*</w:t>
+            </w:r>
+          </w:p>
+        </w:tc>
+      </w:tr>
+      <w:tr>
+        <w:tc>
+          <w:tcPr>
+            <w:tcW w:w="5035" w:type="dxa"/>
+          </w:tcPr>
+          <w:p>
+            <w:pPr>
+              <w:jc w:val="right"/>
               <w:rPr>
                 <w:rFonts w:ascii="Times New Roman" w:hAnsi="Times New Roman" w:cs="Times New Roman"/>
                 <w:i/>
                 <w:iCs/>
                 <w:sz w:val="22"/>
                 <w:szCs w:val="22"/>
-                <w:lang w:val="pt-BR"/>
-              </w:rPr>
-              <w:t>; ROS1 Positive</w:t>
+              </w:rPr>
+            </w:pPr>
+            <w:r>
+              <w:rPr>
+                <w:rFonts w:ascii="Times New Roman" w:hAnsi="Times New Roman" w:cs="Times New Roman"/>
+                <w:i/>
+                <w:iCs/>
+                <w:sz w:val="22"/>
+                <w:szCs w:val="22"/>
+              </w:rPr>
+              <w:t>3</w:t>
             </w:r>
           </w:p>
         </w:tc>
@@ -29205,16 +31102,15 @@
                 <w:rFonts w:ascii="Times New Roman" w:hAnsi="Times New Roman" w:cs="Times New Roman"/>
                 <w:sz w:val="22"/>
                 <w:szCs w:val="22"/>
-                <w:lang w:val="pt-BR"/>
-              </w:rPr>
-            </w:pPr>
-            <w:r>
-              <w:rPr>
-                <w:rFonts w:ascii="Times New Roman" w:hAnsi="Times New Roman" w:cs="Times New Roman"/>
-                <w:sz w:val="22"/>
-                <w:szCs w:val="22"/>
-              </w:rPr>
-              <w:t>0.33</w:t>
+              </w:rPr>
+            </w:pPr>
+            <w:r>
+              <w:rPr>
+                <w:rFonts w:ascii="Times New Roman" w:hAnsi="Times New Roman" w:cs="Times New Roman"/>
+                <w:sz w:val="22"/>
+                <w:szCs w:val="22"/>
+              </w:rPr>
+              <w:t>1.66</w:t>
             </w:r>
           </w:p>
         </w:tc>
@@ -29230,41 +31126,42 @@
                 <w:rFonts w:ascii="Times New Roman" w:hAnsi="Times New Roman" w:cs="Times New Roman"/>
                 <w:sz w:val="22"/>
                 <w:szCs w:val="22"/>
-                <w:lang w:val="pt-BR"/>
-              </w:rPr>
-            </w:pPr>
-            <w:r>
-              <w:rPr>
-                <w:rFonts w:ascii="Times New Roman" w:hAnsi="Times New Roman" w:cs="Times New Roman"/>
-                <w:sz w:val="22"/>
-                <w:szCs w:val="22"/>
-              </w:rPr>
-              <w:t>[0.1, 1.07]</w:t>
+              </w:rPr>
+            </w:pPr>
+            <w:r>
+              <w:rPr>
+                <w:rFonts w:ascii="Times New Roman" w:hAnsi="Times New Roman" w:cs="Times New Roman"/>
+                <w:sz w:val="22"/>
+                <w:szCs w:val="22"/>
+              </w:rPr>
+              <w:t>[1.42, 1.94]</w:t>
             </w:r>
           </w:p>
         </w:tc>
         <w:tc>
           <w:tcPr>
             <w:tcW w:w="1440" w:type="dxa"/>
-            <w:vAlign w:val="bottom"/>
-          </w:tcPr>
-          <w:p>
-            <w:pPr>
-              <w:jc w:val="center"/>
-              <w:rPr>
-                <w:rFonts w:ascii="Times New Roman" w:hAnsi="Times New Roman" w:cs="Times New Roman"/>
-                <w:sz w:val="22"/>
-                <w:szCs w:val="22"/>
-                <w:lang w:val="pt-BR"/>
-              </w:rPr>
-            </w:pPr>
-            <w:r>
-              <w:rPr>
-                <w:rFonts w:ascii="Times New Roman" w:hAnsi="Times New Roman" w:cs="Times New Roman"/>
-                <w:sz w:val="22"/>
-                <w:szCs w:val="22"/>
-              </w:rPr>
-              <w:t>0.065</w:t>
+          </w:tcPr>
+          <w:p>
+            <w:pPr>
+              <w:jc w:val="center"/>
+              <w:rPr>
+                <w:rFonts w:ascii="Times New Roman" w:hAnsi="Times New Roman" w:cs="Times New Roman"/>
+                <w:b/>
+                <w:bCs/>
+                <w:sz w:val="22"/>
+                <w:szCs w:val="22"/>
+              </w:rPr>
+            </w:pPr>
+            <w:r>
+              <w:rPr>
+                <w:rFonts w:ascii="Times New Roman" w:hAnsi="Times New Roman" w:cs="Times New Roman"/>
+                <w:b/>
+                <w:bCs/>
+                <w:sz w:val="22"/>
+                <w:szCs w:val="22"/>
+              </w:rPr>
+              <w:t>&lt;0.001**</w:t>
             </w:r>
           </w:p>
         </w:tc>
@@ -29276,19 +31173,24 @@
           </w:tcPr>
           <w:p>
             <w:pPr>
-              <w:rPr>
-                <w:rFonts w:ascii="Times New Roman" w:hAnsi="Times New Roman" w:cs="Times New Roman"/>
-                <w:sz w:val="22"/>
-                <w:szCs w:val="22"/>
-              </w:rPr>
-            </w:pPr>
-            <w:r>
-              <w:rPr>
-                <w:rFonts w:ascii="Times New Roman" w:hAnsi="Times New Roman" w:cs="Times New Roman"/>
-                <w:sz w:val="22"/>
-                <w:szCs w:val="22"/>
-              </w:rPr>
-              <w:t>BRAF Positivity</w:t>
+              <w:jc w:val="right"/>
+              <w:rPr>
+                <w:rFonts w:ascii="Times New Roman" w:hAnsi="Times New Roman" w:cs="Times New Roman"/>
+                <w:i/>
+                <w:iCs/>
+                <w:sz w:val="22"/>
+                <w:szCs w:val="22"/>
+              </w:rPr>
+            </w:pPr>
+            <w:r>
+              <w:rPr>
+                <w:rFonts w:ascii="Times New Roman" w:hAnsi="Times New Roman" w:cs="Times New Roman"/>
+                <w:i/>
+                <w:iCs/>
+                <w:sz w:val="22"/>
+                <w:szCs w:val="22"/>
+              </w:rPr>
+              <w:t>4</w:t>
             </w:r>
           </w:p>
         </w:tc>
@@ -29312,7 +31214,7 @@
                 <w:sz w:val="22"/>
                 <w:szCs w:val="22"/>
               </w:rPr>
-              <w:t>0.68</w:t>
+              <w:t>1.97</w:t>
             </w:r>
           </w:p>
         </w:tc>
@@ -29336,35 +31238,34 @@
                 <w:sz w:val="22"/>
                 <w:szCs w:val="22"/>
               </w:rPr>
-              <w:t>[0.55, 0.86]</w:t>
+              <w:t>[1.44, 2.72]</w:t>
             </w:r>
           </w:p>
         </w:tc>
         <w:tc>
           <w:tcPr>
             <w:tcW w:w="1440" w:type="dxa"/>
-            <w:vAlign w:val="bottom"/>
-          </w:tcPr>
-          <w:p>
-            <w:pPr>
-              <w:jc w:val="center"/>
-              <w:rPr>
-                <w:rFonts w:ascii="Times New Roman" w:hAnsi="Times New Roman" w:cs="Times New Roman"/>
-                <w:b/>
-                <w:bCs/>
-                <w:sz w:val="22"/>
-                <w:szCs w:val="22"/>
-              </w:rPr>
-            </w:pPr>
-            <w:r>
-              <w:rPr>
-                <w:rFonts w:ascii="Times New Roman" w:hAnsi="Times New Roman" w:cs="Times New Roman"/>
-                <w:b/>
-                <w:bCs/>
-                <w:sz w:val="22"/>
-                <w:szCs w:val="22"/>
-              </w:rPr>
-              <w:t>0.001**</w:t>
+          </w:tcPr>
+          <w:p>
+            <w:pPr>
+              <w:jc w:val="center"/>
+              <w:rPr>
+                <w:rFonts w:ascii="Times New Roman" w:hAnsi="Times New Roman" w:cs="Times New Roman"/>
+                <w:b/>
+                <w:bCs/>
+                <w:sz w:val="22"/>
+                <w:szCs w:val="22"/>
+              </w:rPr>
+            </w:pPr>
+            <w:r>
+              <w:rPr>
+                <w:rFonts w:ascii="Times New Roman" w:hAnsi="Times New Roman" w:cs="Times New Roman"/>
+                <w:b/>
+                <w:bCs/>
+                <w:sz w:val="22"/>
+                <w:szCs w:val="22"/>
+              </w:rPr>
+              <w:t>&lt;0.001**</w:t>
             </w:r>
           </w:p>
         </w:tc>
@@ -29388,7 +31289,7 @@
                 <w:sz w:val="22"/>
                 <w:szCs w:val="22"/>
               </w:rPr>
-              <w:t>KRAS Positivity</w:t>
+              <w:t>Squamous Cell Histology</w:t>
             </w:r>
           </w:p>
         </w:tc>
@@ -29412,7 +31313,7 @@
                 <w:sz w:val="22"/>
                 <w:szCs w:val="22"/>
               </w:rPr>
-              <w:t>1.00</w:t>
+              <w:t>0.78</w:t>
             </w:r>
           </w:p>
         </w:tc>
@@ -29436,7 +31337,7 @@
                 <w:sz w:val="22"/>
                 <w:szCs w:val="22"/>
               </w:rPr>
-              <w:t>[0.89, 1.12]</w:t>
+              <w:t>[0.63, 0.97]</w:t>
             </w:r>
           </w:p>
         </w:tc>
@@ -29459,10 +31360,12 @@
             <w:r>
               <w:rPr>
                 <w:rFonts w:ascii="Times New Roman" w:hAnsi="Times New Roman" w:cs="Times New Roman"/>
-                <w:sz w:val="22"/>
-                <w:szCs w:val="22"/>
-              </w:rPr>
-              <w:t>0.984</w:t>
+                <w:b/>
+                <w:bCs/>
+                <w:sz w:val="22"/>
+                <w:szCs w:val="22"/>
+              </w:rPr>
+              <w:t>0.028*</w:t>
             </w:r>
           </w:p>
         </w:tc>
@@ -29476,67 +31379,94 @@
             <w:pPr>
               <w:rPr>
                 <w:rFonts w:ascii="Times New Roman" w:hAnsi="Times New Roman" w:cs="Times New Roman"/>
-                <w:b/>
-                <w:bCs/>
-                <w:sz w:val="22"/>
-                <w:szCs w:val="22"/>
-              </w:rPr>
-            </w:pPr>
-            <w:r>
-              <w:rPr>
-                <w:rFonts w:ascii="Times New Roman" w:hAnsi="Times New Roman" w:cs="Times New Roman"/>
-                <w:b/>
-                <w:bCs/>
-                <w:sz w:val="22"/>
-                <w:szCs w:val="22"/>
-              </w:rPr>
-              <w:t>ECOG Status</w:t>
+                <w:sz w:val="22"/>
+                <w:szCs w:val="22"/>
+              </w:rPr>
+            </w:pPr>
+            <w:r>
+              <w:rPr>
+                <w:rFonts w:ascii="Times New Roman" w:hAnsi="Times New Roman" w:cs="Times New Roman"/>
+                <w:sz w:val="22"/>
+                <w:szCs w:val="22"/>
+              </w:rPr>
+              <w:t>Non-squamous Cell Histology</w:t>
             </w:r>
           </w:p>
         </w:tc>
         <w:tc>
           <w:tcPr>
             <w:tcW w:w="1530" w:type="dxa"/>
-          </w:tcPr>
-          <w:p>
-            <w:pPr>
-              <w:jc w:val="center"/>
-              <w:rPr>
-                <w:rFonts w:ascii="Times New Roman" w:hAnsi="Times New Roman" w:cs="Times New Roman"/>
-                <w:sz w:val="22"/>
-                <w:szCs w:val="22"/>
-              </w:rPr>
-            </w:pPr>
+            <w:vAlign w:val="bottom"/>
+          </w:tcPr>
+          <w:p>
+            <w:pPr>
+              <w:jc w:val="center"/>
+              <w:rPr>
+                <w:rFonts w:ascii="Times New Roman" w:hAnsi="Times New Roman" w:cs="Times New Roman"/>
+                <w:sz w:val="22"/>
+                <w:szCs w:val="22"/>
+              </w:rPr>
+            </w:pPr>
+            <w:r>
+              <w:rPr>
+                <w:rFonts w:ascii="Times New Roman" w:hAnsi="Times New Roman" w:cs="Times New Roman"/>
+                <w:sz w:val="22"/>
+                <w:szCs w:val="22"/>
+              </w:rPr>
+              <w:t>0.64</w:t>
+            </w:r>
           </w:p>
         </w:tc>
         <w:tc>
           <w:tcPr>
             <w:tcW w:w="1890" w:type="dxa"/>
-          </w:tcPr>
-          <w:p>
-            <w:pPr>
-              <w:jc w:val="center"/>
-              <w:rPr>
-                <w:rFonts w:ascii="Times New Roman" w:hAnsi="Times New Roman" w:cs="Times New Roman"/>
-                <w:sz w:val="22"/>
-                <w:szCs w:val="22"/>
-              </w:rPr>
-            </w:pPr>
+            <w:vAlign w:val="bottom"/>
+          </w:tcPr>
+          <w:p>
+            <w:pPr>
+              <w:jc w:val="center"/>
+              <w:rPr>
+                <w:rFonts w:ascii="Times New Roman" w:hAnsi="Times New Roman" w:cs="Times New Roman"/>
+                <w:sz w:val="22"/>
+                <w:szCs w:val="22"/>
+              </w:rPr>
+            </w:pPr>
+            <w:r>
+              <w:rPr>
+                <w:rFonts w:ascii="Times New Roman" w:hAnsi="Times New Roman" w:cs="Times New Roman"/>
+                <w:sz w:val="22"/>
+                <w:szCs w:val="22"/>
+              </w:rPr>
+              <w:t>[0.52, 0.79]</w:t>
+            </w:r>
           </w:p>
         </w:tc>
         <w:tc>
           <w:tcPr>
             <w:tcW w:w="1440" w:type="dxa"/>
-          </w:tcPr>
-          <w:p>
-            <w:pPr>
-              <w:jc w:val="center"/>
-              <w:rPr>
-                <w:rFonts w:ascii="Times New Roman" w:hAnsi="Times New Roman" w:cs="Times New Roman"/>
-                <w:sz w:val="22"/>
-                <w:szCs w:val="22"/>
-              </w:rPr>
-            </w:pPr>
+            <w:vAlign w:val="bottom"/>
+          </w:tcPr>
+          <w:p>
+            <w:pPr>
+              <w:jc w:val="center"/>
+              <w:rPr>
+                <w:rFonts w:ascii="Times New Roman" w:hAnsi="Times New Roman" w:cs="Times New Roman"/>
+                <w:b/>
+                <w:bCs/>
+                <w:sz w:val="22"/>
+                <w:szCs w:val="22"/>
+              </w:rPr>
+            </w:pPr>
+            <w:r>
+              <w:rPr>
+                <w:rFonts w:ascii="Times New Roman" w:hAnsi="Times New Roman" w:cs="Times New Roman"/>
+                <w:b/>
+                <w:bCs/>
+                <w:sz w:val="22"/>
+                <w:szCs w:val="22"/>
+              </w:rPr>
+              <w:t>&lt;0.001**</w:t>
+            </w:r>
           </w:p>
         </w:tc>
       </w:tr>
@@ -29547,24 +31477,19 @@
           </w:tcPr>
           <w:p>
             <w:pPr>
-              <w:jc w:val="right"/>
-              <w:rPr>
-                <w:rFonts w:ascii="Times New Roman" w:hAnsi="Times New Roman" w:cs="Times New Roman"/>
-                <w:i/>
-                <w:iCs/>
-                <w:sz w:val="22"/>
-                <w:szCs w:val="22"/>
-              </w:rPr>
-            </w:pPr>
-            <w:r>
-              <w:rPr>
-                <w:rFonts w:ascii="Times New Roman" w:hAnsi="Times New Roman" w:cs="Times New Roman"/>
-                <w:i/>
-                <w:iCs/>
-                <w:sz w:val="22"/>
-                <w:szCs w:val="22"/>
-              </w:rPr>
-              <w:t>0</w:t>
+              <w:rPr>
+                <w:rFonts w:ascii="Times New Roman" w:hAnsi="Times New Roman" w:cs="Times New Roman"/>
+                <w:sz w:val="22"/>
+                <w:szCs w:val="22"/>
+              </w:rPr>
+            </w:pPr>
+            <w:r>
+              <w:rPr>
+                <w:rFonts w:ascii="Times New Roman" w:hAnsi="Times New Roman" w:cs="Times New Roman"/>
+                <w:sz w:val="22"/>
+                <w:szCs w:val="22"/>
+              </w:rPr>
+              <w:t>PD-L1</w:t>
             </w:r>
           </w:p>
         </w:tc>
@@ -29588,7 +31513,7 @@
                 <w:sz w:val="22"/>
                 <w:szCs w:val="22"/>
               </w:rPr>
-              <w:t>0.42</w:t>
+              <w:t>0.59</w:t>
             </w:r>
           </w:p>
         </w:tc>
@@ -29612,34 +31537,35 @@
                 <w:sz w:val="22"/>
                 <w:szCs w:val="22"/>
               </w:rPr>
-              <w:t>[0.35, 0.49]</w:t>
+              <w:t>[0.36, 0.95]</w:t>
             </w:r>
           </w:p>
         </w:tc>
         <w:tc>
           <w:tcPr>
             <w:tcW w:w="1440" w:type="dxa"/>
-          </w:tcPr>
-          <w:p>
-            <w:pPr>
-              <w:jc w:val="center"/>
-              <w:rPr>
-                <w:rFonts w:ascii="Times New Roman" w:hAnsi="Times New Roman" w:cs="Times New Roman"/>
-                <w:b/>
-                <w:bCs/>
-                <w:sz w:val="22"/>
-                <w:szCs w:val="22"/>
-              </w:rPr>
-            </w:pPr>
-            <w:r>
-              <w:rPr>
-                <w:rFonts w:ascii="Times New Roman" w:hAnsi="Times New Roman" w:cs="Times New Roman"/>
-                <w:b/>
-                <w:bCs/>
-                <w:sz w:val="22"/>
-                <w:szCs w:val="22"/>
-              </w:rPr>
-              <w:t>&lt;0.001**</w:t>
+            <w:vAlign w:val="bottom"/>
+          </w:tcPr>
+          <w:p>
+            <w:pPr>
+              <w:jc w:val="center"/>
+              <w:rPr>
+                <w:rFonts w:ascii="Times New Roman" w:hAnsi="Times New Roman" w:cs="Times New Roman"/>
+                <w:b/>
+                <w:bCs/>
+                <w:sz w:val="22"/>
+                <w:szCs w:val="22"/>
+              </w:rPr>
+            </w:pPr>
+            <w:r>
+              <w:rPr>
+                <w:rFonts w:ascii="Times New Roman" w:hAnsi="Times New Roman" w:cs="Times New Roman"/>
+                <w:b/>
+                <w:bCs/>
+                <w:sz w:val="22"/>
+                <w:szCs w:val="22"/>
+              </w:rPr>
+              <w:t>0.03*</w:t>
             </w:r>
           </w:p>
         </w:tc>
@@ -29651,24 +31577,20 @@
           </w:tcPr>
           <w:p>
             <w:pPr>
-              <w:jc w:val="right"/>
-              <w:rPr>
-                <w:rFonts w:ascii="Times New Roman" w:hAnsi="Times New Roman" w:cs="Times New Roman"/>
-                <w:i/>
-                <w:iCs/>
-                <w:sz w:val="22"/>
-                <w:szCs w:val="22"/>
-              </w:rPr>
-            </w:pPr>
-            <w:r>
-              <w:rPr>
-                <w:rFonts w:ascii="Times New Roman" w:hAnsi="Times New Roman" w:cs="Times New Roman"/>
-                <w:i/>
-                <w:iCs/>
-                <w:sz w:val="22"/>
-                <w:szCs w:val="22"/>
-              </w:rPr>
-              <w:t>1</w:t>
+              <w:rPr>
+                <w:rFonts w:ascii="Times New Roman" w:hAnsi="Times New Roman" w:cs="Times New Roman"/>
+                <w:sz w:val="22"/>
+                <w:szCs w:val="22"/>
+              </w:rPr>
+            </w:pPr>
+            <w:r>
+              <w:rPr>
+                <w:rFonts w:ascii="Times New Roman" w:hAnsi="Times New Roman" w:cs="Times New Roman"/>
+                <w:sz w:val="22"/>
+                <w:szCs w:val="22"/>
+              </w:rPr>
+              <w:lastRenderedPageBreak/>
+              <w:t>Hispanic/Latino Ethnicity</w:t>
             </w:r>
           </w:p>
         </w:tc>
@@ -29692,7 +31614,7 @@
                 <w:sz w:val="22"/>
                 <w:szCs w:val="22"/>
               </w:rPr>
-              <w:t>0.67</w:t>
+              <w:t>0.86</w:t>
             </w:r>
           </w:p>
         </w:tc>
@@ -29716,34 +31638,33 @@
                 <w:sz w:val="22"/>
                 <w:szCs w:val="22"/>
               </w:rPr>
-              <w:t>[0.59, 0.77]</w:t>
+              <w:t>[0.67, 1.09]</w:t>
             </w:r>
           </w:p>
         </w:tc>
         <w:tc>
           <w:tcPr>
             <w:tcW w:w="1440" w:type="dxa"/>
-          </w:tcPr>
-          <w:p>
-            <w:pPr>
-              <w:jc w:val="center"/>
-              <w:rPr>
-                <w:rFonts w:ascii="Times New Roman" w:hAnsi="Times New Roman" w:cs="Times New Roman"/>
-                <w:b/>
-                <w:bCs/>
-                <w:sz w:val="22"/>
-                <w:szCs w:val="22"/>
-              </w:rPr>
-            </w:pPr>
-            <w:r>
-              <w:rPr>
-                <w:rFonts w:ascii="Times New Roman" w:hAnsi="Times New Roman" w:cs="Times New Roman"/>
-                <w:b/>
-                <w:bCs/>
-                <w:sz w:val="22"/>
-                <w:szCs w:val="22"/>
-              </w:rPr>
-              <w:t>&lt;0.001**</w:t>
+            <w:vAlign w:val="bottom"/>
+          </w:tcPr>
+          <w:p>
+            <w:pPr>
+              <w:jc w:val="center"/>
+              <w:rPr>
+                <w:rFonts w:ascii="Times New Roman" w:hAnsi="Times New Roman" w:cs="Times New Roman"/>
+                <w:b/>
+                <w:bCs/>
+                <w:sz w:val="22"/>
+                <w:szCs w:val="22"/>
+              </w:rPr>
+            </w:pPr>
+            <w:r>
+              <w:rPr>
+                <w:rFonts w:ascii="Times New Roman" w:hAnsi="Times New Roman" w:cs="Times New Roman"/>
+                <w:sz w:val="22"/>
+                <w:szCs w:val="22"/>
+              </w:rPr>
+              <w:t>0.215</w:t>
             </w:r>
           </w:p>
         </w:tc>
@@ -29755,24 +31676,19 @@
           </w:tcPr>
           <w:p>
             <w:pPr>
-              <w:jc w:val="right"/>
-              <w:rPr>
-                <w:rFonts w:ascii="Times New Roman" w:hAnsi="Times New Roman" w:cs="Times New Roman"/>
-                <w:i/>
-                <w:iCs/>
-                <w:sz w:val="22"/>
-                <w:szCs w:val="22"/>
-              </w:rPr>
-            </w:pPr>
-            <w:r>
-              <w:rPr>
-                <w:rFonts w:ascii="Times New Roman" w:hAnsi="Times New Roman" w:cs="Times New Roman"/>
-                <w:i/>
-                <w:iCs/>
-                <w:sz w:val="22"/>
-                <w:szCs w:val="22"/>
-              </w:rPr>
-              <w:t>2</w:t>
+              <w:rPr>
+                <w:rFonts w:ascii="Times New Roman" w:hAnsi="Times New Roman" w:cs="Times New Roman"/>
+                <w:sz w:val="22"/>
+                <w:szCs w:val="22"/>
+              </w:rPr>
+            </w:pPr>
+            <w:r>
+              <w:rPr>
+                <w:rFonts w:ascii="Times New Roman" w:hAnsi="Times New Roman" w:cs="Times New Roman"/>
+                <w:sz w:val="22"/>
+                <w:szCs w:val="22"/>
+              </w:rPr>
+              <w:t>Interval Between Diagnosis Year and 2022</w:t>
             </w:r>
           </w:p>
         </w:tc>
@@ -29796,7 +31712,7 @@
                 <w:sz w:val="22"/>
                 <w:szCs w:val="22"/>
               </w:rPr>
-              <w:t>1.18</w:t>
+              <w:t>0.89</w:t>
             </w:r>
           </w:p>
         </w:tc>
@@ -29820,7 +31736,7 @@
                 <w:sz w:val="22"/>
                 <w:szCs w:val="22"/>
               </w:rPr>
-              <w:t>[1.02, 1.36]</w:t>
+              <w:t>[0.87, 0.92]</w:t>
             </w:r>
           </w:p>
         </w:tc>
@@ -29848,7 +31764,7 @@
                 <w:sz w:val="22"/>
                 <w:szCs w:val="22"/>
               </w:rPr>
-              <w:t>0.026*</w:t>
+              <w:t>&lt;0.001**</w:t>
             </w:r>
           </w:p>
         </w:tc>
@@ -29860,24 +31776,19 @@
           </w:tcPr>
           <w:p>
             <w:pPr>
-              <w:jc w:val="right"/>
-              <w:rPr>
-                <w:rFonts w:ascii="Times New Roman" w:hAnsi="Times New Roman" w:cs="Times New Roman"/>
-                <w:i/>
-                <w:iCs/>
-                <w:sz w:val="22"/>
-                <w:szCs w:val="22"/>
-              </w:rPr>
-            </w:pPr>
-            <w:r>
-              <w:rPr>
-                <w:rFonts w:ascii="Times New Roman" w:hAnsi="Times New Roman" w:cs="Times New Roman"/>
-                <w:i/>
-                <w:iCs/>
-                <w:sz w:val="22"/>
-                <w:szCs w:val="22"/>
-              </w:rPr>
-              <w:t>3</w:t>
+              <w:rPr>
+                <w:rFonts w:ascii="Times New Roman" w:hAnsi="Times New Roman" w:cs="Times New Roman"/>
+                <w:sz w:val="22"/>
+                <w:szCs w:val="22"/>
+              </w:rPr>
+            </w:pPr>
+            <w:r>
+              <w:rPr>
+                <w:rFonts w:ascii="Times New Roman" w:hAnsi="Times New Roman" w:cs="Times New Roman"/>
+                <w:sz w:val="22"/>
+                <w:szCs w:val="22"/>
+              </w:rPr>
+              <w:t>Log(Age at Diagnosis)</w:t>
             </w:r>
           </w:p>
         </w:tc>
@@ -29901,7 +31812,7 @@
                 <w:sz w:val="22"/>
                 <w:szCs w:val="22"/>
               </w:rPr>
-              <w:t>1.66</w:t>
+              <w:t>0.91</w:t>
             </w:r>
           </w:p>
         </w:tc>
@@ -29925,34 +31836,33 @@
                 <w:sz w:val="22"/>
                 <w:szCs w:val="22"/>
               </w:rPr>
-              <w:t>[1.42, 1.94]</w:t>
+              <w:t>[0.68, 1.24]</w:t>
             </w:r>
           </w:p>
         </w:tc>
         <w:tc>
           <w:tcPr>
             <w:tcW w:w="1440" w:type="dxa"/>
-          </w:tcPr>
-          <w:p>
-            <w:pPr>
-              <w:jc w:val="center"/>
-              <w:rPr>
-                <w:rFonts w:ascii="Times New Roman" w:hAnsi="Times New Roman" w:cs="Times New Roman"/>
-                <w:b/>
-                <w:bCs/>
-                <w:sz w:val="22"/>
-                <w:szCs w:val="22"/>
-              </w:rPr>
-            </w:pPr>
-            <w:r>
-              <w:rPr>
-                <w:rFonts w:ascii="Times New Roman" w:hAnsi="Times New Roman" w:cs="Times New Roman"/>
-                <w:b/>
-                <w:bCs/>
-                <w:sz w:val="22"/>
-                <w:szCs w:val="22"/>
-              </w:rPr>
-              <w:t>&lt;0.001**</w:t>
+            <w:vAlign w:val="bottom"/>
+          </w:tcPr>
+          <w:p>
+            <w:pPr>
+              <w:jc w:val="center"/>
+              <w:rPr>
+                <w:rFonts w:ascii="Times New Roman" w:hAnsi="Times New Roman" w:cs="Times New Roman"/>
+                <w:b/>
+                <w:bCs/>
+                <w:sz w:val="22"/>
+                <w:szCs w:val="22"/>
+              </w:rPr>
+            </w:pPr>
+            <w:r>
+              <w:rPr>
+                <w:rFonts w:ascii="Times New Roman" w:hAnsi="Times New Roman" w:cs="Times New Roman"/>
+                <w:sz w:val="22"/>
+                <w:szCs w:val="22"/>
+              </w:rPr>
+              <w:t>0.557</w:t>
             </w:r>
           </w:p>
         </w:tc>
@@ -29964,24 +31874,19 @@
           </w:tcPr>
           <w:p>
             <w:pPr>
-              <w:jc w:val="right"/>
-              <w:rPr>
-                <w:rFonts w:ascii="Times New Roman" w:hAnsi="Times New Roman" w:cs="Times New Roman"/>
-                <w:i/>
-                <w:iCs/>
-                <w:sz w:val="22"/>
-                <w:szCs w:val="22"/>
-              </w:rPr>
-            </w:pPr>
-            <w:r>
-              <w:rPr>
-                <w:rFonts w:ascii="Times New Roman" w:hAnsi="Times New Roman" w:cs="Times New Roman"/>
-                <w:i/>
-                <w:iCs/>
-                <w:sz w:val="22"/>
-                <w:szCs w:val="22"/>
-              </w:rPr>
-              <w:t>4</w:t>
+              <w:rPr>
+                <w:rFonts w:ascii="Times New Roman" w:hAnsi="Times New Roman" w:cs="Times New Roman"/>
+                <w:sz w:val="22"/>
+                <w:szCs w:val="22"/>
+              </w:rPr>
+            </w:pPr>
+            <w:r>
+              <w:rPr>
+                <w:rFonts w:ascii="Times New Roman" w:hAnsi="Times New Roman" w:cs="Times New Roman"/>
+                <w:sz w:val="22"/>
+                <w:szCs w:val="22"/>
+              </w:rPr>
+              <w:t>Self-Identified White</w:t>
             </w:r>
           </w:p>
         </w:tc>
@@ -30005,7 +31910,7 @@
                 <w:sz w:val="22"/>
                 <w:szCs w:val="22"/>
               </w:rPr>
-              <w:t>1.97</w:t>
+              <w:t>0.86</w:t>
             </w:r>
           </w:p>
         </w:tc>
@@ -30029,34 +31934,35 @@
                 <w:sz w:val="22"/>
                 <w:szCs w:val="22"/>
               </w:rPr>
-              <w:t>[1.44, 2.72]</w:t>
+              <w:t>[0.75, 0.99]</w:t>
             </w:r>
           </w:p>
         </w:tc>
         <w:tc>
           <w:tcPr>
             <w:tcW w:w="1440" w:type="dxa"/>
-          </w:tcPr>
-          <w:p>
-            <w:pPr>
-              <w:jc w:val="center"/>
-              <w:rPr>
-                <w:rFonts w:ascii="Times New Roman" w:hAnsi="Times New Roman" w:cs="Times New Roman"/>
-                <w:b/>
-                <w:bCs/>
-                <w:sz w:val="22"/>
-                <w:szCs w:val="22"/>
-              </w:rPr>
-            </w:pPr>
-            <w:r>
-              <w:rPr>
-                <w:rFonts w:ascii="Times New Roman" w:hAnsi="Times New Roman" w:cs="Times New Roman"/>
-                <w:b/>
-                <w:bCs/>
-                <w:sz w:val="22"/>
-                <w:szCs w:val="22"/>
-              </w:rPr>
-              <w:t>&lt;0.001**</w:t>
+            <w:vAlign w:val="bottom"/>
+          </w:tcPr>
+          <w:p>
+            <w:pPr>
+              <w:jc w:val="center"/>
+              <w:rPr>
+                <w:rFonts w:ascii="Times New Roman" w:hAnsi="Times New Roman" w:cs="Times New Roman"/>
+                <w:b/>
+                <w:bCs/>
+                <w:sz w:val="22"/>
+                <w:szCs w:val="22"/>
+              </w:rPr>
+            </w:pPr>
+            <w:r>
+              <w:rPr>
+                <w:rFonts w:ascii="Times New Roman" w:hAnsi="Times New Roman" w:cs="Times New Roman"/>
+                <w:b/>
+                <w:bCs/>
+                <w:sz w:val="22"/>
+                <w:szCs w:val="22"/>
+              </w:rPr>
+              <w:t>0.035*</w:t>
             </w:r>
           </w:p>
         </w:tc>
@@ -30080,7 +31986,7 @@
                 <w:sz w:val="22"/>
                 <w:szCs w:val="22"/>
               </w:rPr>
-              <w:t>Squamous Cell Histology</w:t>
+              <w:t>Self-Identified Asian</w:t>
             </w:r>
           </w:p>
         </w:tc>
@@ -30104,7 +32010,7 @@
                 <w:sz w:val="22"/>
                 <w:szCs w:val="22"/>
               </w:rPr>
-              <w:t>0.78</w:t>
+              <w:t>0.59</w:t>
             </w:r>
           </w:p>
         </w:tc>
@@ -30128,7 +32034,7 @@
                 <w:sz w:val="22"/>
                 <w:szCs w:val="22"/>
               </w:rPr>
-              <w:t>[0.63, 0.97]</w:t>
+              <w:t>[0.43, 0.81]</w:t>
             </w:r>
           </w:p>
         </w:tc>
@@ -30156,7 +32062,7 @@
                 <w:sz w:val="22"/>
                 <w:szCs w:val="22"/>
               </w:rPr>
-              <w:t>0.028*</w:t>
+              <w:t>0.001**</w:t>
             </w:r>
           </w:p>
         </w:tc>
@@ -30180,7 +32086,7 @@
                 <w:sz w:val="22"/>
                 <w:szCs w:val="22"/>
               </w:rPr>
-              <w:t>Non-squamous Cell Histology</w:t>
+              <w:t>Self-Identified Black</w:t>
             </w:r>
           </w:p>
         </w:tc>
@@ -30204,7 +32110,7 @@
                 <w:sz w:val="22"/>
                 <w:szCs w:val="22"/>
               </w:rPr>
-              <w:t>0.64</w:t>
+              <w:t>0.75</w:t>
             </w:r>
           </w:p>
         </w:tc>
@@ -30228,7 +32134,7 @@
                 <w:sz w:val="22"/>
                 <w:szCs w:val="22"/>
               </w:rPr>
-              <w:t>[0.52, 0.79]</w:t>
+              <w:t>[0.62, 0.91]</w:t>
             </w:r>
           </w:p>
         </w:tc>
@@ -30256,7 +32162,7 @@
                 <w:sz w:val="22"/>
                 <w:szCs w:val="22"/>
               </w:rPr>
-              <w:t>&lt;0.001**</w:t>
+              <w:t>0.003**</w:t>
             </w:r>
           </w:p>
         </w:tc>
@@ -30280,7 +32186,7 @@
                 <w:sz w:val="22"/>
                 <w:szCs w:val="22"/>
               </w:rPr>
-              <w:t>PD-L1</w:t>
+              <w:t>Self-Identified Other Race</w:t>
             </w:r>
           </w:p>
         </w:tc>
@@ -30304,7 +32210,7 @@
                 <w:sz w:val="22"/>
                 <w:szCs w:val="22"/>
               </w:rPr>
-              <w:t>0.59</w:t>
+              <w:t>0.83</w:t>
             </w:r>
           </w:p>
         </w:tc>
@@ -30328,7 +32234,7 @@
                 <w:sz w:val="22"/>
                 <w:szCs w:val="22"/>
               </w:rPr>
-              <w:t>[0.36, 0.95]</w:t>
+              <w:t>[0.69, 1.00]</w:t>
             </w:r>
           </w:p>
         </w:tc>
@@ -30356,7 +32262,7 @@
                 <w:sz w:val="22"/>
                 <w:szCs w:val="22"/>
               </w:rPr>
-              <w:t>0.03*</w:t>
+              <w:t>0.045*</w:t>
             </w:r>
           </w:p>
         </w:tc>
@@ -30380,8 +32286,7 @@
                 <w:sz w:val="22"/>
                 <w:szCs w:val="22"/>
               </w:rPr>
-              <w:lastRenderedPageBreak/>
-              <w:t>Hispanic/Latino Ethnicity</w:t>
+              <w:t>Self-Identified Hispanic Race</w:t>
             </w:r>
           </w:p>
         </w:tc>
@@ -30405,7 +32310,7 @@
                 <w:sz w:val="22"/>
                 <w:szCs w:val="22"/>
               </w:rPr>
-              <w:t>0.86</w:t>
+              <w:t>1.09</w:t>
             </w:r>
           </w:p>
         </w:tc>
@@ -30429,7 +32334,7 @@
                 <w:sz w:val="22"/>
                 <w:szCs w:val="22"/>
               </w:rPr>
-              <w:t>[0.67, 1.09]</w:t>
+              <w:t>[0.28, 4.33]</w:t>
             </w:r>
           </w:p>
         </w:tc>
@@ -30443,19 +32348,17 @@
               <w:jc w:val="center"/>
               <w:rPr>
                 <w:rFonts w:ascii="Times New Roman" w:hAnsi="Times New Roman" w:cs="Times New Roman"/>
-                <w:b/>
-                <w:bCs/>
-                <w:sz w:val="22"/>
-                <w:szCs w:val="22"/>
-              </w:rPr>
-            </w:pPr>
-            <w:r>
-              <w:rPr>
-                <w:rFonts w:ascii="Times New Roman" w:hAnsi="Times New Roman" w:cs="Times New Roman"/>
-                <w:sz w:val="22"/>
-                <w:szCs w:val="22"/>
-              </w:rPr>
-              <w:t>0.215</w:t>
+                <w:sz w:val="22"/>
+                <w:szCs w:val="22"/>
+              </w:rPr>
+            </w:pPr>
+            <w:r>
+              <w:rPr>
+                <w:rFonts w:ascii="Times New Roman" w:hAnsi="Times New Roman" w:cs="Times New Roman"/>
+                <w:sz w:val="22"/>
+                <w:szCs w:val="22"/>
+              </w:rPr>
+              <w:t>0.899</w:t>
             </w:r>
           </w:p>
         </w:tc>
@@ -30479,7 +32382,7 @@
                 <w:sz w:val="22"/>
                 <w:szCs w:val="22"/>
               </w:rPr>
-              <w:t>Interval Between Diagnosis Year and 2022</w:t>
+              <w:t>Male Gender</w:t>
             </w:r>
           </w:p>
         </w:tc>
@@ -30503,7 +32406,7 @@
                 <w:sz w:val="22"/>
                 <w:szCs w:val="22"/>
               </w:rPr>
-              <w:t>0.89</w:t>
+              <w:t>1.24</w:t>
             </w:r>
           </w:p>
         </w:tc>
@@ -30527,14 +32430,13 @@
                 <w:sz w:val="22"/>
                 <w:szCs w:val="22"/>
               </w:rPr>
-              <w:t>[0.87, 0.92]</w:t>
+              <w:t>[1.14, 1.35]</w:t>
             </w:r>
           </w:p>
         </w:tc>
         <w:tc>
           <w:tcPr>
             <w:tcW w:w="1440" w:type="dxa"/>
-            <w:vAlign w:val="bottom"/>
           </w:tcPr>
           <w:p>
             <w:pPr>
@@ -30573,726 +32475,13 @@
                 <w:szCs w:val="22"/>
               </w:rPr>
             </w:pPr>
-            <w:proofErr w:type="gramStart"/>
-            <w:r>
-              <w:rPr>
-                <w:rFonts w:ascii="Times New Roman" w:hAnsi="Times New Roman" w:cs="Times New Roman"/>
-                <w:sz w:val="22"/>
-                <w:szCs w:val="22"/>
-              </w:rPr>
-              <w:t>Log(</w:t>
-            </w:r>
-            <w:proofErr w:type="gramEnd"/>
-            <w:r>
-              <w:rPr>
-                <w:rFonts w:ascii="Times New Roman" w:hAnsi="Times New Roman" w:cs="Times New Roman"/>
-                <w:sz w:val="22"/>
-                <w:szCs w:val="22"/>
-              </w:rPr>
-              <w:t>Age at Diagnosis)</w:t>
-            </w:r>
-          </w:p>
-        </w:tc>
-        <w:tc>
-          <w:tcPr>
-            <w:tcW w:w="1530" w:type="dxa"/>
-            <w:vAlign w:val="bottom"/>
-          </w:tcPr>
-          <w:p>
-            <w:pPr>
-              <w:jc w:val="center"/>
-              <w:rPr>
-                <w:rFonts w:ascii="Times New Roman" w:hAnsi="Times New Roman" w:cs="Times New Roman"/>
-                <w:sz w:val="22"/>
-                <w:szCs w:val="22"/>
-              </w:rPr>
-            </w:pPr>
-            <w:r>
-              <w:rPr>
-                <w:rFonts w:ascii="Times New Roman" w:hAnsi="Times New Roman" w:cs="Times New Roman"/>
-                <w:sz w:val="22"/>
-                <w:szCs w:val="22"/>
-              </w:rPr>
-              <w:t>0.91</w:t>
-            </w:r>
-          </w:p>
-        </w:tc>
-        <w:tc>
-          <w:tcPr>
-            <w:tcW w:w="1890" w:type="dxa"/>
-            <w:vAlign w:val="bottom"/>
-          </w:tcPr>
-          <w:p>
-            <w:pPr>
-              <w:jc w:val="center"/>
-              <w:rPr>
-                <w:rFonts w:ascii="Times New Roman" w:hAnsi="Times New Roman" w:cs="Times New Roman"/>
-                <w:sz w:val="22"/>
-                <w:szCs w:val="22"/>
-              </w:rPr>
-            </w:pPr>
-            <w:r>
-              <w:rPr>
-                <w:rFonts w:ascii="Times New Roman" w:hAnsi="Times New Roman" w:cs="Times New Roman"/>
-                <w:sz w:val="22"/>
-                <w:szCs w:val="22"/>
-              </w:rPr>
-              <w:t>[0.68, 1.24]</w:t>
-            </w:r>
-          </w:p>
-        </w:tc>
-        <w:tc>
-          <w:tcPr>
-            <w:tcW w:w="1440" w:type="dxa"/>
-            <w:vAlign w:val="bottom"/>
-          </w:tcPr>
-          <w:p>
-            <w:pPr>
-              <w:jc w:val="center"/>
-              <w:rPr>
-                <w:rFonts w:ascii="Times New Roman" w:hAnsi="Times New Roman" w:cs="Times New Roman"/>
-                <w:b/>
-                <w:bCs/>
-                <w:sz w:val="22"/>
-                <w:szCs w:val="22"/>
-              </w:rPr>
-            </w:pPr>
-            <w:r>
-              <w:rPr>
-                <w:rFonts w:ascii="Times New Roman" w:hAnsi="Times New Roman" w:cs="Times New Roman"/>
-                <w:sz w:val="22"/>
-                <w:szCs w:val="22"/>
-              </w:rPr>
-              <w:t>0.557</w:t>
-            </w:r>
-          </w:p>
-        </w:tc>
-      </w:tr>
-      <w:tr>
-        <w:tc>
-          <w:tcPr>
-            <w:tcW w:w="5035" w:type="dxa"/>
-          </w:tcPr>
-          <w:p>
-            <w:pPr>
-              <w:rPr>
-                <w:rFonts w:ascii="Times New Roman" w:hAnsi="Times New Roman" w:cs="Times New Roman"/>
-                <w:sz w:val="22"/>
-                <w:szCs w:val="22"/>
-              </w:rPr>
-            </w:pPr>
-            <w:r>
-              <w:rPr>
-                <w:rFonts w:ascii="Times New Roman" w:hAnsi="Times New Roman" w:cs="Times New Roman"/>
-                <w:sz w:val="22"/>
-                <w:szCs w:val="22"/>
-              </w:rPr>
-              <w:t>Self-Identified White</w:t>
-            </w:r>
-          </w:p>
-        </w:tc>
-        <w:tc>
-          <w:tcPr>
-            <w:tcW w:w="1530" w:type="dxa"/>
-            <w:vAlign w:val="bottom"/>
-          </w:tcPr>
-          <w:p>
-            <w:pPr>
-              <w:jc w:val="center"/>
-              <w:rPr>
-                <w:rFonts w:ascii="Times New Roman" w:hAnsi="Times New Roman" w:cs="Times New Roman"/>
-                <w:sz w:val="22"/>
-                <w:szCs w:val="22"/>
-              </w:rPr>
-            </w:pPr>
-            <w:r>
-              <w:rPr>
-                <w:rFonts w:ascii="Times New Roman" w:hAnsi="Times New Roman" w:cs="Times New Roman"/>
-                <w:sz w:val="22"/>
-                <w:szCs w:val="22"/>
-              </w:rPr>
-              <w:t>0.86</w:t>
-            </w:r>
-          </w:p>
-        </w:tc>
-        <w:tc>
-          <w:tcPr>
-            <w:tcW w:w="1890" w:type="dxa"/>
-            <w:vAlign w:val="bottom"/>
-          </w:tcPr>
-          <w:p>
-            <w:pPr>
-              <w:jc w:val="center"/>
-              <w:rPr>
-                <w:rFonts w:ascii="Times New Roman" w:hAnsi="Times New Roman" w:cs="Times New Roman"/>
-                <w:sz w:val="22"/>
-                <w:szCs w:val="22"/>
-              </w:rPr>
-            </w:pPr>
-            <w:r>
-              <w:rPr>
-                <w:rFonts w:ascii="Times New Roman" w:hAnsi="Times New Roman" w:cs="Times New Roman"/>
-                <w:sz w:val="22"/>
-                <w:szCs w:val="22"/>
-              </w:rPr>
-              <w:t>[0.75, 0.99]</w:t>
-            </w:r>
-          </w:p>
-        </w:tc>
-        <w:tc>
-          <w:tcPr>
-            <w:tcW w:w="1440" w:type="dxa"/>
-            <w:vAlign w:val="bottom"/>
-          </w:tcPr>
-          <w:p>
-            <w:pPr>
-              <w:jc w:val="center"/>
-              <w:rPr>
-                <w:rFonts w:ascii="Times New Roman" w:hAnsi="Times New Roman" w:cs="Times New Roman"/>
-                <w:b/>
-                <w:bCs/>
-                <w:sz w:val="22"/>
-                <w:szCs w:val="22"/>
-              </w:rPr>
-            </w:pPr>
-            <w:r>
-              <w:rPr>
-                <w:rFonts w:ascii="Times New Roman" w:hAnsi="Times New Roman" w:cs="Times New Roman"/>
-                <w:b/>
-                <w:bCs/>
-                <w:sz w:val="22"/>
-                <w:szCs w:val="22"/>
-              </w:rPr>
-              <w:t>0.035*</w:t>
-            </w:r>
-          </w:p>
-        </w:tc>
-      </w:tr>
-      <w:tr>
-        <w:tc>
-          <w:tcPr>
-            <w:tcW w:w="5035" w:type="dxa"/>
-          </w:tcPr>
-          <w:p>
-            <w:pPr>
-              <w:rPr>
-                <w:rFonts w:ascii="Times New Roman" w:hAnsi="Times New Roman" w:cs="Times New Roman"/>
-                <w:sz w:val="22"/>
-                <w:szCs w:val="22"/>
-              </w:rPr>
-            </w:pPr>
-            <w:r>
-              <w:rPr>
-                <w:rFonts w:ascii="Times New Roman" w:hAnsi="Times New Roman" w:cs="Times New Roman"/>
-                <w:sz w:val="22"/>
-                <w:szCs w:val="22"/>
-              </w:rPr>
-              <w:t>Self-Identified Asian</w:t>
-            </w:r>
-          </w:p>
-        </w:tc>
-        <w:tc>
-          <w:tcPr>
-            <w:tcW w:w="1530" w:type="dxa"/>
-            <w:vAlign w:val="bottom"/>
-          </w:tcPr>
-          <w:p>
-            <w:pPr>
-              <w:jc w:val="center"/>
-              <w:rPr>
-                <w:rFonts w:ascii="Times New Roman" w:hAnsi="Times New Roman" w:cs="Times New Roman"/>
-                <w:sz w:val="22"/>
-                <w:szCs w:val="22"/>
-              </w:rPr>
-            </w:pPr>
-            <w:r>
-              <w:rPr>
-                <w:rFonts w:ascii="Times New Roman" w:hAnsi="Times New Roman" w:cs="Times New Roman"/>
-                <w:sz w:val="22"/>
-                <w:szCs w:val="22"/>
-              </w:rPr>
-              <w:t>0.59</w:t>
-            </w:r>
-          </w:p>
-        </w:tc>
-        <w:tc>
-          <w:tcPr>
-            <w:tcW w:w="1890" w:type="dxa"/>
-            <w:vAlign w:val="bottom"/>
-          </w:tcPr>
-          <w:p>
-            <w:pPr>
-              <w:jc w:val="center"/>
-              <w:rPr>
-                <w:rFonts w:ascii="Times New Roman" w:hAnsi="Times New Roman" w:cs="Times New Roman"/>
-                <w:sz w:val="22"/>
-                <w:szCs w:val="22"/>
-              </w:rPr>
-            </w:pPr>
-            <w:r>
-              <w:rPr>
-                <w:rFonts w:ascii="Times New Roman" w:hAnsi="Times New Roman" w:cs="Times New Roman"/>
-                <w:sz w:val="22"/>
-                <w:szCs w:val="22"/>
-              </w:rPr>
-              <w:t>[0.43, 0.81]</w:t>
-            </w:r>
-          </w:p>
-        </w:tc>
-        <w:tc>
-          <w:tcPr>
-            <w:tcW w:w="1440" w:type="dxa"/>
-            <w:vAlign w:val="bottom"/>
-          </w:tcPr>
-          <w:p>
-            <w:pPr>
-              <w:jc w:val="center"/>
-              <w:rPr>
-                <w:rFonts w:ascii="Times New Roman" w:hAnsi="Times New Roman" w:cs="Times New Roman"/>
-                <w:b/>
-                <w:bCs/>
-                <w:sz w:val="22"/>
-                <w:szCs w:val="22"/>
-              </w:rPr>
-            </w:pPr>
-            <w:r>
-              <w:rPr>
-                <w:rFonts w:ascii="Times New Roman" w:hAnsi="Times New Roman" w:cs="Times New Roman"/>
-                <w:b/>
-                <w:bCs/>
-                <w:sz w:val="22"/>
-                <w:szCs w:val="22"/>
-              </w:rPr>
-              <w:t>0.001**</w:t>
-            </w:r>
-          </w:p>
-        </w:tc>
-      </w:tr>
-      <w:tr>
-        <w:tc>
-          <w:tcPr>
-            <w:tcW w:w="5035" w:type="dxa"/>
-          </w:tcPr>
-          <w:p>
-            <w:pPr>
-              <w:rPr>
-                <w:rFonts w:ascii="Times New Roman" w:hAnsi="Times New Roman" w:cs="Times New Roman"/>
-                <w:sz w:val="22"/>
-                <w:szCs w:val="22"/>
-              </w:rPr>
-            </w:pPr>
-            <w:r>
-              <w:rPr>
-                <w:rFonts w:ascii="Times New Roman" w:hAnsi="Times New Roman" w:cs="Times New Roman"/>
-                <w:sz w:val="22"/>
-                <w:szCs w:val="22"/>
-              </w:rPr>
-              <w:t>Self-Identified Black</w:t>
-            </w:r>
-          </w:p>
-        </w:tc>
-        <w:tc>
-          <w:tcPr>
-            <w:tcW w:w="1530" w:type="dxa"/>
-            <w:vAlign w:val="bottom"/>
-          </w:tcPr>
-          <w:p>
-            <w:pPr>
-              <w:jc w:val="center"/>
-              <w:rPr>
-                <w:rFonts w:ascii="Times New Roman" w:hAnsi="Times New Roman" w:cs="Times New Roman"/>
-                <w:sz w:val="22"/>
-                <w:szCs w:val="22"/>
-              </w:rPr>
-            </w:pPr>
-            <w:r>
-              <w:rPr>
-                <w:rFonts w:ascii="Times New Roman" w:hAnsi="Times New Roman" w:cs="Times New Roman"/>
-                <w:sz w:val="22"/>
-                <w:szCs w:val="22"/>
-              </w:rPr>
-              <w:t>0.75</w:t>
-            </w:r>
-          </w:p>
-        </w:tc>
-        <w:tc>
-          <w:tcPr>
-            <w:tcW w:w="1890" w:type="dxa"/>
-            <w:vAlign w:val="bottom"/>
-          </w:tcPr>
-          <w:p>
-            <w:pPr>
-              <w:jc w:val="center"/>
-              <w:rPr>
-                <w:rFonts w:ascii="Times New Roman" w:hAnsi="Times New Roman" w:cs="Times New Roman"/>
-                <w:sz w:val="22"/>
-                <w:szCs w:val="22"/>
-              </w:rPr>
-            </w:pPr>
-            <w:r>
-              <w:rPr>
-                <w:rFonts w:ascii="Times New Roman" w:hAnsi="Times New Roman" w:cs="Times New Roman"/>
-                <w:sz w:val="22"/>
-                <w:szCs w:val="22"/>
-              </w:rPr>
-              <w:t>[0.62, 0.91]</w:t>
-            </w:r>
-          </w:p>
-        </w:tc>
-        <w:tc>
-          <w:tcPr>
-            <w:tcW w:w="1440" w:type="dxa"/>
-            <w:vAlign w:val="bottom"/>
-          </w:tcPr>
-          <w:p>
-            <w:pPr>
-              <w:jc w:val="center"/>
-              <w:rPr>
-                <w:rFonts w:ascii="Times New Roman" w:hAnsi="Times New Roman" w:cs="Times New Roman"/>
-                <w:b/>
-                <w:bCs/>
-                <w:sz w:val="22"/>
-                <w:szCs w:val="22"/>
-              </w:rPr>
-            </w:pPr>
-            <w:r>
-              <w:rPr>
-                <w:rFonts w:ascii="Times New Roman" w:hAnsi="Times New Roman" w:cs="Times New Roman"/>
-                <w:b/>
-                <w:bCs/>
-                <w:sz w:val="22"/>
-                <w:szCs w:val="22"/>
-              </w:rPr>
-              <w:t>0.003**</w:t>
-            </w:r>
-          </w:p>
-        </w:tc>
-      </w:tr>
-      <w:tr>
-        <w:tc>
-          <w:tcPr>
-            <w:tcW w:w="5035" w:type="dxa"/>
-          </w:tcPr>
-          <w:p>
-            <w:pPr>
-              <w:rPr>
-                <w:rFonts w:ascii="Times New Roman" w:hAnsi="Times New Roman" w:cs="Times New Roman"/>
-                <w:sz w:val="22"/>
-                <w:szCs w:val="22"/>
-              </w:rPr>
-            </w:pPr>
-            <w:r>
-              <w:rPr>
-                <w:rFonts w:ascii="Times New Roman" w:hAnsi="Times New Roman" w:cs="Times New Roman"/>
-                <w:sz w:val="22"/>
-                <w:szCs w:val="22"/>
-              </w:rPr>
-              <w:t>Self-Identified Other Race</w:t>
-            </w:r>
-          </w:p>
-        </w:tc>
-        <w:tc>
-          <w:tcPr>
-            <w:tcW w:w="1530" w:type="dxa"/>
-            <w:vAlign w:val="bottom"/>
-          </w:tcPr>
-          <w:p>
-            <w:pPr>
-              <w:jc w:val="center"/>
-              <w:rPr>
-                <w:rFonts w:ascii="Times New Roman" w:hAnsi="Times New Roman" w:cs="Times New Roman"/>
-                <w:sz w:val="22"/>
-                <w:szCs w:val="22"/>
-              </w:rPr>
-            </w:pPr>
-            <w:r>
-              <w:rPr>
-                <w:rFonts w:ascii="Times New Roman" w:hAnsi="Times New Roman" w:cs="Times New Roman"/>
-                <w:sz w:val="22"/>
-                <w:szCs w:val="22"/>
-              </w:rPr>
-              <w:t>0.83</w:t>
-            </w:r>
-          </w:p>
-        </w:tc>
-        <w:tc>
-          <w:tcPr>
-            <w:tcW w:w="1890" w:type="dxa"/>
-            <w:vAlign w:val="bottom"/>
-          </w:tcPr>
-          <w:p>
-            <w:pPr>
-              <w:jc w:val="center"/>
-              <w:rPr>
-                <w:rFonts w:ascii="Times New Roman" w:hAnsi="Times New Roman" w:cs="Times New Roman"/>
-                <w:sz w:val="22"/>
-                <w:szCs w:val="22"/>
-              </w:rPr>
-            </w:pPr>
-            <w:r>
-              <w:rPr>
-                <w:rFonts w:ascii="Times New Roman" w:hAnsi="Times New Roman" w:cs="Times New Roman"/>
-                <w:sz w:val="22"/>
-                <w:szCs w:val="22"/>
-              </w:rPr>
-              <w:t>[0.69, 1.00]</w:t>
-            </w:r>
-          </w:p>
-        </w:tc>
-        <w:tc>
-          <w:tcPr>
-            <w:tcW w:w="1440" w:type="dxa"/>
-            <w:vAlign w:val="bottom"/>
-          </w:tcPr>
-          <w:p>
-            <w:pPr>
-              <w:jc w:val="center"/>
-              <w:rPr>
-                <w:rFonts w:ascii="Times New Roman" w:hAnsi="Times New Roman" w:cs="Times New Roman"/>
-                <w:b/>
-                <w:bCs/>
-                <w:sz w:val="22"/>
-                <w:szCs w:val="22"/>
-              </w:rPr>
-            </w:pPr>
-            <w:r>
-              <w:rPr>
-                <w:rFonts w:ascii="Times New Roman" w:hAnsi="Times New Roman" w:cs="Times New Roman"/>
-                <w:b/>
-                <w:bCs/>
-                <w:sz w:val="22"/>
-                <w:szCs w:val="22"/>
-              </w:rPr>
-              <w:t>0.045*</w:t>
-            </w:r>
-          </w:p>
-        </w:tc>
-      </w:tr>
-      <w:tr>
-        <w:tc>
-          <w:tcPr>
-            <w:tcW w:w="5035" w:type="dxa"/>
-          </w:tcPr>
-          <w:p>
-            <w:pPr>
-              <w:rPr>
-                <w:rFonts w:ascii="Times New Roman" w:hAnsi="Times New Roman" w:cs="Times New Roman"/>
-                <w:sz w:val="22"/>
-                <w:szCs w:val="22"/>
-              </w:rPr>
-            </w:pPr>
-            <w:r>
-              <w:rPr>
-                <w:rFonts w:ascii="Times New Roman" w:hAnsi="Times New Roman" w:cs="Times New Roman"/>
-                <w:sz w:val="22"/>
-                <w:szCs w:val="22"/>
-              </w:rPr>
-              <w:t>Self-Identified Hispanic Race</w:t>
-            </w:r>
-          </w:p>
-        </w:tc>
-        <w:tc>
-          <w:tcPr>
-            <w:tcW w:w="1530" w:type="dxa"/>
-            <w:vAlign w:val="bottom"/>
-          </w:tcPr>
-          <w:p>
-            <w:pPr>
-              <w:jc w:val="center"/>
-              <w:rPr>
-                <w:rFonts w:ascii="Times New Roman" w:hAnsi="Times New Roman" w:cs="Times New Roman"/>
-                <w:sz w:val="22"/>
-                <w:szCs w:val="22"/>
-              </w:rPr>
-            </w:pPr>
-            <w:r>
-              <w:rPr>
-                <w:rFonts w:ascii="Times New Roman" w:hAnsi="Times New Roman" w:cs="Times New Roman"/>
-                <w:sz w:val="22"/>
-                <w:szCs w:val="22"/>
-              </w:rPr>
-              <w:t>1.09</w:t>
-            </w:r>
-          </w:p>
-        </w:tc>
-        <w:tc>
-          <w:tcPr>
-            <w:tcW w:w="1890" w:type="dxa"/>
-            <w:vAlign w:val="bottom"/>
-          </w:tcPr>
-          <w:p>
-            <w:pPr>
-              <w:jc w:val="center"/>
-              <w:rPr>
-                <w:rFonts w:ascii="Times New Roman" w:hAnsi="Times New Roman" w:cs="Times New Roman"/>
-                <w:sz w:val="22"/>
-                <w:szCs w:val="22"/>
-              </w:rPr>
-            </w:pPr>
-            <w:r>
-              <w:rPr>
-                <w:rFonts w:ascii="Times New Roman" w:hAnsi="Times New Roman" w:cs="Times New Roman"/>
-                <w:sz w:val="22"/>
-                <w:szCs w:val="22"/>
-              </w:rPr>
-              <w:t>[0.28, 4.33]</w:t>
-            </w:r>
-          </w:p>
-        </w:tc>
-        <w:tc>
-          <w:tcPr>
-            <w:tcW w:w="1440" w:type="dxa"/>
-            <w:vAlign w:val="bottom"/>
-          </w:tcPr>
-          <w:p>
-            <w:pPr>
-              <w:jc w:val="center"/>
-              <w:rPr>
-                <w:rFonts w:ascii="Times New Roman" w:hAnsi="Times New Roman" w:cs="Times New Roman"/>
-                <w:sz w:val="22"/>
-                <w:szCs w:val="22"/>
-              </w:rPr>
-            </w:pPr>
-            <w:r>
-              <w:rPr>
-                <w:rFonts w:ascii="Times New Roman" w:hAnsi="Times New Roman" w:cs="Times New Roman"/>
-                <w:sz w:val="22"/>
-                <w:szCs w:val="22"/>
-              </w:rPr>
-              <w:t>0.899</w:t>
-            </w:r>
-          </w:p>
-        </w:tc>
-      </w:tr>
-      <w:tr>
-        <w:tc>
-          <w:tcPr>
-            <w:tcW w:w="5035" w:type="dxa"/>
-          </w:tcPr>
-          <w:p>
-            <w:pPr>
-              <w:rPr>
-                <w:rFonts w:ascii="Times New Roman" w:hAnsi="Times New Roman" w:cs="Times New Roman"/>
-                <w:sz w:val="22"/>
-                <w:szCs w:val="22"/>
-              </w:rPr>
-            </w:pPr>
-            <w:r>
-              <w:rPr>
-                <w:rFonts w:ascii="Times New Roman" w:hAnsi="Times New Roman" w:cs="Times New Roman"/>
-                <w:sz w:val="22"/>
-                <w:szCs w:val="22"/>
-              </w:rPr>
-              <w:t>Male Gender</w:t>
-            </w:r>
-          </w:p>
-        </w:tc>
-        <w:tc>
-          <w:tcPr>
-            <w:tcW w:w="1530" w:type="dxa"/>
-            <w:vAlign w:val="bottom"/>
-          </w:tcPr>
-          <w:p>
-            <w:pPr>
-              <w:jc w:val="center"/>
-              <w:rPr>
-                <w:rFonts w:ascii="Times New Roman" w:hAnsi="Times New Roman" w:cs="Times New Roman"/>
-                <w:sz w:val="22"/>
-                <w:szCs w:val="22"/>
-              </w:rPr>
-            </w:pPr>
-            <w:r>
-              <w:rPr>
-                <w:rFonts w:ascii="Times New Roman" w:hAnsi="Times New Roman" w:cs="Times New Roman"/>
-                <w:sz w:val="22"/>
-                <w:szCs w:val="22"/>
-              </w:rPr>
-              <w:t>1.24</w:t>
-            </w:r>
-          </w:p>
-        </w:tc>
-        <w:tc>
-          <w:tcPr>
-            <w:tcW w:w="1890" w:type="dxa"/>
-            <w:vAlign w:val="bottom"/>
-          </w:tcPr>
-          <w:p>
-            <w:pPr>
-              <w:jc w:val="center"/>
-              <w:rPr>
-                <w:rFonts w:ascii="Times New Roman" w:hAnsi="Times New Roman" w:cs="Times New Roman"/>
-                <w:sz w:val="22"/>
-                <w:szCs w:val="22"/>
-              </w:rPr>
-            </w:pPr>
-            <w:r>
-              <w:rPr>
-                <w:rFonts w:ascii="Times New Roman" w:hAnsi="Times New Roman" w:cs="Times New Roman"/>
-                <w:sz w:val="22"/>
-                <w:szCs w:val="22"/>
-              </w:rPr>
-              <w:t>[1.14, 1.35]</w:t>
-            </w:r>
-          </w:p>
-        </w:tc>
-        <w:tc>
-          <w:tcPr>
-            <w:tcW w:w="1440" w:type="dxa"/>
-          </w:tcPr>
-          <w:p>
-            <w:pPr>
-              <w:jc w:val="center"/>
-              <w:rPr>
-                <w:rFonts w:ascii="Times New Roman" w:hAnsi="Times New Roman" w:cs="Times New Roman"/>
-                <w:b/>
-                <w:bCs/>
-                <w:sz w:val="22"/>
-                <w:szCs w:val="22"/>
-              </w:rPr>
-            </w:pPr>
-            <w:r>
-              <w:rPr>
-                <w:rFonts w:ascii="Times New Roman" w:hAnsi="Times New Roman" w:cs="Times New Roman"/>
-                <w:b/>
-                <w:bCs/>
-                <w:sz w:val="22"/>
-                <w:szCs w:val="22"/>
-              </w:rPr>
-              <w:t>&lt;0.001**</w:t>
-            </w:r>
-          </w:p>
-        </w:tc>
-      </w:tr>
-      <w:tr>
-        <w:tc>
-          <w:tcPr>
-            <w:tcW w:w="5035" w:type="dxa"/>
-          </w:tcPr>
-          <w:p>
-            <w:pPr>
-              <w:rPr>
-                <w:rFonts w:ascii="Times New Roman" w:hAnsi="Times New Roman" w:cs="Times New Roman"/>
-                <w:sz w:val="22"/>
-                <w:szCs w:val="22"/>
-              </w:rPr>
-            </w:pPr>
-            <w:proofErr w:type="gramStart"/>
-            <w:r>
-              <w:rPr>
-                <w:rFonts w:ascii="Times New Roman" w:hAnsi="Times New Roman" w:cs="Times New Roman"/>
-                <w:sz w:val="22"/>
-                <w:szCs w:val="22"/>
-              </w:rPr>
-              <w:t>Log(</w:t>
-            </w:r>
-            <w:proofErr w:type="gramEnd"/>
-            <w:r>
-              <w:rPr>
-                <w:rFonts w:ascii="Times New Roman" w:hAnsi="Times New Roman" w:cs="Times New Roman"/>
-                <w:sz w:val="22"/>
-                <w:szCs w:val="22"/>
-              </w:rPr>
-              <w:t>Days From Advanced Diagnosis to Treatment)</w:t>
+            <w:r>
+              <w:rPr>
+                <w:rFonts w:ascii="Times New Roman" w:hAnsi="Times New Roman" w:cs="Times New Roman"/>
+                <w:sz w:val="22"/>
+                <w:szCs w:val="22"/>
+              </w:rPr>
+              <w:t>Log(Days From Advanced Diagnosis to Treatment)</w:t>
             </w:r>
           </w:p>
         </w:tc>

--- a/PDL1_Manuscript_ML_only.docx
+++ b/PDL1_Manuscript_ML_only.docx
@@ -3436,7 +3436,7 @@
           <w:i/>
           <w:iCs/>
         </w:rPr>
-        <w:t>Regression Discontinuity Approach</w:t>
+        <w:t>Propensity Score Matching Approach</w:t>
       </w:r>
     </w:p>
     <w:p>
@@ -3445,6 +3445,8 @@
           <w:rFonts w:ascii="Times New Roman" w:hAnsi="Times New Roman" w:cs="Times New Roman"/>
           <w:b/>
           <w:bCs/>
+          <w:i/>
+          <w:iCs/>
         </w:rPr>
       </w:pPr>
     </w:p>
@@ -3452,19 +3454,6 @@
       <w:pPr>
         <w:rPr>
           <w:rFonts w:ascii="Times New Roman" w:hAnsi="Times New Roman" w:cs="Times New Roman"/>
-        </w:rPr>
-      </w:pPr>
-      <w:r>
-        <w:rPr>
-          <w:rFonts w:ascii="Times New Roman" w:hAnsi="Times New Roman" w:cs="Times New Roman"/>
-        </w:rPr>
-        <w:t xml:space="preserve">We used a fuzzy regression discontinuity (RD) analysis to examine the effect of IO monotherapy versus chemotherapy for patients who were just above or just below the PD-L1 threshold of 50%. Given that PD-L1 staining intensities are technically continuous, in our dataset the values are reported as 14 discrete values. (see Table 1), we employed local randomization methods to perform the analysis. By analyzing patients “on the margin” of the 50% cutoff, the RD analysis allows for a form of pseudo-randomization since patients under the threshold are more likely to receive chemotherapy while those above the threshold are more likely to receive IO monotherapy, even though their PD-L1 values are otherwise similar. The fuzzy RD under local randomization yields a local average treatment effect (LATE) that estimates the effect of IO monotherapy for patients close to the 50% threshold. </w:t>
-      </w:r>
-    </w:p>
-    <w:p>
-      <w:pPr>
-        <w:rPr>
-          <w:rFonts w:ascii="Times New Roman" w:hAnsi="Times New Roman" w:cs="Times New Roman"/>
           <w:b/>
           <w:bCs/>
           <w:i/>
@@ -3490,13 +3479,15 @@
           <w:i/>
           <w:iCs/>
         </w:rPr>
-        <w:t>Machine Learning Model Creation</w:t>
+        <w:t>Regression Discontinuity Approach</w:t>
       </w:r>
     </w:p>
     <w:p>
       <w:pPr>
         <w:rPr>
           <w:rFonts w:ascii="Times New Roman" w:hAnsi="Times New Roman" w:cs="Times New Roman"/>
+          <w:b/>
+          <w:bCs/>
         </w:rPr>
       </w:pPr>
     </w:p>
@@ -3510,39 +3501,29 @@
         <w:rPr>
           <w:rFonts w:ascii="Times New Roman" w:hAnsi="Times New Roman" w:cs="Times New Roman"/>
         </w:rPr>
-        <w:t>We created two machine learning models,</w:t>
-      </w:r>
-      <w:r>
-        <w:rPr>
-          <w:rFonts w:ascii="Times New Roman" w:hAnsi="Times New Roman" w:cs="Times New Roman"/>
-        </w:rPr>
-        <w:t xml:space="preserve"> one to predict 12-month progression-free survival (PFS) and one to predict 12-month overall survival (OS). ML models were created using the XGBoost binary classifier using the </w:t>
-      </w:r>
-      <w:r>
-        <w:rPr>
-          <w:rFonts w:ascii="Times New Roman" w:hAnsi="Times New Roman" w:cs="Times New Roman"/>
-          <w:i/>
-          <w:iCs/>
-        </w:rPr>
-        <w:t>sklearn</w:t>
-      </w:r>
-      <w:r>
-        <w:rPr>
-          <w:rFonts w:ascii="Times New Roman" w:hAnsi="Times New Roman" w:cs="Times New Roman"/>
-        </w:rPr>
-        <w:t xml:space="preserve"> library in Python 3.11. </w:t>
-      </w:r>
-      <w:r>
-        <w:rPr>
-          <w:rFonts w:ascii="Times New Roman" w:hAnsi="Times New Roman" w:cs="Times New Roman"/>
-        </w:rPr>
-        <w:t xml:space="preserve">The cohort was divided into training (80%) and test (20%). Each model was trained using five-fold cross-validation and hyperparameter tuning was completed using a grid-search methodology. </w:t>
+        <w:t xml:space="preserve">We used a fuzzy regression discontinuity (RD) analysis to examine the effect of IO monotherapy versus chemotherapy for patients who were just above or just below the PD-L1 threshold of 50%. Given that PD-L1 staining intensities are technically continuous, in our dataset the values are reported as 14 discrete values. (see Table 1), we employed local randomization methods to perform the analysis. By analyzing patients “on the margin” of the 50% cutoff, the RD analysis allows for a form of pseudo-randomization since patients under the threshold are more likely to receive chemotherapy while those above the threshold are more likely to receive IO monotherapy, even though their PD-L1 values are otherwise similar. The fuzzy RD under local randomization yields a local average treatment effect (LATE) that estimates the effect of IO monotherapy for patients close to the 50% threshold. </w:t>
+      </w:r>
+      <w:r>
+        <w:rPr>
+          <w:rFonts w:ascii="Times New Roman" w:hAnsi="Times New Roman" w:cs="Times New Roman"/>
+        </w:rPr>
+        <w:t>We choose to examine patients who have PD-L1 values in between 40% and 50%</w:t>
+      </w:r>
+      <w:r>
+        <w:rPr>
+          <w:rFonts w:ascii="Times New Roman" w:hAnsi="Times New Roman" w:cs="Times New Roman"/>
+        </w:rPr>
+        <w:t xml:space="preserve">, inclusive. </w:t>
       </w:r>
     </w:p>
     <w:p>
       <w:pPr>
         <w:rPr>
           <w:rFonts w:ascii="Times New Roman" w:hAnsi="Times New Roman" w:cs="Times New Roman"/>
+          <w:b/>
+          <w:bCs/>
+          <w:i/>
+          <w:iCs/>
         </w:rPr>
       </w:pPr>
     </w:p>
@@ -3550,11 +3531,85 @@
       <w:pPr>
         <w:rPr>
           <w:rFonts w:ascii="Times New Roman" w:hAnsi="Times New Roman" w:cs="Times New Roman"/>
+          <w:b/>
+          <w:bCs/>
+          <w:i/>
+          <w:iCs/>
         </w:rPr>
       </w:pPr>
       <w:r>
         <w:rPr>
           <w:rFonts w:ascii="Times New Roman" w:hAnsi="Times New Roman" w:cs="Times New Roman"/>
+          <w:b/>
+          <w:bCs/>
+          <w:i/>
+          <w:iCs/>
+        </w:rPr>
+        <w:t>Machine Learning Model Creation</w:t>
+      </w:r>
+    </w:p>
+    <w:p>
+      <w:pPr>
+        <w:rPr>
+          <w:rFonts w:ascii="Times New Roman" w:hAnsi="Times New Roman" w:cs="Times New Roman"/>
+        </w:rPr>
+      </w:pPr>
+    </w:p>
+    <w:p>
+      <w:pPr>
+        <w:rPr>
+          <w:rFonts w:ascii="Times New Roman" w:hAnsi="Times New Roman" w:cs="Times New Roman"/>
+        </w:rPr>
+      </w:pPr>
+      <w:r>
+        <w:rPr>
+          <w:rFonts w:ascii="Times New Roman" w:hAnsi="Times New Roman" w:cs="Times New Roman"/>
+        </w:rPr>
+        <w:t>We created two machine learning models,</w:t>
+      </w:r>
+      <w:r>
+        <w:rPr>
+          <w:rFonts w:ascii="Times New Roman" w:hAnsi="Times New Roman" w:cs="Times New Roman"/>
+        </w:rPr>
+        <w:t xml:space="preserve"> one to predict 12-month progression-free survival (PFS) and one to predict 12-month overall survival (OS). ML models were created using the XGBoost binary classifier using the </w:t>
+      </w:r>
+      <w:r>
+        <w:rPr>
+          <w:rFonts w:ascii="Times New Roman" w:hAnsi="Times New Roman" w:cs="Times New Roman"/>
+          <w:i/>
+          <w:iCs/>
+        </w:rPr>
+        <w:t>sklearn</w:t>
+      </w:r>
+      <w:r>
+        <w:rPr>
+          <w:rFonts w:ascii="Times New Roman" w:hAnsi="Times New Roman" w:cs="Times New Roman"/>
+        </w:rPr>
+        <w:t xml:space="preserve"> library in Python 3.11. </w:t>
+      </w:r>
+      <w:r>
+        <w:rPr>
+          <w:rFonts w:ascii="Times New Roman" w:hAnsi="Times New Roman" w:cs="Times New Roman"/>
+        </w:rPr>
+        <w:t xml:space="preserve">The cohort was divided into training (80%) and test (20%). Each model was trained using five-fold cross-validation and hyperparameter tuning was completed using a grid-search methodology. </w:t>
+      </w:r>
+    </w:p>
+    <w:p>
+      <w:pPr>
+        <w:rPr>
+          <w:rFonts w:ascii="Times New Roman" w:hAnsi="Times New Roman" w:cs="Times New Roman"/>
+        </w:rPr>
+      </w:pPr>
+    </w:p>
+    <w:p>
+      <w:pPr>
+        <w:rPr>
+          <w:rFonts w:ascii="Times New Roman" w:hAnsi="Times New Roman" w:cs="Times New Roman"/>
+        </w:rPr>
+      </w:pPr>
+      <w:r>
+        <w:rPr>
+          <w:rFonts w:ascii="Times New Roman" w:hAnsi="Times New Roman" w:cs="Times New Roman"/>
         </w:rPr>
         <w:t xml:space="preserve">Statistical analysis post-ML model development and training was done using Stata. </w:t>
       </w:r>
@@ -3580,14 +3635,7 @@
         <w:rPr>
           <w:rFonts w:ascii="Times New Roman" w:hAnsi="Times New Roman" w:cs="Times New Roman"/>
         </w:rPr>
-        <w:t xml:space="preserve"> and a binary indicator representing whether there was </w:t>
-      </w:r>
-      <w:r>
-        <w:rPr>
-          <w:rFonts w:ascii="Times New Roman" w:hAnsi="Times New Roman" w:cs="Times New Roman"/>
-        </w:rPr>
-        <w:lastRenderedPageBreak/>
-        <w:t xml:space="preserve">disease progression within 12 months. </w:t>
+        <w:t xml:space="preserve"> and a binary indicator representing whether there was disease progression within 12 months. </w:t>
       </w:r>
       <w:r>
         <w:rPr>
@@ -6218,6 +6266,7 @@
                 <w:sz w:val="22"/>
                 <w:szCs w:val="22"/>
               </w:rPr>
+              <w:lastRenderedPageBreak/>
               <w:t>ECOG Status</w:t>
             </w:r>
           </w:p>
@@ -6504,7 +6553,6 @@
                 <w:sz w:val="22"/>
                 <w:szCs w:val="22"/>
               </w:rPr>
-              <w:lastRenderedPageBreak/>
               <w:t>3</w:t>
             </w:r>
           </w:p>
@@ -9872,6 +9920,7 @@
                 <w:sz w:val="22"/>
                 <w:szCs w:val="22"/>
               </w:rPr>
+              <w:lastRenderedPageBreak/>
               <w:t>Brain</w:t>
             </w:r>
           </w:p>
@@ -10172,7 +10221,6 @@
                 <w:sz w:val="22"/>
                 <w:szCs w:val="22"/>
               </w:rPr>
-              <w:lastRenderedPageBreak/>
               <w:t>Adrenal Glands</w:t>
             </w:r>
           </w:p>
@@ -11086,35 +11134,25 @@
           <w:b/>
           <w:bCs/>
         </w:rPr>
+        <w:lastRenderedPageBreak/>
         <w:t xml:space="preserve">Figure ***: </w:t>
       </w:r>
-    </w:p>
-    <w:p>
-      <w:pPr>
+      <w:r>
         <w:rPr>
           <w:rFonts w:ascii="Times New Roman" w:hAnsi="Times New Roman" w:cs="Times New Roman"/>
           <w:b/>
           <w:bCs/>
         </w:rPr>
-      </w:pPr>
-    </w:p>
-    <w:p>
-      <w:pPr>
+        <w:t xml:space="preserve">ATE of IO monotherapy vs. doublet chemotherapy </w:t>
+      </w:r>
+      <w:r>
         <w:rPr>
           <w:rFonts w:ascii="Times New Roman" w:hAnsi="Times New Roman" w:cs="Times New Roman"/>
           <w:b/>
           <w:bCs/>
         </w:rPr>
-      </w:pPr>
-    </w:p>
-    <w:p>
-      <w:pPr>
-        <w:rPr>
-          <w:rFonts w:ascii="Times New Roman" w:hAnsi="Times New Roman" w:cs="Times New Roman"/>
-          <w:b/>
-          <w:bCs/>
-        </w:rPr>
-      </w:pPr>
+        <w:t>following propensity score matching. Patients were only included if they had PD-L1 values at or above the specified threshold. ATE reflects the change in likelihood of 12-month disease progression attributed to treating with IO monotherapy over doublet chemotherapy.</w:t>
+      </w:r>
     </w:p>
     <w:tbl>
       <w:tblPr>
@@ -11150,7 +11188,6 @@
                 <w:b/>
                 <w:bCs/>
               </w:rPr>
-              <w:lastRenderedPageBreak/>
               <w:t>Threshold</w:t>
             </w:r>
           </w:p>
@@ -12566,20 +12603,22 @@
         </w:rPr>
         <w:t xml:space="preserve">Table ***: </w:t>
       </w:r>
-    </w:p>
-    <w:p>
-      <w:pPr>
-        <w:rPr>
-          <w:rFonts w:ascii="Times New Roman" w:hAnsi="Times New Roman" w:cs="Times New Roman"/>
-        </w:rPr>
-      </w:pPr>
-    </w:p>
-    <w:p>
-      <w:pPr>
-        <w:rPr>
-          <w:rFonts w:ascii="Times New Roman" w:hAnsi="Times New Roman" w:cs="Times New Roman"/>
-        </w:rPr>
-      </w:pPr>
+      <w:r>
+        <w:rPr>
+          <w:rFonts w:ascii="Times New Roman" w:hAnsi="Times New Roman" w:cs="Times New Roman"/>
+          <w:b/>
+          <w:bCs/>
+        </w:rPr>
+        <w:t xml:space="preserve"> </w:t>
+      </w:r>
+      <w:r>
+        <w:rPr>
+          <w:rFonts w:ascii="Times New Roman" w:hAnsi="Times New Roman" w:cs="Times New Roman"/>
+          <w:b/>
+          <w:bCs/>
+        </w:rPr>
+        <w:t>ATE of IO monotherapy vs. doublet chemotherapy following propensity score matching. Patients were only included if they had PD-L1 values at or above the specified threshold. ATE reflects the change in likelihood of 12-month disease progression attributed to treating with IO monotherapy over doublet chemotherapy.</w:t>
+      </w:r>
     </w:p>
     <w:p>
       <w:pPr>

--- a/PDL1_Manuscript_ML_only.docx
+++ b/PDL1_Manuscript_ML_only.docx
@@ -841,12 +841,21 @@
           <w:color w:val="181717"/>
         </w:rPr>
       </w:pPr>
+      <w:proofErr w:type="spellStart"/>
       <w:r>
         <w:rPr>
           <w:rFonts w:ascii="Times New Roman" w:eastAsia="Times New Roman" w:hAnsi="Times New Roman" w:cs="Times New Roman"/>
           <w:color w:val="181717"/>
         </w:rPr>
-        <w:t>Garon et al. prospectively validated the PD-L1 cutoff of 50% for patients receiving pembrolizumab monotherapy, demonstrating a response rate of 45.2% in that subgroup</w:t>
+        <w:t>Garon</w:t>
+      </w:r>
+      <w:proofErr w:type="spellEnd"/>
+      <w:r>
+        <w:rPr>
+          <w:rFonts w:ascii="Times New Roman" w:eastAsia="Times New Roman" w:hAnsi="Times New Roman" w:cs="Times New Roman"/>
+          <w:color w:val="181717"/>
+        </w:rPr>
+        <w:t xml:space="preserve"> et al. prospectively validated the PD-L1 cutoff of 50% for patients receiving pembrolizumab monotherapy, demonstrating a response rate of 45.2% in that subgroup</w:t>
       </w:r>
       <w:r>
         <w:rPr>
@@ -1846,7 +1855,21 @@
         <w:rPr>
           <w:rFonts w:ascii="Times New Roman" w:hAnsi="Times New Roman" w:cs="Times New Roman"/>
         </w:rPr>
-        <w:t>treatment with nivolumab, pembrolizumab, cemiplimab, atezolizumab, durvalumab</w:t>
+        <w:t xml:space="preserve">treatment with nivolumab, pembrolizumab, </w:t>
+      </w:r>
+      <w:proofErr w:type="spellStart"/>
+      <w:r>
+        <w:rPr>
+          <w:rFonts w:ascii="Times New Roman" w:hAnsi="Times New Roman" w:cs="Times New Roman"/>
+        </w:rPr>
+        <w:t>cemiplimab</w:t>
+      </w:r>
+      <w:proofErr w:type="spellEnd"/>
+      <w:r>
+        <w:rPr>
+          <w:rFonts w:ascii="Times New Roman" w:hAnsi="Times New Roman" w:cs="Times New Roman"/>
+        </w:rPr>
+        <w:t>, atezolizumab, durvalumab</w:t>
       </w:r>
       <w:r>
         <w:rPr>
@@ -2740,7 +2763,21 @@
               <w:rPr>
                 <w:rFonts w:ascii="Times New Roman" w:hAnsi="Times New Roman" w:cs="Times New Roman"/>
               </w:rPr>
-              <w:t>Nivolumab, pembrolizumab, atezolizumab, durvalumab, cemiplimab or ipilimumab/nivolumab alone</w:t>
+              <w:t xml:space="preserve">Nivolumab, pembrolizumab, atezolizumab, durvalumab, </w:t>
+            </w:r>
+            <w:proofErr w:type="spellStart"/>
+            <w:r>
+              <w:rPr>
+                <w:rFonts w:ascii="Times New Roman" w:hAnsi="Times New Roman" w:cs="Times New Roman"/>
+              </w:rPr>
+              <w:t>cemiplimab</w:t>
+            </w:r>
+            <w:proofErr w:type="spellEnd"/>
+            <w:r>
+              <w:rPr>
+                <w:rFonts w:ascii="Times New Roman" w:hAnsi="Times New Roman" w:cs="Times New Roman"/>
+              </w:rPr>
+              <w:t xml:space="preserve"> or ipilimumab/nivolumab alone</w:t>
             </w:r>
           </w:p>
         </w:tc>
@@ -2862,12 +2899,42 @@
                 <w:rFonts w:ascii="Times New Roman" w:hAnsi="Times New Roman" w:cs="Times New Roman"/>
               </w:rPr>
             </w:pPr>
-            <w:r>
-              <w:rPr>
-                <w:rFonts w:ascii="Times New Roman" w:hAnsi="Times New Roman" w:cs="Times New Roman"/>
-              </w:rPr>
-              <w:t>Alectinib, ceritinib, or brigatinib</w:t>
-            </w:r>
+            <w:proofErr w:type="spellStart"/>
+            <w:r>
+              <w:rPr>
+                <w:rFonts w:ascii="Times New Roman" w:hAnsi="Times New Roman" w:cs="Times New Roman"/>
+              </w:rPr>
+              <w:t>Alectinib</w:t>
+            </w:r>
+            <w:proofErr w:type="spellEnd"/>
+            <w:r>
+              <w:rPr>
+                <w:rFonts w:ascii="Times New Roman" w:hAnsi="Times New Roman" w:cs="Times New Roman"/>
+              </w:rPr>
+              <w:t xml:space="preserve">, </w:t>
+            </w:r>
+            <w:proofErr w:type="spellStart"/>
+            <w:r>
+              <w:rPr>
+                <w:rFonts w:ascii="Times New Roman" w:hAnsi="Times New Roman" w:cs="Times New Roman"/>
+              </w:rPr>
+              <w:t>ceritinib</w:t>
+            </w:r>
+            <w:proofErr w:type="spellEnd"/>
+            <w:r>
+              <w:rPr>
+                <w:rFonts w:ascii="Times New Roman" w:hAnsi="Times New Roman" w:cs="Times New Roman"/>
+              </w:rPr>
+              <w:t xml:space="preserve">, or </w:t>
+            </w:r>
+            <w:proofErr w:type="spellStart"/>
+            <w:r>
+              <w:rPr>
+                <w:rFonts w:ascii="Times New Roman" w:hAnsi="Times New Roman" w:cs="Times New Roman"/>
+              </w:rPr>
+              <w:t>brigatinib</w:t>
+            </w:r>
+            <w:proofErr w:type="spellEnd"/>
           </w:p>
         </w:tc>
       </w:tr>
@@ -2942,12 +3009,42 @@
                 <w:rFonts w:ascii="Times New Roman" w:hAnsi="Times New Roman" w:cs="Times New Roman"/>
               </w:rPr>
             </w:pPr>
-            <w:r>
-              <w:rPr>
-                <w:rFonts w:ascii="Times New Roman" w:hAnsi="Times New Roman" w:cs="Times New Roman"/>
-              </w:rPr>
-              <w:t>Crizotinib, entrectinib, or repotrectinib</w:t>
-            </w:r>
+            <w:proofErr w:type="spellStart"/>
+            <w:r>
+              <w:rPr>
+                <w:rFonts w:ascii="Times New Roman" w:hAnsi="Times New Roman" w:cs="Times New Roman"/>
+              </w:rPr>
+              <w:t>Crizotinib</w:t>
+            </w:r>
+            <w:proofErr w:type="spellEnd"/>
+            <w:r>
+              <w:rPr>
+                <w:rFonts w:ascii="Times New Roman" w:hAnsi="Times New Roman" w:cs="Times New Roman"/>
+              </w:rPr>
+              <w:t xml:space="preserve">, </w:t>
+            </w:r>
+            <w:proofErr w:type="spellStart"/>
+            <w:r>
+              <w:rPr>
+                <w:rFonts w:ascii="Times New Roman" w:hAnsi="Times New Roman" w:cs="Times New Roman"/>
+              </w:rPr>
+              <w:t>entrectinib</w:t>
+            </w:r>
+            <w:proofErr w:type="spellEnd"/>
+            <w:r>
+              <w:rPr>
+                <w:rFonts w:ascii="Times New Roman" w:hAnsi="Times New Roman" w:cs="Times New Roman"/>
+              </w:rPr>
+              <w:t xml:space="preserve">, or </w:t>
+            </w:r>
+            <w:proofErr w:type="spellStart"/>
+            <w:r>
+              <w:rPr>
+                <w:rFonts w:ascii="Times New Roman" w:hAnsi="Times New Roman" w:cs="Times New Roman"/>
+              </w:rPr>
+              <w:t>repotrectinib</w:t>
+            </w:r>
+            <w:proofErr w:type="spellEnd"/>
           </w:p>
         </w:tc>
       </w:tr>
@@ -2992,8 +3089,72 @@
               <w:rPr>
                 <w:rFonts w:ascii="Times New Roman" w:hAnsi="Times New Roman" w:cs="Times New Roman"/>
               </w:rPr>
-              <w:t>enib/trametinib, binimetinib/encorafenib, dabrafenib, tramatenib, binimetinib, or encorafenib</w:t>
-            </w:r>
+              <w:t xml:space="preserve">enib/trametinib, </w:t>
+            </w:r>
+            <w:proofErr w:type="spellStart"/>
+            <w:r>
+              <w:rPr>
+                <w:rFonts w:ascii="Times New Roman" w:hAnsi="Times New Roman" w:cs="Times New Roman"/>
+              </w:rPr>
+              <w:t>binimetinib</w:t>
+            </w:r>
+            <w:proofErr w:type="spellEnd"/>
+            <w:r>
+              <w:rPr>
+                <w:rFonts w:ascii="Times New Roman" w:hAnsi="Times New Roman" w:cs="Times New Roman"/>
+              </w:rPr>
+              <w:t>/</w:t>
+            </w:r>
+            <w:proofErr w:type="spellStart"/>
+            <w:r>
+              <w:rPr>
+                <w:rFonts w:ascii="Times New Roman" w:hAnsi="Times New Roman" w:cs="Times New Roman"/>
+              </w:rPr>
+              <w:t>encorafenib</w:t>
+            </w:r>
+            <w:proofErr w:type="spellEnd"/>
+            <w:r>
+              <w:rPr>
+                <w:rFonts w:ascii="Times New Roman" w:hAnsi="Times New Roman" w:cs="Times New Roman"/>
+              </w:rPr>
+              <w:t xml:space="preserve">, dabrafenib, </w:t>
+            </w:r>
+            <w:proofErr w:type="spellStart"/>
+            <w:r>
+              <w:rPr>
+                <w:rFonts w:ascii="Times New Roman" w:hAnsi="Times New Roman" w:cs="Times New Roman"/>
+              </w:rPr>
+              <w:t>tramatenib</w:t>
+            </w:r>
+            <w:proofErr w:type="spellEnd"/>
+            <w:r>
+              <w:rPr>
+                <w:rFonts w:ascii="Times New Roman" w:hAnsi="Times New Roman" w:cs="Times New Roman"/>
+              </w:rPr>
+              <w:t xml:space="preserve">, </w:t>
+            </w:r>
+            <w:proofErr w:type="spellStart"/>
+            <w:r>
+              <w:rPr>
+                <w:rFonts w:ascii="Times New Roman" w:hAnsi="Times New Roman" w:cs="Times New Roman"/>
+              </w:rPr>
+              <w:t>binimetinib</w:t>
+            </w:r>
+            <w:proofErr w:type="spellEnd"/>
+            <w:r>
+              <w:rPr>
+                <w:rFonts w:ascii="Times New Roman" w:hAnsi="Times New Roman" w:cs="Times New Roman"/>
+              </w:rPr>
+              <w:t xml:space="preserve">, or </w:t>
+            </w:r>
+            <w:proofErr w:type="spellStart"/>
+            <w:r>
+              <w:rPr>
+                <w:rFonts w:ascii="Times New Roman" w:hAnsi="Times New Roman" w:cs="Times New Roman"/>
+              </w:rPr>
+              <w:t>encorafenib</w:t>
+            </w:r>
+            <w:proofErr w:type="spellEnd"/>
           </w:p>
         </w:tc>
       </w:tr>
@@ -3028,12 +3189,28 @@
                 <w:rFonts w:ascii="Times New Roman" w:hAnsi="Times New Roman" w:cs="Times New Roman"/>
               </w:rPr>
             </w:pPr>
-            <w:r>
-              <w:rPr>
-                <w:rFonts w:ascii="Times New Roman" w:hAnsi="Times New Roman" w:cs="Times New Roman"/>
-              </w:rPr>
-              <w:t>Sotorasib or adagrasib</w:t>
-            </w:r>
+            <w:proofErr w:type="spellStart"/>
+            <w:r>
+              <w:rPr>
+                <w:rFonts w:ascii="Times New Roman" w:hAnsi="Times New Roman" w:cs="Times New Roman"/>
+              </w:rPr>
+              <w:t>Sotorasib</w:t>
+            </w:r>
+            <w:proofErr w:type="spellEnd"/>
+            <w:r>
+              <w:rPr>
+                <w:rFonts w:ascii="Times New Roman" w:hAnsi="Times New Roman" w:cs="Times New Roman"/>
+              </w:rPr>
+              <w:t xml:space="preserve"> or </w:t>
+            </w:r>
+            <w:proofErr w:type="spellStart"/>
+            <w:r>
+              <w:rPr>
+                <w:rFonts w:ascii="Times New Roman" w:hAnsi="Times New Roman" w:cs="Times New Roman"/>
+              </w:rPr>
+              <w:t>adagrasib</w:t>
+            </w:r>
+            <w:proofErr w:type="spellEnd"/>
           </w:p>
         </w:tc>
       </w:tr>
@@ -3208,7 +3385,21 @@
               <w:rPr>
                 <w:rFonts w:ascii="Times New Roman" w:hAnsi="Times New Roman" w:cs="Times New Roman"/>
               </w:rPr>
-              <w:t>Imatinib, dasatinib, nilotinib, bosutinib</w:t>
+              <w:t xml:space="preserve">Imatinib, </w:t>
+            </w:r>
+            <w:proofErr w:type="spellStart"/>
+            <w:r>
+              <w:rPr>
+                <w:rFonts w:ascii="Times New Roman" w:hAnsi="Times New Roman" w:cs="Times New Roman"/>
+              </w:rPr>
+              <w:t>dasatinib</w:t>
+            </w:r>
+            <w:proofErr w:type="spellEnd"/>
+            <w:r>
+              <w:rPr>
+                <w:rFonts w:ascii="Times New Roman" w:hAnsi="Times New Roman" w:cs="Times New Roman"/>
+              </w:rPr>
+              <w:t>, nilotinib, bosutinib</w:t>
             </w:r>
           </w:p>
         </w:tc>
@@ -3244,12 +3435,28 @@
                 <w:rFonts w:ascii="Times New Roman" w:hAnsi="Times New Roman" w:cs="Times New Roman"/>
               </w:rPr>
             </w:pPr>
-            <w:r>
-              <w:rPr>
-                <w:rFonts w:ascii="Times New Roman" w:hAnsi="Times New Roman" w:cs="Times New Roman"/>
-              </w:rPr>
-              <w:t>Capmatinib or tepotinib</w:t>
-            </w:r>
+            <w:proofErr w:type="spellStart"/>
+            <w:r>
+              <w:rPr>
+                <w:rFonts w:ascii="Times New Roman" w:hAnsi="Times New Roman" w:cs="Times New Roman"/>
+              </w:rPr>
+              <w:t>Capmatinib</w:t>
+            </w:r>
+            <w:proofErr w:type="spellEnd"/>
+            <w:r>
+              <w:rPr>
+                <w:rFonts w:ascii="Times New Roman" w:hAnsi="Times New Roman" w:cs="Times New Roman"/>
+              </w:rPr>
+              <w:t xml:space="preserve"> or </w:t>
+            </w:r>
+            <w:proofErr w:type="spellStart"/>
+            <w:r>
+              <w:rPr>
+                <w:rFonts w:ascii="Times New Roman" w:hAnsi="Times New Roman" w:cs="Times New Roman"/>
+              </w:rPr>
+              <w:t>tepotinib</w:t>
+            </w:r>
+            <w:proofErr w:type="spellEnd"/>
           </w:p>
         </w:tc>
       </w:tr>
@@ -3571,8 +3778,23 @@
         <w:rPr>
           <w:rFonts w:ascii="Times New Roman" w:hAnsi="Times New Roman" w:cs="Times New Roman"/>
         </w:rPr>
-        <w:t xml:space="preserve"> one to predict 12-month progression-free survival (PFS) and one to predict 12-month overall survival (OS). ML models were created using the XGBoost binary classifier using the </w:t>
-      </w:r>
+        <w:t xml:space="preserve"> one to predict 12-month progression-free survival (PFS) and one to predict 12-month overall survival (OS). ML models were created using the </w:t>
+      </w:r>
+      <w:proofErr w:type="spellStart"/>
+      <w:r>
+        <w:rPr>
+          <w:rFonts w:ascii="Times New Roman" w:hAnsi="Times New Roman" w:cs="Times New Roman"/>
+        </w:rPr>
+        <w:t>XGBoost</w:t>
+      </w:r>
+      <w:proofErr w:type="spellEnd"/>
+      <w:r>
+        <w:rPr>
+          <w:rFonts w:ascii="Times New Roman" w:hAnsi="Times New Roman" w:cs="Times New Roman"/>
+        </w:rPr>
+        <w:t xml:space="preserve"> binary classifier using the </w:t>
+      </w:r>
+      <w:proofErr w:type="spellStart"/>
       <w:r>
         <w:rPr>
           <w:rFonts w:ascii="Times New Roman" w:hAnsi="Times New Roman" w:cs="Times New Roman"/>
@@ -3581,6 +3803,7 @@
         </w:rPr>
         <w:t>sklearn</w:t>
       </w:r>
+      <w:proofErr w:type="spellEnd"/>
       <w:r>
         <w:rPr>
           <w:rFonts w:ascii="Times New Roman" w:hAnsi="Times New Roman" w:cs="Times New Roman"/>
@@ -7508,13 +7731,23 @@
                 <w:szCs w:val="22"/>
               </w:rPr>
             </w:pPr>
-            <w:r>
-              <w:rPr>
-                <w:rFonts w:ascii="Times New Roman" w:hAnsi="Times New Roman" w:cs="Times New Roman"/>
-                <w:sz w:val="22"/>
-                <w:szCs w:val="22"/>
-              </w:rPr>
-              <w:t>149  (4.4%)</w:t>
+            <w:proofErr w:type="gramStart"/>
+            <w:r>
+              <w:rPr>
+                <w:rFonts w:ascii="Times New Roman" w:hAnsi="Times New Roman" w:cs="Times New Roman"/>
+                <w:sz w:val="22"/>
+                <w:szCs w:val="22"/>
+              </w:rPr>
+              <w:t>149  (</w:t>
+            </w:r>
+            <w:proofErr w:type="gramEnd"/>
+            <w:r>
+              <w:rPr>
+                <w:rFonts w:ascii="Times New Roman" w:hAnsi="Times New Roman" w:cs="Times New Roman"/>
+                <w:sz w:val="22"/>
+                <w:szCs w:val="22"/>
+              </w:rPr>
+              <w:t>4.4%)</w:t>
             </w:r>
           </w:p>
         </w:tc>
@@ -12624,6 +12857,903 @@
       <w:pPr>
         <w:rPr>
           <w:rFonts w:ascii="Times New Roman" w:hAnsi="Times New Roman" w:cs="Times New Roman"/>
+          <w:b/>
+          <w:bCs/>
+        </w:rPr>
+      </w:pPr>
+    </w:p>
+    <w:tbl>
+      <w:tblPr>
+        <w:tblStyle w:val="TableGrid"/>
+        <w:tblW w:w="0" w:type="auto"/>
+        <w:tblLook w:val="04A0" w:firstRow="1" w:lastRow="0" w:firstColumn="1" w:lastColumn="0" w:noHBand="0" w:noVBand="1"/>
+      </w:tblPr>
+      <w:tblGrid>
+        <w:gridCol w:w="1307"/>
+        <w:gridCol w:w="2053"/>
+        <w:gridCol w:w="2062"/>
+        <w:gridCol w:w="1550"/>
+        <w:gridCol w:w="1778"/>
+        <w:gridCol w:w="1147"/>
+      </w:tblGrid>
+      <w:tr>
+        <w:tc>
+          <w:tcPr>
+            <w:tcW w:w="1317" w:type="dxa"/>
+          </w:tcPr>
+          <w:p>
+            <w:pPr>
+              <w:jc w:val="center"/>
+              <w:rPr>
+                <w:rFonts w:ascii="Times New Roman" w:hAnsi="Times New Roman" w:cs="Times New Roman"/>
+                <w:b/>
+                <w:bCs/>
+              </w:rPr>
+            </w:pPr>
+            <w:r>
+              <w:rPr>
+                <w:rFonts w:ascii="Times New Roman" w:hAnsi="Times New Roman" w:cs="Times New Roman"/>
+                <w:b/>
+                <w:bCs/>
+              </w:rPr>
+              <w:t>Outcome</w:t>
+            </w:r>
+          </w:p>
+        </w:tc>
+        <w:tc>
+          <w:tcPr>
+            <w:tcW w:w="2106" w:type="dxa"/>
+            <w:vAlign w:val="bottom"/>
+          </w:tcPr>
+          <w:p>
+            <w:pPr>
+              <w:jc w:val="center"/>
+              <w:rPr>
+                <w:rFonts w:ascii="Times New Roman" w:hAnsi="Times New Roman" w:cs="Times New Roman"/>
+                <w:b/>
+                <w:bCs/>
+              </w:rPr>
+            </w:pPr>
+            <w:r>
+              <w:rPr>
+                <w:rFonts w:ascii="Times New Roman" w:hAnsi="Times New Roman" w:cs="Times New Roman"/>
+                <w:b/>
+                <w:bCs/>
+              </w:rPr>
+              <w:t>PD-L1 values under threshold</w:t>
+            </w:r>
+          </w:p>
+        </w:tc>
+        <w:tc>
+          <w:tcPr>
+            <w:tcW w:w="2115" w:type="dxa"/>
+            <w:vAlign w:val="bottom"/>
+          </w:tcPr>
+          <w:p>
+            <w:pPr>
+              <w:jc w:val="center"/>
+              <w:rPr>
+                <w:rFonts w:ascii="Times New Roman" w:hAnsi="Times New Roman" w:cs="Times New Roman"/>
+                <w:b/>
+                <w:bCs/>
+              </w:rPr>
+            </w:pPr>
+            <w:r>
+              <w:rPr>
+                <w:rFonts w:ascii="Times New Roman" w:hAnsi="Times New Roman" w:cs="Times New Roman"/>
+                <w:b/>
+                <w:bCs/>
+              </w:rPr>
+              <w:t xml:space="preserve">PD-L1 values </w:t>
+            </w:r>
+            <w:r>
+              <w:rPr>
+                <w:rFonts w:ascii="Times New Roman" w:hAnsi="Times New Roman" w:cs="Times New Roman"/>
+                <w:b/>
+                <w:bCs/>
+              </w:rPr>
+              <w:t>over</w:t>
+            </w:r>
+            <w:r>
+              <w:rPr>
+                <w:rFonts w:ascii="Times New Roman" w:hAnsi="Times New Roman" w:cs="Times New Roman"/>
+                <w:b/>
+                <w:bCs/>
+              </w:rPr>
+              <w:t xml:space="preserve"> threshold</w:t>
+            </w:r>
+          </w:p>
+        </w:tc>
+        <w:tc>
+          <w:tcPr>
+            <w:tcW w:w="1387" w:type="dxa"/>
+            <w:vAlign w:val="bottom"/>
+          </w:tcPr>
+          <w:p>
+            <w:pPr>
+              <w:jc w:val="center"/>
+              <w:rPr>
+                <w:rFonts w:ascii="Times New Roman" w:hAnsi="Times New Roman" w:cs="Times New Roman"/>
+                <w:b/>
+                <w:bCs/>
+              </w:rPr>
+            </w:pPr>
+            <w:r>
+              <w:rPr>
+                <w:rFonts w:ascii="Times New Roman" w:hAnsi="Times New Roman" w:cs="Times New Roman"/>
+                <w:b/>
+                <w:bCs/>
+              </w:rPr>
+              <w:t>Adjusted discontinuity</w:t>
+            </w:r>
+          </w:p>
+        </w:tc>
+        <w:tc>
+          <w:tcPr>
+            <w:tcW w:w="1802" w:type="dxa"/>
+            <w:vAlign w:val="bottom"/>
+          </w:tcPr>
+          <w:p>
+            <w:pPr>
+              <w:jc w:val="center"/>
+              <w:rPr>
+                <w:rFonts w:ascii="Times New Roman" w:hAnsi="Times New Roman" w:cs="Times New Roman"/>
+                <w:b/>
+                <w:bCs/>
+              </w:rPr>
+            </w:pPr>
+            <w:r>
+              <w:rPr>
+                <w:rFonts w:ascii="Times New Roman" w:hAnsi="Times New Roman" w:cs="Times New Roman"/>
+                <w:b/>
+                <w:bCs/>
+                <w:color w:val="000000"/>
+              </w:rPr>
+              <w:t>95% CI</w:t>
+            </w:r>
+          </w:p>
+        </w:tc>
+        <w:tc>
+          <w:tcPr>
+            <w:tcW w:w="1170" w:type="dxa"/>
+            <w:vAlign w:val="bottom"/>
+          </w:tcPr>
+          <w:p>
+            <w:pPr>
+              <w:jc w:val="center"/>
+              <w:rPr>
+                <w:rFonts w:ascii="Times New Roman" w:hAnsi="Times New Roman" w:cs="Times New Roman"/>
+                <w:b/>
+                <w:bCs/>
+              </w:rPr>
+            </w:pPr>
+            <w:r>
+              <w:rPr>
+                <w:rFonts w:ascii="Times New Roman" w:hAnsi="Times New Roman" w:cs="Times New Roman"/>
+                <w:b/>
+                <w:bCs/>
+                <w:color w:val="000000"/>
+              </w:rPr>
+              <w:t>p-value</w:t>
+            </w:r>
+          </w:p>
+        </w:tc>
+      </w:tr>
+      <w:tr>
+        <w:tc>
+          <w:tcPr>
+            <w:tcW w:w="1317" w:type="dxa"/>
+          </w:tcPr>
+          <w:p>
+            <w:pPr>
+              <w:jc w:val="center"/>
+              <w:rPr>
+                <w:rFonts w:ascii="Times New Roman" w:hAnsi="Times New Roman" w:cs="Times New Roman"/>
+                <w:b/>
+                <w:bCs/>
+              </w:rPr>
+            </w:pPr>
+            <w:r>
+              <w:rPr>
+                <w:rFonts w:ascii="Times New Roman" w:hAnsi="Times New Roman" w:cs="Times New Roman"/>
+                <w:b/>
+                <w:bCs/>
+              </w:rPr>
+              <w:t>12-month PFS</w:t>
+            </w:r>
+          </w:p>
+        </w:tc>
+        <w:tc>
+          <w:tcPr>
+            <w:tcW w:w="2106" w:type="dxa"/>
+            <w:vAlign w:val="bottom"/>
+          </w:tcPr>
+          <w:p>
+            <w:pPr>
+              <w:jc w:val="center"/>
+              <w:rPr>
+                <w:rFonts w:ascii="Times New Roman" w:hAnsi="Times New Roman" w:cs="Times New Roman"/>
+              </w:rPr>
+            </w:pPr>
+          </w:p>
+        </w:tc>
+        <w:tc>
+          <w:tcPr>
+            <w:tcW w:w="2115" w:type="dxa"/>
+            <w:vAlign w:val="bottom"/>
+          </w:tcPr>
+          <w:p>
+            <w:pPr>
+              <w:jc w:val="center"/>
+              <w:rPr>
+                <w:rFonts w:ascii="Times New Roman" w:hAnsi="Times New Roman" w:cs="Times New Roman"/>
+                <w:color w:val="000000"/>
+              </w:rPr>
+            </w:pPr>
+          </w:p>
+        </w:tc>
+        <w:tc>
+          <w:tcPr>
+            <w:tcW w:w="1387" w:type="dxa"/>
+            <w:vAlign w:val="bottom"/>
+          </w:tcPr>
+          <w:p>
+            <w:pPr>
+              <w:jc w:val="center"/>
+              <w:rPr>
+                <w:rFonts w:ascii="Times New Roman" w:hAnsi="Times New Roman" w:cs="Times New Roman"/>
+                <w:color w:val="000000"/>
+              </w:rPr>
+            </w:pPr>
+          </w:p>
+        </w:tc>
+        <w:tc>
+          <w:tcPr>
+            <w:tcW w:w="1802" w:type="dxa"/>
+            <w:vAlign w:val="bottom"/>
+          </w:tcPr>
+          <w:p>
+            <w:pPr>
+              <w:jc w:val="center"/>
+              <w:rPr>
+                <w:rFonts w:ascii="Times New Roman" w:hAnsi="Times New Roman" w:cs="Times New Roman"/>
+                <w:color w:val="000000"/>
+              </w:rPr>
+            </w:pPr>
+          </w:p>
+        </w:tc>
+        <w:tc>
+          <w:tcPr>
+            <w:tcW w:w="1170" w:type="dxa"/>
+            <w:vAlign w:val="bottom"/>
+          </w:tcPr>
+          <w:p>
+            <w:pPr>
+              <w:jc w:val="center"/>
+              <w:rPr>
+                <w:rFonts w:ascii="Times New Roman" w:hAnsi="Times New Roman" w:cs="Times New Roman"/>
+                <w:color w:val="000000"/>
+              </w:rPr>
+            </w:pPr>
+          </w:p>
+        </w:tc>
+      </w:tr>
+      <w:tr>
+        <w:tc>
+          <w:tcPr>
+            <w:tcW w:w="1317" w:type="dxa"/>
+          </w:tcPr>
+          <w:p>
+            <w:pPr>
+              <w:jc w:val="center"/>
+              <w:rPr>
+                <w:rFonts w:ascii="Times New Roman" w:hAnsi="Times New Roman" w:cs="Times New Roman"/>
+              </w:rPr>
+            </w:pPr>
+          </w:p>
+        </w:tc>
+        <w:tc>
+          <w:tcPr>
+            <w:tcW w:w="2106" w:type="dxa"/>
+            <w:vAlign w:val="bottom"/>
+          </w:tcPr>
+          <w:p>
+            <w:pPr>
+              <w:jc w:val="center"/>
+              <w:rPr>
+                <w:rFonts w:ascii="Times New Roman" w:hAnsi="Times New Roman" w:cs="Times New Roman"/>
+              </w:rPr>
+            </w:pPr>
+            <w:r>
+              <w:rPr>
+                <w:rFonts w:ascii="Times New Roman" w:hAnsi="Times New Roman" w:cs="Times New Roman"/>
+              </w:rPr>
+              <w:t>40-49%</w:t>
+            </w:r>
+          </w:p>
+        </w:tc>
+        <w:tc>
+          <w:tcPr>
+            <w:tcW w:w="2115" w:type="dxa"/>
+            <w:vAlign w:val="bottom"/>
+          </w:tcPr>
+          <w:p>
+            <w:pPr>
+              <w:jc w:val="center"/>
+              <w:rPr>
+                <w:rFonts w:ascii="Times New Roman" w:hAnsi="Times New Roman" w:cs="Times New Roman"/>
+                <w:color w:val="000000"/>
+              </w:rPr>
+            </w:pPr>
+            <w:r>
+              <w:rPr>
+                <w:rFonts w:ascii="Times New Roman" w:hAnsi="Times New Roman" w:cs="Times New Roman"/>
+                <w:color w:val="000000"/>
+              </w:rPr>
+              <w:t>50-59%</w:t>
+            </w:r>
+          </w:p>
+        </w:tc>
+        <w:tc>
+          <w:tcPr>
+            <w:tcW w:w="1387" w:type="dxa"/>
+            <w:vAlign w:val="bottom"/>
+          </w:tcPr>
+          <w:p>
+            <w:pPr>
+              <w:jc w:val="center"/>
+              <w:rPr>
+                <w:rFonts w:ascii="Times New Roman" w:hAnsi="Times New Roman" w:cs="Times New Roman"/>
+              </w:rPr>
+            </w:pPr>
+            <w:r>
+              <w:rPr>
+                <w:rFonts w:ascii="Times New Roman" w:hAnsi="Times New Roman" w:cs="Times New Roman"/>
+              </w:rPr>
+              <w:t>-0.204</w:t>
+            </w:r>
+          </w:p>
+        </w:tc>
+        <w:tc>
+          <w:tcPr>
+            <w:tcW w:w="1802" w:type="dxa"/>
+            <w:vAlign w:val="bottom"/>
+          </w:tcPr>
+          <w:p>
+            <w:pPr>
+              <w:jc w:val="center"/>
+              <w:rPr>
+                <w:rFonts w:ascii="Times New Roman" w:hAnsi="Times New Roman" w:cs="Times New Roman"/>
+              </w:rPr>
+            </w:pPr>
+            <w:r>
+              <w:rPr>
+                <w:rFonts w:ascii="Times New Roman" w:hAnsi="Times New Roman" w:cs="Times New Roman"/>
+              </w:rPr>
+              <w:t>[-1.257, .849]</w:t>
+            </w:r>
+          </w:p>
+        </w:tc>
+        <w:tc>
+          <w:tcPr>
+            <w:tcW w:w="1170" w:type="dxa"/>
+            <w:vAlign w:val="bottom"/>
+          </w:tcPr>
+          <w:p>
+            <w:pPr>
+              <w:jc w:val="center"/>
+              <w:rPr>
+                <w:rFonts w:ascii="Times New Roman" w:hAnsi="Times New Roman" w:cs="Times New Roman"/>
+              </w:rPr>
+            </w:pPr>
+            <w:r>
+              <w:rPr>
+                <w:rFonts w:ascii="Times New Roman" w:hAnsi="Times New Roman" w:cs="Times New Roman"/>
+              </w:rPr>
+              <w:t>0.70</w:t>
+            </w:r>
+          </w:p>
+        </w:tc>
+      </w:tr>
+      <w:tr>
+        <w:tc>
+          <w:tcPr>
+            <w:tcW w:w="1317" w:type="dxa"/>
+          </w:tcPr>
+          <w:p>
+            <w:pPr>
+              <w:jc w:val="center"/>
+              <w:rPr>
+                <w:rFonts w:ascii="Times New Roman" w:hAnsi="Times New Roman" w:cs="Times New Roman"/>
+                <w:color w:val="000000"/>
+              </w:rPr>
+            </w:pPr>
+          </w:p>
+        </w:tc>
+        <w:tc>
+          <w:tcPr>
+            <w:tcW w:w="2106" w:type="dxa"/>
+            <w:vAlign w:val="bottom"/>
+          </w:tcPr>
+          <w:p>
+            <w:pPr>
+              <w:jc w:val="center"/>
+              <w:rPr>
+                <w:rFonts w:ascii="Times New Roman" w:hAnsi="Times New Roman" w:cs="Times New Roman"/>
+              </w:rPr>
+            </w:pPr>
+            <w:r>
+              <w:rPr>
+                <w:rFonts w:ascii="Times New Roman" w:hAnsi="Times New Roman" w:cs="Times New Roman"/>
+                <w:color w:val="000000"/>
+              </w:rPr>
+              <w:t>30-49%</w:t>
+            </w:r>
+          </w:p>
+        </w:tc>
+        <w:tc>
+          <w:tcPr>
+            <w:tcW w:w="2115" w:type="dxa"/>
+            <w:vAlign w:val="bottom"/>
+          </w:tcPr>
+          <w:p>
+            <w:pPr>
+              <w:jc w:val="center"/>
+              <w:rPr>
+                <w:rFonts w:ascii="Times New Roman" w:hAnsi="Times New Roman" w:cs="Times New Roman"/>
+                <w:color w:val="000000"/>
+              </w:rPr>
+            </w:pPr>
+            <w:r>
+              <w:rPr>
+                <w:rFonts w:ascii="Times New Roman" w:hAnsi="Times New Roman" w:cs="Times New Roman"/>
+                <w:color w:val="000000"/>
+              </w:rPr>
+              <w:t>50-69%</w:t>
+            </w:r>
+          </w:p>
+        </w:tc>
+        <w:tc>
+          <w:tcPr>
+            <w:tcW w:w="1387" w:type="dxa"/>
+            <w:vAlign w:val="bottom"/>
+          </w:tcPr>
+          <w:p>
+            <w:pPr>
+              <w:jc w:val="center"/>
+              <w:rPr>
+                <w:rFonts w:ascii="Times New Roman" w:hAnsi="Times New Roman" w:cs="Times New Roman"/>
+              </w:rPr>
+            </w:pPr>
+            <w:r>
+              <w:rPr>
+                <w:rFonts w:ascii="Times New Roman" w:hAnsi="Times New Roman" w:cs="Times New Roman"/>
+              </w:rPr>
+              <w:t>0.098</w:t>
+            </w:r>
+          </w:p>
+        </w:tc>
+        <w:tc>
+          <w:tcPr>
+            <w:tcW w:w="1802" w:type="dxa"/>
+            <w:vAlign w:val="bottom"/>
+          </w:tcPr>
+          <w:p>
+            <w:pPr>
+              <w:jc w:val="center"/>
+              <w:rPr>
+                <w:rFonts w:ascii="Times New Roman" w:hAnsi="Times New Roman" w:cs="Times New Roman"/>
+              </w:rPr>
+            </w:pPr>
+            <w:r>
+              <w:rPr>
+                <w:rFonts w:ascii="Times New Roman" w:hAnsi="Times New Roman" w:cs="Times New Roman"/>
+              </w:rPr>
+              <w:t>[-0.608, 0.805]</w:t>
+            </w:r>
+          </w:p>
+        </w:tc>
+        <w:tc>
+          <w:tcPr>
+            <w:tcW w:w="1170" w:type="dxa"/>
+            <w:vAlign w:val="bottom"/>
+          </w:tcPr>
+          <w:p>
+            <w:pPr>
+              <w:jc w:val="center"/>
+              <w:rPr>
+                <w:rFonts w:ascii="Times New Roman" w:hAnsi="Times New Roman" w:cs="Times New Roman"/>
+              </w:rPr>
+            </w:pPr>
+            <w:r>
+              <w:rPr>
+                <w:rFonts w:ascii="Times New Roman" w:hAnsi="Times New Roman" w:cs="Times New Roman"/>
+              </w:rPr>
+              <w:t>0.79</w:t>
+            </w:r>
+          </w:p>
+        </w:tc>
+      </w:tr>
+      <w:tr>
+        <w:trPr>
+          <w:trHeight w:val="476"/>
+        </w:trPr>
+        <w:tc>
+          <w:tcPr>
+            <w:tcW w:w="1317" w:type="dxa"/>
+          </w:tcPr>
+          <w:p>
+            <w:pPr>
+              <w:jc w:val="center"/>
+              <w:rPr>
+                <w:rFonts w:ascii="Times New Roman" w:hAnsi="Times New Roman" w:cs="Times New Roman"/>
+                <w:b/>
+                <w:bCs/>
+                <w:color w:val="000000"/>
+              </w:rPr>
+            </w:pPr>
+            <w:r>
+              <w:rPr>
+                <w:rFonts w:ascii="Times New Roman" w:hAnsi="Times New Roman" w:cs="Times New Roman"/>
+                <w:b/>
+                <w:bCs/>
+                <w:color w:val="000000"/>
+              </w:rPr>
+              <w:t>12-month OS</w:t>
+            </w:r>
+          </w:p>
+        </w:tc>
+        <w:tc>
+          <w:tcPr>
+            <w:tcW w:w="2106" w:type="dxa"/>
+            <w:vAlign w:val="bottom"/>
+          </w:tcPr>
+          <w:p>
+            <w:pPr>
+              <w:jc w:val="center"/>
+              <w:rPr>
+                <w:rFonts w:ascii="Times New Roman" w:hAnsi="Times New Roman" w:cs="Times New Roman"/>
+                <w:color w:val="000000"/>
+              </w:rPr>
+            </w:pPr>
+          </w:p>
+        </w:tc>
+        <w:tc>
+          <w:tcPr>
+            <w:tcW w:w="2115" w:type="dxa"/>
+            <w:vAlign w:val="bottom"/>
+          </w:tcPr>
+          <w:p>
+            <w:pPr>
+              <w:jc w:val="center"/>
+              <w:rPr>
+                <w:rFonts w:ascii="Times New Roman" w:hAnsi="Times New Roman" w:cs="Times New Roman"/>
+                <w:color w:val="000000"/>
+              </w:rPr>
+            </w:pPr>
+          </w:p>
+        </w:tc>
+        <w:tc>
+          <w:tcPr>
+            <w:tcW w:w="1387" w:type="dxa"/>
+            <w:vAlign w:val="bottom"/>
+          </w:tcPr>
+          <w:p>
+            <w:pPr>
+              <w:jc w:val="center"/>
+              <w:rPr>
+                <w:rFonts w:ascii="Times New Roman" w:hAnsi="Times New Roman" w:cs="Times New Roman"/>
+                <w:color w:val="000000"/>
+              </w:rPr>
+            </w:pPr>
+          </w:p>
+        </w:tc>
+        <w:tc>
+          <w:tcPr>
+            <w:tcW w:w="1802" w:type="dxa"/>
+            <w:vAlign w:val="bottom"/>
+          </w:tcPr>
+          <w:p>
+            <w:pPr>
+              <w:jc w:val="center"/>
+              <w:rPr>
+                <w:rFonts w:ascii="Times New Roman" w:hAnsi="Times New Roman" w:cs="Times New Roman"/>
+                <w:color w:val="000000"/>
+              </w:rPr>
+            </w:pPr>
+          </w:p>
+        </w:tc>
+        <w:tc>
+          <w:tcPr>
+            <w:tcW w:w="1170" w:type="dxa"/>
+            <w:vAlign w:val="bottom"/>
+          </w:tcPr>
+          <w:p>
+            <w:pPr>
+              <w:jc w:val="center"/>
+              <w:rPr>
+                <w:rFonts w:ascii="Times New Roman" w:hAnsi="Times New Roman" w:cs="Times New Roman"/>
+                <w:color w:val="000000"/>
+              </w:rPr>
+            </w:pPr>
+          </w:p>
+        </w:tc>
+      </w:tr>
+      <w:tr>
+        <w:tc>
+          <w:tcPr>
+            <w:tcW w:w="1317" w:type="dxa"/>
+          </w:tcPr>
+          <w:p>
+            <w:pPr>
+              <w:jc w:val="center"/>
+              <w:rPr>
+                <w:rFonts w:ascii="Times New Roman" w:hAnsi="Times New Roman" w:cs="Times New Roman"/>
+                <w:color w:val="000000"/>
+              </w:rPr>
+            </w:pPr>
+          </w:p>
+        </w:tc>
+        <w:tc>
+          <w:tcPr>
+            <w:tcW w:w="2106" w:type="dxa"/>
+            <w:vAlign w:val="bottom"/>
+          </w:tcPr>
+          <w:p>
+            <w:pPr>
+              <w:jc w:val="center"/>
+              <w:rPr>
+                <w:rFonts w:ascii="Times New Roman" w:hAnsi="Times New Roman" w:cs="Times New Roman"/>
+                <w:color w:val="000000"/>
+              </w:rPr>
+            </w:pPr>
+            <w:r>
+              <w:rPr>
+                <w:rFonts w:ascii="Times New Roman" w:hAnsi="Times New Roman" w:cs="Times New Roman"/>
+              </w:rPr>
+              <w:t>40-49%</w:t>
+            </w:r>
+          </w:p>
+        </w:tc>
+        <w:tc>
+          <w:tcPr>
+            <w:tcW w:w="2115" w:type="dxa"/>
+            <w:vAlign w:val="bottom"/>
+          </w:tcPr>
+          <w:p>
+            <w:pPr>
+              <w:jc w:val="center"/>
+              <w:rPr>
+                <w:rFonts w:ascii="Times New Roman" w:hAnsi="Times New Roman" w:cs="Times New Roman"/>
+                <w:color w:val="000000"/>
+              </w:rPr>
+            </w:pPr>
+            <w:r>
+              <w:rPr>
+                <w:rFonts w:ascii="Times New Roman" w:hAnsi="Times New Roman" w:cs="Times New Roman"/>
+                <w:color w:val="000000"/>
+              </w:rPr>
+              <w:t>50-59%</w:t>
+            </w:r>
+          </w:p>
+        </w:tc>
+        <w:tc>
+          <w:tcPr>
+            <w:tcW w:w="1387" w:type="dxa"/>
+            <w:vAlign w:val="bottom"/>
+          </w:tcPr>
+          <w:p>
+            <w:pPr>
+              <w:jc w:val="center"/>
+              <w:rPr>
+                <w:rFonts w:ascii="Times New Roman" w:hAnsi="Times New Roman" w:cs="Times New Roman"/>
+                <w:color w:val="000000"/>
+              </w:rPr>
+            </w:pPr>
+            <w:r>
+              <w:rPr>
+                <w:rFonts w:ascii="Times New Roman" w:hAnsi="Times New Roman" w:cs="Times New Roman"/>
+                <w:color w:val="000000"/>
+              </w:rPr>
+              <w:t>-0.158</w:t>
+            </w:r>
+          </w:p>
+        </w:tc>
+        <w:tc>
+          <w:tcPr>
+            <w:tcW w:w="1802" w:type="dxa"/>
+            <w:vAlign w:val="bottom"/>
+          </w:tcPr>
+          <w:p>
+            <w:pPr>
+              <w:jc w:val="center"/>
+              <w:rPr>
+                <w:rFonts w:ascii="Times New Roman" w:hAnsi="Times New Roman" w:cs="Times New Roman"/>
+                <w:color w:val="000000"/>
+              </w:rPr>
+            </w:pPr>
+            <w:r>
+              <w:rPr>
+                <w:rFonts w:ascii="Times New Roman" w:hAnsi="Times New Roman" w:cs="Times New Roman"/>
+                <w:color w:val="000000"/>
+              </w:rPr>
+              <w:t>[-1.197, 0.882]</w:t>
+            </w:r>
+          </w:p>
+        </w:tc>
+        <w:tc>
+          <w:tcPr>
+            <w:tcW w:w="1170" w:type="dxa"/>
+            <w:vAlign w:val="bottom"/>
+          </w:tcPr>
+          <w:p>
+            <w:pPr>
+              <w:jc w:val="center"/>
+              <w:rPr>
+                <w:rFonts w:ascii="Times New Roman" w:hAnsi="Times New Roman" w:cs="Times New Roman"/>
+                <w:color w:val="000000"/>
+              </w:rPr>
+            </w:pPr>
+            <w:r>
+              <w:rPr>
+                <w:rFonts w:ascii="Times New Roman" w:hAnsi="Times New Roman" w:cs="Times New Roman"/>
+                <w:color w:val="000000"/>
+              </w:rPr>
+              <w:t>0.77</w:t>
+            </w:r>
+          </w:p>
+        </w:tc>
+      </w:tr>
+      <w:tr>
+        <w:tc>
+          <w:tcPr>
+            <w:tcW w:w="1317" w:type="dxa"/>
+          </w:tcPr>
+          <w:p>
+            <w:pPr>
+              <w:jc w:val="center"/>
+              <w:rPr>
+                <w:rFonts w:ascii="Times New Roman" w:hAnsi="Times New Roman" w:cs="Times New Roman"/>
+                <w:color w:val="000000"/>
+              </w:rPr>
+            </w:pPr>
+          </w:p>
+        </w:tc>
+        <w:tc>
+          <w:tcPr>
+            <w:tcW w:w="2106" w:type="dxa"/>
+            <w:vAlign w:val="bottom"/>
+          </w:tcPr>
+          <w:p>
+            <w:pPr>
+              <w:jc w:val="center"/>
+              <w:rPr>
+                <w:rFonts w:ascii="Times New Roman" w:hAnsi="Times New Roman" w:cs="Times New Roman"/>
+                <w:color w:val="000000"/>
+              </w:rPr>
+            </w:pPr>
+            <w:r>
+              <w:rPr>
+                <w:rFonts w:ascii="Times New Roman" w:hAnsi="Times New Roman" w:cs="Times New Roman"/>
+                <w:color w:val="000000"/>
+              </w:rPr>
+              <w:t>30-49%</w:t>
+            </w:r>
+          </w:p>
+        </w:tc>
+        <w:tc>
+          <w:tcPr>
+            <w:tcW w:w="2115" w:type="dxa"/>
+            <w:vAlign w:val="bottom"/>
+          </w:tcPr>
+          <w:p>
+            <w:pPr>
+              <w:jc w:val="center"/>
+              <w:rPr>
+                <w:rFonts w:ascii="Times New Roman" w:hAnsi="Times New Roman" w:cs="Times New Roman"/>
+                <w:color w:val="000000"/>
+              </w:rPr>
+            </w:pPr>
+            <w:r>
+              <w:rPr>
+                <w:rFonts w:ascii="Times New Roman" w:hAnsi="Times New Roman" w:cs="Times New Roman"/>
+                <w:color w:val="000000"/>
+              </w:rPr>
+              <w:t>50-69%</w:t>
+            </w:r>
+          </w:p>
+        </w:tc>
+        <w:tc>
+          <w:tcPr>
+            <w:tcW w:w="1387" w:type="dxa"/>
+            <w:vAlign w:val="bottom"/>
+          </w:tcPr>
+          <w:p>
+            <w:pPr>
+              <w:jc w:val="center"/>
+              <w:rPr>
+                <w:rFonts w:ascii="Times New Roman" w:hAnsi="Times New Roman" w:cs="Times New Roman"/>
+                <w:color w:val="000000"/>
+              </w:rPr>
+            </w:pPr>
+            <w:r>
+              <w:rPr>
+                <w:rFonts w:ascii="Times New Roman" w:hAnsi="Times New Roman" w:cs="Times New Roman"/>
+                <w:color w:val="000000"/>
+              </w:rPr>
+              <w:t>0.013</w:t>
+            </w:r>
+          </w:p>
+        </w:tc>
+        <w:tc>
+          <w:tcPr>
+            <w:tcW w:w="1802" w:type="dxa"/>
+            <w:vAlign w:val="bottom"/>
+          </w:tcPr>
+          <w:p>
+            <w:pPr>
+              <w:jc w:val="center"/>
+              <w:rPr>
+                <w:rFonts w:ascii="Times New Roman" w:hAnsi="Times New Roman" w:cs="Times New Roman"/>
+                <w:color w:val="000000"/>
+              </w:rPr>
+            </w:pPr>
+            <w:r>
+              <w:rPr>
+                <w:rFonts w:ascii="Times New Roman" w:hAnsi="Times New Roman" w:cs="Times New Roman"/>
+                <w:color w:val="000000"/>
+              </w:rPr>
+              <w:t>[-0.669, 0.695]</w:t>
+            </w:r>
+          </w:p>
+        </w:tc>
+        <w:tc>
+          <w:tcPr>
+            <w:tcW w:w="1170" w:type="dxa"/>
+            <w:vAlign w:val="bottom"/>
+          </w:tcPr>
+          <w:p>
+            <w:pPr>
+              <w:jc w:val="center"/>
+              <w:rPr>
+                <w:rFonts w:ascii="Times New Roman" w:hAnsi="Times New Roman" w:cs="Times New Roman"/>
+                <w:color w:val="000000"/>
+              </w:rPr>
+            </w:pPr>
+            <w:r>
+              <w:rPr>
+                <w:rFonts w:ascii="Times New Roman" w:hAnsi="Times New Roman" w:cs="Times New Roman"/>
+                <w:color w:val="000000"/>
+              </w:rPr>
+              <w:t>0.97</w:t>
+            </w:r>
+          </w:p>
+        </w:tc>
+      </w:tr>
+    </w:tbl>
+    <w:p>
+      <w:pPr>
+        <w:rPr>
+          <w:rFonts w:ascii="Times New Roman" w:hAnsi="Times New Roman" w:cs="Times New Roman"/>
+          <w:b/>
+          <w:bCs/>
+        </w:rPr>
+      </w:pPr>
+      <w:r>
+        <w:rPr>
+          <w:rFonts w:ascii="Times New Roman" w:hAnsi="Times New Roman" w:cs="Times New Roman"/>
+          <w:b/>
+          <w:bCs/>
+        </w:rPr>
+        <w:t>Table ***: Regression discontinuity</w:t>
+      </w:r>
+    </w:p>
+    <w:p>
+      <w:pPr>
+        <w:rPr>
+          <w:rFonts w:ascii="Times New Roman" w:hAnsi="Times New Roman" w:cs="Times New Roman"/>
+          <w:b/>
+          <w:bCs/>
         </w:rPr>
       </w:pPr>
     </w:p>
@@ -13219,6 +14349,7 @@
                 <w:lang w:val="it-IT"/>
               </w:rPr>
             </w:pPr>
+            <w:proofErr w:type="spellStart"/>
             <w:r>
               <w:rPr>
                 <w:rFonts w:ascii="Times New Roman" w:hAnsi="Times New Roman" w:cs="Times New Roman"/>
@@ -13230,6 +14361,7 @@
               </w:rPr>
               <w:t>Outcome</w:t>
             </w:r>
+            <w:proofErr w:type="spellEnd"/>
           </w:p>
         </w:tc>
         <w:tc>
@@ -13249,6 +14381,7 @@
                 <w:lang w:val="it-IT"/>
               </w:rPr>
             </w:pPr>
+            <w:proofErr w:type="spellStart"/>
             <w:r>
               <w:rPr>
                 <w:rFonts w:ascii="Times New Roman" w:hAnsi="Times New Roman" w:cs="Times New Roman"/>
@@ -13272,6 +14405,7 @@
               </w:rPr>
               <w:t>L</w:t>
             </w:r>
+            <w:proofErr w:type="spellEnd"/>
           </w:p>
         </w:tc>
         <w:tc>
@@ -13291,6 +14425,7 @@
                 <w:lang w:val="it-IT"/>
               </w:rPr>
             </w:pPr>
+            <w:proofErr w:type="spellStart"/>
             <w:r>
               <w:rPr>
                 <w:rFonts w:ascii="Times New Roman" w:hAnsi="Times New Roman" w:cs="Times New Roman"/>
@@ -13314,6 +14449,7 @@
               </w:rPr>
               <w:t>H</w:t>
             </w:r>
+            <w:proofErr w:type="spellEnd"/>
           </w:p>
         </w:tc>
         <w:tc>
@@ -15014,6 +16150,7 @@
                 <w:lang w:val="it-IT"/>
               </w:rPr>
             </w:pPr>
+            <w:proofErr w:type="spellStart"/>
             <w:r>
               <w:rPr>
                 <w:rFonts w:ascii="Times New Roman" w:hAnsi="Times New Roman" w:cs="Times New Roman"/>
@@ -15025,6 +16162,7 @@
               </w:rPr>
               <w:t>Outcome</w:t>
             </w:r>
+            <w:proofErr w:type="spellEnd"/>
           </w:p>
         </w:tc>
         <w:tc>
@@ -15044,6 +16182,7 @@
                 <w:lang w:val="it-IT"/>
               </w:rPr>
             </w:pPr>
+            <w:proofErr w:type="spellStart"/>
             <w:r>
               <w:rPr>
                 <w:rFonts w:ascii="Times New Roman" w:hAnsi="Times New Roman" w:cs="Times New Roman"/>
@@ -15067,6 +16206,7 @@
               </w:rPr>
               <w:t>LR</w:t>
             </w:r>
+            <w:proofErr w:type="spellEnd"/>
           </w:p>
         </w:tc>
         <w:tc>
@@ -15086,6 +16226,7 @@
                 <w:lang w:val="it-IT"/>
               </w:rPr>
             </w:pPr>
+            <w:proofErr w:type="spellStart"/>
             <w:r>
               <w:rPr>
                 <w:rFonts w:ascii="Times New Roman" w:hAnsi="Times New Roman" w:cs="Times New Roman"/>
@@ -15109,6 +16250,7 @@
               </w:rPr>
               <w:t>HR</w:t>
             </w:r>
+            <w:proofErr w:type="spellEnd"/>
           </w:p>
         </w:tc>
         <w:tc>
@@ -21370,7 +22512,31 @@
                 <w:szCs w:val="22"/>
                 <w:lang w:val="pt-BR"/>
               </w:rPr>
-              <w:t>No anti-ROS1 Drug; ROS1 Positive</w:t>
+              <w:t xml:space="preserve">No anti-ROS1 </w:t>
+            </w:r>
+            <w:proofErr w:type="spellStart"/>
+            <w:r>
+              <w:rPr>
+                <w:rFonts w:ascii="Times New Roman" w:hAnsi="Times New Roman" w:cs="Times New Roman"/>
+                <w:i/>
+                <w:iCs/>
+                <w:sz w:val="22"/>
+                <w:szCs w:val="22"/>
+                <w:lang w:val="pt-BR"/>
+              </w:rPr>
+              <w:t>Drug</w:t>
+            </w:r>
+            <w:proofErr w:type="spellEnd"/>
+            <w:r>
+              <w:rPr>
+                <w:rFonts w:ascii="Times New Roman" w:hAnsi="Times New Roman" w:cs="Times New Roman"/>
+                <w:i/>
+                <w:iCs/>
+                <w:sz w:val="22"/>
+                <w:szCs w:val="22"/>
+                <w:lang w:val="pt-BR"/>
+              </w:rPr>
+              <w:t>; ROS1 Positive</w:t>
             </w:r>
           </w:p>
         </w:tc>
@@ -21474,7 +22640,31 @@
                 <w:szCs w:val="22"/>
                 <w:lang w:val="pt-BR"/>
               </w:rPr>
-              <w:t>Anti-ROS1 Drug; ROS1 Negative</w:t>
+              <w:t xml:space="preserve">Anti-ROS1 </w:t>
+            </w:r>
+            <w:proofErr w:type="spellStart"/>
+            <w:r>
+              <w:rPr>
+                <w:rFonts w:ascii="Times New Roman" w:hAnsi="Times New Roman" w:cs="Times New Roman"/>
+                <w:i/>
+                <w:iCs/>
+                <w:sz w:val="22"/>
+                <w:szCs w:val="22"/>
+                <w:lang w:val="pt-BR"/>
+              </w:rPr>
+              <w:t>Drug</w:t>
+            </w:r>
+            <w:proofErr w:type="spellEnd"/>
+            <w:r>
+              <w:rPr>
+                <w:rFonts w:ascii="Times New Roman" w:hAnsi="Times New Roman" w:cs="Times New Roman"/>
+                <w:i/>
+                <w:iCs/>
+                <w:sz w:val="22"/>
+                <w:szCs w:val="22"/>
+                <w:lang w:val="pt-BR"/>
+              </w:rPr>
+              <w:t>; ROS1 Negative</w:t>
             </w:r>
           </w:p>
         </w:tc>
@@ -21578,7 +22768,31 @@
                 <w:szCs w:val="22"/>
                 <w:lang w:val="pt-BR"/>
               </w:rPr>
-              <w:t>Anti-ROS1 Drug; ROS1 Positive</w:t>
+              <w:t xml:space="preserve">Anti-ROS1 </w:t>
+            </w:r>
+            <w:proofErr w:type="spellStart"/>
+            <w:r>
+              <w:rPr>
+                <w:rFonts w:ascii="Times New Roman" w:hAnsi="Times New Roman" w:cs="Times New Roman"/>
+                <w:i/>
+                <w:iCs/>
+                <w:sz w:val="22"/>
+                <w:szCs w:val="22"/>
+                <w:lang w:val="pt-BR"/>
+              </w:rPr>
+              <w:t>Drug</w:t>
+            </w:r>
+            <w:proofErr w:type="spellEnd"/>
+            <w:r>
+              <w:rPr>
+                <w:rFonts w:ascii="Times New Roman" w:hAnsi="Times New Roman" w:cs="Times New Roman"/>
+                <w:i/>
+                <w:iCs/>
+                <w:sz w:val="22"/>
+                <w:szCs w:val="22"/>
+                <w:lang w:val="pt-BR"/>
+              </w:rPr>
+              <w:t>; ROS1 Positive</w:t>
             </w:r>
           </w:p>
         </w:tc>
@@ -23023,13 +24237,23 @@
                 <w:szCs w:val="22"/>
               </w:rPr>
             </w:pPr>
-            <w:r>
-              <w:rPr>
-                <w:rFonts w:ascii="Times New Roman" w:hAnsi="Times New Roman" w:cs="Times New Roman"/>
-                <w:sz w:val="22"/>
-                <w:szCs w:val="22"/>
-              </w:rPr>
-              <w:t>Log(Age at Diagnosis)</w:t>
+            <w:proofErr w:type="gramStart"/>
+            <w:r>
+              <w:rPr>
+                <w:rFonts w:ascii="Times New Roman" w:hAnsi="Times New Roman" w:cs="Times New Roman"/>
+                <w:sz w:val="22"/>
+                <w:szCs w:val="22"/>
+              </w:rPr>
+              <w:t>Log(</w:t>
+            </w:r>
+            <w:proofErr w:type="gramEnd"/>
+            <w:r>
+              <w:rPr>
+                <w:rFonts w:ascii="Times New Roman" w:hAnsi="Times New Roman" w:cs="Times New Roman"/>
+                <w:sz w:val="22"/>
+                <w:szCs w:val="22"/>
+              </w:rPr>
+              <w:t>Age at Diagnosis)</w:t>
             </w:r>
           </w:p>
         </w:tc>
@@ -23712,13 +24936,23 @@
                 <w:szCs w:val="22"/>
               </w:rPr>
             </w:pPr>
-            <w:r>
-              <w:rPr>
-                <w:rFonts w:ascii="Times New Roman" w:hAnsi="Times New Roman" w:cs="Times New Roman"/>
-                <w:sz w:val="22"/>
-                <w:szCs w:val="22"/>
-              </w:rPr>
-              <w:t>Log(Days From Advanced Diagnosis to Treatment)</w:t>
+            <w:proofErr w:type="gramStart"/>
+            <w:r>
+              <w:rPr>
+                <w:rFonts w:ascii="Times New Roman" w:hAnsi="Times New Roman" w:cs="Times New Roman"/>
+                <w:sz w:val="22"/>
+                <w:szCs w:val="22"/>
+              </w:rPr>
+              <w:t>Log(</w:t>
+            </w:r>
+            <w:proofErr w:type="gramEnd"/>
+            <w:r>
+              <w:rPr>
+                <w:rFonts w:ascii="Times New Roman" w:hAnsi="Times New Roman" w:cs="Times New Roman"/>
+                <w:sz w:val="22"/>
+                <w:szCs w:val="22"/>
+              </w:rPr>
+              <w:t>Days From Advanced Diagnosis to Treatment)</w:t>
             </w:r>
           </w:p>
         </w:tc>
@@ -30229,7 +31463,31 @@
                 <w:szCs w:val="22"/>
                 <w:lang w:val="pt-BR"/>
               </w:rPr>
-              <w:t>No anti-ROS1 Drug; ROS1 Positive</w:t>
+              <w:t xml:space="preserve">No anti-ROS1 </w:t>
+            </w:r>
+            <w:proofErr w:type="spellStart"/>
+            <w:r>
+              <w:rPr>
+                <w:rFonts w:ascii="Times New Roman" w:hAnsi="Times New Roman" w:cs="Times New Roman"/>
+                <w:i/>
+                <w:iCs/>
+                <w:sz w:val="22"/>
+                <w:szCs w:val="22"/>
+                <w:lang w:val="pt-BR"/>
+              </w:rPr>
+              <w:t>Drug</w:t>
+            </w:r>
+            <w:proofErr w:type="spellEnd"/>
+            <w:r>
+              <w:rPr>
+                <w:rFonts w:ascii="Times New Roman" w:hAnsi="Times New Roman" w:cs="Times New Roman"/>
+                <w:i/>
+                <w:iCs/>
+                <w:sz w:val="22"/>
+                <w:szCs w:val="22"/>
+                <w:lang w:val="pt-BR"/>
+              </w:rPr>
+              <w:t>; ROS1 Positive</w:t>
             </w:r>
           </w:p>
         </w:tc>
@@ -30333,7 +31591,31 @@
                 <w:szCs w:val="22"/>
                 <w:lang w:val="pt-BR"/>
               </w:rPr>
-              <w:t>Anti-ROS1 Drug; ROS1 Negative</w:t>
+              <w:t xml:space="preserve">Anti-ROS1 </w:t>
+            </w:r>
+            <w:proofErr w:type="spellStart"/>
+            <w:r>
+              <w:rPr>
+                <w:rFonts w:ascii="Times New Roman" w:hAnsi="Times New Roman" w:cs="Times New Roman"/>
+                <w:i/>
+                <w:iCs/>
+                <w:sz w:val="22"/>
+                <w:szCs w:val="22"/>
+                <w:lang w:val="pt-BR"/>
+              </w:rPr>
+              <w:t>Drug</w:t>
+            </w:r>
+            <w:proofErr w:type="spellEnd"/>
+            <w:r>
+              <w:rPr>
+                <w:rFonts w:ascii="Times New Roman" w:hAnsi="Times New Roman" w:cs="Times New Roman"/>
+                <w:i/>
+                <w:iCs/>
+                <w:sz w:val="22"/>
+                <w:szCs w:val="22"/>
+                <w:lang w:val="pt-BR"/>
+              </w:rPr>
+              <w:t>; ROS1 Negative</w:t>
             </w:r>
           </w:p>
         </w:tc>
@@ -30437,7 +31719,31 @@
                 <w:szCs w:val="22"/>
                 <w:lang w:val="pt-BR"/>
               </w:rPr>
-              <w:t>Anti-ROS1 Drug; ROS1 Positive</w:t>
+              <w:t xml:space="preserve">Anti-ROS1 </w:t>
+            </w:r>
+            <w:proofErr w:type="spellStart"/>
+            <w:r>
+              <w:rPr>
+                <w:rFonts w:ascii="Times New Roman" w:hAnsi="Times New Roman" w:cs="Times New Roman"/>
+                <w:i/>
+                <w:iCs/>
+                <w:sz w:val="22"/>
+                <w:szCs w:val="22"/>
+                <w:lang w:val="pt-BR"/>
+              </w:rPr>
+              <w:t>Drug</w:t>
+            </w:r>
+            <w:proofErr w:type="spellEnd"/>
+            <w:r>
+              <w:rPr>
+                <w:rFonts w:ascii="Times New Roman" w:hAnsi="Times New Roman" w:cs="Times New Roman"/>
+                <w:i/>
+                <w:iCs/>
+                <w:sz w:val="22"/>
+                <w:szCs w:val="22"/>
+                <w:lang w:val="pt-BR"/>
+              </w:rPr>
+              <w:t>; ROS1 Positive</w:t>
             </w:r>
           </w:p>
         </w:tc>
@@ -31821,13 +33127,23 @@
                 <w:szCs w:val="22"/>
               </w:rPr>
             </w:pPr>
-            <w:r>
-              <w:rPr>
-                <w:rFonts w:ascii="Times New Roman" w:hAnsi="Times New Roman" w:cs="Times New Roman"/>
-                <w:sz w:val="22"/>
-                <w:szCs w:val="22"/>
-              </w:rPr>
-              <w:t>Log(Age at Diagnosis)</w:t>
+            <w:proofErr w:type="gramStart"/>
+            <w:r>
+              <w:rPr>
+                <w:rFonts w:ascii="Times New Roman" w:hAnsi="Times New Roman" w:cs="Times New Roman"/>
+                <w:sz w:val="22"/>
+                <w:szCs w:val="22"/>
+              </w:rPr>
+              <w:t>Log(</w:t>
+            </w:r>
+            <w:proofErr w:type="gramEnd"/>
+            <w:r>
+              <w:rPr>
+                <w:rFonts w:ascii="Times New Roman" w:hAnsi="Times New Roman" w:cs="Times New Roman"/>
+                <w:sz w:val="22"/>
+                <w:szCs w:val="22"/>
+              </w:rPr>
+              <w:t>Age at Diagnosis)</w:t>
             </w:r>
           </w:p>
         </w:tc>
@@ -32514,13 +33830,23 @@
                 <w:szCs w:val="22"/>
               </w:rPr>
             </w:pPr>
-            <w:r>
-              <w:rPr>
-                <w:rFonts w:ascii="Times New Roman" w:hAnsi="Times New Roman" w:cs="Times New Roman"/>
-                <w:sz w:val="22"/>
-                <w:szCs w:val="22"/>
-              </w:rPr>
-              <w:t>Log(Days From Advanced Diagnosis to Treatment)</w:t>
+            <w:proofErr w:type="gramStart"/>
+            <w:r>
+              <w:rPr>
+                <w:rFonts w:ascii="Times New Roman" w:hAnsi="Times New Roman" w:cs="Times New Roman"/>
+                <w:sz w:val="22"/>
+                <w:szCs w:val="22"/>
+              </w:rPr>
+              <w:t>Log(</w:t>
+            </w:r>
+            <w:proofErr w:type="gramEnd"/>
+            <w:r>
+              <w:rPr>
+                <w:rFonts w:ascii="Times New Roman" w:hAnsi="Times New Roman" w:cs="Times New Roman"/>
+                <w:sz w:val="22"/>
+                <w:szCs w:val="22"/>
+              </w:rPr>
+              <w:t>Days From Advanced Diagnosis to Treatment)</w:t>
             </w:r>
           </w:p>
         </w:tc>

--- a/PDL1_Manuscript_ML_only.docx
+++ b/PDL1_Manuscript_ML_only.docx
@@ -3249,19 +3249,7 @@
               <w:rPr>
                 <w:rFonts w:ascii="Times New Roman" w:hAnsi="Times New Roman" w:cs="Times New Roman"/>
               </w:rPr>
-              <w:t>V</w:t>
-            </w:r>
-            <w:r>
-              <w:rPr>
-                <w:rFonts w:ascii="Times New Roman" w:hAnsi="Times New Roman" w:cs="Times New Roman"/>
-              </w:rPr>
-              <w:t>inorelbine, docetaxel, gemcitabine, pemetrexed, or paclitaxel</w:t>
-            </w:r>
-            <w:r>
-              <w:rPr>
-                <w:rFonts w:ascii="Times New Roman" w:hAnsi="Times New Roman" w:cs="Times New Roman"/>
-              </w:rPr>
-              <w:t xml:space="preserve"> without concurrent IO therapy</w:t>
+              <w:t>Vinorelbine, docetaxel, gemcitabine, pemetrexed, or paclitaxel without concurrent IO therapy</w:t>
             </w:r>
           </w:p>
         </w:tc>
@@ -3686,7 +3674,37 @@
           <w:i/>
           <w:iCs/>
         </w:rPr>
-        <w:t>Regression Discontinuity Approach</w:t>
+        <w:t>Instrumental</w:t>
+      </w:r>
+      <w:r>
+        <w:rPr>
+          <w:rFonts w:ascii="Times New Roman" w:hAnsi="Times New Roman" w:cs="Times New Roman"/>
+          <w:b/>
+          <w:bCs/>
+          <w:i/>
+          <w:iCs/>
+        </w:rPr>
+        <w:t xml:space="preserve"> </w:t>
+      </w:r>
+      <w:r>
+        <w:rPr>
+          <w:rFonts w:ascii="Times New Roman" w:hAnsi="Times New Roman" w:cs="Times New Roman"/>
+          <w:b/>
+          <w:bCs/>
+          <w:i/>
+          <w:iCs/>
+        </w:rPr>
+        <w:t>Variable</w:t>
+      </w:r>
+      <w:r>
+        <w:rPr>
+          <w:rFonts w:ascii="Times New Roman" w:hAnsi="Times New Roman" w:cs="Times New Roman"/>
+          <w:b/>
+          <w:bCs/>
+          <w:i/>
+          <w:iCs/>
+        </w:rPr>
+        <w:t xml:space="preserve"> Approach</w:t>
       </w:r>
     </w:p>
     <w:p>
@@ -3708,20 +3726,107 @@
         <w:rPr>
           <w:rFonts w:ascii="Times New Roman" w:hAnsi="Times New Roman" w:cs="Times New Roman"/>
         </w:rPr>
-        <w:t xml:space="preserve">We used a fuzzy regression discontinuity (RD) analysis to examine the effect of IO monotherapy versus chemotherapy for patients who were just above or just below the PD-L1 threshold of 50%. Given that PD-L1 staining intensities are technically continuous, in our dataset the values are reported as 14 discrete values. (see Table 1), we employed local randomization methods to perform the analysis. By analyzing patients “on the margin” of the 50% cutoff, the RD analysis allows for a form of pseudo-randomization since patients under the threshold are more likely to receive chemotherapy while those above the threshold are more likely to receive IO monotherapy, even though their PD-L1 values are otherwise similar. The fuzzy RD under local randomization yields a local average treatment effect (LATE) that estimates the effect of IO monotherapy for patients close to the 50% threshold. </w:t>
-      </w:r>
-      <w:r>
-        <w:rPr>
-          <w:rFonts w:ascii="Times New Roman" w:hAnsi="Times New Roman" w:cs="Times New Roman"/>
-        </w:rPr>
-        <w:t>We choose to examine patients who have PD-L1 values in between 40% and 50%</w:t>
-      </w:r>
-      <w:r>
-        <w:rPr>
-          <w:rFonts w:ascii="Times New Roman" w:hAnsi="Times New Roman" w:cs="Times New Roman"/>
-        </w:rPr>
-        <w:t xml:space="preserve">, inclusive. </w:t>
-      </w:r>
+        <w:t xml:space="preserve">We used </w:t>
+      </w:r>
+      <w:proofErr w:type="spellStart"/>
+      <w:proofErr w:type="gramStart"/>
+      <w:r>
+        <w:rPr>
+          <w:rFonts w:ascii="Times New Roman" w:hAnsi="Times New Roman" w:cs="Times New Roman"/>
+        </w:rPr>
+        <w:t>a</w:t>
+      </w:r>
+      <w:proofErr w:type="spellEnd"/>
+      <w:proofErr w:type="gramEnd"/>
+      <w:r>
+        <w:rPr>
+          <w:rFonts w:ascii="Times New Roman" w:hAnsi="Times New Roman" w:cs="Times New Roman"/>
+        </w:rPr>
+        <w:t xml:space="preserve"> </w:t>
+      </w:r>
+      <w:r>
+        <w:rPr>
+          <w:rFonts w:ascii="Times New Roman" w:hAnsi="Times New Roman" w:cs="Times New Roman"/>
+        </w:rPr>
+        <w:t xml:space="preserve">instrumental variable (IV) analysis to examine </w:t>
+      </w:r>
+      <w:r>
+        <w:rPr>
+          <w:rFonts w:ascii="Times New Roman" w:hAnsi="Times New Roman" w:cs="Times New Roman"/>
+        </w:rPr>
+        <w:t xml:space="preserve">the effect of IO monotherapy versus chemotherapy for patients who were just above or just below the PD-L1 threshold of 50%. </w:t>
+      </w:r>
+      <w:r>
+        <w:rPr>
+          <w:rFonts w:ascii="Times New Roman" w:hAnsi="Times New Roman" w:cs="Times New Roman"/>
+        </w:rPr>
+        <w:t>We used whether the patient met the 50% PD-L1 threshold as our instrument</w:t>
+      </w:r>
+      <w:r>
+        <w:rPr>
+          <w:rFonts w:ascii="Times New Roman" w:hAnsi="Times New Roman" w:cs="Times New Roman"/>
+        </w:rPr>
+        <w:t xml:space="preserve"> since meeting the threshold increases the likelihood of receiving IO monotherapy but does not directly affect the likelihood of 12-month PFS or OS. </w:t>
+      </w:r>
+      <w:r>
+        <w:rPr>
+          <w:rFonts w:ascii="Times New Roman" w:hAnsi="Times New Roman" w:cs="Times New Roman"/>
+        </w:rPr>
+        <w:t xml:space="preserve">Since patient characteristics values are likely comparable between patients who are just above or below the 50% threshold, the IV analysis allows for a form of pseudo-randomization. </w:t>
+      </w:r>
+      <w:r>
+        <w:rPr>
+          <w:rFonts w:ascii="Times New Roman" w:hAnsi="Times New Roman" w:cs="Times New Roman"/>
+        </w:rPr>
+        <w:t xml:space="preserve">Given that our outcomes of interest are binary, we used a two-stage </w:t>
+      </w:r>
+      <w:proofErr w:type="spellStart"/>
+      <w:r>
+        <w:rPr>
+          <w:rFonts w:ascii="Times New Roman" w:hAnsi="Times New Roman" w:cs="Times New Roman"/>
+        </w:rPr>
+        <w:t>biprobit</w:t>
+      </w:r>
+      <w:proofErr w:type="spellEnd"/>
+      <w:r>
+        <w:rPr>
+          <w:rFonts w:ascii="Times New Roman" w:hAnsi="Times New Roman" w:cs="Times New Roman"/>
+        </w:rPr>
+        <w:t xml:space="preserve"> regression. In the first stage, a regression is performed to model how IO monotherapy is allocated based on the instrument (whether the patient’s PD-L1 &gt;=50%). In the second stage, a regression is performed to predict the outcome of interest while adjusting for the likelihood of receiving IO monotherapy and other covariates. We choose to examine patients whose PD-L1 values lie in the range </w:t>
+      </w:r>
+      <w:r>
+        <w:rPr>
+          <w:rFonts w:ascii="Times New Roman" w:hAnsi="Times New Roman" w:cs="Times New Roman"/>
+        </w:rPr>
+        <w:t>3</w:t>
+      </w:r>
+      <w:r>
+        <w:rPr>
+          <w:rFonts w:ascii="Times New Roman" w:hAnsi="Times New Roman" w:cs="Times New Roman"/>
+        </w:rPr>
+        <w:t xml:space="preserve">0% to 60% as well as 30% to 70%. The results of the two-stage </w:t>
+      </w:r>
+      <w:proofErr w:type="spellStart"/>
+      <w:r>
+        <w:rPr>
+          <w:rFonts w:ascii="Times New Roman" w:hAnsi="Times New Roman" w:cs="Times New Roman"/>
+        </w:rPr>
+        <w:t>biprobit</w:t>
+      </w:r>
+      <w:proofErr w:type="spellEnd"/>
+      <w:r>
+        <w:rPr>
+          <w:rFonts w:ascii="Times New Roman" w:hAnsi="Times New Roman" w:cs="Times New Roman"/>
+        </w:rPr>
+        <w:t xml:space="preserve"> regression is the local average treatment effect of IO monotherapy versus chemotherapy for those patients who exist in the specified range. </w:t>
+      </w:r>
+    </w:p>
+    <w:p>
+      <w:pPr>
+        <w:rPr>
+          <w:rFonts w:ascii="Times New Roman" w:hAnsi="Times New Roman" w:cs="Times New Roman"/>
+        </w:rPr>
+      </w:pPr>
     </w:p>
     <w:p>
       <w:pPr>
@@ -3778,7 +3883,14 @@
         <w:rPr>
           <w:rFonts w:ascii="Times New Roman" w:hAnsi="Times New Roman" w:cs="Times New Roman"/>
         </w:rPr>
-        <w:t xml:space="preserve"> one to predict 12-month progression-free survival (PFS) and one to predict 12-month overall survival (OS). ML models were created using the </w:t>
+        <w:t xml:space="preserve"> one to predict 12-month progression-free survival (PFS) and </w:t>
+      </w:r>
+      <w:r>
+        <w:rPr>
+          <w:rFonts w:ascii="Times New Roman" w:hAnsi="Times New Roman" w:cs="Times New Roman"/>
+        </w:rPr>
+        <w:lastRenderedPageBreak/>
+        <w:t xml:space="preserve">one to predict 12-month overall survival (OS). ML models were created using the </w:t>
       </w:r>
       <w:proofErr w:type="spellStart"/>
       <w:r>
@@ -6083,6 +6195,7 @@
                 <w:sz w:val="22"/>
                 <w:szCs w:val="22"/>
               </w:rPr>
+              <w:lastRenderedPageBreak/>
               <w:t>Stage II</w:t>
             </w:r>
           </w:p>
@@ -6489,7 +6602,6 @@
                 <w:sz w:val="22"/>
                 <w:szCs w:val="22"/>
               </w:rPr>
-              <w:lastRenderedPageBreak/>
               <w:t>ECOG Status</w:t>
             </w:r>
           </w:p>
@@ -9876,6 +9988,7 @@
                 <w:sz w:val="22"/>
                 <w:szCs w:val="22"/>
               </w:rPr>
+              <w:lastRenderedPageBreak/>
               <w:t>Glucocorticoid Use Prior to Treatment</w:t>
             </w:r>
           </w:p>
@@ -10153,7 +10266,6 @@
                 <w:sz w:val="22"/>
                 <w:szCs w:val="22"/>
               </w:rPr>
-              <w:lastRenderedPageBreak/>
               <w:t>Brain</w:t>
             </w:r>
           </w:p>
@@ -11173,19 +11285,7 @@
         <w:rPr>
           <w:rFonts w:ascii="Times New Roman" w:hAnsi="Times New Roman" w:cs="Times New Roman"/>
         </w:rPr>
-        <w:t xml:space="preserve">Within the test set, patients in the IO monotherapy group with PD-L1 &gt;= 50% had improved 12-month PFS (HR </w:t>
-      </w:r>
-      <w:r>
-        <w:rPr>
-          <w:rFonts w:ascii="Times New Roman" w:hAnsi="Times New Roman" w:cs="Times New Roman"/>
-        </w:rPr>
-        <w:t>0.59 [0.45, 0.79]</w:t>
-      </w:r>
-      <w:r>
-        <w:rPr>
-          <w:rFonts w:ascii="Times New Roman" w:hAnsi="Times New Roman" w:cs="Times New Roman"/>
-        </w:rPr>
-        <w:t xml:space="preserve">, p &lt; 0.0001) compared to those with 1% &lt;= PD-L1 &lt; 50%. </w:t>
+        <w:t xml:space="preserve">Within the test set, patients in the IO monotherapy group with PD-L1 &gt;= 50% had improved 12-month PFS (HR 0.59 [0.45, 0.79], p &lt; 0.0001) compared to those with 1% &lt;= PD-L1 &lt; 50%. </w:t>
       </w:r>
       <w:r>
         <w:rPr>
@@ -11211,15 +11311,7 @@
           <w:sz w:val="22"/>
           <w:szCs w:val="22"/>
         </w:rPr>
-        <w:t>0.89 [0.70, 1.13]</w:t>
-      </w:r>
-      <w:r>
-        <w:rPr>
-          <w:rFonts w:ascii="Times New Roman" w:hAnsi="Times New Roman" w:cs="Times New Roman"/>
-          <w:sz w:val="22"/>
-          <w:szCs w:val="22"/>
-        </w:rPr>
-        <w:t>, p = 0.34</w:t>
+        <w:t>0.89 [0.70, 1.13], p = 0.34</w:t>
       </w:r>
       <w:r>
         <w:rPr>
@@ -11246,15 +11338,7 @@
           <w:sz w:val="22"/>
           <w:szCs w:val="22"/>
         </w:rPr>
-        <w:t>0.85 [0.64, 1.13]</w:t>
-      </w:r>
-      <w:r>
-        <w:rPr>
-          <w:rFonts w:ascii="Times New Roman" w:hAnsi="Times New Roman" w:cs="Times New Roman"/>
-          <w:sz w:val="22"/>
-          <w:szCs w:val="22"/>
-        </w:rPr>
-        <w:t>, p = 0.26</w:t>
+        <w:t>0.85 [0.64, 1.13], p = 0.26</w:t>
       </w:r>
       <w:r>
         <w:rPr>
@@ -11310,6 +11394,7 @@
           <w:rFonts w:ascii="Times New Roman" w:hAnsi="Times New Roman" w:cs="Times New Roman"/>
           <w:noProof/>
         </w:rPr>
+        <w:lastRenderedPageBreak/>
         <w:drawing>
           <wp:inline distT="0" distB="0" distL="0" distR="0" wp14:anchorId="6ABD1B06" wp14:editId="3E221056">
             <wp:extent cx="6290945" cy="4181475"/>
@@ -11367,7 +11452,6 @@
           <w:b/>
           <w:bCs/>
         </w:rPr>
-        <w:lastRenderedPageBreak/>
         <w:t xml:space="preserve">Figure ***: </w:t>
       </w:r>
       <w:r>
@@ -12842,16 +12926,17 @@
           <w:b/>
           <w:bCs/>
         </w:rPr>
-        <w:t xml:space="preserve"> </w:t>
-      </w:r>
-      <w:r>
+        <w:t xml:space="preserve"> ATE of IO monotherapy vs. doublet chemotherapy following propensity score matching. Patients were only included if they had PD-L1 values at or above the specified threshold. ATE reflects the change in likelihood of 12-month disease progression attributed to treating with IO monotherapy over doublet chemotherapy.</w:t>
+      </w:r>
+    </w:p>
+    <w:p>
+      <w:pPr>
         <w:rPr>
           <w:rFonts w:ascii="Times New Roman" w:hAnsi="Times New Roman" w:cs="Times New Roman"/>
           <w:b/>
           <w:bCs/>
         </w:rPr>
-        <w:t>ATE of IO monotherapy vs. doublet chemotherapy following propensity score matching. Patients were only included if they had PD-L1 values at or above the specified threshold. ATE reflects the change in likelihood of 12-month disease progression attributed to treating with IO monotherapy over doublet chemotherapy.</w:t>
-      </w:r>
+      </w:pPr>
     </w:p>
     <w:p>
       <w:pPr>
@@ -12869,128 +12954,112 @@
         <w:tblLook w:val="04A0" w:firstRow="1" w:lastRow="0" w:firstColumn="1" w:lastColumn="0" w:noHBand="0" w:noVBand="1"/>
       </w:tblPr>
       <w:tblGrid>
-        <w:gridCol w:w="1307"/>
-        <w:gridCol w:w="2053"/>
-        <w:gridCol w:w="2062"/>
-        <w:gridCol w:w="1550"/>
-        <w:gridCol w:w="1778"/>
-        <w:gridCol w:w="1147"/>
+        <w:gridCol w:w="2065"/>
+        <w:gridCol w:w="1710"/>
+        <w:gridCol w:w="1620"/>
+        <w:gridCol w:w="1890"/>
+        <w:gridCol w:w="1620"/>
+        <w:gridCol w:w="990"/>
       </w:tblGrid>
       <w:tr>
         <w:tc>
           <w:tcPr>
-            <w:tcW w:w="1317" w:type="dxa"/>
-          </w:tcPr>
-          <w:p>
-            <w:pPr>
-              <w:jc w:val="center"/>
-              <w:rPr>
-                <w:rFonts w:ascii="Times New Roman" w:hAnsi="Times New Roman" w:cs="Times New Roman"/>
-                <w:b/>
-                <w:bCs/>
-              </w:rPr>
-            </w:pPr>
-            <w:r>
-              <w:rPr>
-                <w:rFonts w:ascii="Times New Roman" w:hAnsi="Times New Roman" w:cs="Times New Roman"/>
-                <w:b/>
-                <w:bCs/>
-              </w:rPr>
+            <w:tcW w:w="2065" w:type="dxa"/>
+          </w:tcPr>
+          <w:p>
+            <w:pPr>
+              <w:jc w:val="center"/>
+              <w:rPr>
+                <w:rFonts w:ascii="Times New Roman" w:hAnsi="Times New Roman" w:cs="Times New Roman"/>
+                <w:b/>
+                <w:bCs/>
+              </w:rPr>
+            </w:pPr>
+            <w:r>
+              <w:rPr>
+                <w:rFonts w:ascii="Times New Roman" w:hAnsi="Times New Roman" w:cs="Times New Roman"/>
+                <w:b/>
+                <w:bCs/>
+              </w:rPr>
+              <w:lastRenderedPageBreak/>
               <w:t>Outcome</w:t>
             </w:r>
           </w:p>
         </w:tc>
         <w:tc>
           <w:tcPr>
-            <w:tcW w:w="2106" w:type="dxa"/>
-            <w:vAlign w:val="bottom"/>
-          </w:tcPr>
-          <w:p>
-            <w:pPr>
-              <w:jc w:val="center"/>
-              <w:rPr>
-                <w:rFonts w:ascii="Times New Roman" w:hAnsi="Times New Roman" w:cs="Times New Roman"/>
-                <w:b/>
-                <w:bCs/>
-              </w:rPr>
-            </w:pPr>
-            <w:r>
-              <w:rPr>
-                <w:rFonts w:ascii="Times New Roman" w:hAnsi="Times New Roman" w:cs="Times New Roman"/>
-                <w:b/>
-                <w:bCs/>
-              </w:rPr>
-              <w:t>PD-L1 values under threshold</w:t>
-            </w:r>
-          </w:p>
-        </w:tc>
-        <w:tc>
-          <w:tcPr>
-            <w:tcW w:w="2115" w:type="dxa"/>
-            <w:vAlign w:val="bottom"/>
-          </w:tcPr>
-          <w:p>
-            <w:pPr>
-              <w:jc w:val="center"/>
-              <w:rPr>
-                <w:rFonts w:ascii="Times New Roman" w:hAnsi="Times New Roman" w:cs="Times New Roman"/>
-                <w:b/>
-                <w:bCs/>
-              </w:rPr>
-            </w:pPr>
-            <w:r>
-              <w:rPr>
-                <w:rFonts w:ascii="Times New Roman" w:hAnsi="Times New Roman" w:cs="Times New Roman"/>
-                <w:b/>
-                <w:bCs/>
-              </w:rPr>
-              <w:t xml:space="preserve">PD-L1 values </w:t>
-            </w:r>
-            <w:r>
-              <w:rPr>
-                <w:rFonts w:ascii="Times New Roman" w:hAnsi="Times New Roman" w:cs="Times New Roman"/>
-                <w:b/>
-                <w:bCs/>
-              </w:rPr>
-              <w:t>over</w:t>
-            </w:r>
-            <w:r>
-              <w:rPr>
-                <w:rFonts w:ascii="Times New Roman" w:hAnsi="Times New Roman" w:cs="Times New Roman"/>
-                <w:b/>
-                <w:bCs/>
-              </w:rPr>
-              <w:t xml:space="preserve"> threshold</w:t>
-            </w:r>
-          </w:p>
-        </w:tc>
-        <w:tc>
-          <w:tcPr>
-            <w:tcW w:w="1387" w:type="dxa"/>
-            <w:vAlign w:val="bottom"/>
-          </w:tcPr>
-          <w:p>
-            <w:pPr>
-              <w:jc w:val="center"/>
-              <w:rPr>
-                <w:rFonts w:ascii="Times New Roman" w:hAnsi="Times New Roman" w:cs="Times New Roman"/>
-                <w:b/>
-                <w:bCs/>
-              </w:rPr>
-            </w:pPr>
-            <w:r>
-              <w:rPr>
-                <w:rFonts w:ascii="Times New Roman" w:hAnsi="Times New Roman" w:cs="Times New Roman"/>
-                <w:b/>
-                <w:bCs/>
-              </w:rPr>
-              <w:t>Adjusted discontinuity</w:t>
-            </w:r>
-          </w:p>
-        </w:tc>
-        <w:tc>
-          <w:tcPr>
-            <w:tcW w:w="1802" w:type="dxa"/>
+            <w:tcW w:w="1710" w:type="dxa"/>
+            <w:vAlign w:val="bottom"/>
+          </w:tcPr>
+          <w:p>
+            <w:pPr>
+              <w:jc w:val="center"/>
+              <w:rPr>
+                <w:rFonts w:ascii="Times New Roman" w:hAnsi="Times New Roman" w:cs="Times New Roman"/>
+                <w:b/>
+                <w:bCs/>
+              </w:rPr>
+            </w:pPr>
+            <w:r>
+              <w:rPr>
+                <w:rFonts w:ascii="Times New Roman" w:hAnsi="Times New Roman" w:cs="Times New Roman"/>
+                <w:b/>
+                <w:bCs/>
+              </w:rPr>
+              <w:t>Number of patients under threshold</w:t>
+            </w:r>
+          </w:p>
+        </w:tc>
+        <w:tc>
+          <w:tcPr>
+            <w:tcW w:w="1620" w:type="dxa"/>
+            <w:vAlign w:val="bottom"/>
+          </w:tcPr>
+          <w:p>
+            <w:pPr>
+              <w:jc w:val="center"/>
+              <w:rPr>
+                <w:rFonts w:ascii="Times New Roman" w:hAnsi="Times New Roman" w:cs="Times New Roman"/>
+                <w:b/>
+                <w:bCs/>
+              </w:rPr>
+            </w:pPr>
+            <w:r>
+              <w:rPr>
+                <w:rFonts w:ascii="Times New Roman" w:hAnsi="Times New Roman" w:cs="Times New Roman"/>
+                <w:b/>
+                <w:bCs/>
+              </w:rPr>
+              <w:t>Number of patients over threshold</w:t>
+            </w:r>
+          </w:p>
+        </w:tc>
+        <w:tc>
+          <w:tcPr>
+            <w:tcW w:w="1890" w:type="dxa"/>
+            <w:vAlign w:val="bottom"/>
+          </w:tcPr>
+          <w:p>
+            <w:pPr>
+              <w:rPr>
+                <w:rFonts w:ascii="Times New Roman" w:hAnsi="Times New Roman" w:cs="Times New Roman"/>
+                <w:b/>
+                <w:bCs/>
+              </w:rPr>
+            </w:pPr>
+            <w:r>
+              <w:rPr>
+                <w:rFonts w:ascii="Times New Roman" w:hAnsi="Times New Roman" w:cs="Times New Roman"/>
+                <w:b/>
+                <w:bCs/>
+              </w:rPr>
+              <w:t xml:space="preserve">Local average treatment effect </w:t>
+            </w:r>
+          </w:p>
+        </w:tc>
+        <w:tc>
+          <w:tcPr>
+            <w:tcW w:w="1620" w:type="dxa"/>
             <w:vAlign w:val="bottom"/>
           </w:tcPr>
           <w:p>
@@ -13015,7 +13084,7 @@
         </w:tc>
         <w:tc>
           <w:tcPr>
-            <w:tcW w:w="1170" w:type="dxa"/>
+            <w:tcW w:w="990" w:type="dxa"/>
             <w:vAlign w:val="bottom"/>
           </w:tcPr>
           <w:p>
@@ -13042,44 +13111,98 @@
       <w:tr>
         <w:tc>
           <w:tcPr>
-            <w:tcW w:w="1317" w:type="dxa"/>
-          </w:tcPr>
-          <w:p>
-            <w:pPr>
-              <w:jc w:val="center"/>
-              <w:rPr>
-                <w:rFonts w:ascii="Times New Roman" w:hAnsi="Times New Roman" w:cs="Times New Roman"/>
-                <w:b/>
-                <w:bCs/>
-              </w:rPr>
-            </w:pPr>
-            <w:r>
-              <w:rPr>
-                <w:rFonts w:ascii="Times New Roman" w:hAnsi="Times New Roman" w:cs="Times New Roman"/>
-                <w:b/>
-                <w:bCs/>
-              </w:rPr>
-              <w:t>12-month PFS</w:t>
-            </w:r>
-          </w:p>
-        </w:tc>
-        <w:tc>
-          <w:tcPr>
-            <w:tcW w:w="2106" w:type="dxa"/>
-            <w:vAlign w:val="bottom"/>
-          </w:tcPr>
-          <w:p>
-            <w:pPr>
-              <w:jc w:val="center"/>
-              <w:rPr>
-                <w:rFonts w:ascii="Times New Roman" w:hAnsi="Times New Roman" w:cs="Times New Roman"/>
-              </w:rPr>
-            </w:pPr>
-          </w:p>
-        </w:tc>
-        <w:tc>
-          <w:tcPr>
-            <w:tcW w:w="2115" w:type="dxa"/>
+            <w:tcW w:w="2065" w:type="dxa"/>
+          </w:tcPr>
+          <w:p>
+            <w:pPr>
+              <w:jc w:val="center"/>
+              <w:rPr>
+                <w:rFonts w:ascii="Times New Roman" w:hAnsi="Times New Roman" w:cs="Times New Roman"/>
+                <w:b/>
+                <w:bCs/>
+              </w:rPr>
+            </w:pPr>
+            <w:r>
+              <w:rPr>
+                <w:rFonts w:ascii="Times New Roman" w:hAnsi="Times New Roman" w:cs="Times New Roman"/>
+                <w:b/>
+                <w:bCs/>
+              </w:rPr>
+              <w:t xml:space="preserve">12-month </w:t>
+            </w:r>
+            <w:r>
+              <w:rPr>
+                <w:rFonts w:ascii="Times New Roman" w:hAnsi="Times New Roman" w:cs="Times New Roman"/>
+                <w:b/>
+                <w:bCs/>
+              </w:rPr>
+              <w:t>Progression</w:t>
+            </w:r>
+          </w:p>
+        </w:tc>
+        <w:tc>
+          <w:tcPr>
+            <w:tcW w:w="1710" w:type="dxa"/>
+            <w:vAlign w:val="bottom"/>
+          </w:tcPr>
+          <w:p>
+            <w:pPr>
+              <w:jc w:val="center"/>
+              <w:rPr>
+                <w:rFonts w:ascii="Times New Roman" w:hAnsi="Times New Roman" w:cs="Times New Roman"/>
+              </w:rPr>
+            </w:pPr>
+            <w:r>
+              <w:rPr>
+                <w:rFonts w:ascii="Times New Roman" w:hAnsi="Times New Roman" w:cs="Times New Roman"/>
+              </w:rPr>
+              <w:t>326</w:t>
+            </w:r>
+          </w:p>
+        </w:tc>
+        <w:tc>
+          <w:tcPr>
+            <w:tcW w:w="1620" w:type="dxa"/>
+            <w:vAlign w:val="bottom"/>
+          </w:tcPr>
+          <w:p>
+            <w:pPr>
+              <w:jc w:val="center"/>
+              <w:rPr>
+                <w:rFonts w:ascii="Times New Roman" w:hAnsi="Times New Roman" w:cs="Times New Roman"/>
+              </w:rPr>
+            </w:pPr>
+            <w:r>
+              <w:rPr>
+                <w:rFonts w:ascii="Times New Roman" w:hAnsi="Times New Roman" w:cs="Times New Roman"/>
+              </w:rPr>
+              <w:t>760</w:t>
+            </w:r>
+          </w:p>
+        </w:tc>
+        <w:tc>
+          <w:tcPr>
+            <w:tcW w:w="1890" w:type="dxa"/>
+            <w:vAlign w:val="bottom"/>
+          </w:tcPr>
+          <w:p>
+            <w:pPr>
+              <w:jc w:val="center"/>
+              <w:rPr>
+                <w:rFonts w:ascii="Times New Roman" w:hAnsi="Times New Roman" w:cs="Times New Roman"/>
+              </w:rPr>
+            </w:pPr>
+            <w:r>
+              <w:rPr>
+                <w:rFonts w:ascii="Times New Roman" w:hAnsi="Times New Roman" w:cs="Times New Roman"/>
+              </w:rPr>
+              <w:t xml:space="preserve">-11.9 </w:t>
+            </w:r>
+          </w:p>
+        </w:tc>
+        <w:tc>
+          <w:tcPr>
+            <w:tcW w:w="1620" w:type="dxa"/>
             <w:vAlign w:val="bottom"/>
           </w:tcPr>
           <w:p>
@@ -13090,11 +13213,17 @@
                 <w:color w:val="000000"/>
               </w:rPr>
             </w:pPr>
-          </w:p>
-        </w:tc>
-        <w:tc>
-          <w:tcPr>
-            <w:tcW w:w="1387" w:type="dxa"/>
+            <w:r>
+              <w:rPr>
+                <w:rFonts w:ascii="Times New Roman" w:hAnsi="Times New Roman" w:cs="Times New Roman"/>
+              </w:rPr>
+              <w:t>[-84.7, 61.0]</w:t>
+            </w:r>
+          </w:p>
+        </w:tc>
+        <w:tc>
+          <w:tcPr>
+            <w:tcW w:w="990" w:type="dxa"/>
             <w:vAlign w:val="bottom"/>
           </w:tcPr>
           <w:p>
@@ -13105,76 +13234,111 @@
                 <w:color w:val="000000"/>
               </w:rPr>
             </w:pPr>
-          </w:p>
-        </w:tc>
-        <w:tc>
-          <w:tcPr>
-            <w:tcW w:w="1802" w:type="dxa"/>
-            <w:vAlign w:val="bottom"/>
-          </w:tcPr>
-          <w:p>
-            <w:pPr>
-              <w:jc w:val="center"/>
+            <w:r>
               <w:rPr>
                 <w:rFonts w:ascii="Times New Roman" w:hAnsi="Times New Roman" w:cs="Times New Roman"/>
                 <w:color w:val="000000"/>
               </w:rPr>
-            </w:pPr>
-          </w:p>
-        </w:tc>
-        <w:tc>
-          <w:tcPr>
-            <w:tcW w:w="1170" w:type="dxa"/>
-            <w:vAlign w:val="bottom"/>
-          </w:tcPr>
-          <w:p>
-            <w:pPr>
-              <w:jc w:val="center"/>
-              <w:rPr>
-                <w:rFonts w:ascii="Times New Roman" w:hAnsi="Times New Roman" w:cs="Times New Roman"/>
-                <w:color w:val="000000"/>
-              </w:rPr>
-            </w:pPr>
+              <w:t>0.75</w:t>
+            </w:r>
           </w:p>
         </w:tc>
       </w:tr>
       <w:tr>
         <w:tc>
           <w:tcPr>
-            <w:tcW w:w="1317" w:type="dxa"/>
-          </w:tcPr>
-          <w:p>
-            <w:pPr>
-              <w:jc w:val="center"/>
-              <w:rPr>
-                <w:rFonts w:ascii="Times New Roman" w:hAnsi="Times New Roman" w:cs="Times New Roman"/>
-              </w:rPr>
-            </w:pPr>
-          </w:p>
-        </w:tc>
-        <w:tc>
-          <w:tcPr>
-            <w:tcW w:w="2106" w:type="dxa"/>
-            <w:vAlign w:val="bottom"/>
-          </w:tcPr>
-          <w:p>
-            <w:pPr>
-              <w:jc w:val="center"/>
-              <w:rPr>
-                <w:rFonts w:ascii="Times New Roman" w:hAnsi="Times New Roman" w:cs="Times New Roman"/>
-              </w:rPr>
-            </w:pPr>
-            <w:r>
-              <w:rPr>
-                <w:rFonts w:ascii="Times New Roman" w:hAnsi="Times New Roman" w:cs="Times New Roman"/>
-              </w:rPr>
-              <w:t>40-49%</w:t>
-            </w:r>
-          </w:p>
-        </w:tc>
-        <w:tc>
-          <w:tcPr>
-            <w:tcW w:w="2115" w:type="dxa"/>
+            <w:tcW w:w="2065" w:type="dxa"/>
+          </w:tcPr>
+          <w:p>
+            <w:pPr>
+              <w:jc w:val="center"/>
+              <w:rPr>
+                <w:rFonts w:ascii="Times New Roman" w:hAnsi="Times New Roman" w:cs="Times New Roman"/>
+                <w:b/>
+                <w:bCs/>
+              </w:rPr>
+            </w:pPr>
+            <w:r>
+              <w:rPr>
+                <w:rFonts w:ascii="Times New Roman" w:hAnsi="Times New Roman" w:cs="Times New Roman"/>
+                <w:b/>
+                <w:bCs/>
+              </w:rPr>
+              <w:t xml:space="preserve">12-month </w:t>
+            </w:r>
+            <w:r>
+              <w:rPr>
+                <w:rFonts w:ascii="Times New Roman" w:hAnsi="Times New Roman" w:cs="Times New Roman"/>
+                <w:b/>
+                <w:bCs/>
+              </w:rPr>
+              <w:t>Mortality</w:t>
+            </w:r>
+          </w:p>
+        </w:tc>
+        <w:tc>
+          <w:tcPr>
+            <w:tcW w:w="1710" w:type="dxa"/>
+            <w:vAlign w:val="bottom"/>
+          </w:tcPr>
+          <w:p>
+            <w:pPr>
+              <w:jc w:val="center"/>
+              <w:rPr>
+                <w:rFonts w:ascii="Times New Roman" w:hAnsi="Times New Roman" w:cs="Times New Roman"/>
+              </w:rPr>
+            </w:pPr>
+            <w:r>
+              <w:rPr>
+                <w:rFonts w:ascii="Times New Roman" w:hAnsi="Times New Roman" w:cs="Times New Roman"/>
+              </w:rPr>
+              <w:t>326</w:t>
+            </w:r>
+          </w:p>
+        </w:tc>
+        <w:tc>
+          <w:tcPr>
+            <w:tcW w:w="1620" w:type="dxa"/>
+            <w:vAlign w:val="bottom"/>
+          </w:tcPr>
+          <w:p>
+            <w:pPr>
+              <w:jc w:val="center"/>
+              <w:rPr>
+                <w:rFonts w:ascii="Times New Roman" w:hAnsi="Times New Roman" w:cs="Times New Roman"/>
+              </w:rPr>
+            </w:pPr>
+            <w:r>
+              <w:rPr>
+                <w:rFonts w:ascii="Times New Roman" w:hAnsi="Times New Roman" w:cs="Times New Roman"/>
+              </w:rPr>
+              <w:t>760</w:t>
+            </w:r>
+          </w:p>
+        </w:tc>
+        <w:tc>
+          <w:tcPr>
+            <w:tcW w:w="1890" w:type="dxa"/>
+            <w:vAlign w:val="bottom"/>
+          </w:tcPr>
+          <w:p>
+            <w:pPr>
+              <w:jc w:val="center"/>
+              <w:rPr>
+                <w:rFonts w:ascii="Times New Roman" w:hAnsi="Times New Roman" w:cs="Times New Roman"/>
+              </w:rPr>
+            </w:pPr>
+            <w:r>
+              <w:rPr>
+                <w:rFonts w:ascii="Times New Roman" w:hAnsi="Times New Roman" w:cs="Times New Roman"/>
+              </w:rPr>
+              <w:t xml:space="preserve">22.7 </w:t>
+            </w:r>
+          </w:p>
+        </w:tc>
+        <w:tc>
+          <w:tcPr>
+            <w:tcW w:w="1620" w:type="dxa"/>
             <w:vAlign w:val="bottom"/>
           </w:tcPr>
           <w:p>
@@ -13190,75 +13354,14 @@
                 <w:rFonts w:ascii="Times New Roman" w:hAnsi="Times New Roman" w:cs="Times New Roman"/>
                 <w:color w:val="000000"/>
               </w:rPr>
-              <w:t>50-59%</w:t>
-            </w:r>
-          </w:p>
-        </w:tc>
-        <w:tc>
-          <w:tcPr>
-            <w:tcW w:w="1387" w:type="dxa"/>
-            <w:vAlign w:val="bottom"/>
-          </w:tcPr>
-          <w:p>
-            <w:pPr>
-              <w:jc w:val="center"/>
-              <w:rPr>
-                <w:rFonts w:ascii="Times New Roman" w:hAnsi="Times New Roman" w:cs="Times New Roman"/>
-              </w:rPr>
-            </w:pPr>
-            <w:r>
-              <w:rPr>
-                <w:rFonts w:ascii="Times New Roman" w:hAnsi="Times New Roman" w:cs="Times New Roman"/>
-              </w:rPr>
-              <w:t>-0.204</w:t>
-            </w:r>
-          </w:p>
-        </w:tc>
-        <w:tc>
-          <w:tcPr>
-            <w:tcW w:w="1802" w:type="dxa"/>
-            <w:vAlign w:val="bottom"/>
-          </w:tcPr>
-          <w:p>
-            <w:pPr>
-              <w:jc w:val="center"/>
-              <w:rPr>
-                <w:rFonts w:ascii="Times New Roman" w:hAnsi="Times New Roman" w:cs="Times New Roman"/>
-              </w:rPr>
-            </w:pPr>
-            <w:r>
-              <w:rPr>
-                <w:rFonts w:ascii="Times New Roman" w:hAnsi="Times New Roman" w:cs="Times New Roman"/>
-              </w:rPr>
-              <w:t>[-1.257, .849]</w:t>
-            </w:r>
-          </w:p>
-        </w:tc>
-        <w:tc>
-          <w:tcPr>
-            <w:tcW w:w="1170" w:type="dxa"/>
-            <w:vAlign w:val="bottom"/>
-          </w:tcPr>
-          <w:p>
-            <w:pPr>
-              <w:jc w:val="center"/>
-              <w:rPr>
-                <w:rFonts w:ascii="Times New Roman" w:hAnsi="Times New Roman" w:cs="Times New Roman"/>
-              </w:rPr>
-            </w:pPr>
-            <w:r>
-              <w:rPr>
-                <w:rFonts w:ascii="Times New Roman" w:hAnsi="Times New Roman" w:cs="Times New Roman"/>
-              </w:rPr>
-              <w:t>0.70</w:t>
-            </w:r>
-          </w:p>
-        </w:tc>
-      </w:tr>
-      <w:tr>
-        <w:tc>
-          <w:tcPr>
-            <w:tcW w:w="1317" w:type="dxa"/>
+              <w:t>[-56.9, 102.3]</w:t>
+            </w:r>
+          </w:p>
+        </w:tc>
+        <w:tc>
+          <w:tcPr>
+            <w:tcW w:w="990" w:type="dxa"/>
+            <w:vAlign w:val="bottom"/>
           </w:tcPr>
           <w:p>
             <w:pPr>
@@ -13268,464 +13371,12 @@
                 <w:color w:val="000000"/>
               </w:rPr>
             </w:pPr>
-          </w:p>
-        </w:tc>
-        <w:tc>
-          <w:tcPr>
-            <w:tcW w:w="2106" w:type="dxa"/>
-            <w:vAlign w:val="bottom"/>
-          </w:tcPr>
-          <w:p>
-            <w:pPr>
-              <w:jc w:val="center"/>
-              <w:rPr>
-                <w:rFonts w:ascii="Times New Roman" w:hAnsi="Times New Roman" w:cs="Times New Roman"/>
-              </w:rPr>
-            </w:pPr>
             <w:r>
               <w:rPr>
                 <w:rFonts w:ascii="Times New Roman" w:hAnsi="Times New Roman" w:cs="Times New Roman"/>
                 <w:color w:val="000000"/>
               </w:rPr>
-              <w:t>30-49%</w:t>
-            </w:r>
-          </w:p>
-        </w:tc>
-        <w:tc>
-          <w:tcPr>
-            <w:tcW w:w="2115" w:type="dxa"/>
-            <w:vAlign w:val="bottom"/>
-          </w:tcPr>
-          <w:p>
-            <w:pPr>
-              <w:jc w:val="center"/>
-              <w:rPr>
-                <w:rFonts w:ascii="Times New Roman" w:hAnsi="Times New Roman" w:cs="Times New Roman"/>
-                <w:color w:val="000000"/>
-              </w:rPr>
-            </w:pPr>
-            <w:r>
-              <w:rPr>
-                <w:rFonts w:ascii="Times New Roman" w:hAnsi="Times New Roman" w:cs="Times New Roman"/>
-                <w:color w:val="000000"/>
-              </w:rPr>
-              <w:t>50-69%</w:t>
-            </w:r>
-          </w:p>
-        </w:tc>
-        <w:tc>
-          <w:tcPr>
-            <w:tcW w:w="1387" w:type="dxa"/>
-            <w:vAlign w:val="bottom"/>
-          </w:tcPr>
-          <w:p>
-            <w:pPr>
-              <w:jc w:val="center"/>
-              <w:rPr>
-                <w:rFonts w:ascii="Times New Roman" w:hAnsi="Times New Roman" w:cs="Times New Roman"/>
-              </w:rPr>
-            </w:pPr>
-            <w:r>
-              <w:rPr>
-                <w:rFonts w:ascii="Times New Roman" w:hAnsi="Times New Roman" w:cs="Times New Roman"/>
-              </w:rPr>
-              <w:t>0.098</w:t>
-            </w:r>
-          </w:p>
-        </w:tc>
-        <w:tc>
-          <w:tcPr>
-            <w:tcW w:w="1802" w:type="dxa"/>
-            <w:vAlign w:val="bottom"/>
-          </w:tcPr>
-          <w:p>
-            <w:pPr>
-              <w:jc w:val="center"/>
-              <w:rPr>
-                <w:rFonts w:ascii="Times New Roman" w:hAnsi="Times New Roman" w:cs="Times New Roman"/>
-              </w:rPr>
-            </w:pPr>
-            <w:r>
-              <w:rPr>
-                <w:rFonts w:ascii="Times New Roman" w:hAnsi="Times New Roman" w:cs="Times New Roman"/>
-              </w:rPr>
-              <w:t>[-0.608, 0.805]</w:t>
-            </w:r>
-          </w:p>
-        </w:tc>
-        <w:tc>
-          <w:tcPr>
-            <w:tcW w:w="1170" w:type="dxa"/>
-            <w:vAlign w:val="bottom"/>
-          </w:tcPr>
-          <w:p>
-            <w:pPr>
-              <w:jc w:val="center"/>
-              <w:rPr>
-                <w:rFonts w:ascii="Times New Roman" w:hAnsi="Times New Roman" w:cs="Times New Roman"/>
-              </w:rPr>
-            </w:pPr>
-            <w:r>
-              <w:rPr>
-                <w:rFonts w:ascii="Times New Roman" w:hAnsi="Times New Roman" w:cs="Times New Roman"/>
-              </w:rPr>
-              <w:t>0.79</w:t>
-            </w:r>
-          </w:p>
-        </w:tc>
-      </w:tr>
-      <w:tr>
-        <w:trPr>
-          <w:trHeight w:val="476"/>
-        </w:trPr>
-        <w:tc>
-          <w:tcPr>
-            <w:tcW w:w="1317" w:type="dxa"/>
-          </w:tcPr>
-          <w:p>
-            <w:pPr>
-              <w:jc w:val="center"/>
-              <w:rPr>
-                <w:rFonts w:ascii="Times New Roman" w:hAnsi="Times New Roman" w:cs="Times New Roman"/>
-                <w:b/>
-                <w:bCs/>
-                <w:color w:val="000000"/>
-              </w:rPr>
-            </w:pPr>
-            <w:r>
-              <w:rPr>
-                <w:rFonts w:ascii="Times New Roman" w:hAnsi="Times New Roman" w:cs="Times New Roman"/>
-                <w:b/>
-                <w:bCs/>
-                <w:color w:val="000000"/>
-              </w:rPr>
-              <w:t>12-month OS</w:t>
-            </w:r>
-          </w:p>
-        </w:tc>
-        <w:tc>
-          <w:tcPr>
-            <w:tcW w:w="2106" w:type="dxa"/>
-            <w:vAlign w:val="bottom"/>
-          </w:tcPr>
-          <w:p>
-            <w:pPr>
-              <w:jc w:val="center"/>
-              <w:rPr>
-                <w:rFonts w:ascii="Times New Roman" w:hAnsi="Times New Roman" w:cs="Times New Roman"/>
-                <w:color w:val="000000"/>
-              </w:rPr>
-            </w:pPr>
-          </w:p>
-        </w:tc>
-        <w:tc>
-          <w:tcPr>
-            <w:tcW w:w="2115" w:type="dxa"/>
-            <w:vAlign w:val="bottom"/>
-          </w:tcPr>
-          <w:p>
-            <w:pPr>
-              <w:jc w:val="center"/>
-              <w:rPr>
-                <w:rFonts w:ascii="Times New Roman" w:hAnsi="Times New Roman" w:cs="Times New Roman"/>
-                <w:color w:val="000000"/>
-              </w:rPr>
-            </w:pPr>
-          </w:p>
-        </w:tc>
-        <w:tc>
-          <w:tcPr>
-            <w:tcW w:w="1387" w:type="dxa"/>
-            <w:vAlign w:val="bottom"/>
-          </w:tcPr>
-          <w:p>
-            <w:pPr>
-              <w:jc w:val="center"/>
-              <w:rPr>
-                <w:rFonts w:ascii="Times New Roman" w:hAnsi="Times New Roman" w:cs="Times New Roman"/>
-                <w:color w:val="000000"/>
-              </w:rPr>
-            </w:pPr>
-          </w:p>
-        </w:tc>
-        <w:tc>
-          <w:tcPr>
-            <w:tcW w:w="1802" w:type="dxa"/>
-            <w:vAlign w:val="bottom"/>
-          </w:tcPr>
-          <w:p>
-            <w:pPr>
-              <w:jc w:val="center"/>
-              <w:rPr>
-                <w:rFonts w:ascii="Times New Roman" w:hAnsi="Times New Roman" w:cs="Times New Roman"/>
-                <w:color w:val="000000"/>
-              </w:rPr>
-            </w:pPr>
-          </w:p>
-        </w:tc>
-        <w:tc>
-          <w:tcPr>
-            <w:tcW w:w="1170" w:type="dxa"/>
-            <w:vAlign w:val="bottom"/>
-          </w:tcPr>
-          <w:p>
-            <w:pPr>
-              <w:jc w:val="center"/>
-              <w:rPr>
-                <w:rFonts w:ascii="Times New Roman" w:hAnsi="Times New Roman" w:cs="Times New Roman"/>
-                <w:color w:val="000000"/>
-              </w:rPr>
-            </w:pPr>
-          </w:p>
-        </w:tc>
-      </w:tr>
-      <w:tr>
-        <w:tc>
-          <w:tcPr>
-            <w:tcW w:w="1317" w:type="dxa"/>
-          </w:tcPr>
-          <w:p>
-            <w:pPr>
-              <w:jc w:val="center"/>
-              <w:rPr>
-                <w:rFonts w:ascii="Times New Roman" w:hAnsi="Times New Roman" w:cs="Times New Roman"/>
-                <w:color w:val="000000"/>
-              </w:rPr>
-            </w:pPr>
-          </w:p>
-        </w:tc>
-        <w:tc>
-          <w:tcPr>
-            <w:tcW w:w="2106" w:type="dxa"/>
-            <w:vAlign w:val="bottom"/>
-          </w:tcPr>
-          <w:p>
-            <w:pPr>
-              <w:jc w:val="center"/>
-              <w:rPr>
-                <w:rFonts w:ascii="Times New Roman" w:hAnsi="Times New Roman" w:cs="Times New Roman"/>
-                <w:color w:val="000000"/>
-              </w:rPr>
-            </w:pPr>
-            <w:r>
-              <w:rPr>
-                <w:rFonts w:ascii="Times New Roman" w:hAnsi="Times New Roman" w:cs="Times New Roman"/>
-              </w:rPr>
-              <w:t>40-49%</w:t>
-            </w:r>
-          </w:p>
-        </w:tc>
-        <w:tc>
-          <w:tcPr>
-            <w:tcW w:w="2115" w:type="dxa"/>
-            <w:vAlign w:val="bottom"/>
-          </w:tcPr>
-          <w:p>
-            <w:pPr>
-              <w:jc w:val="center"/>
-              <w:rPr>
-                <w:rFonts w:ascii="Times New Roman" w:hAnsi="Times New Roman" w:cs="Times New Roman"/>
-                <w:color w:val="000000"/>
-              </w:rPr>
-            </w:pPr>
-            <w:r>
-              <w:rPr>
-                <w:rFonts w:ascii="Times New Roman" w:hAnsi="Times New Roman" w:cs="Times New Roman"/>
-                <w:color w:val="000000"/>
-              </w:rPr>
-              <w:t>50-59%</w:t>
-            </w:r>
-          </w:p>
-        </w:tc>
-        <w:tc>
-          <w:tcPr>
-            <w:tcW w:w="1387" w:type="dxa"/>
-            <w:vAlign w:val="bottom"/>
-          </w:tcPr>
-          <w:p>
-            <w:pPr>
-              <w:jc w:val="center"/>
-              <w:rPr>
-                <w:rFonts w:ascii="Times New Roman" w:hAnsi="Times New Roman" w:cs="Times New Roman"/>
-                <w:color w:val="000000"/>
-              </w:rPr>
-            </w:pPr>
-            <w:r>
-              <w:rPr>
-                <w:rFonts w:ascii="Times New Roman" w:hAnsi="Times New Roman" w:cs="Times New Roman"/>
-                <w:color w:val="000000"/>
-              </w:rPr>
-              <w:t>-0.158</w:t>
-            </w:r>
-          </w:p>
-        </w:tc>
-        <w:tc>
-          <w:tcPr>
-            <w:tcW w:w="1802" w:type="dxa"/>
-            <w:vAlign w:val="bottom"/>
-          </w:tcPr>
-          <w:p>
-            <w:pPr>
-              <w:jc w:val="center"/>
-              <w:rPr>
-                <w:rFonts w:ascii="Times New Roman" w:hAnsi="Times New Roman" w:cs="Times New Roman"/>
-                <w:color w:val="000000"/>
-              </w:rPr>
-            </w:pPr>
-            <w:r>
-              <w:rPr>
-                <w:rFonts w:ascii="Times New Roman" w:hAnsi="Times New Roman" w:cs="Times New Roman"/>
-                <w:color w:val="000000"/>
-              </w:rPr>
-              <w:t>[-1.197, 0.882]</w:t>
-            </w:r>
-          </w:p>
-        </w:tc>
-        <w:tc>
-          <w:tcPr>
-            <w:tcW w:w="1170" w:type="dxa"/>
-            <w:vAlign w:val="bottom"/>
-          </w:tcPr>
-          <w:p>
-            <w:pPr>
-              <w:jc w:val="center"/>
-              <w:rPr>
-                <w:rFonts w:ascii="Times New Roman" w:hAnsi="Times New Roman" w:cs="Times New Roman"/>
-                <w:color w:val="000000"/>
-              </w:rPr>
-            </w:pPr>
-            <w:r>
-              <w:rPr>
-                <w:rFonts w:ascii="Times New Roman" w:hAnsi="Times New Roman" w:cs="Times New Roman"/>
-                <w:color w:val="000000"/>
-              </w:rPr>
-              <w:t>0.77</w:t>
-            </w:r>
-          </w:p>
-        </w:tc>
-      </w:tr>
-      <w:tr>
-        <w:tc>
-          <w:tcPr>
-            <w:tcW w:w="1317" w:type="dxa"/>
-          </w:tcPr>
-          <w:p>
-            <w:pPr>
-              <w:jc w:val="center"/>
-              <w:rPr>
-                <w:rFonts w:ascii="Times New Roman" w:hAnsi="Times New Roman" w:cs="Times New Roman"/>
-                <w:color w:val="000000"/>
-              </w:rPr>
-            </w:pPr>
-          </w:p>
-        </w:tc>
-        <w:tc>
-          <w:tcPr>
-            <w:tcW w:w="2106" w:type="dxa"/>
-            <w:vAlign w:val="bottom"/>
-          </w:tcPr>
-          <w:p>
-            <w:pPr>
-              <w:jc w:val="center"/>
-              <w:rPr>
-                <w:rFonts w:ascii="Times New Roman" w:hAnsi="Times New Roman" w:cs="Times New Roman"/>
-                <w:color w:val="000000"/>
-              </w:rPr>
-            </w:pPr>
-            <w:r>
-              <w:rPr>
-                <w:rFonts w:ascii="Times New Roman" w:hAnsi="Times New Roman" w:cs="Times New Roman"/>
-                <w:color w:val="000000"/>
-              </w:rPr>
-              <w:t>30-49%</w:t>
-            </w:r>
-          </w:p>
-        </w:tc>
-        <w:tc>
-          <w:tcPr>
-            <w:tcW w:w="2115" w:type="dxa"/>
-            <w:vAlign w:val="bottom"/>
-          </w:tcPr>
-          <w:p>
-            <w:pPr>
-              <w:jc w:val="center"/>
-              <w:rPr>
-                <w:rFonts w:ascii="Times New Roman" w:hAnsi="Times New Roman" w:cs="Times New Roman"/>
-                <w:color w:val="000000"/>
-              </w:rPr>
-            </w:pPr>
-            <w:r>
-              <w:rPr>
-                <w:rFonts w:ascii="Times New Roman" w:hAnsi="Times New Roman" w:cs="Times New Roman"/>
-                <w:color w:val="000000"/>
-              </w:rPr>
-              <w:t>50-69%</w:t>
-            </w:r>
-          </w:p>
-        </w:tc>
-        <w:tc>
-          <w:tcPr>
-            <w:tcW w:w="1387" w:type="dxa"/>
-            <w:vAlign w:val="bottom"/>
-          </w:tcPr>
-          <w:p>
-            <w:pPr>
-              <w:jc w:val="center"/>
-              <w:rPr>
-                <w:rFonts w:ascii="Times New Roman" w:hAnsi="Times New Roman" w:cs="Times New Roman"/>
-                <w:color w:val="000000"/>
-              </w:rPr>
-            </w:pPr>
-            <w:r>
-              <w:rPr>
-                <w:rFonts w:ascii="Times New Roman" w:hAnsi="Times New Roman" w:cs="Times New Roman"/>
-                <w:color w:val="000000"/>
-              </w:rPr>
-              <w:t>0.013</w:t>
-            </w:r>
-          </w:p>
-        </w:tc>
-        <w:tc>
-          <w:tcPr>
-            <w:tcW w:w="1802" w:type="dxa"/>
-            <w:vAlign w:val="bottom"/>
-          </w:tcPr>
-          <w:p>
-            <w:pPr>
-              <w:jc w:val="center"/>
-              <w:rPr>
-                <w:rFonts w:ascii="Times New Roman" w:hAnsi="Times New Roman" w:cs="Times New Roman"/>
-                <w:color w:val="000000"/>
-              </w:rPr>
-            </w:pPr>
-            <w:r>
-              <w:rPr>
-                <w:rFonts w:ascii="Times New Roman" w:hAnsi="Times New Roman" w:cs="Times New Roman"/>
-                <w:color w:val="000000"/>
-              </w:rPr>
-              <w:t>[-0.669, 0.695]</w:t>
-            </w:r>
-          </w:p>
-        </w:tc>
-        <w:tc>
-          <w:tcPr>
-            <w:tcW w:w="1170" w:type="dxa"/>
-            <w:vAlign w:val="bottom"/>
-          </w:tcPr>
-          <w:p>
-            <w:pPr>
-              <w:jc w:val="center"/>
-              <w:rPr>
-                <w:rFonts w:ascii="Times New Roman" w:hAnsi="Times New Roman" w:cs="Times New Roman"/>
-                <w:color w:val="000000"/>
-              </w:rPr>
-            </w:pPr>
-            <w:r>
-              <w:rPr>
-                <w:rFonts w:ascii="Times New Roman" w:hAnsi="Times New Roman" w:cs="Times New Roman"/>
-                <w:color w:val="000000"/>
-              </w:rPr>
-              <w:t>0.97</w:t>
+              <w:t>0.58</w:t>
             </w:r>
           </w:p>
         </w:tc>
@@ -13745,7 +13396,23 @@
           <w:b/>
           <w:bCs/>
         </w:rPr>
-        <w:t>Table ***: Regression discontinuity</w:t>
+        <w:t xml:space="preserve">Table ***: </w:t>
+      </w:r>
+      <w:r>
+        <w:rPr>
+          <w:rFonts w:ascii="Times New Roman" w:hAnsi="Times New Roman" w:cs="Times New Roman"/>
+          <w:b/>
+          <w:bCs/>
+        </w:rPr>
+        <w:t>Instrumental variable approach</w:t>
+      </w:r>
+      <w:r>
+        <w:rPr>
+          <w:rFonts w:ascii="Times New Roman" w:hAnsi="Times New Roman" w:cs="Times New Roman"/>
+          <w:b/>
+          <w:bCs/>
+        </w:rPr>
+        <w:t xml:space="preserve">. </w:t>
       </w:r>
     </w:p>
     <w:p>
@@ -13767,19 +13434,7 @@
         <w:rPr>
           <w:rFonts w:ascii="Times New Roman" w:hAnsi="Times New Roman" w:cs="Times New Roman"/>
         </w:rPr>
-        <w:t xml:space="preserve">The ML models achieved an AUROC of 0.70 (95% CI [0.69, 0.71]) and </w:t>
-      </w:r>
-      <w:r>
-        <w:rPr>
-          <w:rFonts w:ascii="Times New Roman" w:hAnsi="Times New Roman" w:cs="Times New Roman"/>
-        </w:rPr>
-        <w:t xml:space="preserve">0.74 (95% CI: [0.73, 0.75]) </w:t>
-      </w:r>
-      <w:r>
-        <w:rPr>
-          <w:rFonts w:ascii="Times New Roman" w:hAnsi="Times New Roman" w:cs="Times New Roman"/>
-        </w:rPr>
-        <w:t xml:space="preserve">for predicting 12-month PFS and 12-month OS, respectively. </w:t>
+        <w:t xml:space="preserve">The ML models achieved an AUROC of 0.70 (95% CI [0.69, 0.71]) and 0.74 (95% CI: [0.73, 0.75]) for predicting 12-month PFS and 12-month OS, respectively. </w:t>
       </w:r>
     </w:p>
     <w:p>
@@ -14057,7 +13712,6 @@
           <w:bCs/>
           <w:noProof/>
         </w:rPr>
-        <w:lastRenderedPageBreak/>
         <w:drawing>
           <wp:inline distT="0" distB="0" distL="0" distR="0" wp14:anchorId="7166AEDC" wp14:editId="3327FE85">
             <wp:extent cx="6290945" cy="4018280"/>
@@ -15808,7 +15462,7 @@
           <w:noProof/>
         </w:rPr>
         <w:drawing>
-          <wp:inline distT="0" distB="0" distL="0" distR="0" wp14:anchorId="40322153" wp14:editId="0AB2382D">
+          <wp:inline distT="0" distB="0" distL="0" distR="0" wp14:anchorId="40322153" wp14:editId="4F25BE90">
             <wp:extent cx="2978432" cy="3537019"/>
             <wp:effectExtent l="0" t="0" r="6350" b="0"/>
             <wp:docPr id="445907951" name="Picture 5" descr="A graph of a patient&#10;&#10;Description automatically generated with medium confidence"/>
@@ -15865,7 +15519,7 @@
           <w:noProof/>
         </w:rPr>
         <w:drawing>
-          <wp:inline distT="0" distB="0" distL="0" distR="0" wp14:anchorId="3FA51CB4" wp14:editId="1BA1010E">
+          <wp:inline distT="0" distB="0" distL="0" distR="0" wp14:anchorId="3FA51CB4" wp14:editId="3BF55E0C">
             <wp:extent cx="2758435" cy="3275762"/>
             <wp:effectExtent l="0" t="0" r="0" b="1270"/>
             <wp:docPr id="392707738" name="Picture 6" descr="A graph of a patient's health&#10;&#10;Description automatically generated with medium confidence"/>
@@ -15992,7 +15646,7 @@
           <w:noProof/>
         </w:rPr>
         <w:drawing>
-          <wp:inline distT="0" distB="0" distL="0" distR="0" wp14:anchorId="1074C5D8" wp14:editId="2DE74078">
+          <wp:inline distT="0" distB="0" distL="0" distR="0" wp14:anchorId="1074C5D8" wp14:editId="701DA2A4">
             <wp:extent cx="3046124" cy="3617406"/>
             <wp:effectExtent l="0" t="0" r="1905" b="2540"/>
             <wp:docPr id="86870469" name="Picture 7"/>
@@ -16047,7 +15701,7 @@
           <w:noProof/>
         </w:rPr>
         <w:drawing>
-          <wp:inline distT="0" distB="0" distL="0" distR="0" wp14:anchorId="35BAECDC" wp14:editId="753FDBFC">
+          <wp:inline distT="0" distB="0" distL="0" distR="0" wp14:anchorId="35BAECDC" wp14:editId="4DEBF4DD">
             <wp:extent cx="2910741" cy="3456633"/>
             <wp:effectExtent l="0" t="0" r="0" b="0"/>
             <wp:docPr id="56927783" name="Picture 8"/>

--- a/PDL1_Manuscript_ML_only.docx
+++ b/PDL1_Manuscript_ML_only.docx
@@ -3820,6 +3820,12 @@
         </w:rPr>
         <w:t xml:space="preserve"> regression is the local average treatment effect of IO monotherapy versus chemotherapy for those patients who exist in the specified range. </w:t>
       </w:r>
+      <w:r>
+        <w:rPr>
+          <w:rFonts w:ascii="Times New Roman" w:hAnsi="Times New Roman" w:cs="Times New Roman"/>
+        </w:rPr>
+        <w:t xml:space="preserve">We used robust standard errors in fitting the model. </w:t>
+      </w:r>
     </w:p>
     <w:p>
       <w:pPr>
@@ -3832,6 +3838,20 @@
       <w:pPr>
         <w:rPr>
           <w:rFonts w:ascii="Times New Roman" w:hAnsi="Times New Roman" w:cs="Times New Roman"/>
+        </w:rPr>
+      </w:pPr>
+    </w:p>
+    <w:p>
+      <w:pPr>
+        <w:rPr>
+          <w:rFonts w:ascii="Times New Roman" w:hAnsi="Times New Roman" w:cs="Times New Roman"/>
+        </w:rPr>
+      </w:pPr>
+    </w:p>
+    <w:p>
+      <w:pPr>
+        <w:rPr>
+          <w:rFonts w:ascii="Times New Roman" w:hAnsi="Times New Roman" w:cs="Times New Roman"/>
           <w:b/>
           <w:bCs/>
           <w:i/>
@@ -3857,6 +3877,7 @@
           <w:i/>
           <w:iCs/>
         </w:rPr>
+        <w:lastRenderedPageBreak/>
         <w:t>Machine Learning Model Creation</w:t>
       </w:r>
     </w:p>
@@ -3883,14 +3904,7 @@
         <w:rPr>
           <w:rFonts w:ascii="Times New Roman" w:hAnsi="Times New Roman" w:cs="Times New Roman"/>
         </w:rPr>
-        <w:t xml:space="preserve"> one to predict 12-month progression-free survival (PFS) and </w:t>
-      </w:r>
-      <w:r>
-        <w:rPr>
-          <w:rFonts w:ascii="Times New Roman" w:hAnsi="Times New Roman" w:cs="Times New Roman"/>
-        </w:rPr>
-        <w:lastRenderedPageBreak/>
-        <w:t xml:space="preserve">one to predict 12-month overall survival (OS). ML models were created using the </w:t>
+        <w:t xml:space="preserve"> one to predict 12-month progression-free survival (PFS) and one to predict 12-month overall survival (OS). ML models were created using the </w:t>
       </w:r>
       <w:proofErr w:type="spellStart"/>
       <w:r>
@@ -5966,6 +5980,7 @@
                 <w:sz w:val="22"/>
                 <w:szCs w:val="22"/>
               </w:rPr>
+              <w:lastRenderedPageBreak/>
               <w:t>Tumor Stage</w:t>
             </w:r>
             <w:r>
@@ -6195,7 +6210,6 @@
                 <w:sz w:val="22"/>
                 <w:szCs w:val="22"/>
               </w:rPr>
-              <w:lastRenderedPageBreak/>
               <w:t>Stage II</w:t>
             </w:r>
           </w:p>
@@ -9780,6 +9794,7 @@
                 <w:sz w:val="22"/>
                 <w:szCs w:val="22"/>
               </w:rPr>
+              <w:lastRenderedPageBreak/>
               <w:t>Anti-Infective Use Prior to Treatment</w:t>
             </w:r>
           </w:p>
@@ -9988,7 +10003,6 @@
                 <w:sz w:val="22"/>
                 <w:szCs w:val="22"/>
               </w:rPr>
-              <w:lastRenderedPageBreak/>
               <w:t>Glucocorticoid Use Prior to Treatment</w:t>
             </w:r>
           </w:p>
@@ -13217,7 +13231,31 @@
               <w:rPr>
                 <w:rFonts w:ascii="Times New Roman" w:hAnsi="Times New Roman" w:cs="Times New Roman"/>
               </w:rPr>
-              <w:t>[-84.7, 61.0]</w:t>
+              <w:t>[-8</w:t>
+            </w:r>
+            <w:r>
+              <w:rPr>
+                <w:rFonts w:ascii="Times New Roman" w:hAnsi="Times New Roman" w:cs="Times New Roman"/>
+              </w:rPr>
+              <w:t>3.8</w:t>
+            </w:r>
+            <w:r>
+              <w:rPr>
+                <w:rFonts w:ascii="Times New Roman" w:hAnsi="Times New Roman" w:cs="Times New Roman"/>
+              </w:rPr>
+              <w:t>, 6</w:t>
+            </w:r>
+            <w:r>
+              <w:rPr>
+                <w:rFonts w:ascii="Times New Roman" w:hAnsi="Times New Roman" w:cs="Times New Roman"/>
+              </w:rPr>
+              <w:t>0</w:t>
+            </w:r>
+            <w:r>
+              <w:rPr>
+                <w:rFonts w:ascii="Times New Roman" w:hAnsi="Times New Roman" w:cs="Times New Roman"/>
+              </w:rPr>
+              <w:t>.0]</w:t>
             </w:r>
           </w:p>
         </w:tc>
@@ -13264,15 +13302,7 @@
                 <w:b/>
                 <w:bCs/>
               </w:rPr>
-              <w:t xml:space="preserve">12-month </w:t>
-            </w:r>
-            <w:r>
-              <w:rPr>
-                <w:rFonts w:ascii="Times New Roman" w:hAnsi="Times New Roman" w:cs="Times New Roman"/>
-                <w:b/>
-                <w:bCs/>
-              </w:rPr>
-              <w:t>Mortality</w:t>
+              <w:t>12-month Mortality</w:t>
             </w:r>
           </w:p>
         </w:tc>
@@ -13354,7 +13384,49 @@
                 <w:rFonts w:ascii="Times New Roman" w:hAnsi="Times New Roman" w:cs="Times New Roman"/>
                 <w:color w:val="000000"/>
               </w:rPr>
-              <w:t>[-56.9, 102.3]</w:t>
+              <w:t>[-56.</w:t>
+            </w:r>
+            <w:r>
+              <w:rPr>
+                <w:rFonts w:ascii="Times New Roman" w:hAnsi="Times New Roman" w:cs="Times New Roman"/>
+                <w:color w:val="000000"/>
+              </w:rPr>
+              <w:t>2</w:t>
+            </w:r>
+            <w:r>
+              <w:rPr>
+                <w:rFonts w:ascii="Times New Roman" w:hAnsi="Times New Roman" w:cs="Times New Roman"/>
+                <w:color w:val="000000"/>
+              </w:rPr>
+              <w:t>, 10</w:t>
+            </w:r>
+            <w:r>
+              <w:rPr>
+                <w:rFonts w:ascii="Times New Roman" w:hAnsi="Times New Roman" w:cs="Times New Roman"/>
+                <w:color w:val="000000"/>
+              </w:rPr>
+              <w:t>1</w:t>
+            </w:r>
+            <w:r>
+              <w:rPr>
+                <w:rFonts w:ascii="Times New Roman" w:hAnsi="Times New Roman" w:cs="Times New Roman"/>
+                <w:color w:val="000000"/>
+              </w:rPr>
+              <w:t>.</w:t>
+            </w:r>
+            <w:r>
+              <w:rPr>
+                <w:rFonts w:ascii="Times New Roman" w:hAnsi="Times New Roman" w:cs="Times New Roman"/>
+                <w:color w:val="000000"/>
+              </w:rPr>
+              <w:t>7</w:t>
+            </w:r>
+            <w:r>
+              <w:rPr>
+                <w:rFonts w:ascii="Times New Roman" w:hAnsi="Times New Roman" w:cs="Times New Roman"/>
+                <w:color w:val="000000"/>
+              </w:rPr>
+              <w:t>]</w:t>
             </w:r>
           </w:p>
         </w:tc>
@@ -13376,7 +13448,14 @@
                 <w:rFonts w:ascii="Times New Roman" w:hAnsi="Times New Roman" w:cs="Times New Roman"/>
                 <w:color w:val="000000"/>
               </w:rPr>
-              <w:t>0.58</w:t>
+              <w:t>0.5</w:t>
+            </w:r>
+            <w:r>
+              <w:rPr>
+                <w:rFonts w:ascii="Times New Roman" w:hAnsi="Times New Roman" w:cs="Times New Roman"/>
+                <w:color w:val="000000"/>
+              </w:rPr>
+              <w:t>7</w:t>
             </w:r>
           </w:p>
         </w:tc>
@@ -15462,7 +15541,7 @@
           <w:noProof/>
         </w:rPr>
         <w:drawing>
-          <wp:inline distT="0" distB="0" distL="0" distR="0" wp14:anchorId="40322153" wp14:editId="4F25BE90">
+          <wp:inline distT="0" distB="0" distL="0" distR="0" wp14:anchorId="40322153" wp14:editId="28676078">
             <wp:extent cx="2978432" cy="3537019"/>
             <wp:effectExtent l="0" t="0" r="6350" b="0"/>
             <wp:docPr id="445907951" name="Picture 5" descr="A graph of a patient&#10;&#10;Description automatically generated with medium confidence"/>
@@ -15519,7 +15598,7 @@
           <w:noProof/>
         </w:rPr>
         <w:drawing>
-          <wp:inline distT="0" distB="0" distL="0" distR="0" wp14:anchorId="3FA51CB4" wp14:editId="3BF55E0C">
+          <wp:inline distT="0" distB="0" distL="0" distR="0" wp14:anchorId="3FA51CB4" wp14:editId="74743021">
             <wp:extent cx="2758435" cy="3275762"/>
             <wp:effectExtent l="0" t="0" r="0" b="1270"/>
             <wp:docPr id="392707738" name="Picture 6" descr="A graph of a patient's health&#10;&#10;Description automatically generated with medium confidence"/>
@@ -15646,7 +15725,7 @@
           <w:noProof/>
         </w:rPr>
         <w:drawing>
-          <wp:inline distT="0" distB="0" distL="0" distR="0" wp14:anchorId="1074C5D8" wp14:editId="701DA2A4">
+          <wp:inline distT="0" distB="0" distL="0" distR="0" wp14:anchorId="1074C5D8" wp14:editId="3E66450F">
             <wp:extent cx="3046124" cy="3617406"/>
             <wp:effectExtent l="0" t="0" r="1905" b="2540"/>
             <wp:docPr id="86870469" name="Picture 7"/>
@@ -15701,7 +15780,7 @@
           <w:noProof/>
         </w:rPr>
         <w:drawing>
-          <wp:inline distT="0" distB="0" distL="0" distR="0" wp14:anchorId="35BAECDC" wp14:editId="4DEBF4DD">
+          <wp:inline distT="0" distB="0" distL="0" distR="0" wp14:anchorId="35BAECDC" wp14:editId="19FDF32A">
             <wp:extent cx="2910741" cy="3456633"/>
             <wp:effectExtent l="0" t="0" r="0" b="0"/>
             <wp:docPr id="56927783" name="Picture 8"/>

--- a/PDL1_Manuscript_ML_only.docx
+++ b/PDL1_Manuscript_ML_only.docx
@@ -1330,22 +1330,44 @@
       <w:r>
         <w:rPr>
           <w:rFonts w:ascii="Times New Roman" w:eastAsia="Times New Roman" w:hAnsi="Times New Roman" w:cs="Times New Roman"/>
-          <w:i/>
-          <w:iCs/>
-        </w:rPr>
-        <w:t xml:space="preserve"> </w:t>
+        </w:rPr>
+        <w:t xml:space="preserve"> First, we will demonstrate how the threshold of 50% may not be the optimal biomarker to predict response in a large retrospective cohort through propensity score matching and an instrumental variable analysis. Then, we</w:t>
       </w:r>
       <w:r>
         <w:rPr>
           <w:rFonts w:ascii="Times New Roman" w:eastAsia="Times New Roman" w:hAnsi="Times New Roman" w:cs="Times New Roman"/>
         </w:rPr>
-        <w:t>We</w:t>
+        <w:t xml:space="preserve"> will train an ML model to predict the likelihood of 12-month cancer progression in advanced NSCLC patients and compare that model’s prognostic ability against </w:t>
       </w:r>
       <w:r>
         <w:rPr>
           <w:rFonts w:ascii="Times New Roman" w:eastAsia="Times New Roman" w:hAnsi="Times New Roman" w:cs="Times New Roman"/>
         </w:rPr>
-        <w:t xml:space="preserve"> will train an ML model to predict the likelihood of 12-month cancer progression in advanced NSCLC patients and compare that model’s prognostic ability against standard threshold-based risk scores that utilize PD-L1.</w:t>
+        <w:t xml:space="preserve">the </w:t>
+      </w:r>
+      <w:r>
+        <w:rPr>
+          <w:rFonts w:ascii="Times New Roman" w:eastAsia="Times New Roman" w:hAnsi="Times New Roman" w:cs="Times New Roman"/>
+        </w:rPr>
+        <w:t xml:space="preserve">standard </w:t>
+      </w:r>
+      <w:r>
+        <w:rPr>
+          <w:rFonts w:ascii="Times New Roman" w:eastAsia="Times New Roman" w:hAnsi="Times New Roman" w:cs="Times New Roman"/>
+        </w:rPr>
+        <w:t xml:space="preserve">PD-L1 </w:t>
+      </w:r>
+      <w:r>
+        <w:rPr>
+          <w:rFonts w:ascii="Times New Roman" w:eastAsia="Times New Roman" w:hAnsi="Times New Roman" w:cs="Times New Roman"/>
+        </w:rPr>
+        <w:t>threshold-based risk score</w:t>
+      </w:r>
+      <w:r>
+        <w:rPr>
+          <w:rFonts w:ascii="Times New Roman" w:eastAsia="Times New Roman" w:hAnsi="Times New Roman" w:cs="Times New Roman"/>
+        </w:rPr>
+        <w:t>.</w:t>
       </w:r>
     </w:p>
     <w:p>
@@ -1887,7 +1909,14 @@
         <w:rPr>
           <w:rFonts w:ascii="Times New Roman" w:hAnsi="Times New Roman" w:cs="Times New Roman"/>
         </w:rPr>
-        <w:t xml:space="preserve"> (CT)</w:t>
+        <w:t xml:space="preserve"> </w:t>
+      </w:r>
+      <w:r>
+        <w:rPr>
+          <w:rFonts w:ascii="Times New Roman" w:hAnsi="Times New Roman" w:cs="Times New Roman"/>
+        </w:rPr>
+        <w:lastRenderedPageBreak/>
+        <w:t>(CT)</w:t>
       </w:r>
       <w:r>
         <w:rPr>
@@ -1929,14 +1958,7 @@
         <w:rPr>
           <w:rFonts w:ascii="Times New Roman" w:hAnsi="Times New Roman" w:cs="Times New Roman"/>
         </w:rPr>
-        <w:t xml:space="preserve"> with concurrent vinorelbine, docetaxel, gemcitabine, </w:t>
-      </w:r>
-      <w:r>
-        <w:rPr>
-          <w:rFonts w:ascii="Times New Roman" w:hAnsi="Times New Roman" w:cs="Times New Roman"/>
-        </w:rPr>
-        <w:lastRenderedPageBreak/>
-        <w:t>pemetrexed, or paclitaxel</w:t>
+        <w:t xml:space="preserve"> with concurrent vinorelbine, docetaxel, gemcitabine, pemetrexed, or paclitaxel</w:t>
       </w:r>
       <w:r>
         <w:rPr>
@@ -3536,10 +3558,10 @@
         </w:rPr>
         <w:lastRenderedPageBreak/>
         <w:drawing>
-          <wp:inline distT="0" distB="0" distL="0" distR="0" wp14:anchorId="34DAA2AA" wp14:editId="1967BDF9">
-            <wp:extent cx="4770782" cy="3622751"/>
-            <wp:effectExtent l="0" t="0" r="4445" b="0"/>
-            <wp:docPr id="2133707946" name="Picture 4" descr="A diagram of a medical procedure&#10;&#10;Description automatically generated"/>
+          <wp:inline distT="0" distB="0" distL="0" distR="0" wp14:anchorId="13FA6AEF" wp14:editId="53F6A578">
+            <wp:extent cx="5632315" cy="4206470"/>
+            <wp:effectExtent l="0" t="0" r="0" b="0"/>
+            <wp:docPr id="1102221905" name="Picture 1" descr="A diagram of a disease&#10;&#10;Description automatically generated"/>
             <wp:cNvGraphicFramePr>
               <a:graphicFrameLocks xmlns:a="http://schemas.openxmlformats.org/drawingml/2006/main" noChangeAspect="1"/>
             </wp:cNvGraphicFramePr>
@@ -3547,7 +3569,7 @@
               <a:graphicData uri="http://schemas.openxmlformats.org/drawingml/2006/picture">
                 <pic:pic xmlns:pic="http://schemas.openxmlformats.org/drawingml/2006/picture">
                   <pic:nvPicPr>
-                    <pic:cNvPr id="2133707946" name="Picture 4" descr="A diagram of a medical procedure&#10;&#10;Description automatically generated"/>
+                    <pic:cNvPr id="1102221905" name="Picture 1" descr="A diagram of a disease&#10;&#10;Description automatically generated"/>
                     <pic:cNvPicPr/>
                   </pic:nvPicPr>
                   <pic:blipFill>
@@ -3565,7 +3587,7 @@
                   <pic:spPr>
                     <a:xfrm>
                       <a:off x="0" y="0"/>
-                      <a:ext cx="4789893" cy="3637263"/>
+                      <a:ext cx="5648925" cy="4218875"/>
                     </a:xfrm>
                     <a:prstGeom prst="rect">
                       <a:avLst/>
@@ -3640,8 +3662,6 @@
           <w:rFonts w:ascii="Times New Roman" w:hAnsi="Times New Roman" w:cs="Times New Roman"/>
           <w:b/>
           <w:bCs/>
-          <w:i/>
-          <w:iCs/>
         </w:rPr>
       </w:pPr>
     </w:p>
@@ -3649,6 +3669,119 @@
       <w:pPr>
         <w:rPr>
           <w:rFonts w:ascii="Times New Roman" w:hAnsi="Times New Roman" w:cs="Times New Roman"/>
+        </w:rPr>
+      </w:pPr>
+      <w:r>
+        <w:rPr>
+          <w:rFonts w:ascii="Times New Roman" w:hAnsi="Times New Roman" w:cs="Times New Roman"/>
+        </w:rPr>
+        <w:t>First</w:t>
+      </w:r>
+      <w:r>
+        <w:rPr>
+          <w:rFonts w:ascii="Times New Roman" w:hAnsi="Times New Roman" w:cs="Times New Roman"/>
+        </w:rPr>
+        <w:t>,</w:t>
+      </w:r>
+      <w:r>
+        <w:rPr>
+          <w:rFonts w:ascii="Times New Roman" w:hAnsi="Times New Roman" w:cs="Times New Roman"/>
+        </w:rPr>
+        <w:t xml:space="preserve"> we performed propensity score matching (PSM) at various PD-L1 threshold to compare the efficacy of IO monotherapy vs chemotherapy.</w:t>
+      </w:r>
+      <w:r>
+        <w:rPr>
+          <w:rFonts w:ascii="Times New Roman" w:hAnsi="Times New Roman" w:cs="Times New Roman"/>
+        </w:rPr>
+        <w:t xml:space="preserve"> </w:t>
+      </w:r>
+      <w:r>
+        <w:rPr>
+          <w:rFonts w:ascii="Times New Roman" w:hAnsi="Times New Roman" w:cs="Times New Roman"/>
+        </w:rPr>
+        <w:t xml:space="preserve">This way, after adjusting for confounders, we can examine at what threshold IO monotherapy begins to outperform chemotherapy within this specific cohort. </w:t>
+      </w:r>
+      <w:r>
+        <w:rPr>
+          <w:rFonts w:ascii="Times New Roman" w:hAnsi="Times New Roman" w:cs="Times New Roman"/>
+        </w:rPr>
+        <w:t xml:space="preserve">We performed </w:t>
+      </w:r>
+      <w:r>
+        <w:rPr>
+          <w:rFonts w:ascii="Times New Roman" w:hAnsi="Times New Roman" w:cs="Times New Roman"/>
+        </w:rPr>
+        <w:t xml:space="preserve">1:1 </w:t>
+      </w:r>
+      <w:r>
+        <w:rPr>
+          <w:rFonts w:ascii="Times New Roman" w:hAnsi="Times New Roman" w:cs="Times New Roman"/>
+        </w:rPr>
+        <w:t xml:space="preserve">PSM </w:t>
+      </w:r>
+      <w:r>
+        <w:rPr>
+          <w:rFonts w:ascii="Times New Roman" w:hAnsi="Times New Roman" w:cs="Times New Roman"/>
+        </w:rPr>
+        <w:t xml:space="preserve">with replacement </w:t>
+      </w:r>
+      <w:r>
+        <w:rPr>
+          <w:rFonts w:ascii="Times New Roman" w:hAnsi="Times New Roman" w:cs="Times New Roman"/>
+        </w:rPr>
+        <w:t>separately for patients with PD-L1 &gt;= 1%, 10%, 20%, 30%, 40%, 50%, 60%, 70%, 80%, 90%, and 100%</w:t>
+      </w:r>
+      <w:r>
+        <w:rPr>
+          <w:rFonts w:ascii="Times New Roman" w:hAnsi="Times New Roman" w:cs="Times New Roman"/>
+        </w:rPr>
+        <w:t xml:space="preserve"> using the </w:t>
+      </w:r>
+      <w:proofErr w:type="spellStart"/>
+      <w:r>
+        <w:rPr>
+          <w:rFonts w:ascii="Times New Roman" w:hAnsi="Times New Roman" w:cs="Times New Roman"/>
+          <w:i/>
+          <w:iCs/>
+        </w:rPr>
+        <w:t>teffects</w:t>
+      </w:r>
+      <w:proofErr w:type="spellEnd"/>
+      <w:r>
+        <w:rPr>
+          <w:rFonts w:ascii="Times New Roman" w:hAnsi="Times New Roman" w:cs="Times New Roman"/>
+        </w:rPr>
+        <w:t xml:space="preserve"> library in Stata. </w:t>
+      </w:r>
+      <w:r>
+        <w:rPr>
+          <w:rFonts w:ascii="Times New Roman" w:hAnsi="Times New Roman" w:cs="Times New Roman"/>
+        </w:rPr>
+        <w:t xml:space="preserve">PSM provides an average treatment effect (ATE), </w:t>
+      </w:r>
+      <w:r>
+        <w:rPr>
+          <w:rFonts w:ascii="Times New Roman" w:hAnsi="Times New Roman" w:cs="Times New Roman"/>
+        </w:rPr>
+        <w:t xml:space="preserve">which reflects the change in likelihood of 12-month progression for those on IO monotherapy as opposed to chemotherapy. </w:t>
+      </w:r>
+      <w:r>
+        <w:rPr>
+          <w:rFonts w:ascii="Times New Roman" w:hAnsi="Times New Roman" w:cs="Times New Roman"/>
+        </w:rPr>
+        <w:t xml:space="preserve">ATE is calculated similarly for 12-month mortality. </w:t>
+      </w:r>
+      <w:r>
+        <w:rPr>
+          <w:rFonts w:ascii="Times New Roman" w:hAnsi="Times New Roman" w:cs="Times New Roman"/>
+        </w:rPr>
+        <w:t xml:space="preserve"> </w:t>
+      </w:r>
+    </w:p>
+    <w:p>
+      <w:pPr>
+        <w:rPr>
+          <w:rFonts w:ascii="Times New Roman" w:hAnsi="Times New Roman" w:cs="Times New Roman"/>
           <w:b/>
           <w:bCs/>
           <w:i/>
@@ -3726,18 +3859,14 @@
         <w:rPr>
           <w:rFonts w:ascii="Times New Roman" w:hAnsi="Times New Roman" w:cs="Times New Roman"/>
         </w:rPr>
-        <w:t xml:space="preserve">We used </w:t>
-      </w:r>
-      <w:proofErr w:type="spellStart"/>
-      <w:proofErr w:type="gramStart"/>
-      <w:r>
-        <w:rPr>
-          <w:rFonts w:ascii="Times New Roman" w:hAnsi="Times New Roman" w:cs="Times New Roman"/>
-        </w:rPr>
-        <w:t>a</w:t>
-      </w:r>
-      <w:proofErr w:type="spellEnd"/>
-      <w:proofErr w:type="gramEnd"/>
+        <w:t>We used a</w:t>
+      </w:r>
+      <w:r>
+        <w:rPr>
+          <w:rFonts w:ascii="Times New Roman" w:hAnsi="Times New Roman" w:cs="Times New Roman"/>
+        </w:rPr>
+        <w:t>n</w:t>
+      </w:r>
       <w:r>
         <w:rPr>
           <w:rFonts w:ascii="Times New Roman" w:hAnsi="Times New Roman" w:cs="Times New Roman"/>
@@ -3778,6 +3907,7 @@
         <w:rPr>
           <w:rFonts w:ascii="Times New Roman" w:hAnsi="Times New Roman" w:cs="Times New Roman"/>
         </w:rPr>
+        <w:lastRenderedPageBreak/>
         <w:t xml:space="preserve">Given that our outcomes of interest are binary, we used a two-stage </w:t>
       </w:r>
       <w:proofErr w:type="spellStart"/>
@@ -3831,6 +3961,10 @@
       <w:pPr>
         <w:rPr>
           <w:rFonts w:ascii="Times New Roman" w:hAnsi="Times New Roman" w:cs="Times New Roman"/>
+          <w:b/>
+          <w:bCs/>
+          <w:i/>
+          <w:iCs/>
         </w:rPr>
       </w:pPr>
     </w:p>
@@ -3838,6 +3972,27 @@
       <w:pPr>
         <w:rPr>
           <w:rFonts w:ascii="Times New Roman" w:hAnsi="Times New Roman" w:cs="Times New Roman"/>
+          <w:b/>
+          <w:bCs/>
+          <w:i/>
+          <w:iCs/>
+        </w:rPr>
+      </w:pPr>
+      <w:r>
+        <w:rPr>
+          <w:rFonts w:ascii="Times New Roman" w:hAnsi="Times New Roman" w:cs="Times New Roman"/>
+          <w:b/>
+          <w:bCs/>
+          <w:i/>
+          <w:iCs/>
+        </w:rPr>
+        <w:t>Machine Learning Model Creation</w:t>
+      </w:r>
+    </w:p>
+    <w:p>
+      <w:pPr>
+        <w:rPr>
+          <w:rFonts w:ascii="Times New Roman" w:hAnsi="Times New Roman" w:cs="Times New Roman"/>
         </w:rPr>
       </w:pPr>
     </w:p>
@@ -3847,15 +4002,59 @@
           <w:rFonts w:ascii="Times New Roman" w:hAnsi="Times New Roman" w:cs="Times New Roman"/>
         </w:rPr>
       </w:pPr>
+      <w:r>
+        <w:rPr>
+          <w:rFonts w:ascii="Times New Roman" w:hAnsi="Times New Roman" w:cs="Times New Roman"/>
+        </w:rPr>
+        <w:t>We created two machine learning models,</w:t>
+      </w:r>
+      <w:r>
+        <w:rPr>
+          <w:rFonts w:ascii="Times New Roman" w:hAnsi="Times New Roman" w:cs="Times New Roman"/>
+        </w:rPr>
+        <w:t xml:space="preserve"> one to predict 12-month progression-free survival (PFS) and one to predict 12-month overall survival (OS). ML models were created using the </w:t>
+      </w:r>
+      <w:proofErr w:type="spellStart"/>
+      <w:r>
+        <w:rPr>
+          <w:rFonts w:ascii="Times New Roman" w:hAnsi="Times New Roman" w:cs="Times New Roman"/>
+        </w:rPr>
+        <w:t>XGBoost</w:t>
+      </w:r>
+      <w:proofErr w:type="spellEnd"/>
+      <w:r>
+        <w:rPr>
+          <w:rFonts w:ascii="Times New Roman" w:hAnsi="Times New Roman" w:cs="Times New Roman"/>
+        </w:rPr>
+        <w:t xml:space="preserve"> binary classifier using the </w:t>
+      </w:r>
+      <w:proofErr w:type="spellStart"/>
+      <w:r>
+        <w:rPr>
+          <w:rFonts w:ascii="Times New Roman" w:hAnsi="Times New Roman" w:cs="Times New Roman"/>
+          <w:i/>
+          <w:iCs/>
+        </w:rPr>
+        <w:t>sklearn</w:t>
+      </w:r>
+      <w:proofErr w:type="spellEnd"/>
+      <w:r>
+        <w:rPr>
+          <w:rFonts w:ascii="Times New Roman" w:hAnsi="Times New Roman" w:cs="Times New Roman"/>
+        </w:rPr>
+        <w:t xml:space="preserve"> library in Python 3.11. </w:t>
+      </w:r>
+      <w:r>
+        <w:rPr>
+          <w:rFonts w:ascii="Times New Roman" w:hAnsi="Times New Roman" w:cs="Times New Roman"/>
+        </w:rPr>
+        <w:t xml:space="preserve">The cohort was divided into training (80%) and test (20%). Each model was trained using five-fold cross-validation and hyperparameter tuning was completed using a grid-search methodology. </w:t>
+      </w:r>
     </w:p>
     <w:p>
       <w:pPr>
         <w:rPr>
           <w:rFonts w:ascii="Times New Roman" w:hAnsi="Times New Roman" w:cs="Times New Roman"/>
-          <w:b/>
-          <w:bCs/>
-          <w:i/>
-          <w:iCs/>
         </w:rPr>
       </w:pPr>
     </w:p>
@@ -3863,22 +4062,119 @@
       <w:pPr>
         <w:rPr>
           <w:rFonts w:ascii="Times New Roman" w:hAnsi="Times New Roman" w:cs="Times New Roman"/>
-          <w:b/>
-          <w:bCs/>
-          <w:i/>
-          <w:iCs/>
         </w:rPr>
       </w:pPr>
       <w:r>
         <w:rPr>
           <w:rFonts w:ascii="Times New Roman" w:hAnsi="Times New Roman" w:cs="Times New Roman"/>
-          <w:b/>
-          <w:bCs/>
-          <w:i/>
-          <w:iCs/>
-        </w:rPr>
-        <w:lastRenderedPageBreak/>
-        <w:t>Machine Learning Model Creation</w:t>
+        </w:rPr>
+        <w:t xml:space="preserve">Statistical analysis post-ML model development and training was done using Stata. </w:t>
+      </w:r>
+      <w:r>
+        <w:rPr>
+          <w:rFonts w:ascii="Times New Roman" w:hAnsi="Times New Roman" w:cs="Times New Roman"/>
+        </w:rPr>
+        <w:t>We calculate</w:t>
+      </w:r>
+      <w:r>
+        <w:rPr>
+          <w:rFonts w:ascii="Times New Roman" w:hAnsi="Times New Roman" w:cs="Times New Roman"/>
+        </w:rPr>
+        <w:t>d</w:t>
+      </w:r>
+      <w:r>
+        <w:rPr>
+          <w:rFonts w:ascii="Times New Roman" w:hAnsi="Times New Roman" w:cs="Times New Roman"/>
+        </w:rPr>
+        <w:t xml:space="preserve"> the area under the receiver operating curve (AUROC) using the predictions from the ML algorithm, represented as continuous values between [0, 1]</w:t>
+      </w:r>
+      <w:r>
+        <w:rPr>
+          <w:rFonts w:ascii="Times New Roman" w:hAnsi="Times New Roman" w:cs="Times New Roman"/>
+        </w:rPr>
+        <w:t xml:space="preserve"> and a binary indicator representing whether there was disease progression within 12 months. </w:t>
+      </w:r>
+      <w:r>
+        <w:rPr>
+          <w:rFonts w:ascii="Times New Roman" w:hAnsi="Times New Roman" w:cs="Times New Roman"/>
+        </w:rPr>
+        <w:t>Confidence intervals reported for AUROC are derived from 1000 bootstraps.</w:t>
+      </w:r>
+      <w:r>
+        <w:rPr>
+          <w:rFonts w:ascii="Times New Roman" w:hAnsi="Times New Roman" w:cs="Times New Roman"/>
+        </w:rPr>
+        <w:t xml:space="preserve"> </w:t>
+      </w:r>
+      <w:r>
+        <w:rPr>
+          <w:rFonts w:ascii="Times New Roman" w:hAnsi="Times New Roman" w:cs="Times New Roman"/>
+        </w:rPr>
+        <w:t xml:space="preserve">The threshold we </w:t>
+      </w:r>
+      <w:r>
+        <w:rPr>
+          <w:rFonts w:ascii="Times New Roman" w:hAnsi="Times New Roman" w:cs="Times New Roman"/>
+        </w:rPr>
+        <w:t>selected for classifying predictions as positive progression or negative progression used the Youden index, which selects the prediction threshold that “</w:t>
+      </w:r>
+      <w:r>
+        <w:rPr>
+          <w:rFonts w:ascii="Times New Roman" w:hAnsi="Times New Roman" w:cs="Times New Roman"/>
+          <w:color w:val="212121"/>
+          <w:shd w:val="clear" w:color="auto" w:fill="FFFFFF"/>
+        </w:rPr>
+        <w:t>optimizes the biomarker’s differentiating ability when equal weight is given to sensitivity and specificity</w:t>
+      </w:r>
+      <w:r>
+        <w:rPr>
+          <w:rFonts w:ascii="Times New Roman" w:hAnsi="Times New Roman" w:cs="Times New Roman"/>
+        </w:rPr>
+        <w:t>”</w:t>
+      </w:r>
+      <w:r>
+        <w:rPr>
+          <w:rFonts w:ascii="Times New Roman" w:hAnsi="Times New Roman" w:cs="Times New Roman"/>
+        </w:rPr>
+        <w:fldChar w:fldCharType="begin"/>
+      </w:r>
+      <w:r>
+        <w:rPr>
+          <w:rFonts w:ascii="Times New Roman" w:hAnsi="Times New Roman" w:cs="Times New Roman"/>
+        </w:rPr>
+        <w:instrText xml:space="preserve"> ADDIN ZOTERO_ITEM CSL_CITATION {"citationID":"VjipVLFj","properties":{"formattedCitation":"\\super 22,23\\nosupersub{}","plainCitation":"22,23","noteIndex":0},"citationItems":[{"id":485,"uris":["http://zotero.org/users/12114985/items/5H3TA7LC"],"itemData":{"id":485,"type":"article-journal","container-title":"Cancer","DOI":"10.1002/1097-0142(1950)3:1&lt;32::aid-cncr2820030106&gt;3.0.co;2-3","ISSN":"0008-543X","issue":"1","journalAbbreviation":"Cancer","language":"eng","note":"PMID: 15405679","page":"32-35","source":"PubMed","title":"Index for rating diagnostic tests","volume":"3","author":[{"family":"Youden","given":"W. J."}],"issued":{"date-parts":[["1950",1]]}}},{"id":487,"uris":["http://zotero.org/users/12114985/items/IY5PPX6Z"],"itemData":{"id":487,"type":"article-journal","abstract":"The receiver operating characteristic (ROC) curve is used to evaluate a biomarker’s ability for classifying disease status. The Youden Index (J), the maximum potential effectiveness of a biomarker, is a common summary measure of the ROC curve. In biomarker development, levels may be unquantifiable below a limit of detection (LOD) and missing from the overall dataset. Disregarding these observations may negatively bias the ROC curve and thus J. Several correction methods have been suggested for mean estimation and testing; however, little has been written about the ROC curve or its summary measures. We adapt non-parametric (empirical) and semi-parametric (ROC-GLM [generalized linear model]) methods and propose parametric methods (maximum likelihood (ML)) to estimate J and the optimal cut-point (c*) for a biomarker affected by a LOD. We develop unbiased estimators of J and c* via ML for normally and gamma distributed biomarkers. Alpha level confidence intervals are proposed using delta and bootstrap methods for the ML, semi-parametric, and non-parametric approaches respectively. Simulation studies are conducted over a range of distributional scenarios and sample sizes evaluating estimators’ bias, root-mean square error, and coverage probability; the average bias was less than one percent for ML and GLM methods across scenarios and decreases with increased sample size. An example using polychlorinated biphenyl levels to classify women with and without endometriosis illustrates the potential benefits of these methods. We address the limitations and usefulness of each method in order to give researchers guidance in constructing appropriate estimates of biomarkers’ true discriminating capabilities.","container-title":"Biometrical journal. Biometrische Zeitschrift","DOI":"10.1002/bimj.200710415","ISSN":"0323-3847","issue":"3","journalAbbreviation":"Biom J","note":"PMID: 18435502\nPMCID: PMC2515362","page":"419-430","source":"PubMed Central","title":"Youden Index and Optimal Cut-Point Estimated from Observations Affected by a Lower Limit of Detection","volume":"50","author":[{"family":"Ruopp","given":"Marcus D."},{"family":"Perkins","given":"Neil J."},{"family":"Whitcomb","given":"Brian W."},{"family":"Schisterman","given":"Enrique F."}],"issued":{"date-parts":[["2008",6]]}}}],"schema":"https://github.com/citation-style-language/schema/raw/master/csl-citation.json"} </w:instrText>
+      </w:r>
+      <w:r>
+        <w:rPr>
+          <w:rFonts w:ascii="Times New Roman" w:hAnsi="Times New Roman" w:cs="Times New Roman"/>
+        </w:rPr>
+        <w:fldChar w:fldCharType="separate"/>
+      </w:r>
+      <w:r>
+        <w:rPr>
+          <w:rFonts w:ascii="Times New Roman" w:hAnsi="Times New Roman" w:cs="Times New Roman"/>
+          <w:kern w:val="0"/>
+          <w:vertAlign w:val="superscript"/>
+        </w:rPr>
+        <w:t>22,23</w:t>
+      </w:r>
+      <w:r>
+        <w:rPr>
+          <w:rFonts w:ascii="Times New Roman" w:hAnsi="Times New Roman" w:cs="Times New Roman"/>
+        </w:rPr>
+        <w:fldChar w:fldCharType="end"/>
+      </w:r>
+      <w:r>
+        <w:rPr>
+          <w:rFonts w:ascii="Times New Roman" w:hAnsi="Times New Roman" w:cs="Times New Roman"/>
+        </w:rPr>
+        <w:t>.</w:t>
+      </w:r>
+      <w:r>
+        <w:rPr>
+          <w:rFonts w:ascii="Times New Roman" w:hAnsi="Times New Roman" w:cs="Times New Roman"/>
+        </w:rPr>
+        <w:t xml:space="preserve"> </w:t>
       </w:r>
     </w:p>
     <w:p>
@@ -3897,50 +4193,10 @@
       <w:r>
         <w:rPr>
           <w:rFonts w:ascii="Times New Roman" w:hAnsi="Times New Roman" w:cs="Times New Roman"/>
-        </w:rPr>
-        <w:t>We created two machine learning models,</w:t>
-      </w:r>
-      <w:r>
-        <w:rPr>
-          <w:rFonts w:ascii="Times New Roman" w:hAnsi="Times New Roman" w:cs="Times New Roman"/>
-        </w:rPr>
-        <w:t xml:space="preserve"> one to predict 12-month progression-free survival (PFS) and one to predict 12-month overall survival (OS). ML models were created using the </w:t>
-      </w:r>
-      <w:proofErr w:type="spellStart"/>
-      <w:r>
-        <w:rPr>
-          <w:rFonts w:ascii="Times New Roman" w:hAnsi="Times New Roman" w:cs="Times New Roman"/>
-        </w:rPr>
-        <w:t>XGBoost</w:t>
-      </w:r>
-      <w:proofErr w:type="spellEnd"/>
-      <w:r>
-        <w:rPr>
-          <w:rFonts w:ascii="Times New Roman" w:hAnsi="Times New Roman" w:cs="Times New Roman"/>
-        </w:rPr>
-        <w:t xml:space="preserve"> binary classifier using the </w:t>
-      </w:r>
-      <w:proofErr w:type="spellStart"/>
-      <w:r>
-        <w:rPr>
-          <w:rFonts w:ascii="Times New Roman" w:hAnsi="Times New Roman" w:cs="Times New Roman"/>
-          <w:i/>
-          <w:iCs/>
-        </w:rPr>
-        <w:t>sklearn</w:t>
-      </w:r>
-      <w:proofErr w:type="spellEnd"/>
-      <w:r>
-        <w:rPr>
-          <w:rFonts w:ascii="Times New Roman" w:hAnsi="Times New Roman" w:cs="Times New Roman"/>
-        </w:rPr>
-        <w:t xml:space="preserve"> library in Python 3.11. </w:t>
-      </w:r>
-      <w:r>
-        <w:rPr>
-          <w:rFonts w:ascii="Times New Roman" w:hAnsi="Times New Roman" w:cs="Times New Roman"/>
-        </w:rPr>
-        <w:t xml:space="preserve">The cohort was divided into training (80%) and test (20%). Each model was trained using five-fold cross-validation and hyperparameter tuning was completed using a grid-search methodology. </w:t>
+          <w:b/>
+          <w:bCs/>
+        </w:rPr>
+        <w:t>Results</w:t>
       </w:r>
     </w:p>
     <w:p>
@@ -3960,37 +4216,19 @@
         <w:rPr>
           <w:rFonts w:ascii="Times New Roman" w:hAnsi="Times New Roman" w:cs="Times New Roman"/>
         </w:rPr>
-        <w:t xml:space="preserve">Statistical analysis post-ML model development and training was done using Stata. </w:t>
-      </w:r>
-      <w:r>
-        <w:rPr>
-          <w:rFonts w:ascii="Times New Roman" w:hAnsi="Times New Roman" w:cs="Times New Roman"/>
-        </w:rPr>
-        <w:t>We calculate</w:t>
-      </w:r>
-      <w:r>
-        <w:rPr>
-          <w:rFonts w:ascii="Times New Roman" w:hAnsi="Times New Roman" w:cs="Times New Roman"/>
-        </w:rPr>
-        <w:t>d</w:t>
-      </w:r>
-      <w:r>
-        <w:rPr>
-          <w:rFonts w:ascii="Times New Roman" w:hAnsi="Times New Roman" w:cs="Times New Roman"/>
-        </w:rPr>
-        <w:t xml:space="preserve"> the area under the receiver operating curve (AUROC) using the predictions from the ML algorithm, represented as continuous values between [0, 1]</w:t>
-      </w:r>
-      <w:r>
-        <w:rPr>
-          <w:rFonts w:ascii="Times New Roman" w:hAnsi="Times New Roman" w:cs="Times New Roman"/>
-        </w:rPr>
-        <w:t xml:space="preserve"> and a binary indicator representing whether there was disease progression within 12 months. </w:t>
-      </w:r>
-      <w:r>
-        <w:rPr>
-          <w:rFonts w:ascii="Times New Roman" w:hAnsi="Times New Roman" w:cs="Times New Roman"/>
-        </w:rPr>
-        <w:t>Confidence intervals reported for AUROC are derived from 1000 bootstraps.</w:t>
+        <w:t>78354 patients were available in the entire dataset. Once exclusion criteria were applied, the sample decreased to 34173 patients.</w:t>
+      </w:r>
+      <w:r>
+        <w:rPr>
+          <w:rFonts w:ascii="Times New Roman" w:hAnsi="Times New Roman" w:cs="Times New Roman"/>
+        </w:rPr>
+        <w:t xml:space="preserve"> 22785 (66.7%) experienced disease progression </w:t>
+      </w:r>
+      <w:r>
+        <w:rPr>
+          <w:rFonts w:ascii="Times New Roman" w:hAnsi="Times New Roman" w:cs="Times New Roman"/>
+        </w:rPr>
+        <w:t>and</w:t>
       </w:r>
       <w:r>
         <w:rPr>
@@ -4002,65 +4240,67 @@
         <w:rPr>
           <w:rFonts w:ascii="Times New Roman" w:hAnsi="Times New Roman" w:cs="Times New Roman"/>
         </w:rPr>
-        <w:t xml:space="preserve">The threshold we </w:t>
-      </w:r>
-      <w:r>
-        <w:rPr>
-          <w:rFonts w:ascii="Times New Roman" w:hAnsi="Times New Roman" w:cs="Times New Roman"/>
-        </w:rPr>
-        <w:t>selected for classifying predictions as positive progression or negative progression used the Youden index, which selects the prediction threshold that “</w:t>
-      </w:r>
-      <w:r>
-        <w:rPr>
-          <w:rFonts w:ascii="Times New Roman" w:hAnsi="Times New Roman" w:cs="Times New Roman"/>
-          <w:color w:val="212121"/>
-          <w:shd w:val="clear" w:color="auto" w:fill="FFFFFF"/>
-        </w:rPr>
-        <w:t>optimizes the biomarker’s differentiating ability when equal weight is given to sensitivity and specificity</w:t>
-      </w:r>
-      <w:r>
-        <w:rPr>
-          <w:rFonts w:ascii="Times New Roman" w:hAnsi="Times New Roman" w:cs="Times New Roman"/>
-        </w:rPr>
-        <w:t>”</w:t>
-      </w:r>
-      <w:r>
-        <w:rPr>
-          <w:rFonts w:ascii="Times New Roman" w:hAnsi="Times New Roman" w:cs="Times New Roman"/>
-        </w:rPr>
-        <w:fldChar w:fldCharType="begin"/>
-      </w:r>
-      <w:r>
-        <w:rPr>
-          <w:rFonts w:ascii="Times New Roman" w:hAnsi="Times New Roman" w:cs="Times New Roman"/>
-        </w:rPr>
-        <w:instrText xml:space="preserve"> ADDIN ZOTERO_ITEM CSL_CITATION {"citationID":"VjipVLFj","properties":{"formattedCitation":"\\super 22,23\\nosupersub{}","plainCitation":"22,23","noteIndex":0},"citationItems":[{"id":485,"uris":["http://zotero.org/users/12114985/items/5H3TA7LC"],"itemData":{"id":485,"type":"article-journal","container-title":"Cancer","DOI":"10.1002/1097-0142(1950)3:1&lt;32::aid-cncr2820030106&gt;3.0.co;2-3","ISSN":"0008-543X","issue":"1","journalAbbreviation":"Cancer","language":"eng","note":"PMID: 15405679","page":"32-35","source":"PubMed","title":"Index for rating diagnostic tests","volume":"3","author":[{"family":"Youden","given":"W. J."}],"issued":{"date-parts":[["1950",1]]}}},{"id":487,"uris":["http://zotero.org/users/12114985/items/IY5PPX6Z"],"itemData":{"id":487,"type":"article-journal","abstract":"The receiver operating characteristic (ROC) curve is used to evaluate a biomarker’s ability for classifying disease status. The Youden Index (J), the maximum potential effectiveness of a biomarker, is a common summary measure of the ROC curve. In biomarker development, levels may be unquantifiable below a limit of detection (LOD) and missing from the overall dataset. Disregarding these observations may negatively bias the ROC curve and thus J. Several correction methods have been suggested for mean estimation and testing; however, little has been written about the ROC curve or its summary measures. We adapt non-parametric (empirical) and semi-parametric (ROC-GLM [generalized linear model]) methods and propose parametric methods (maximum likelihood (ML)) to estimate J and the optimal cut-point (c*) for a biomarker affected by a LOD. We develop unbiased estimators of J and c* via ML for normally and gamma distributed biomarkers. Alpha level confidence intervals are proposed using delta and bootstrap methods for the ML, semi-parametric, and non-parametric approaches respectively. Simulation studies are conducted over a range of distributional scenarios and sample sizes evaluating estimators’ bias, root-mean square error, and coverage probability; the average bias was less than one percent for ML and GLM methods across scenarios and decreases with increased sample size. An example using polychlorinated biphenyl levels to classify women with and without endometriosis illustrates the potential benefits of these methods. We address the limitations and usefulness of each method in order to give researchers guidance in constructing appropriate estimates of biomarkers’ true discriminating capabilities.","container-title":"Biometrical journal. Biometrische Zeitschrift","DOI":"10.1002/bimj.200710415","ISSN":"0323-3847","issue":"3","journalAbbreviation":"Biom J","note":"PMID: 18435502\nPMCID: PMC2515362","page":"419-430","source":"PubMed Central","title":"Youden Index and Optimal Cut-Point Estimated from Observations Affected by a Lower Limit of Detection","volume":"50","author":[{"family":"Ruopp","given":"Marcus D."},{"family":"Perkins","given":"Neil J."},{"family":"Whitcomb","given":"Brian W."},{"family":"Schisterman","given":"Enrique F."}],"issued":{"date-parts":[["2008",6]]}}}],"schema":"https://github.com/citation-style-language/schema/raw/master/csl-citation.json"} </w:instrText>
-      </w:r>
-      <w:r>
-        <w:rPr>
-          <w:rFonts w:ascii="Times New Roman" w:hAnsi="Times New Roman" w:cs="Times New Roman"/>
-        </w:rPr>
-        <w:fldChar w:fldCharType="separate"/>
-      </w:r>
-      <w:r>
-        <w:rPr>
-          <w:rFonts w:ascii="Times New Roman" w:hAnsi="Times New Roman" w:cs="Times New Roman"/>
-          <w:kern w:val="0"/>
-          <w:vertAlign w:val="superscript"/>
-        </w:rPr>
-        <w:t>22,23</w:t>
-      </w:r>
-      <w:r>
-        <w:rPr>
-          <w:rFonts w:ascii="Times New Roman" w:hAnsi="Times New Roman" w:cs="Times New Roman"/>
-        </w:rPr>
-        <w:fldChar w:fldCharType="end"/>
-      </w:r>
-      <w:r>
-        <w:rPr>
-          <w:rFonts w:ascii="Times New Roman" w:hAnsi="Times New Roman" w:cs="Times New Roman"/>
-        </w:rPr>
-        <w:t>.</w:t>
+        <w:t xml:space="preserve">12060 (35.3%) died within 12 months of first-line therapy initiation. </w:t>
+      </w:r>
+      <w:r>
+        <w:rPr>
+          <w:rFonts w:ascii="Times New Roman" w:hAnsi="Times New Roman" w:cs="Times New Roman"/>
+        </w:rPr>
+        <w:t xml:space="preserve">17379 (50.9%) received doublet chemotherapy, 3838 (11.2%) received IO monotherapy, 4283 (12.5%) received combination therapy, and 8673 (25.4%) received another form of first-line therapy.  </w:t>
+      </w:r>
+      <w:r>
+        <w:rPr>
+          <w:rFonts w:ascii="Times New Roman" w:hAnsi="Times New Roman" w:cs="Times New Roman"/>
+        </w:rPr>
+        <w:t>PD-L1 testing was reported for 13227 (</w:t>
+      </w:r>
+      <w:r>
+        <w:rPr>
+          <w:rFonts w:ascii="Times New Roman" w:hAnsi="Times New Roman" w:cs="Times New Roman"/>
+        </w:rPr>
+        <w:t>38.7</w:t>
+      </w:r>
+      <w:r>
+        <w:rPr>
+          <w:rFonts w:ascii="Times New Roman" w:hAnsi="Times New Roman" w:cs="Times New Roman"/>
+        </w:rPr>
+        <w:t>%) patients in the cohort.</w:t>
+      </w:r>
+      <w:r>
+        <w:rPr>
+          <w:rFonts w:ascii="Times New Roman" w:hAnsi="Times New Roman" w:cs="Times New Roman"/>
+        </w:rPr>
+        <w:t xml:space="preserve"> Of the patients </w:t>
+      </w:r>
+      <w:r>
+        <w:rPr>
+          <w:rFonts w:ascii="Times New Roman" w:hAnsi="Times New Roman" w:cs="Times New Roman"/>
+        </w:rPr>
+        <w:t xml:space="preserve">for whom PD-L1 status was available, 4308 (32.6%) had PD-L1 expression &gt;= 50%, 4076 (30.8%) had 1% &lt;= PD-L1 &lt; 50%, and 4843 (36.6%) were confirmed to be negative. </w:t>
+      </w:r>
+      <w:r>
+        <w:rPr>
+          <w:rFonts w:ascii="Times New Roman" w:hAnsi="Times New Roman" w:cs="Times New Roman"/>
+        </w:rPr>
+        <w:t xml:space="preserve">The demographic makeup of our cohort can be seen in </w:t>
+      </w:r>
+      <w:r>
+        <w:rPr>
+          <w:rFonts w:ascii="Times New Roman" w:hAnsi="Times New Roman" w:cs="Times New Roman"/>
+        </w:rPr>
+        <w:t>Table</w:t>
+      </w:r>
+      <w:r>
+        <w:rPr>
+          <w:rFonts w:ascii="Times New Roman" w:hAnsi="Times New Roman" w:cs="Times New Roman"/>
+        </w:rPr>
+        <w:t xml:space="preserve"> </w:t>
+      </w:r>
+      <w:r>
+        <w:rPr>
+          <w:rFonts w:ascii="Times New Roman" w:hAnsi="Times New Roman" w:cs="Times New Roman"/>
+        </w:rPr>
+        <w:t>1.</w:t>
       </w:r>
       <w:r>
         <w:rPr>
@@ -4075,198 +4315,6 @@
           <w:rFonts w:ascii="Times New Roman" w:hAnsi="Times New Roman" w:cs="Times New Roman"/>
         </w:rPr>
       </w:pPr>
-    </w:p>
-    <w:p>
-      <w:pPr>
-        <w:rPr>
-          <w:rFonts w:ascii="Times New Roman" w:hAnsi="Times New Roman" w:cs="Times New Roman"/>
-        </w:rPr>
-      </w:pPr>
-      <w:r>
-        <w:rPr>
-          <w:rFonts w:ascii="Times New Roman" w:hAnsi="Times New Roman" w:cs="Times New Roman"/>
-          <w:b/>
-          <w:bCs/>
-        </w:rPr>
-        <w:t>Results</w:t>
-      </w:r>
-    </w:p>
-    <w:p>
-      <w:pPr>
-        <w:rPr>
-          <w:rFonts w:ascii="Times New Roman" w:hAnsi="Times New Roman" w:cs="Times New Roman"/>
-        </w:rPr>
-      </w:pPr>
-    </w:p>
-    <w:p>
-      <w:pPr>
-        <w:rPr>
-          <w:rFonts w:ascii="Times New Roman" w:hAnsi="Times New Roman" w:cs="Times New Roman"/>
-          <w:sz w:val="22"/>
-          <w:szCs w:val="22"/>
-        </w:rPr>
-      </w:pPr>
-      <w:r>
-        <w:rPr>
-          <w:rFonts w:ascii="Times New Roman" w:hAnsi="Times New Roman" w:cs="Times New Roman"/>
-        </w:rPr>
-        <w:t>78354 patients were available in the entire dataset. Once exclusion criteria were applied, the sample decreased to 34173 patients.</w:t>
-      </w:r>
-      <w:r>
-        <w:rPr>
-          <w:rFonts w:ascii="Times New Roman" w:hAnsi="Times New Roman" w:cs="Times New Roman"/>
-        </w:rPr>
-        <w:t xml:space="preserve"> 22785 (66.7%) experienced disease progression </w:t>
-      </w:r>
-      <w:r>
-        <w:rPr>
-          <w:rFonts w:ascii="Times New Roman" w:hAnsi="Times New Roman" w:cs="Times New Roman"/>
-        </w:rPr>
-        <w:t>and</w:t>
-      </w:r>
-      <w:r>
-        <w:rPr>
-          <w:rFonts w:ascii="Times New Roman" w:hAnsi="Times New Roman" w:cs="Times New Roman"/>
-        </w:rPr>
-        <w:t xml:space="preserve"> </w:t>
-      </w:r>
-      <w:r>
-        <w:rPr>
-          <w:rFonts w:ascii="Times New Roman" w:hAnsi="Times New Roman" w:cs="Times New Roman"/>
-        </w:rPr>
-        <w:t xml:space="preserve">12060 (35.3%) died within 12 months of first-line therapy initiation. </w:t>
-      </w:r>
-      <w:r>
-        <w:rPr>
-          <w:rFonts w:ascii="Times New Roman" w:hAnsi="Times New Roman" w:cs="Times New Roman"/>
-          <w:sz w:val="22"/>
-          <w:szCs w:val="22"/>
-        </w:rPr>
-        <w:t>17379</w:t>
-      </w:r>
-      <w:r>
-        <w:rPr>
-          <w:rFonts w:ascii="Times New Roman" w:hAnsi="Times New Roman" w:cs="Times New Roman"/>
-          <w:sz w:val="22"/>
-          <w:szCs w:val="22"/>
-        </w:rPr>
-        <w:t xml:space="preserve"> (50.9%) received doublet chemotherapy, </w:t>
-      </w:r>
-      <w:r>
-        <w:rPr>
-          <w:rFonts w:ascii="Times New Roman" w:hAnsi="Times New Roman" w:cs="Times New Roman"/>
-          <w:sz w:val="22"/>
-          <w:szCs w:val="22"/>
-        </w:rPr>
-        <w:t>3838 (11.2%)</w:t>
-      </w:r>
-      <w:r>
-        <w:rPr>
-          <w:rFonts w:ascii="Times New Roman" w:hAnsi="Times New Roman" w:cs="Times New Roman"/>
-          <w:sz w:val="22"/>
-          <w:szCs w:val="22"/>
-        </w:rPr>
-        <w:t xml:space="preserve"> received IO monotherapy, </w:t>
-      </w:r>
-      <w:r>
-        <w:rPr>
-          <w:rFonts w:ascii="Times New Roman" w:hAnsi="Times New Roman" w:cs="Times New Roman"/>
-          <w:sz w:val="22"/>
-          <w:szCs w:val="22"/>
-        </w:rPr>
-        <w:t>4283 (12.5%)</w:t>
-      </w:r>
-      <w:r>
-        <w:rPr>
-          <w:rFonts w:ascii="Times New Roman" w:hAnsi="Times New Roman" w:cs="Times New Roman"/>
-          <w:sz w:val="22"/>
-          <w:szCs w:val="22"/>
-        </w:rPr>
-        <w:t xml:space="preserve"> received combination therapy, and </w:t>
-      </w:r>
-      <w:r>
-        <w:rPr>
-          <w:rFonts w:ascii="Times New Roman" w:hAnsi="Times New Roman" w:cs="Times New Roman"/>
-          <w:sz w:val="22"/>
-          <w:szCs w:val="22"/>
-        </w:rPr>
-        <w:t>8673 (25.4%)</w:t>
-      </w:r>
-      <w:r>
-        <w:rPr>
-          <w:rFonts w:ascii="Times New Roman" w:hAnsi="Times New Roman" w:cs="Times New Roman"/>
-          <w:sz w:val="22"/>
-          <w:szCs w:val="22"/>
-        </w:rPr>
-        <w:t xml:space="preserve"> received another form of first-line therapy.  </w:t>
-      </w:r>
-      <w:r>
-        <w:rPr>
-          <w:rFonts w:ascii="Times New Roman" w:hAnsi="Times New Roman" w:cs="Times New Roman"/>
-        </w:rPr>
-        <w:t>PD-L1 testing was reported for 13227 (</w:t>
-      </w:r>
-      <w:r>
-        <w:rPr>
-          <w:rFonts w:ascii="Times New Roman" w:hAnsi="Times New Roman" w:cs="Times New Roman"/>
-        </w:rPr>
-        <w:t>38.7</w:t>
-      </w:r>
-      <w:r>
-        <w:rPr>
-          <w:rFonts w:ascii="Times New Roman" w:hAnsi="Times New Roman" w:cs="Times New Roman"/>
-        </w:rPr>
-        <w:t>%) patients in the cohort.</w:t>
-      </w:r>
-      <w:r>
-        <w:rPr>
-          <w:rFonts w:ascii="Times New Roman" w:hAnsi="Times New Roman" w:cs="Times New Roman"/>
-        </w:rPr>
-        <w:t xml:space="preserve"> Of the patients </w:t>
-      </w:r>
-      <w:r>
-        <w:rPr>
-          <w:rFonts w:ascii="Times New Roman" w:hAnsi="Times New Roman" w:cs="Times New Roman"/>
-        </w:rPr>
-        <w:t xml:space="preserve">for whom PD-L1 status was available, 4308 (32.6%) had PD-L1 expression &gt;= 50%, 4076 (30.8%) had 1% &lt;= PD-L1 &lt; 50%, and 4843 (36.6%) were confirmed to be negative. </w:t>
-      </w:r>
-    </w:p>
-    <w:p>
-      <w:pPr>
-        <w:rPr>
-          <w:rFonts w:ascii="Times New Roman" w:hAnsi="Times New Roman" w:cs="Times New Roman"/>
-        </w:rPr>
-      </w:pPr>
-      <w:r>
-        <w:rPr>
-          <w:rFonts w:ascii="Times New Roman" w:hAnsi="Times New Roman" w:cs="Times New Roman"/>
-        </w:rPr>
-        <w:t xml:space="preserve">The demographic makeup of our cohort can be seen in </w:t>
-      </w:r>
-      <w:r>
-        <w:rPr>
-          <w:rFonts w:ascii="Times New Roman" w:hAnsi="Times New Roman" w:cs="Times New Roman"/>
-        </w:rPr>
-        <w:t>Table</w:t>
-      </w:r>
-      <w:r>
-        <w:rPr>
-          <w:rFonts w:ascii="Times New Roman" w:hAnsi="Times New Roman" w:cs="Times New Roman"/>
-        </w:rPr>
-        <w:t xml:space="preserve"> </w:t>
-      </w:r>
-      <w:r>
-        <w:rPr>
-          <w:rFonts w:ascii="Times New Roman" w:hAnsi="Times New Roman" w:cs="Times New Roman"/>
-        </w:rPr>
-        <w:t>1.</w:t>
-      </w:r>
-      <w:r>
-        <w:rPr>
-          <w:rFonts w:ascii="Times New Roman" w:hAnsi="Times New Roman" w:cs="Times New Roman"/>
-        </w:rPr>
-        <w:t xml:space="preserve"> </w:t>
-      </w:r>
     </w:p>
     <w:tbl>
       <w:tblPr>
@@ -5194,6 +5242,7 @@
                 <w:sz w:val="22"/>
                 <w:szCs w:val="22"/>
               </w:rPr>
+              <w:lastRenderedPageBreak/>
               <w:t>Unknown</w:t>
             </w:r>
           </w:p>
@@ -5980,7 +6029,6 @@
                 <w:sz w:val="22"/>
                 <w:szCs w:val="22"/>
               </w:rPr>
-              <w:lastRenderedPageBreak/>
               <w:t>Tumor Stage</w:t>
             </w:r>
             <w:r>
@@ -8974,6 +9022,7 @@
                 <w:sz w:val="22"/>
                 <w:szCs w:val="22"/>
               </w:rPr>
+              <w:lastRenderedPageBreak/>
               <w:t xml:space="preserve">Platinum-Based </w:t>
             </w:r>
             <w:r>
@@ -9794,7 +9843,6 @@
                 <w:sz w:val="22"/>
                 <w:szCs w:val="22"/>
               </w:rPr>
-              <w:lastRenderedPageBreak/>
               <w:t>Anti-Infective Use Prior to Treatment</w:t>
             </w:r>
           </w:p>
@@ -11485,6 +11533,15 @@
         <w:t>following propensity score matching. Patients were only included if they had PD-L1 values at or above the specified threshold. ATE reflects the change in likelihood of 12-month disease progression attributed to treating with IO monotherapy over doublet chemotherapy.</w:t>
       </w:r>
     </w:p>
+    <w:p>
+      <w:pPr>
+        <w:rPr>
+          <w:rFonts w:ascii="Times New Roman" w:hAnsi="Times New Roman" w:cs="Times New Roman"/>
+          <w:b/>
+          <w:bCs/>
+        </w:rPr>
+      </w:pPr>
+    </w:p>
     <w:tbl>
       <w:tblPr>
         <w:tblStyle w:val="TableGrid"/>
@@ -12942,15 +12999,6 @@
         </w:rPr>
         <w:t xml:space="preserve"> ATE of IO monotherapy vs. doublet chemotherapy following propensity score matching. Patients were only included if they had PD-L1 values at or above the specified threshold. ATE reflects the change in likelihood of 12-month disease progression attributed to treating with IO monotherapy over doublet chemotherapy.</w:t>
       </w:r>
-    </w:p>
-    <w:p>
-      <w:pPr>
-        <w:rPr>
-          <w:rFonts w:ascii="Times New Roman" w:hAnsi="Times New Roman" w:cs="Times New Roman"/>
-          <w:b/>
-          <w:bCs/>
-        </w:rPr>
-      </w:pPr>
     </w:p>
     <w:p>
       <w:pPr>
@@ -13302,7 +13350,23 @@
                 <w:b/>
                 <w:bCs/>
               </w:rPr>
-              <w:t>12-month Mortality</w:t>
+              <w:t>12-month Morta</w:t>
+            </w:r>
+            <w:r>
+              <w:rPr>
+                <w:rFonts w:ascii="Times New Roman" w:hAnsi="Times New Roman" w:cs="Times New Roman"/>
+                <w:b/>
+                <w:bCs/>
+              </w:rPr>
+              <w:t>l</w:t>
+            </w:r>
+            <w:r>
+              <w:rPr>
+                <w:rFonts w:ascii="Times New Roman" w:hAnsi="Times New Roman" w:cs="Times New Roman"/>
+                <w:b/>
+                <w:bCs/>
+              </w:rPr>
+              <w:t>ity</w:t>
             </w:r>
           </w:p>
         </w:tc>
@@ -13483,7 +13547,7 @@
           <w:b/>
           <w:bCs/>
         </w:rPr>
-        <w:t>Instrumental variable approach</w:t>
+        <w:t>Results following two-stage least-squares i</w:t>
       </w:r>
       <w:r>
         <w:rPr>
@@ -13491,7 +13555,31 @@
           <w:b/>
           <w:bCs/>
         </w:rPr>
+        <w:t>nstrumental variable approac</w:t>
+      </w:r>
+      <w:r>
+        <w:rPr>
+          <w:rFonts w:ascii="Times New Roman" w:hAnsi="Times New Roman" w:cs="Times New Roman"/>
+          <w:b/>
+          <w:bCs/>
+        </w:rPr>
+        <w:t>h</w:t>
+      </w:r>
+      <w:r>
+        <w:rPr>
+          <w:rFonts w:ascii="Times New Roman" w:hAnsi="Times New Roman" w:cs="Times New Roman"/>
+          <w:b/>
+          <w:bCs/>
+        </w:rPr>
         <w:t xml:space="preserve">. </w:t>
+      </w:r>
+      <w:r>
+        <w:rPr>
+          <w:rFonts w:ascii="Times New Roman" w:hAnsi="Times New Roman" w:cs="Times New Roman"/>
+          <w:b/>
+          <w:bCs/>
+        </w:rPr>
+        <w:t>Local average treatment effect reflects the change in likelihood of the specified outcome for the IO monotherapy group relative to the chemotherapy group.</w:t>
       </w:r>
     </w:p>
     <w:p>
@@ -13792,9 +13880,9 @@
           <w:noProof/>
         </w:rPr>
         <w:drawing>
-          <wp:inline distT="0" distB="0" distL="0" distR="0" wp14:anchorId="7166AEDC" wp14:editId="3327FE85">
-            <wp:extent cx="6290945" cy="4018280"/>
-            <wp:effectExtent l="0" t="0" r="0" b="0"/>
+          <wp:inline distT="0" distB="0" distL="0" distR="0" wp14:anchorId="7166AEDC" wp14:editId="523C416B">
+            <wp:extent cx="5758774" cy="3678360"/>
+            <wp:effectExtent l="0" t="0" r="0" b="5080"/>
             <wp:docPr id="519947962" name="Picture 2" descr="A graph of a patient's life&#10;&#10;Description automatically generated with medium confidence"/>
             <wp:cNvGraphicFramePr>
               <a:graphicFrameLocks xmlns:a="http://schemas.openxmlformats.org/drawingml/2006/main" noChangeAspect="1"/>
@@ -13821,7 +13909,7 @@
                   <pic:spPr>
                     <a:xfrm>
                       <a:off x="0" y="0"/>
-                      <a:ext cx="6290945" cy="4018280"/>
+                      <a:ext cx="5771184" cy="3686287"/>
                     </a:xfrm>
                     <a:prstGeom prst="rect">
                       <a:avLst/>
@@ -15541,7 +15629,7 @@
           <w:noProof/>
         </w:rPr>
         <w:drawing>
-          <wp:inline distT="0" distB="0" distL="0" distR="0" wp14:anchorId="40322153" wp14:editId="28676078">
+          <wp:inline distT="0" distB="0" distL="0" distR="0" wp14:anchorId="40322153" wp14:editId="74A922FC">
             <wp:extent cx="2978432" cy="3537019"/>
             <wp:effectExtent l="0" t="0" r="6350" b="0"/>
             <wp:docPr id="445907951" name="Picture 5" descr="A graph of a patient&#10;&#10;Description automatically generated with medium confidence"/>
@@ -15598,7 +15686,7 @@
           <w:noProof/>
         </w:rPr>
         <w:drawing>
-          <wp:inline distT="0" distB="0" distL="0" distR="0" wp14:anchorId="3FA51CB4" wp14:editId="74743021">
+          <wp:inline distT="0" distB="0" distL="0" distR="0" wp14:anchorId="3FA51CB4" wp14:editId="3240A28F">
             <wp:extent cx="2758435" cy="3275762"/>
             <wp:effectExtent l="0" t="0" r="0" b="1270"/>
             <wp:docPr id="392707738" name="Picture 6" descr="A graph of a patient's health&#10;&#10;Description automatically generated with medium confidence"/>
@@ -15725,7 +15813,7 @@
           <w:noProof/>
         </w:rPr>
         <w:drawing>
-          <wp:inline distT="0" distB="0" distL="0" distR="0" wp14:anchorId="1074C5D8" wp14:editId="3E66450F">
+          <wp:inline distT="0" distB="0" distL="0" distR="0" wp14:anchorId="1074C5D8" wp14:editId="260894C9">
             <wp:extent cx="3046124" cy="3617406"/>
             <wp:effectExtent l="0" t="0" r="1905" b="2540"/>
             <wp:docPr id="86870469" name="Picture 7"/>
@@ -15780,7 +15868,7 @@
           <w:noProof/>
         </w:rPr>
         <w:drawing>
-          <wp:inline distT="0" distB="0" distL="0" distR="0" wp14:anchorId="35BAECDC" wp14:editId="19FDF32A">
+          <wp:inline distT="0" distB="0" distL="0" distR="0" wp14:anchorId="35BAECDC" wp14:editId="5A5911B1">
             <wp:extent cx="2910741" cy="3456633"/>
             <wp:effectExtent l="0" t="0" r="0" b="0"/>
             <wp:docPr id="56927783" name="Picture 8"/>

--- a/PDL1_Manuscript_ML_only.docx
+++ b/PDL1_Manuscript_ML_only.docx
@@ -841,12 +841,21 @@
           <w:color w:val="181717"/>
         </w:rPr>
       </w:pPr>
+      <w:proofErr w:type="spellStart"/>
       <w:r>
         <w:rPr>
           <w:rFonts w:ascii="Times New Roman" w:eastAsia="Times New Roman" w:hAnsi="Times New Roman" w:cs="Times New Roman"/>
           <w:color w:val="181717"/>
         </w:rPr>
-        <w:t>Garon et al. prospectively validated the PD-L1 cutoff of 50% for patients receiving pembrolizumab monotherapy, demonstrating a response rate of 45.2% in that subgroup</w:t>
+        <w:t>Garon</w:t>
+      </w:r>
+      <w:proofErr w:type="spellEnd"/>
+      <w:r>
+        <w:rPr>
+          <w:rFonts w:ascii="Times New Roman" w:eastAsia="Times New Roman" w:hAnsi="Times New Roman" w:cs="Times New Roman"/>
+          <w:color w:val="181717"/>
+        </w:rPr>
+        <w:t xml:space="preserve"> et al. prospectively validated the PD-L1 cutoff of 50% for patients receiving pembrolizumab monotherapy, demonstrating a response rate of 45.2% in that subgroup</w:t>
       </w:r>
       <w:r>
         <w:rPr>
@@ -1868,7 +1877,21 @@
         <w:rPr>
           <w:rFonts w:ascii="Times New Roman" w:hAnsi="Times New Roman" w:cs="Times New Roman"/>
         </w:rPr>
-        <w:t>treatment with nivolumab, pembrolizumab, cemiplimab, atezolizumab, durvalumab</w:t>
+        <w:t xml:space="preserve">treatment with nivolumab, pembrolizumab, </w:t>
+      </w:r>
+      <w:proofErr w:type="spellStart"/>
+      <w:r>
+        <w:rPr>
+          <w:rFonts w:ascii="Times New Roman" w:hAnsi="Times New Roman" w:cs="Times New Roman"/>
+        </w:rPr>
+        <w:t>cemiplimab</w:t>
+      </w:r>
+      <w:proofErr w:type="spellEnd"/>
+      <w:r>
+        <w:rPr>
+          <w:rFonts w:ascii="Times New Roman" w:hAnsi="Times New Roman" w:cs="Times New Roman"/>
+        </w:rPr>
+        <w:t>, atezolizumab, durvalumab</w:t>
       </w:r>
       <w:r>
         <w:rPr>
@@ -2762,7 +2785,21 @@
               <w:rPr>
                 <w:rFonts w:ascii="Times New Roman" w:hAnsi="Times New Roman" w:cs="Times New Roman"/>
               </w:rPr>
-              <w:t>Nivolumab, pembrolizumab, atezolizumab, durvalumab, cemiplimab or ipilimumab/nivolumab alone</w:t>
+              <w:t xml:space="preserve">Nivolumab, pembrolizumab, atezolizumab, durvalumab, </w:t>
+            </w:r>
+            <w:proofErr w:type="spellStart"/>
+            <w:r>
+              <w:rPr>
+                <w:rFonts w:ascii="Times New Roman" w:hAnsi="Times New Roman" w:cs="Times New Roman"/>
+              </w:rPr>
+              <w:t>cemiplimab</w:t>
+            </w:r>
+            <w:proofErr w:type="spellEnd"/>
+            <w:r>
+              <w:rPr>
+                <w:rFonts w:ascii="Times New Roman" w:hAnsi="Times New Roman" w:cs="Times New Roman"/>
+              </w:rPr>
+              <w:t xml:space="preserve"> or ipilimumab/nivolumab alone</w:t>
             </w:r>
           </w:p>
         </w:tc>
@@ -2884,12 +2921,42 @@
                 <w:rFonts w:ascii="Times New Roman" w:hAnsi="Times New Roman" w:cs="Times New Roman"/>
               </w:rPr>
             </w:pPr>
-            <w:r>
-              <w:rPr>
-                <w:rFonts w:ascii="Times New Roman" w:hAnsi="Times New Roman" w:cs="Times New Roman"/>
-              </w:rPr>
-              <w:t>Alectinib, ceritinib, or brigatinib</w:t>
-            </w:r>
+            <w:proofErr w:type="spellStart"/>
+            <w:r>
+              <w:rPr>
+                <w:rFonts w:ascii="Times New Roman" w:hAnsi="Times New Roman" w:cs="Times New Roman"/>
+              </w:rPr>
+              <w:t>Alectinib</w:t>
+            </w:r>
+            <w:proofErr w:type="spellEnd"/>
+            <w:r>
+              <w:rPr>
+                <w:rFonts w:ascii="Times New Roman" w:hAnsi="Times New Roman" w:cs="Times New Roman"/>
+              </w:rPr>
+              <w:t xml:space="preserve">, </w:t>
+            </w:r>
+            <w:proofErr w:type="spellStart"/>
+            <w:r>
+              <w:rPr>
+                <w:rFonts w:ascii="Times New Roman" w:hAnsi="Times New Roman" w:cs="Times New Roman"/>
+              </w:rPr>
+              <w:t>ceritinib</w:t>
+            </w:r>
+            <w:proofErr w:type="spellEnd"/>
+            <w:r>
+              <w:rPr>
+                <w:rFonts w:ascii="Times New Roman" w:hAnsi="Times New Roman" w:cs="Times New Roman"/>
+              </w:rPr>
+              <w:t xml:space="preserve">, or </w:t>
+            </w:r>
+            <w:proofErr w:type="spellStart"/>
+            <w:r>
+              <w:rPr>
+                <w:rFonts w:ascii="Times New Roman" w:hAnsi="Times New Roman" w:cs="Times New Roman"/>
+              </w:rPr>
+              <w:t>brigatinib</w:t>
+            </w:r>
+            <w:proofErr w:type="spellEnd"/>
           </w:p>
         </w:tc>
       </w:tr>
@@ -2964,12 +3031,42 @@
                 <w:rFonts w:ascii="Times New Roman" w:hAnsi="Times New Roman" w:cs="Times New Roman"/>
               </w:rPr>
             </w:pPr>
-            <w:r>
-              <w:rPr>
-                <w:rFonts w:ascii="Times New Roman" w:hAnsi="Times New Roman" w:cs="Times New Roman"/>
-              </w:rPr>
-              <w:t>Crizotinib, entrectinib, or repotrectinib</w:t>
-            </w:r>
+            <w:proofErr w:type="spellStart"/>
+            <w:r>
+              <w:rPr>
+                <w:rFonts w:ascii="Times New Roman" w:hAnsi="Times New Roman" w:cs="Times New Roman"/>
+              </w:rPr>
+              <w:t>Crizotinib</w:t>
+            </w:r>
+            <w:proofErr w:type="spellEnd"/>
+            <w:r>
+              <w:rPr>
+                <w:rFonts w:ascii="Times New Roman" w:hAnsi="Times New Roman" w:cs="Times New Roman"/>
+              </w:rPr>
+              <w:t xml:space="preserve">, </w:t>
+            </w:r>
+            <w:proofErr w:type="spellStart"/>
+            <w:r>
+              <w:rPr>
+                <w:rFonts w:ascii="Times New Roman" w:hAnsi="Times New Roman" w:cs="Times New Roman"/>
+              </w:rPr>
+              <w:t>entrectinib</w:t>
+            </w:r>
+            <w:proofErr w:type="spellEnd"/>
+            <w:r>
+              <w:rPr>
+                <w:rFonts w:ascii="Times New Roman" w:hAnsi="Times New Roman" w:cs="Times New Roman"/>
+              </w:rPr>
+              <w:t xml:space="preserve">, or </w:t>
+            </w:r>
+            <w:proofErr w:type="spellStart"/>
+            <w:r>
+              <w:rPr>
+                <w:rFonts w:ascii="Times New Roman" w:hAnsi="Times New Roman" w:cs="Times New Roman"/>
+              </w:rPr>
+              <w:t>repotrectinib</w:t>
+            </w:r>
+            <w:proofErr w:type="spellEnd"/>
           </w:p>
         </w:tc>
       </w:tr>
@@ -3014,8 +3111,72 @@
               <w:rPr>
                 <w:rFonts w:ascii="Times New Roman" w:hAnsi="Times New Roman" w:cs="Times New Roman"/>
               </w:rPr>
-              <w:t>enib/trametinib, binimetinib/encorafenib, dabrafenib, tramatenib, binimetinib, or encorafenib</w:t>
-            </w:r>
+              <w:t xml:space="preserve">enib/trametinib, </w:t>
+            </w:r>
+            <w:proofErr w:type="spellStart"/>
+            <w:r>
+              <w:rPr>
+                <w:rFonts w:ascii="Times New Roman" w:hAnsi="Times New Roman" w:cs="Times New Roman"/>
+              </w:rPr>
+              <w:t>binimetinib</w:t>
+            </w:r>
+            <w:proofErr w:type="spellEnd"/>
+            <w:r>
+              <w:rPr>
+                <w:rFonts w:ascii="Times New Roman" w:hAnsi="Times New Roman" w:cs="Times New Roman"/>
+              </w:rPr>
+              <w:t>/</w:t>
+            </w:r>
+            <w:proofErr w:type="spellStart"/>
+            <w:r>
+              <w:rPr>
+                <w:rFonts w:ascii="Times New Roman" w:hAnsi="Times New Roman" w:cs="Times New Roman"/>
+              </w:rPr>
+              <w:t>encorafenib</w:t>
+            </w:r>
+            <w:proofErr w:type="spellEnd"/>
+            <w:r>
+              <w:rPr>
+                <w:rFonts w:ascii="Times New Roman" w:hAnsi="Times New Roman" w:cs="Times New Roman"/>
+              </w:rPr>
+              <w:t xml:space="preserve">, dabrafenib, </w:t>
+            </w:r>
+            <w:proofErr w:type="spellStart"/>
+            <w:r>
+              <w:rPr>
+                <w:rFonts w:ascii="Times New Roman" w:hAnsi="Times New Roman" w:cs="Times New Roman"/>
+              </w:rPr>
+              <w:t>tramatenib</w:t>
+            </w:r>
+            <w:proofErr w:type="spellEnd"/>
+            <w:r>
+              <w:rPr>
+                <w:rFonts w:ascii="Times New Roman" w:hAnsi="Times New Roman" w:cs="Times New Roman"/>
+              </w:rPr>
+              <w:t xml:space="preserve">, </w:t>
+            </w:r>
+            <w:proofErr w:type="spellStart"/>
+            <w:r>
+              <w:rPr>
+                <w:rFonts w:ascii="Times New Roman" w:hAnsi="Times New Roman" w:cs="Times New Roman"/>
+              </w:rPr>
+              <w:t>binimetinib</w:t>
+            </w:r>
+            <w:proofErr w:type="spellEnd"/>
+            <w:r>
+              <w:rPr>
+                <w:rFonts w:ascii="Times New Roman" w:hAnsi="Times New Roman" w:cs="Times New Roman"/>
+              </w:rPr>
+              <w:t xml:space="preserve">, or </w:t>
+            </w:r>
+            <w:proofErr w:type="spellStart"/>
+            <w:r>
+              <w:rPr>
+                <w:rFonts w:ascii="Times New Roman" w:hAnsi="Times New Roman" w:cs="Times New Roman"/>
+              </w:rPr>
+              <w:t>encorafenib</w:t>
+            </w:r>
+            <w:proofErr w:type="spellEnd"/>
           </w:p>
         </w:tc>
       </w:tr>
@@ -3050,12 +3211,28 @@
                 <w:rFonts w:ascii="Times New Roman" w:hAnsi="Times New Roman" w:cs="Times New Roman"/>
               </w:rPr>
             </w:pPr>
-            <w:r>
-              <w:rPr>
-                <w:rFonts w:ascii="Times New Roman" w:hAnsi="Times New Roman" w:cs="Times New Roman"/>
-              </w:rPr>
-              <w:t>Sotorasib or adagrasib</w:t>
-            </w:r>
+            <w:proofErr w:type="spellStart"/>
+            <w:r>
+              <w:rPr>
+                <w:rFonts w:ascii="Times New Roman" w:hAnsi="Times New Roman" w:cs="Times New Roman"/>
+              </w:rPr>
+              <w:t>Sotorasib</w:t>
+            </w:r>
+            <w:proofErr w:type="spellEnd"/>
+            <w:r>
+              <w:rPr>
+                <w:rFonts w:ascii="Times New Roman" w:hAnsi="Times New Roman" w:cs="Times New Roman"/>
+              </w:rPr>
+              <w:t xml:space="preserve"> or </w:t>
+            </w:r>
+            <w:proofErr w:type="spellStart"/>
+            <w:r>
+              <w:rPr>
+                <w:rFonts w:ascii="Times New Roman" w:hAnsi="Times New Roman" w:cs="Times New Roman"/>
+              </w:rPr>
+              <w:t>adagrasib</w:t>
+            </w:r>
+            <w:proofErr w:type="spellEnd"/>
           </w:p>
         </w:tc>
       </w:tr>
@@ -3218,7 +3395,21 @@
               <w:rPr>
                 <w:rFonts w:ascii="Times New Roman" w:hAnsi="Times New Roman" w:cs="Times New Roman"/>
               </w:rPr>
-              <w:t>Imatinib, dasatinib, nilotinib, bosutinib</w:t>
+              <w:t xml:space="preserve">Imatinib, </w:t>
+            </w:r>
+            <w:proofErr w:type="spellStart"/>
+            <w:r>
+              <w:rPr>
+                <w:rFonts w:ascii="Times New Roman" w:hAnsi="Times New Roman" w:cs="Times New Roman"/>
+              </w:rPr>
+              <w:t>dasatinib</w:t>
+            </w:r>
+            <w:proofErr w:type="spellEnd"/>
+            <w:r>
+              <w:rPr>
+                <w:rFonts w:ascii="Times New Roman" w:hAnsi="Times New Roman" w:cs="Times New Roman"/>
+              </w:rPr>
+              <w:t>, nilotinib, bosutinib</w:t>
             </w:r>
           </w:p>
         </w:tc>
@@ -3254,12 +3445,28 @@
                 <w:rFonts w:ascii="Times New Roman" w:hAnsi="Times New Roman" w:cs="Times New Roman"/>
               </w:rPr>
             </w:pPr>
-            <w:r>
-              <w:rPr>
-                <w:rFonts w:ascii="Times New Roman" w:hAnsi="Times New Roman" w:cs="Times New Roman"/>
-              </w:rPr>
-              <w:t>Capmatinib or tepotinib</w:t>
-            </w:r>
+            <w:proofErr w:type="spellStart"/>
+            <w:r>
+              <w:rPr>
+                <w:rFonts w:ascii="Times New Roman" w:hAnsi="Times New Roman" w:cs="Times New Roman"/>
+              </w:rPr>
+              <w:t>Capmatinib</w:t>
+            </w:r>
+            <w:proofErr w:type="spellEnd"/>
+            <w:r>
+              <w:rPr>
+                <w:rFonts w:ascii="Times New Roman" w:hAnsi="Times New Roman" w:cs="Times New Roman"/>
+              </w:rPr>
+              <w:t xml:space="preserve"> or </w:t>
+            </w:r>
+            <w:proofErr w:type="spellStart"/>
+            <w:r>
+              <w:rPr>
+                <w:rFonts w:ascii="Times New Roman" w:hAnsi="Times New Roman" w:cs="Times New Roman"/>
+              </w:rPr>
+              <w:t>tepotinib</w:t>
+            </w:r>
+            <w:proofErr w:type="spellEnd"/>
           </w:p>
         </w:tc>
       </w:tr>
@@ -3351,7 +3558,7 @@
         </w:rPr>
         <w:lastRenderedPageBreak/>
         <w:drawing>
-          <wp:inline distT="0" distB="0" distL="0" distR="0" wp14:anchorId="13FA6AEF" wp14:editId="53F6A578">
+          <wp:inline distT="0" distB="0" distL="0" distR="0" wp14:anchorId="13FA6AEF" wp14:editId="354DC5A8">
             <wp:extent cx="5632315" cy="4206470"/>
             <wp:effectExtent l="0" t="0" r="0" b="0"/>
             <wp:docPr id="1102221905" name="Picture 1" descr="A diagram of a disease&#10;&#10;Description automatically generated"/>
@@ -3530,6 +3737,7 @@
         </w:rPr>
         <w:t xml:space="preserve"> using the </w:t>
       </w:r>
+      <w:proofErr w:type="spellStart"/>
       <w:r>
         <w:rPr>
           <w:rFonts w:ascii="Times New Roman" w:hAnsi="Times New Roman" w:cs="Times New Roman"/>
@@ -3538,6 +3746,7 @@
         </w:rPr>
         <w:t>teffects</w:t>
       </w:r>
+      <w:proofErr w:type="spellEnd"/>
       <w:r>
         <w:rPr>
           <w:rFonts w:ascii="Times New Roman" w:hAnsi="Times New Roman" w:cs="Times New Roman"/>
@@ -3699,7 +3908,21 @@
           <w:rFonts w:ascii="Times New Roman" w:hAnsi="Times New Roman" w:cs="Times New Roman"/>
         </w:rPr>
         <w:lastRenderedPageBreak/>
-        <w:t xml:space="preserve">Given that our outcomes of interest are binary, we used a two-stage biprobit regression. In the first stage, a regression is performed to model how IO monotherapy is allocated based on the instrument (whether the patient’s PD-L1 &gt;=50%). In the second stage, a regression is performed to predict the outcome of interest while adjusting for the likelihood of receiving IO monotherapy and other covariates. We choose to examine patients whose PD-L1 values lie in the range </w:t>
+        <w:t xml:space="preserve">Given that our outcomes of interest are binary, we used a two-stage </w:t>
+      </w:r>
+      <w:proofErr w:type="spellStart"/>
+      <w:r>
+        <w:rPr>
+          <w:rFonts w:ascii="Times New Roman" w:hAnsi="Times New Roman" w:cs="Times New Roman"/>
+        </w:rPr>
+        <w:t>biprobit</w:t>
+      </w:r>
+      <w:proofErr w:type="spellEnd"/>
+      <w:r>
+        <w:rPr>
+          <w:rFonts w:ascii="Times New Roman" w:hAnsi="Times New Roman" w:cs="Times New Roman"/>
+        </w:rPr>
+        <w:t xml:space="preserve"> regression. In the first stage, a regression is performed to model how IO monotherapy is allocated based on the instrument (whether the patient’s PD-L1 &gt;=50%). In the second stage, a regression is performed to predict the outcome of interest while adjusting for the likelihood of receiving IO monotherapy and other covariates. We choose to examine patients whose PD-L1 values lie in the range </w:t>
       </w:r>
       <w:r>
         <w:rPr>
@@ -3711,7 +3934,21 @@
         <w:rPr>
           <w:rFonts w:ascii="Times New Roman" w:hAnsi="Times New Roman" w:cs="Times New Roman"/>
         </w:rPr>
-        <w:t xml:space="preserve">0% to 60% as well as 30% to 70%. The results of the two-stage biprobit regression is the local average treatment effect of IO monotherapy versus chemotherapy for those patients who exist in the specified range. </w:t>
+        <w:t xml:space="preserve">0% to 60% as well as 30% to 70%. The results of the two-stage </w:t>
+      </w:r>
+      <w:proofErr w:type="spellStart"/>
+      <w:r>
+        <w:rPr>
+          <w:rFonts w:ascii="Times New Roman" w:hAnsi="Times New Roman" w:cs="Times New Roman"/>
+        </w:rPr>
+        <w:t>biprobit</w:t>
+      </w:r>
+      <w:proofErr w:type="spellEnd"/>
+      <w:r>
+        <w:rPr>
+          <w:rFonts w:ascii="Times New Roman" w:hAnsi="Times New Roman" w:cs="Times New Roman"/>
+        </w:rPr>
+        <w:t xml:space="preserve"> regression is the local average treatment effect of IO monotherapy versus chemotherapy for those patients who exist in the specified range. </w:t>
       </w:r>
       <w:r>
         <w:rPr>
@@ -3775,8 +4012,23 @@
         <w:rPr>
           <w:rFonts w:ascii="Times New Roman" w:hAnsi="Times New Roman" w:cs="Times New Roman"/>
         </w:rPr>
-        <w:t xml:space="preserve"> one to predict 12-month progression-free survival (PFS) and one to predict 12-month overall survival (OS). ML models were created using the XGBoost binary classifier using the </w:t>
-      </w:r>
+        <w:t xml:space="preserve"> one to predict 12-month progression-free survival (PFS) and one to predict 12-month overall survival (OS). ML models were created using the </w:t>
+      </w:r>
+      <w:proofErr w:type="spellStart"/>
+      <w:r>
+        <w:rPr>
+          <w:rFonts w:ascii="Times New Roman" w:hAnsi="Times New Roman" w:cs="Times New Roman"/>
+        </w:rPr>
+        <w:t>XGBoost</w:t>
+      </w:r>
+      <w:proofErr w:type="spellEnd"/>
+      <w:r>
+        <w:rPr>
+          <w:rFonts w:ascii="Times New Roman" w:hAnsi="Times New Roman" w:cs="Times New Roman"/>
+        </w:rPr>
+        <w:t xml:space="preserve"> binary classifier using the </w:t>
+      </w:r>
+      <w:proofErr w:type="spellStart"/>
       <w:r>
         <w:rPr>
           <w:rFonts w:ascii="Times New Roman" w:hAnsi="Times New Roman" w:cs="Times New Roman"/>
@@ -3785,6 +4037,7 @@
         </w:rPr>
         <w:t>sklearn</w:t>
       </w:r>
+      <w:proofErr w:type="spellEnd"/>
       <w:r>
         <w:rPr>
           <w:rFonts w:ascii="Times New Roman" w:hAnsi="Times New Roman" w:cs="Times New Roman"/>
@@ -7652,13 +7905,23 @@
                 <w:szCs w:val="22"/>
               </w:rPr>
             </w:pPr>
-            <w:r>
-              <w:rPr>
-                <w:rFonts w:ascii="Times New Roman" w:hAnsi="Times New Roman" w:cs="Times New Roman"/>
-                <w:sz w:val="22"/>
-                <w:szCs w:val="22"/>
-              </w:rPr>
-              <w:t>149  (4.4%)</w:t>
+            <w:proofErr w:type="gramStart"/>
+            <w:r>
+              <w:rPr>
+                <w:rFonts w:ascii="Times New Roman" w:hAnsi="Times New Roman" w:cs="Times New Roman"/>
+                <w:sz w:val="22"/>
+                <w:szCs w:val="22"/>
+              </w:rPr>
+              <w:t>149  (</w:t>
+            </w:r>
+            <w:proofErr w:type="gramEnd"/>
+            <w:r>
+              <w:rPr>
+                <w:rFonts w:ascii="Times New Roman" w:hAnsi="Times New Roman" w:cs="Times New Roman"/>
+                <w:sz w:val="22"/>
+                <w:szCs w:val="22"/>
+              </w:rPr>
+              <w:t>4.4%)</w:t>
             </w:r>
           </w:p>
         </w:tc>
@@ -11090,7 +11353,7 @@
         <w:rPr>
           <w:rFonts w:ascii="Times New Roman" w:hAnsi="Times New Roman" w:cs="Times New Roman"/>
         </w:rPr>
-        <w:t xml:space="preserve">patients in the IO monotherapy group with PD-L1 &gt;= 50% had improved 12-month PFS (HR 0.59 [0.45, 0.79], p &lt; 0.0001) compared to those with 1% &lt;= PD-L1 &lt; 50%. </w:t>
+        <w:t xml:space="preserve">patients in the IO monotherapy group with PD-L1 &gt;= 50% had improved 12-month PFS (HR 0.59 [0.45, 0.79], p &lt; 0.0001) compared to those with PD-L1 &lt; 50%. </w:t>
       </w:r>
       <w:r>
         <w:rPr>
@@ -11442,6 +11705,7 @@
                 <w:lang w:val="it-IT"/>
               </w:rPr>
             </w:pPr>
+            <w:proofErr w:type="spellStart"/>
             <w:r>
               <w:rPr>
                 <w:rFonts w:ascii="Times New Roman" w:hAnsi="Times New Roman" w:cs="Times New Roman"/>
@@ -11453,6 +11717,7 @@
               </w:rPr>
               <w:t>Outcome</w:t>
             </w:r>
+            <w:proofErr w:type="spellEnd"/>
           </w:p>
         </w:tc>
         <w:tc>
@@ -11472,6 +11737,7 @@
                 <w:lang w:val="it-IT"/>
               </w:rPr>
             </w:pPr>
+            <w:proofErr w:type="spellStart"/>
             <w:r>
               <w:rPr>
                 <w:rFonts w:ascii="Times New Roman" w:hAnsi="Times New Roman" w:cs="Times New Roman"/>
@@ -11495,6 +11761,7 @@
               </w:rPr>
               <w:t>L</w:t>
             </w:r>
+            <w:proofErr w:type="spellEnd"/>
           </w:p>
         </w:tc>
         <w:tc>
@@ -11514,6 +11781,7 @@
                 <w:lang w:val="it-IT"/>
               </w:rPr>
             </w:pPr>
+            <w:proofErr w:type="spellStart"/>
             <w:r>
               <w:rPr>
                 <w:rFonts w:ascii="Times New Roman" w:hAnsi="Times New Roman" w:cs="Times New Roman"/>
@@ -11537,6 +11805,7 @@
               </w:rPr>
               <w:t>H</w:t>
             </w:r>
+            <w:proofErr w:type="spellEnd"/>
           </w:p>
         </w:tc>
         <w:tc>
@@ -14160,7 +14429,21 @@
         <w:rPr>
           <w:rFonts w:ascii="Times New Roman" w:hAnsi="Times New Roman" w:cs="Times New Roman"/>
         </w:rPr>
-        <w:t xml:space="preserve">In the IV analysis following two-stage least-squares biprobit regression, there was no significant difference in likelihood of 12-month disease progression or 12-month mortality for patients with PD-L1 &gt;= 30% and PD-L1 &lt;= 60%. 326 patients had PD-L1 values between 30-49% and 760 patients had PD-L1 values between 50-69% in this analysis. </w:t>
+        <w:t xml:space="preserve">In the IV analysis following two-stage least-squares </w:t>
+      </w:r>
+      <w:proofErr w:type="spellStart"/>
+      <w:r>
+        <w:rPr>
+          <w:rFonts w:ascii="Times New Roman" w:hAnsi="Times New Roman" w:cs="Times New Roman"/>
+        </w:rPr>
+        <w:t>biprobit</w:t>
+      </w:r>
+      <w:proofErr w:type="spellEnd"/>
+      <w:r>
+        <w:rPr>
+          <w:rFonts w:ascii="Times New Roman" w:hAnsi="Times New Roman" w:cs="Times New Roman"/>
+        </w:rPr>
+        <w:t xml:space="preserve"> regression, there was no significant difference in likelihood of 12-month disease progression or 12-month mortality for patients with PD-L1 &gt;= 30% and PD-L1 &lt;= 60%. 326 patients had PD-L1 values between 30-49% and 760 patients had PD-L1 values between 50-69% in this analysis. </w:t>
       </w:r>
       <w:r>
         <w:rPr>
@@ -14773,18 +15056,7 @@
           <w:iCs/>
           <w:u w:val="single"/>
         </w:rPr>
-        <w:t xml:space="preserve">Machine Learning Model </w:t>
-      </w:r>
-      <w:r>
-        <w:rPr>
-          <w:rFonts w:ascii="Times New Roman" w:hAnsi="Times New Roman" w:cs="Times New Roman"/>
-          <w:b/>
-          <w:bCs/>
-          <w:i/>
-          <w:iCs/>
-          <w:u w:val="single"/>
-        </w:rPr>
-        <w:t>Evaluation</w:t>
+        <w:t>Machine Learning Model Evaluation</w:t>
       </w:r>
       <w:r>
         <w:rPr>
@@ -14822,7 +15094,21 @@
         <w:rPr>
           <w:rFonts w:ascii="Times New Roman" w:hAnsi="Times New Roman" w:cs="Times New Roman"/>
         </w:rPr>
-        <w:t xml:space="preserve">were used to provide a layer of interpretability regarding how the XGBoost ML classifier made its predictions; the plots demonstrate the features that provide the most input to the model’s final prediction. These plots </w:t>
+        <w:t xml:space="preserve">were used to provide a layer of interpretability regarding how the </w:t>
+      </w:r>
+      <w:proofErr w:type="spellStart"/>
+      <w:r>
+        <w:rPr>
+          <w:rFonts w:ascii="Times New Roman" w:hAnsi="Times New Roman" w:cs="Times New Roman"/>
+        </w:rPr>
+        <w:t>XGBoost</w:t>
+      </w:r>
+      <w:proofErr w:type="spellEnd"/>
+      <w:r>
+        <w:rPr>
+          <w:rFonts w:ascii="Times New Roman" w:hAnsi="Times New Roman" w:cs="Times New Roman"/>
+        </w:rPr>
+        <w:t xml:space="preserve"> ML classifier made its predictions; the plots demonstrate the features that provide the most input to the model’s final prediction. These plots </w:t>
       </w:r>
       <w:r>
         <w:rPr>
@@ -15105,13 +15391,7 @@
         <w:rPr>
           <w:rFonts w:ascii="Times New Roman" w:hAnsi="Times New Roman" w:cs="Times New Roman"/>
         </w:rPr>
-        <w:t xml:space="preserve">group (HR </w:t>
-      </w:r>
-      <w:r>
-        <w:rPr>
-          <w:rFonts w:ascii="Times New Roman" w:hAnsi="Times New Roman" w:cs="Times New Roman"/>
-        </w:rPr>
-        <w:t>0.45 [0.42, 0.48]</w:t>
+        <w:t>group (HR 0.45 [0.42, 0.48]</w:t>
       </w:r>
       <w:r>
         <w:rPr>
@@ -15189,7 +15469,14 @@
         <w:rPr>
           <w:rFonts w:ascii="Times New Roman" w:hAnsi="Times New Roman" w:cs="Times New Roman"/>
         </w:rPr>
-        <w:t>. Patients deemed low-risk for IO monotherapy had improved survival (HR 0.53 [0.44, 0.63]</w:t>
+        <w:t>. Patients deemed low-risk for IO monotherapy had improved survival (HR 0.53 [0.44, 0.63</w:t>
+      </w:r>
+      <w:proofErr w:type="gramStart"/>
+      <w:r>
+        <w:rPr>
+          <w:rFonts w:ascii="Times New Roman" w:hAnsi="Times New Roman" w:cs="Times New Roman"/>
+        </w:rPr>
+        <w:t>]</w:t>
       </w:r>
       <w:r>
         <w:rPr>
@@ -15201,13 +15488,14 @@
         <w:rPr>
           <w:rFonts w:ascii="Times New Roman" w:hAnsi="Times New Roman" w:cs="Times New Roman"/>
         </w:rPr>
-        <w:t>, p &lt; 0.0001</w:t>
-      </w:r>
-      <w:r>
-        <w:rPr>
-          <w:rFonts w:ascii="Times New Roman" w:hAnsi="Times New Roman" w:cs="Times New Roman"/>
-        </w:rPr>
-        <w:t xml:space="preserve">) overall compared to the high-risk group. This survival benefit persisted when looking at patients on IO monotherapy with PD-L1 &gt;= 50% (HR 0.44 [0.32, 0.61], p &lt; 0.0001). </w:t>
+        <w:t>,</w:t>
+      </w:r>
+      <w:proofErr w:type="gramEnd"/>
+      <w:r>
+        <w:rPr>
+          <w:rFonts w:ascii="Times New Roman" w:hAnsi="Times New Roman" w:cs="Times New Roman"/>
+        </w:rPr>
+        <w:t xml:space="preserve"> p &lt; 0.0001) overall compared to the high-risk group. This survival benefit persisted when looking at patients on IO monotherapy with PD-L1 &gt;= 50% (HR 0.44 [0.32, 0.61], p &lt; 0.0001). </w:t>
       </w:r>
     </w:p>
     <w:p>
@@ -15279,9 +15567,9 @@
           <w:noProof/>
         </w:rPr>
         <w:drawing>
-          <wp:inline distT="0" distB="0" distL="0" distR="0" wp14:anchorId="40322153" wp14:editId="74A922FC">
-            <wp:extent cx="2978432" cy="3537019"/>
-            <wp:effectExtent l="0" t="0" r="6350" b="0"/>
+          <wp:inline distT="0" distB="0" distL="0" distR="0" wp14:anchorId="40322153" wp14:editId="69A2ADA3">
+            <wp:extent cx="2789832" cy="3313049"/>
+            <wp:effectExtent l="0" t="0" r="4445" b="1905"/>
             <wp:docPr id="445907951" name="Picture 5" descr="A graph of a patient&#10;&#10;Description automatically generated with medium confidence"/>
             <wp:cNvGraphicFramePr>
               <a:graphicFrameLocks xmlns:a="http://schemas.openxmlformats.org/drawingml/2006/main" noChangeAspect="1"/>
@@ -15308,7 +15596,7 @@
                   <pic:spPr>
                     <a:xfrm>
                       <a:off x="0" y="0"/>
-                      <a:ext cx="3015854" cy="3581459"/>
+                      <a:ext cx="2853863" cy="3389089"/>
                     </a:xfrm>
                     <a:prstGeom prst="rect">
                       <a:avLst/>
@@ -15326,6 +15614,14 @@
           <w:b/>
           <w:bCs/>
         </w:rPr>
+        <w:t xml:space="preserve">   </w:t>
+      </w:r>
+      <w:r>
+        <w:rPr>
+          <w:rFonts w:ascii="Times New Roman" w:hAnsi="Times New Roman" w:cs="Times New Roman"/>
+          <w:b/>
+          <w:bCs/>
+        </w:rPr>
         <w:t>B)</w:t>
       </w:r>
       <w:r>
@@ -15336,9 +15632,9 @@
           <w:noProof/>
         </w:rPr>
         <w:drawing>
-          <wp:inline distT="0" distB="0" distL="0" distR="0" wp14:anchorId="3FA51CB4" wp14:editId="3240A28F">
-            <wp:extent cx="2758435" cy="3275762"/>
-            <wp:effectExtent l="0" t="0" r="0" b="1270"/>
+          <wp:inline distT="0" distB="0" distL="0" distR="0" wp14:anchorId="3FA51CB4" wp14:editId="78A99C16">
+            <wp:extent cx="2743200" cy="3257670"/>
+            <wp:effectExtent l="0" t="0" r="0" b="6350"/>
             <wp:docPr id="392707738" name="Picture 6" descr="A graph of a patient's health&#10;&#10;Description automatically generated with medium confidence"/>
             <wp:cNvGraphicFramePr>
               <a:graphicFrameLocks xmlns:a="http://schemas.openxmlformats.org/drawingml/2006/main" noChangeAspect="1"/>
@@ -15365,7 +15661,7 @@
                   <pic:spPr>
                     <a:xfrm>
                       <a:off x="0" y="0"/>
-                      <a:ext cx="2810582" cy="3337689"/>
+                      <a:ext cx="2830568" cy="3361424"/>
                     </a:xfrm>
                     <a:prstGeom prst="rect">
                       <a:avLst/>
@@ -15396,76 +15692,66 @@
         </w:rPr>
         <w:t xml:space="preserve"> </w:t>
       </w:r>
+      <w:r>
+        <w:rPr>
+          <w:rFonts w:ascii="Times New Roman" w:hAnsi="Times New Roman" w:cs="Times New Roman"/>
+          <w:b/>
+          <w:bCs/>
+          <w:noProof/>
+        </w:rPr>
+        <w:t>Figure ***: Shapley figures f</w:t>
+      </w:r>
+      <w:r>
+        <w:rPr>
+          <w:rFonts w:ascii="Times New Roman" w:hAnsi="Times New Roman" w:cs="Times New Roman"/>
+          <w:b/>
+          <w:bCs/>
+          <w:noProof/>
+        </w:rPr>
+        <w:t xml:space="preserve">or the PFS XGBoost model. A) Most important features for the model in terms of absolute effect on model prediction. B) Most important features for the model in terms of </w:t>
+      </w:r>
+      <w:r>
+        <w:rPr>
+          <w:rFonts w:ascii="Times New Roman" w:hAnsi="Times New Roman" w:cs="Times New Roman"/>
+          <w:b/>
+          <w:bCs/>
+          <w:noProof/>
+        </w:rPr>
+        <w:t xml:space="preserve">favoring “progression” or “no progression” predictions. </w:t>
+      </w:r>
+      <w:r>
+        <w:rPr>
+          <w:rFonts w:ascii="Times New Roman" w:hAnsi="Times New Roman" w:cs="Times New Roman"/>
+          <w:b/>
+          <w:bCs/>
+          <w:noProof/>
+        </w:rPr>
+        <w:t xml:space="preserve">Warmer colors indicate higher values for the features and cooler colors indicate lower values. </w:t>
+      </w:r>
     </w:p>
     <w:p>
       <w:pPr>
         <w:rPr>
           <w:rFonts w:ascii="Times New Roman" w:hAnsi="Times New Roman" w:cs="Times New Roman"/>
+        </w:rPr>
+      </w:pPr>
+      <w:r>
+        <w:rPr>
+          <w:rFonts w:ascii="Times New Roman" w:hAnsi="Times New Roman" w:cs="Times New Roman"/>
           <w:b/>
           <w:bCs/>
+        </w:rPr>
+        <w:t>A)</w:t>
+      </w:r>
+      <w:r>
+        <w:rPr>
+          <w:rFonts w:ascii="Times New Roman" w:hAnsi="Times New Roman" w:cs="Times New Roman"/>
           <w:noProof/>
         </w:rPr>
-      </w:pPr>
-      <w:r>
-        <w:rPr>
-          <w:rFonts w:ascii="Times New Roman" w:hAnsi="Times New Roman" w:cs="Times New Roman"/>
-          <w:b/>
-          <w:bCs/>
-          <w:noProof/>
-        </w:rPr>
-        <w:t>Figure ***: Shapley figures f</w:t>
-      </w:r>
-      <w:r>
-        <w:rPr>
-          <w:rFonts w:ascii="Times New Roman" w:hAnsi="Times New Roman" w:cs="Times New Roman"/>
-          <w:b/>
-          <w:bCs/>
-          <w:noProof/>
-        </w:rPr>
-        <w:t xml:space="preserve">or the PFS XGBoost model. A) Most important features for the model in terms of absolute effect on model prediction. B) Most important features for the model in terms of </w:t>
-      </w:r>
-      <w:r>
-        <w:rPr>
-          <w:rFonts w:ascii="Times New Roman" w:hAnsi="Times New Roman" w:cs="Times New Roman"/>
-          <w:b/>
-          <w:bCs/>
-          <w:noProof/>
-        </w:rPr>
-        <w:t xml:space="preserve">favoring “progression” or “no progression” predictions. </w:t>
-      </w:r>
-      <w:r>
-        <w:rPr>
-          <w:rFonts w:ascii="Times New Roman" w:hAnsi="Times New Roman" w:cs="Times New Roman"/>
-          <w:b/>
-          <w:bCs/>
-          <w:noProof/>
-        </w:rPr>
-        <w:t xml:space="preserve">Warmer colors indicate higher values for the features and cooler colors indicate lower values. </w:t>
-      </w:r>
-    </w:p>
-    <w:p>
-      <w:pPr>
-        <w:rPr>
-          <w:rFonts w:ascii="Times New Roman" w:hAnsi="Times New Roman" w:cs="Times New Roman"/>
-        </w:rPr>
-      </w:pPr>
-      <w:r>
-        <w:rPr>
-          <w:rFonts w:ascii="Times New Roman" w:hAnsi="Times New Roman" w:cs="Times New Roman"/>
-          <w:b/>
-          <w:bCs/>
-        </w:rPr>
-        <w:t>A)</w:t>
-      </w:r>
-      <w:r>
-        <w:rPr>
-          <w:rFonts w:ascii="Times New Roman" w:hAnsi="Times New Roman" w:cs="Times New Roman"/>
-          <w:noProof/>
-        </w:rPr>
         <w:drawing>
-          <wp:inline distT="0" distB="0" distL="0" distR="0" wp14:anchorId="1074C5D8" wp14:editId="260894C9">
-            <wp:extent cx="3046124" cy="3617406"/>
-            <wp:effectExtent l="0" t="0" r="1905" b="2540"/>
+          <wp:inline distT="0" distB="0" distL="0" distR="0" wp14:anchorId="1074C5D8" wp14:editId="248B37DC">
+            <wp:extent cx="2695699" cy="3201262"/>
+            <wp:effectExtent l="0" t="0" r="0" b="0"/>
             <wp:docPr id="86870469" name="Picture 7"/>
             <wp:cNvGraphicFramePr>
               <a:graphicFrameLocks xmlns:a="http://schemas.openxmlformats.org/drawingml/2006/main" noChangeAspect="1"/>
@@ -15492,7 +15778,7 @@
                   <pic:spPr>
                     <a:xfrm>
                       <a:off x="0" y="0"/>
-                      <a:ext cx="3097872" cy="3678860"/>
+                      <a:ext cx="2780107" cy="3301500"/>
                     </a:xfrm>
                     <a:prstGeom prst="rect">
                       <a:avLst/>
@@ -15510,6 +15796,30 @@
           <w:b/>
           <w:bCs/>
         </w:rPr>
+        <w:t xml:space="preserve"> </w:t>
+      </w:r>
+      <w:r>
+        <w:rPr>
+          <w:rFonts w:ascii="Times New Roman" w:hAnsi="Times New Roman" w:cs="Times New Roman"/>
+          <w:b/>
+          <w:bCs/>
+        </w:rPr>
+        <w:t xml:space="preserve"> </w:t>
+      </w:r>
+      <w:r>
+        <w:rPr>
+          <w:rFonts w:ascii="Times New Roman" w:hAnsi="Times New Roman" w:cs="Times New Roman"/>
+          <w:b/>
+          <w:bCs/>
+        </w:rPr>
+        <w:t xml:space="preserve"> </w:t>
+      </w:r>
+      <w:r>
+        <w:rPr>
+          <w:rFonts w:ascii="Times New Roman" w:hAnsi="Times New Roman" w:cs="Times New Roman"/>
+          <w:b/>
+          <w:bCs/>
+        </w:rPr>
         <w:t>B)</w:t>
       </w:r>
       <w:r>
@@ -15518,9 +15828,9 @@
           <w:noProof/>
         </w:rPr>
         <w:drawing>
-          <wp:inline distT="0" distB="0" distL="0" distR="0" wp14:anchorId="35BAECDC" wp14:editId="5A5911B1">
-            <wp:extent cx="2910741" cy="3456633"/>
-            <wp:effectExtent l="0" t="0" r="0" b="0"/>
+          <wp:inline distT="0" distB="0" distL="0" distR="0" wp14:anchorId="35BAECDC" wp14:editId="52A87B33">
+            <wp:extent cx="2729973" cy="3241964"/>
+            <wp:effectExtent l="0" t="0" r="635" b="0"/>
             <wp:docPr id="56927783" name="Picture 8"/>
             <wp:cNvGraphicFramePr>
               <a:graphicFrameLocks xmlns:a="http://schemas.openxmlformats.org/drawingml/2006/main" noChangeAspect="1"/>
@@ -15547,7 +15857,7 @@
                   <pic:spPr>
                     <a:xfrm>
                       <a:off x="0" y="0"/>
-                      <a:ext cx="2977731" cy="3536187"/>
+                      <a:ext cx="2835385" cy="3367145"/>
                     </a:xfrm>
                     <a:prstGeom prst="rect">
                       <a:avLst/>
@@ -15576,7 +15886,6 @@
           <w:bCs/>
           <w:noProof/>
         </w:rPr>
-        <w:lastRenderedPageBreak/>
         <w:t xml:space="preserve">Figure ***: Shapley figures for the OS XGBoost model. A) Most important features for the model in terms of absolute effect on model prediction. B) Most important features for the model in terms of favoring “progression” or “no progression” predictions. Warmer colors indicate higher values for the features and cooler colors indicate lower values. </w:t>
       </w:r>
     </w:p>
@@ -15589,47 +15898,19 @@
           <w:noProof/>
         </w:rPr>
       </w:pPr>
-    </w:p>
-    <w:p>
-      <w:pPr>
+      <w:r>
         <w:rPr>
           <w:rFonts w:ascii="Times New Roman" w:hAnsi="Times New Roman" w:cs="Times New Roman"/>
           <w:b/>
           <w:bCs/>
           <w:noProof/>
         </w:rPr>
-      </w:pPr>
-    </w:p>
-    <w:p>
-      <w:pPr>
-        <w:rPr>
-          <w:rFonts w:ascii="Times New Roman" w:hAnsi="Times New Roman" w:cs="Times New Roman"/>
-          <w:b/>
-          <w:bCs/>
-          <w:noProof/>
-        </w:rPr>
-      </w:pPr>
-    </w:p>
-    <w:p>
-      <w:pPr>
-        <w:rPr>
-          <w:rFonts w:ascii="Times New Roman" w:hAnsi="Times New Roman" w:cs="Times New Roman"/>
-          <w:b/>
-          <w:bCs/>
-        </w:rPr>
-      </w:pPr>
-      <w:r>
-        <w:rPr>
-          <w:rFonts w:ascii="Times New Roman" w:hAnsi="Times New Roman" w:cs="Times New Roman"/>
-          <w:b/>
-          <w:bCs/>
-          <w:noProof/>
-        </w:rPr>
+        <w:lastRenderedPageBreak/>
         <w:drawing>
-          <wp:inline distT="0" distB="0" distL="0" distR="0" wp14:anchorId="47085D23" wp14:editId="26E9E3F4">
-            <wp:extent cx="6290945" cy="2727960"/>
-            <wp:effectExtent l="0" t="0" r="0" b="2540"/>
-            <wp:docPr id="1776348302" name="Picture 4" descr="A collage of graphs&#10;&#10;Description automatically generated"/>
+          <wp:inline distT="0" distB="0" distL="0" distR="0" wp14:anchorId="37365325" wp14:editId="236A7206">
+            <wp:extent cx="6290945" cy="1918970"/>
+            <wp:effectExtent l="0" t="0" r="0" b="0"/>
+            <wp:docPr id="1364007007" name="Picture 1" descr="A graph of a patient's survival&#10;&#10;Description automatically generated with medium confidence"/>
             <wp:cNvGraphicFramePr>
               <a:graphicFrameLocks xmlns:a="http://schemas.openxmlformats.org/drawingml/2006/main" noChangeAspect="1"/>
             </wp:cNvGraphicFramePr>
@@ -15637,7 +15918,7 @@
               <a:graphicData uri="http://schemas.openxmlformats.org/drawingml/2006/picture">
                 <pic:pic xmlns:pic="http://schemas.openxmlformats.org/drawingml/2006/picture">
                   <pic:nvPicPr>
-                    <pic:cNvPr id="1776348302" name="Picture 4" descr="A collage of graphs&#10;&#10;Description automatically generated"/>
+                    <pic:cNvPr id="1364007007" name="Picture 1" descr="A graph of a patient's survival&#10;&#10;Description automatically generated with medium confidence"/>
                     <pic:cNvPicPr/>
                   </pic:nvPicPr>
                   <pic:blipFill>
@@ -15655,7 +15936,7 @@
                   <pic:spPr>
                     <a:xfrm>
                       <a:off x="0" y="0"/>
-                      <a:ext cx="6290945" cy="2727960"/>
+                      <a:ext cx="6290945" cy="1918970"/>
                     </a:xfrm>
                     <a:prstGeom prst="rect">
                       <a:avLst/>
@@ -15676,21 +15957,22 @@
           <w:bCs/>
         </w:rPr>
       </w:pPr>
-      <w:r>
+    </w:p>
+    <w:p>
+      <w:pPr>
         <w:rPr>
           <w:rFonts w:ascii="Times New Roman" w:hAnsi="Times New Roman" w:cs="Times New Roman"/>
           <w:b/>
           <w:bCs/>
         </w:rPr>
-        <w:t xml:space="preserve">Figure ***: Kaplan-Meier curves </w:t>
-      </w:r>
+      </w:pPr>
       <w:r>
         <w:rPr>
           <w:rFonts w:ascii="Times New Roman" w:hAnsi="Times New Roman" w:cs="Times New Roman"/>
           <w:b/>
           <w:bCs/>
         </w:rPr>
-        <w:t xml:space="preserve">demonstrating 12-month PFS </w:t>
+        <w:t xml:space="preserve">Figure ***: Kaplan-Meier curves </w:t>
       </w:r>
       <w:r>
         <w:rPr>
@@ -15698,7 +15980,7 @@
           <w:b/>
           <w:bCs/>
         </w:rPr>
-        <w:t>for</w:t>
+        <w:t>demonstrating</w:t>
       </w:r>
       <w:r>
         <w:rPr>
@@ -15706,7 +15988,7 @@
           <w:b/>
           <w:bCs/>
         </w:rPr>
-        <w:t xml:space="preserve"> test-set</w:t>
+        <w:t xml:space="preserve"> (A)</w:t>
       </w:r>
       <w:r>
         <w:rPr>
@@ -15714,7 +15996,7 @@
           <w:b/>
           <w:bCs/>
         </w:rPr>
-        <w:t xml:space="preserve"> patients classified as low-risk </w:t>
+        <w:t xml:space="preserve"> 12-month PFS</w:t>
       </w:r>
       <w:r>
         <w:rPr>
@@ -15722,7 +16004,119 @@
           <w:b/>
           <w:bCs/>
         </w:rPr>
-        <w:t>via the ML algorithm versus those classified as high-risk. A threshold of 0.70 was set for classifying patients as high-risk. All patients included are driver-mutation negative.</w:t>
+        <w:t xml:space="preserve"> and (B) 12-month OS</w:t>
+      </w:r>
+      <w:r>
+        <w:rPr>
+          <w:rFonts w:ascii="Times New Roman" w:hAnsi="Times New Roman" w:cs="Times New Roman"/>
+          <w:b/>
+          <w:bCs/>
+        </w:rPr>
+        <w:t xml:space="preserve"> </w:t>
+      </w:r>
+      <w:r>
+        <w:rPr>
+          <w:rFonts w:ascii="Times New Roman" w:hAnsi="Times New Roman" w:cs="Times New Roman"/>
+          <w:b/>
+          <w:bCs/>
+        </w:rPr>
+        <w:t>for</w:t>
+      </w:r>
+      <w:r>
+        <w:rPr>
+          <w:rFonts w:ascii="Times New Roman" w:hAnsi="Times New Roman" w:cs="Times New Roman"/>
+          <w:b/>
+          <w:bCs/>
+        </w:rPr>
+        <w:t xml:space="preserve"> test-set</w:t>
+      </w:r>
+      <w:r>
+        <w:rPr>
+          <w:rFonts w:ascii="Times New Roman" w:hAnsi="Times New Roman" w:cs="Times New Roman"/>
+          <w:b/>
+          <w:bCs/>
+        </w:rPr>
+        <w:t xml:space="preserve"> patients classified as low-risk </w:t>
+      </w:r>
+      <w:r>
+        <w:rPr>
+          <w:rFonts w:ascii="Times New Roman" w:hAnsi="Times New Roman" w:cs="Times New Roman"/>
+          <w:b/>
+          <w:bCs/>
+        </w:rPr>
+        <w:t xml:space="preserve">via the ML algorithm versus those classified as high-risk. </w:t>
+      </w:r>
+      <w:r>
+        <w:rPr>
+          <w:rFonts w:ascii="Times New Roman" w:hAnsi="Times New Roman" w:cs="Times New Roman"/>
+          <w:b/>
+          <w:bCs/>
+        </w:rPr>
+        <w:t>T</w:t>
+      </w:r>
+      <w:r>
+        <w:rPr>
+          <w:rFonts w:ascii="Times New Roman" w:hAnsi="Times New Roman" w:cs="Times New Roman"/>
+          <w:b/>
+          <w:bCs/>
+        </w:rPr>
+        <w:t>hreshold</w:t>
+      </w:r>
+      <w:r>
+        <w:rPr>
+          <w:rFonts w:ascii="Times New Roman" w:hAnsi="Times New Roman" w:cs="Times New Roman"/>
+          <w:b/>
+          <w:bCs/>
+        </w:rPr>
+        <w:t>s</w:t>
+      </w:r>
+      <w:r>
+        <w:rPr>
+          <w:rFonts w:ascii="Times New Roman" w:hAnsi="Times New Roman" w:cs="Times New Roman"/>
+          <w:b/>
+          <w:bCs/>
+        </w:rPr>
+        <w:t xml:space="preserve"> of 0.70 </w:t>
+      </w:r>
+      <w:r>
+        <w:rPr>
+          <w:rFonts w:ascii="Times New Roman" w:hAnsi="Times New Roman" w:cs="Times New Roman"/>
+          <w:b/>
+          <w:bCs/>
+        </w:rPr>
+        <w:t xml:space="preserve">and 0.47 were </w:t>
+      </w:r>
+      <w:r>
+        <w:rPr>
+          <w:rFonts w:ascii="Times New Roman" w:hAnsi="Times New Roman" w:cs="Times New Roman"/>
+          <w:b/>
+          <w:bCs/>
+        </w:rPr>
+        <w:t>set for classifying patients as high-risk</w:t>
+      </w:r>
+      <w:r>
+        <w:rPr>
+          <w:rFonts w:ascii="Times New Roman" w:hAnsi="Times New Roman" w:cs="Times New Roman"/>
+          <w:b/>
+          <w:bCs/>
+        </w:rPr>
+        <w:t xml:space="preserve"> in the PFS and OS models, respectively</w:t>
+      </w:r>
+      <w:r>
+        <w:rPr>
+          <w:rFonts w:ascii="Times New Roman" w:hAnsi="Times New Roman" w:cs="Times New Roman"/>
+          <w:b/>
+          <w:bCs/>
+        </w:rPr>
+        <w:t>. All patients included are driver-mutation negative</w:t>
+      </w:r>
+      <w:r>
+        <w:rPr>
+          <w:rFonts w:ascii="Times New Roman" w:hAnsi="Times New Roman" w:cs="Times New Roman"/>
+          <w:b/>
+          <w:bCs/>
+        </w:rPr>
+        <w:t xml:space="preserve"> and had reported PD-L1 status.</w:t>
       </w:r>
     </w:p>
     <w:p>
@@ -15750,10 +16144,10 @@
           <w:noProof/>
         </w:rPr>
         <w:drawing>
-          <wp:inline distT="0" distB="0" distL="0" distR="0" wp14:anchorId="75DAD21E" wp14:editId="66BBB7DD">
-            <wp:extent cx="6290945" cy="2690495"/>
-            <wp:effectExtent l="0" t="0" r="0" b="1905"/>
-            <wp:docPr id="2091132548" name="Picture 3" descr="A graph of a patient&#10;&#10;Description automatically generated with medium confidence"/>
+          <wp:inline distT="0" distB="0" distL="0" distR="0" wp14:anchorId="0B51C89B" wp14:editId="62987213">
+            <wp:extent cx="6290945" cy="1885315"/>
+            <wp:effectExtent l="0" t="0" r="0" b="0"/>
+            <wp:docPr id="96229815" name="Picture 2" descr="A graph of overall survival&#10;&#10;Description automatically generated"/>
             <wp:cNvGraphicFramePr>
               <a:graphicFrameLocks xmlns:a="http://schemas.openxmlformats.org/drawingml/2006/main" noChangeAspect="1"/>
             </wp:cNvGraphicFramePr>
@@ -15761,7 +16155,7 @@
               <a:graphicData uri="http://schemas.openxmlformats.org/drawingml/2006/picture">
                 <pic:pic xmlns:pic="http://schemas.openxmlformats.org/drawingml/2006/picture">
                   <pic:nvPicPr>
-                    <pic:cNvPr id="2091132548" name="Picture 3" descr="A graph of a patient&#10;&#10;Description automatically generated with medium confidence"/>
+                    <pic:cNvPr id="96229815" name="Picture 2" descr="A graph of overall survival&#10;&#10;Description automatically generated"/>
                     <pic:cNvPicPr/>
                   </pic:nvPicPr>
                   <pic:blipFill>
@@ -15779,7 +16173,7 @@
                   <pic:spPr>
                     <a:xfrm>
                       <a:off x="0" y="0"/>
-                      <a:ext cx="6290945" cy="2690495"/>
+                      <a:ext cx="6290945" cy="1885315"/>
                     </a:xfrm>
                     <a:prstGeom prst="rect">
                       <a:avLst/>
@@ -15800,6 +16194,62 @@
           <w:bCs/>
         </w:rPr>
       </w:pPr>
+      <w:r>
+        <w:rPr>
+          <w:rFonts w:ascii="Times New Roman" w:hAnsi="Times New Roman" w:cs="Times New Roman"/>
+          <w:b/>
+          <w:bCs/>
+        </w:rPr>
+        <w:t xml:space="preserve">Figure ***: Kaplan-Meier curves </w:t>
+      </w:r>
+      <w:r>
+        <w:rPr>
+          <w:rFonts w:ascii="Times New Roman" w:hAnsi="Times New Roman" w:cs="Times New Roman"/>
+          <w:b/>
+          <w:bCs/>
+        </w:rPr>
+        <w:t xml:space="preserve">demonstrating (A) 12-month PFS and (B) 12-month OS </w:t>
+      </w:r>
+      <w:r>
+        <w:rPr>
+          <w:rFonts w:ascii="Times New Roman" w:hAnsi="Times New Roman" w:cs="Times New Roman"/>
+          <w:b/>
+          <w:bCs/>
+        </w:rPr>
+        <w:t>for</w:t>
+      </w:r>
+      <w:r>
+        <w:rPr>
+          <w:rFonts w:ascii="Times New Roman" w:hAnsi="Times New Roman" w:cs="Times New Roman"/>
+          <w:b/>
+          <w:bCs/>
+        </w:rPr>
+        <w:t xml:space="preserve"> test-set</w:t>
+      </w:r>
+      <w:r>
+        <w:rPr>
+          <w:rFonts w:ascii="Times New Roman" w:hAnsi="Times New Roman" w:cs="Times New Roman"/>
+          <w:b/>
+          <w:bCs/>
+        </w:rPr>
+        <w:t xml:space="preserve"> patients classified as low-risk </w:t>
+      </w:r>
+      <w:r>
+        <w:rPr>
+          <w:rFonts w:ascii="Times New Roman" w:hAnsi="Times New Roman" w:cs="Times New Roman"/>
+          <w:b/>
+          <w:bCs/>
+        </w:rPr>
+        <w:t xml:space="preserve">via the ML algorithm versus those classified as high-risk. Thresholds of 0.70 and 0.47 were set for classifying patients as high-risk in the PFS and OS models, respectively. All patients included are driver-mutation negative and had </w:t>
+      </w:r>
+      <w:r>
+        <w:rPr>
+          <w:rFonts w:ascii="Times New Roman" w:hAnsi="Times New Roman" w:cs="Times New Roman"/>
+          <w:b/>
+          <w:bCs/>
+        </w:rPr>
+        <w:t>PD-L1 &gt;= 50%.</w:t>
+      </w:r>
     </w:p>
     <w:p>
       <w:pPr>
@@ -15809,54 +16259,6 @@
           <w:bCs/>
         </w:rPr>
       </w:pPr>
-      <w:r>
-        <w:rPr>
-          <w:rFonts w:ascii="Times New Roman" w:hAnsi="Times New Roman" w:cs="Times New Roman"/>
-          <w:b/>
-          <w:bCs/>
-        </w:rPr>
-        <w:t xml:space="preserve">Figure ***: Kaplan-Meier curves </w:t>
-      </w:r>
-      <w:r>
-        <w:rPr>
-          <w:rFonts w:ascii="Times New Roman" w:hAnsi="Times New Roman" w:cs="Times New Roman"/>
-          <w:b/>
-          <w:bCs/>
-        </w:rPr>
-        <w:t xml:space="preserve">demonstrating 12-month OS </w:t>
-      </w:r>
-      <w:r>
-        <w:rPr>
-          <w:rFonts w:ascii="Times New Roman" w:hAnsi="Times New Roman" w:cs="Times New Roman"/>
-          <w:b/>
-          <w:bCs/>
-        </w:rPr>
-        <w:t>for</w:t>
-      </w:r>
-      <w:r>
-        <w:rPr>
-          <w:rFonts w:ascii="Times New Roman" w:hAnsi="Times New Roman" w:cs="Times New Roman"/>
-          <w:b/>
-          <w:bCs/>
-        </w:rPr>
-        <w:t xml:space="preserve"> test-set</w:t>
-      </w:r>
-      <w:r>
-        <w:rPr>
-          <w:rFonts w:ascii="Times New Roman" w:hAnsi="Times New Roman" w:cs="Times New Roman"/>
-          <w:b/>
-          <w:bCs/>
-        </w:rPr>
-        <w:t xml:space="preserve"> patients classified as low-risk </w:t>
-      </w:r>
-      <w:r>
-        <w:rPr>
-          <w:rFonts w:ascii="Times New Roman" w:hAnsi="Times New Roman" w:cs="Times New Roman"/>
-          <w:b/>
-          <w:bCs/>
-        </w:rPr>
-        <w:t>via the ML algorithm versus those classified as high-risk. A threshold of 0.47 was set for classifying patients as high-risk. All patients included are driver-mutation negative.</w:t>
-      </w:r>
     </w:p>
     <w:tbl>
       <w:tblPr>
@@ -15889,6 +16291,7 @@
                 <w:lang w:val="it-IT"/>
               </w:rPr>
             </w:pPr>
+            <w:proofErr w:type="spellStart"/>
             <w:r>
               <w:rPr>
                 <w:rFonts w:ascii="Times New Roman" w:hAnsi="Times New Roman" w:cs="Times New Roman"/>
@@ -15898,9 +16301,9 @@
                 <w:szCs w:val="22"/>
                 <w:lang w:val="it-IT"/>
               </w:rPr>
-              <w:lastRenderedPageBreak/>
               <w:t>Outcome</w:t>
             </w:r>
+            <w:proofErr w:type="spellEnd"/>
           </w:p>
         </w:tc>
         <w:tc>
@@ -15920,6 +16323,7 @@
                 <w:lang w:val="it-IT"/>
               </w:rPr>
             </w:pPr>
+            <w:proofErr w:type="spellStart"/>
             <w:r>
               <w:rPr>
                 <w:rFonts w:ascii="Times New Roman" w:hAnsi="Times New Roman" w:cs="Times New Roman"/>
@@ -15943,6 +16347,7 @@
               </w:rPr>
               <w:t>LR</w:t>
             </w:r>
+            <w:proofErr w:type="spellEnd"/>
           </w:p>
         </w:tc>
         <w:tc>
@@ -15962,6 +16367,7 @@
                 <w:lang w:val="it-IT"/>
               </w:rPr>
             </w:pPr>
+            <w:proofErr w:type="spellStart"/>
             <w:r>
               <w:rPr>
                 <w:rFonts w:ascii="Times New Roman" w:hAnsi="Times New Roman" w:cs="Times New Roman"/>
@@ -15985,6 +16391,7 @@
               </w:rPr>
               <w:t>HR</w:t>
             </w:r>
+            <w:proofErr w:type="spellEnd"/>
           </w:p>
         </w:tc>
         <w:tc>
@@ -16252,17 +16659,7 @@
                 <w:sz w:val="22"/>
                 <w:szCs w:val="22"/>
               </w:rPr>
-              <w:t>&lt;0.001</w:t>
-            </w:r>
-            <w:r>
-              <w:rPr>
-                <w:rFonts w:ascii="Times New Roman" w:hAnsi="Times New Roman" w:cs="Times New Roman"/>
-                <w:b/>
-                <w:bCs/>
-                <w:sz w:val="22"/>
-                <w:szCs w:val="22"/>
-              </w:rPr>
-              <w:t>**</w:t>
+              <w:t>&lt;0.001**</w:t>
             </w:r>
           </w:p>
         </w:tc>
@@ -16414,7 +16811,18 @@
                 <w:sz w:val="22"/>
                 <w:szCs w:val="22"/>
               </w:rPr>
-              <w:t>Chemotherapy</w:t>
+              <w:t>IO Monotherapy</w:t>
+            </w:r>
+            <w:r>
+              <w:rPr>
+                <w:rFonts w:ascii="Times New Roman" w:hAnsi="Times New Roman" w:cs="Times New Roman"/>
+                <w:i/>
+                <w:iCs/>
+                <w:sz w:val="22"/>
+                <w:szCs w:val="22"/>
+                <w:vertAlign w:val="superscript"/>
+              </w:rPr>
+              <w:t>+</w:t>
             </w:r>
           </w:p>
         </w:tc>
@@ -16437,7 +16845,7 @@
                 <w:sz w:val="22"/>
                 <w:szCs w:val="22"/>
               </w:rPr>
-              <w:t>1478</w:t>
+              <w:t>362</w:t>
             </w:r>
           </w:p>
         </w:tc>
@@ -16460,7 +16868,7 @@
                 <w:sz w:val="22"/>
                 <w:szCs w:val="22"/>
               </w:rPr>
-              <w:t>1796</w:t>
+              <w:t>149</w:t>
             </w:r>
           </w:p>
         </w:tc>
@@ -16483,7 +16891,7 @@
                 <w:sz w:val="22"/>
                 <w:szCs w:val="22"/>
               </w:rPr>
-              <w:t>0.48 [0.44, 0.52]</w:t>
+              <w:t>0.54 [0.43, 0.67]</w:t>
             </w:r>
           </w:p>
         </w:tc>
@@ -16537,7 +16945,18 @@
                 <w:sz w:val="22"/>
                 <w:szCs w:val="22"/>
               </w:rPr>
-              <w:t>IO Monotherapy</w:t>
+              <w:t>IO Monotherapy and PD-L1 &gt;= 50%</w:t>
+            </w:r>
+            <w:r>
+              <w:rPr>
+                <w:rFonts w:ascii="Times New Roman" w:hAnsi="Times New Roman" w:cs="Times New Roman"/>
+                <w:i/>
+                <w:iCs/>
+                <w:sz w:val="22"/>
+                <w:szCs w:val="22"/>
+                <w:vertAlign w:val="superscript"/>
+              </w:rPr>
+              <w:t>+</w:t>
             </w:r>
           </w:p>
         </w:tc>
@@ -16560,7 +16979,7 @@
                 <w:sz w:val="22"/>
                 <w:szCs w:val="22"/>
               </w:rPr>
-              <w:t>513</w:t>
+              <w:t>278</w:t>
             </w:r>
           </w:p>
         </w:tc>
@@ -16583,7 +17002,7 @@
                 <w:sz w:val="22"/>
                 <w:szCs w:val="22"/>
               </w:rPr>
-              <w:t>257</w:t>
+              <w:t>62</w:t>
             </w:r>
           </w:p>
         </w:tc>
@@ -16606,7 +17025,7 @@
                 <w:sz w:val="22"/>
                 <w:szCs w:val="22"/>
               </w:rPr>
-              <w:t>0.53 [0.44, 0.63]</w:t>
+              <w:t>0.44 [0.32, 0.61]</w:t>
             </w:r>
           </w:p>
         </w:tc>
@@ -16619,6 +17038,8 @@
               <w:jc w:val="center"/>
               <w:rPr>
                 <w:rFonts w:ascii="Times New Roman" w:hAnsi="Times New Roman" w:cs="Times New Roman"/>
+                <w:b/>
+                <w:bCs/>
                 <w:sz w:val="22"/>
                 <w:szCs w:val="22"/>
               </w:rPr>
@@ -16660,7 +17081,18 @@
                 <w:sz w:val="22"/>
                 <w:szCs w:val="22"/>
               </w:rPr>
-              <w:t>IO Monotherapy and PD-L1 &gt;= 50%</w:t>
+              <w:t>Chemotherapy</w:t>
+            </w:r>
+            <w:r>
+              <w:rPr>
+                <w:rFonts w:ascii="Times New Roman" w:hAnsi="Times New Roman" w:cs="Times New Roman"/>
+                <w:i/>
+                <w:iCs/>
+                <w:sz w:val="22"/>
+                <w:szCs w:val="22"/>
+                <w:vertAlign w:val="superscript"/>
+              </w:rPr>
+              <w:t>+</w:t>
             </w:r>
           </w:p>
         </w:tc>
@@ -16683,7 +17115,7 @@
                 <w:sz w:val="22"/>
                 <w:szCs w:val="22"/>
               </w:rPr>
-              <w:t>278</w:t>
+              <w:t>490</w:t>
             </w:r>
           </w:p>
         </w:tc>
@@ -16706,7 +17138,7 @@
                 <w:sz w:val="22"/>
                 <w:szCs w:val="22"/>
               </w:rPr>
-              <w:t>62</w:t>
+              <w:t>365</w:t>
             </w:r>
           </w:p>
         </w:tc>
@@ -16729,7 +17161,7 @@
                 <w:sz w:val="22"/>
                 <w:szCs w:val="22"/>
               </w:rPr>
-              <w:t>0.44 [0.32, 0.61]</w:t>
+              <w:t>0.47 [0.40, 0.56]</w:t>
             </w:r>
           </w:p>
         </w:tc>
@@ -16742,6 +17174,8 @@
               <w:jc w:val="center"/>
               <w:rPr>
                 <w:rFonts w:ascii="Times New Roman" w:hAnsi="Times New Roman" w:cs="Times New Roman"/>
+                <w:b/>
+                <w:bCs/>
                 <w:sz w:val="22"/>
                 <w:szCs w:val="22"/>
               </w:rPr>
@@ -16783,7 +17217,28 @@
                 <w:sz w:val="22"/>
                 <w:szCs w:val="22"/>
               </w:rPr>
-              <w:t>Pembrolizumab Monotherapy and PD-L1 &gt;= 50%</w:t>
+              <w:t>Chemotherapy</w:t>
+            </w:r>
+            <w:r>
+              <w:rPr>
+                <w:rFonts w:ascii="Times New Roman" w:hAnsi="Times New Roman" w:cs="Times New Roman"/>
+                <w:i/>
+                <w:iCs/>
+                <w:sz w:val="22"/>
+                <w:szCs w:val="22"/>
+              </w:rPr>
+              <w:t xml:space="preserve"> and PD-L1 &gt;= 50%</w:t>
+            </w:r>
+            <w:r>
+              <w:rPr>
+                <w:rFonts w:ascii="Times New Roman" w:hAnsi="Times New Roman" w:cs="Times New Roman"/>
+                <w:i/>
+                <w:iCs/>
+                <w:sz w:val="22"/>
+                <w:szCs w:val="22"/>
+                <w:vertAlign w:val="superscript"/>
+              </w:rPr>
+              <w:t>+</w:t>
             </w:r>
           </w:p>
         </w:tc>
@@ -16806,7 +17261,7 @@
                 <w:sz w:val="22"/>
                 <w:szCs w:val="22"/>
               </w:rPr>
-              <w:t>262</w:t>
+              <w:t>147</w:t>
             </w:r>
           </w:p>
         </w:tc>
@@ -16829,7 +17284,7 @@
                 <w:sz w:val="22"/>
                 <w:szCs w:val="22"/>
               </w:rPr>
-              <w:t>55</w:t>
+              <w:t>62</w:t>
             </w:r>
           </w:p>
         </w:tc>
@@ -16852,7 +17307,7 @@
                 <w:sz w:val="22"/>
                 <w:szCs w:val="22"/>
               </w:rPr>
-              <w:t>0.58 [0.48, 0.74]</w:t>
+              <w:t>0.40 [0.28, 0.57]</w:t>
             </w:r>
           </w:p>
         </w:tc>
@@ -17017,7 +17472,7 @@
                 <w:sz w:val="22"/>
                 <w:szCs w:val="22"/>
               </w:rPr>
-              <w:t>3474</w:t>
+              <w:t>1745</w:t>
             </w:r>
           </w:p>
         </w:tc>
@@ -17040,7 +17495,7 @@
                 <w:sz w:val="22"/>
                 <w:szCs w:val="22"/>
               </w:rPr>
-              <w:t>3346</w:t>
+              <w:t>2285</w:t>
             </w:r>
           </w:p>
         </w:tc>
@@ -17063,7 +17518,7 @@
                 <w:sz w:val="22"/>
                 <w:szCs w:val="22"/>
               </w:rPr>
-              <w:t>0.29 [0.27, 0.32]</w:t>
+              <w:t>0.31 [0.28, 0.35]</w:t>
             </w:r>
           </w:p>
         </w:tc>
@@ -17140,7 +17595,7 @@
                 <w:sz w:val="22"/>
                 <w:szCs w:val="22"/>
               </w:rPr>
-              <w:t>1948</w:t>
+              <w:t>424</w:t>
             </w:r>
           </w:p>
         </w:tc>
@@ -17163,7 +17618,7 @@
                 <w:sz w:val="22"/>
                 <w:szCs w:val="22"/>
               </w:rPr>
-              <w:t>2082</w:t>
+              <w:t>343</w:t>
             </w:r>
           </w:p>
         </w:tc>
@@ -17186,7 +17641,7 @@
                 <w:sz w:val="22"/>
                 <w:szCs w:val="22"/>
               </w:rPr>
-              <w:t>0.31 [0.28, 0.35]</w:t>
+              <w:t>0.38 [0.29, 0.49]</w:t>
             </w:r>
           </w:p>
         </w:tc>
@@ -17240,7 +17695,19 @@
                 <w:sz w:val="22"/>
                 <w:szCs w:val="22"/>
               </w:rPr>
-              <w:t>Chemotherapy</w:t>
+              <w:lastRenderedPageBreak/>
+              <w:t>IO Monotherapy</w:t>
+            </w:r>
+            <w:r>
+              <w:rPr>
+                <w:rFonts w:ascii="Times New Roman" w:hAnsi="Times New Roman" w:cs="Times New Roman"/>
+                <w:i/>
+                <w:iCs/>
+                <w:sz w:val="22"/>
+                <w:szCs w:val="22"/>
+                <w:vertAlign w:val="superscript"/>
+              </w:rPr>
+              <w:t>+</w:t>
             </w:r>
           </w:p>
         </w:tc>
@@ -17263,7 +17730,7 @@
                 <w:sz w:val="22"/>
                 <w:szCs w:val="22"/>
               </w:rPr>
-              <w:t>1484</w:t>
+              <w:t>328</w:t>
             </w:r>
           </w:p>
         </w:tc>
@@ -17286,7 +17753,7 @@
                 <w:sz w:val="22"/>
                 <w:szCs w:val="22"/>
               </w:rPr>
-              <w:t>1779</w:t>
+              <w:t>182</w:t>
             </w:r>
           </w:p>
         </w:tc>
@@ -17309,7 +17776,7 @@
                 <w:sz w:val="22"/>
                 <w:szCs w:val="22"/>
               </w:rPr>
-              <w:t>0.30 [0.26, 0.34]</w:t>
+              <w:t>0.39 [0.29, 0.53]</w:t>
             </w:r>
           </w:p>
         </w:tc>
@@ -17363,7 +17830,18 @@
                 <w:sz w:val="22"/>
                 <w:szCs w:val="22"/>
               </w:rPr>
-              <w:t>IO Monotherapy</w:t>
+              <w:t>IO Monotherapy and PD-L1 &gt;= 50%</w:t>
+            </w:r>
+            <w:r>
+              <w:rPr>
+                <w:rFonts w:ascii="Times New Roman" w:hAnsi="Times New Roman" w:cs="Times New Roman"/>
+                <w:i/>
+                <w:iCs/>
+                <w:sz w:val="22"/>
+                <w:szCs w:val="22"/>
+                <w:vertAlign w:val="superscript"/>
+              </w:rPr>
+              <w:t>+</w:t>
             </w:r>
           </w:p>
         </w:tc>
@@ -17386,7 +17864,7 @@
                 <w:sz w:val="22"/>
                 <w:szCs w:val="22"/>
               </w:rPr>
-              <w:t>464</w:t>
+              <w:t>239</w:t>
             </w:r>
           </w:p>
         </w:tc>
@@ -17409,7 +17887,7 @@
                 <w:sz w:val="22"/>
                 <w:szCs w:val="22"/>
               </w:rPr>
-              <w:t>303</w:t>
+              <w:t>100</w:t>
             </w:r>
           </w:p>
         </w:tc>
@@ -17432,7 +17910,7 @@
                 <w:sz w:val="22"/>
                 <w:szCs w:val="22"/>
               </w:rPr>
-              <w:t>0.38 [0.29, 0.49]</w:t>
+              <w:t>0.40 [0.27, 0.60]</w:t>
             </w:r>
           </w:p>
         </w:tc>
@@ -17457,7 +17935,17 @@
                 <w:sz w:val="22"/>
                 <w:szCs w:val="22"/>
               </w:rPr>
-              <w:t>&lt;0.001**</w:t>
+              <w:t>&lt;</w:t>
+            </w:r>
+            <w:r>
+              <w:rPr>
+                <w:rFonts w:ascii="Times New Roman" w:hAnsi="Times New Roman" w:cs="Times New Roman"/>
+                <w:b/>
+                <w:bCs/>
+                <w:sz w:val="22"/>
+                <w:szCs w:val="22"/>
+              </w:rPr>
+              <w:t>0.001**</w:t>
             </w:r>
           </w:p>
         </w:tc>
@@ -17486,7 +17974,38 @@
                 <w:sz w:val="22"/>
                 <w:szCs w:val="22"/>
               </w:rPr>
-              <w:t>IO Monotherapy and PD-L1 &gt;= 50%</w:t>
+              <w:t>IO Monotherapy and PD-L1</w:t>
+            </w:r>
+            <w:r>
+              <w:rPr>
+                <w:rFonts w:ascii="Times New Roman" w:hAnsi="Times New Roman" w:cs="Times New Roman"/>
+                <w:i/>
+                <w:iCs/>
+                <w:sz w:val="22"/>
+                <w:szCs w:val="22"/>
+              </w:rPr>
+              <w:t>&lt;</w:t>
+            </w:r>
+            <w:r>
+              <w:rPr>
+                <w:rFonts w:ascii="Times New Roman" w:hAnsi="Times New Roman" w:cs="Times New Roman"/>
+                <w:i/>
+                <w:iCs/>
+                <w:sz w:val="22"/>
+                <w:szCs w:val="22"/>
+              </w:rPr>
+              <w:t xml:space="preserve"> 50%</w:t>
+            </w:r>
+            <w:r>
+              <w:rPr>
+                <w:rFonts w:ascii="Times New Roman" w:hAnsi="Times New Roman" w:cs="Times New Roman"/>
+                <w:i/>
+                <w:iCs/>
+                <w:sz w:val="22"/>
+                <w:szCs w:val="22"/>
+                <w:vertAlign w:val="superscript"/>
+              </w:rPr>
+              <w:t>+</w:t>
             </w:r>
           </w:p>
         </w:tc>
@@ -17509,7 +18028,7 @@
                 <w:sz w:val="22"/>
                 <w:szCs w:val="22"/>
               </w:rPr>
-              <w:t>252</w:t>
+              <w:t>89</w:t>
             </w:r>
           </w:p>
         </w:tc>
@@ -17532,7 +18051,7 @@
                 <w:sz w:val="22"/>
                 <w:szCs w:val="22"/>
               </w:rPr>
-              <w:t>87</w:t>
+              <w:t>82</w:t>
             </w:r>
           </w:p>
         </w:tc>
@@ -17555,7 +18074,7 @@
                 <w:sz w:val="22"/>
                 <w:szCs w:val="22"/>
               </w:rPr>
-              <w:t>0.40 [0.27, 0.60]</w:t>
+              <w:t>0.41 [0.25, 0.69]</w:t>
             </w:r>
           </w:p>
         </w:tc>
@@ -17568,19 +18087,21 @@
               <w:jc w:val="center"/>
               <w:rPr>
                 <w:rFonts w:ascii="Times New Roman" w:hAnsi="Times New Roman" w:cs="Times New Roman"/>
-                <w:sz w:val="22"/>
-                <w:szCs w:val="22"/>
-              </w:rPr>
-            </w:pPr>
-            <w:r>
-              <w:rPr>
-                <w:rFonts w:ascii="Times New Roman" w:hAnsi="Times New Roman" w:cs="Times New Roman"/>
-                <w:b/>
-                <w:bCs/>
-                <w:sz w:val="22"/>
-                <w:szCs w:val="22"/>
-              </w:rPr>
-              <w:t>&lt;0.001**</w:t>
+                <w:b/>
+                <w:bCs/>
+                <w:sz w:val="22"/>
+                <w:szCs w:val="22"/>
+              </w:rPr>
+            </w:pPr>
+            <w:r>
+              <w:rPr>
+                <w:rFonts w:ascii="Times New Roman" w:hAnsi="Times New Roman" w:cs="Times New Roman"/>
+                <w:b/>
+                <w:bCs/>
+                <w:sz w:val="22"/>
+                <w:szCs w:val="22"/>
+              </w:rPr>
+              <w:t>0.001**</w:t>
             </w:r>
           </w:p>
         </w:tc>
@@ -17609,7 +18130,18 @@
                 <w:sz w:val="22"/>
                 <w:szCs w:val="22"/>
               </w:rPr>
-              <w:t>Pembrolizumab Monotherapy and PD-L1 &gt;= 50%</w:t>
+              <w:t>Chemotherapy</w:t>
+            </w:r>
+            <w:r>
+              <w:rPr>
+                <w:rFonts w:ascii="Times New Roman" w:hAnsi="Times New Roman" w:cs="Times New Roman"/>
+                <w:i/>
+                <w:iCs/>
+                <w:sz w:val="22"/>
+                <w:szCs w:val="22"/>
+                <w:vertAlign w:val="superscript"/>
+              </w:rPr>
+              <w:t>+</w:t>
             </w:r>
           </w:p>
         </w:tc>
@@ -17632,7 +18164,7 @@
                 <w:sz w:val="22"/>
                 <w:szCs w:val="22"/>
               </w:rPr>
-              <w:t>233</w:t>
+              <w:t>553</w:t>
             </w:r>
           </w:p>
         </w:tc>
@@ -17655,7 +18187,7 @@
                 <w:sz w:val="22"/>
                 <w:szCs w:val="22"/>
               </w:rPr>
-              <w:t>83</w:t>
+              <w:t>302</w:t>
             </w:r>
           </w:p>
         </w:tc>
@@ -17678,7 +18210,7 @@
                 <w:sz w:val="22"/>
                 <w:szCs w:val="22"/>
               </w:rPr>
-              <w:t>0.41 [0.27, 0.61]</w:t>
+              <w:t>0.31 [0.24, 0.40]</w:t>
             </w:r>
           </w:p>
         </w:tc>
@@ -17691,6 +18223,154 @@
               <w:jc w:val="center"/>
               <w:rPr>
                 <w:rFonts w:ascii="Times New Roman" w:hAnsi="Times New Roman" w:cs="Times New Roman"/>
+                <w:b/>
+                <w:bCs/>
+                <w:sz w:val="22"/>
+                <w:szCs w:val="22"/>
+              </w:rPr>
+            </w:pPr>
+            <w:r>
+              <w:rPr>
+                <w:rFonts w:ascii="Times New Roman" w:hAnsi="Times New Roman" w:cs="Times New Roman"/>
+                <w:b/>
+                <w:bCs/>
+                <w:sz w:val="22"/>
+                <w:szCs w:val="22"/>
+              </w:rPr>
+              <w:t>&lt;0.001**</w:t>
+            </w:r>
+          </w:p>
+        </w:tc>
+      </w:tr>
+      <w:tr>
+        <w:tc>
+          <w:tcPr>
+            <w:tcW w:w="4860" w:type="dxa"/>
+          </w:tcPr>
+          <w:p>
+            <w:pPr>
+              <w:jc w:val="right"/>
+              <w:rPr>
+                <w:rFonts w:ascii="Times New Roman" w:hAnsi="Times New Roman" w:cs="Times New Roman"/>
+                <w:i/>
+                <w:iCs/>
+                <w:sz w:val="22"/>
+                <w:szCs w:val="22"/>
+              </w:rPr>
+            </w:pPr>
+            <w:r>
+              <w:rPr>
+                <w:rFonts w:ascii="Times New Roman" w:hAnsi="Times New Roman" w:cs="Times New Roman"/>
+                <w:i/>
+                <w:iCs/>
+                <w:sz w:val="22"/>
+                <w:szCs w:val="22"/>
+              </w:rPr>
+              <w:t>Chemotherapy</w:t>
+            </w:r>
+            <w:r>
+              <w:rPr>
+                <w:rFonts w:ascii="Times New Roman" w:hAnsi="Times New Roman" w:cs="Times New Roman"/>
+                <w:i/>
+                <w:iCs/>
+                <w:sz w:val="22"/>
+                <w:szCs w:val="22"/>
+              </w:rPr>
+              <w:t xml:space="preserve"> and PD-L1 &gt;= 50%</w:t>
+            </w:r>
+            <w:r>
+              <w:rPr>
+                <w:rFonts w:ascii="Times New Roman" w:hAnsi="Times New Roman" w:cs="Times New Roman"/>
+                <w:i/>
+                <w:iCs/>
+                <w:sz w:val="22"/>
+                <w:szCs w:val="22"/>
+                <w:vertAlign w:val="superscript"/>
+              </w:rPr>
+              <w:t>+</w:t>
+            </w:r>
+          </w:p>
+        </w:tc>
+        <w:tc>
+          <w:tcPr>
+            <w:tcW w:w="679" w:type="dxa"/>
+          </w:tcPr>
+          <w:p>
+            <w:pPr>
+              <w:jc w:val="center"/>
+              <w:rPr>
+                <w:rFonts w:ascii="Times New Roman" w:hAnsi="Times New Roman" w:cs="Times New Roman"/>
+                <w:sz w:val="22"/>
+                <w:szCs w:val="22"/>
+              </w:rPr>
+            </w:pPr>
+            <w:r>
+              <w:rPr>
+                <w:rFonts w:ascii="Times New Roman" w:hAnsi="Times New Roman" w:cs="Times New Roman"/>
+                <w:sz w:val="22"/>
+                <w:szCs w:val="22"/>
+              </w:rPr>
+              <w:t>173</w:t>
+            </w:r>
+          </w:p>
+        </w:tc>
+        <w:tc>
+          <w:tcPr>
+            <w:tcW w:w="671" w:type="dxa"/>
+          </w:tcPr>
+          <w:p>
+            <w:pPr>
+              <w:jc w:val="center"/>
+              <w:rPr>
+                <w:rFonts w:ascii="Times New Roman" w:hAnsi="Times New Roman" w:cs="Times New Roman"/>
+                <w:sz w:val="22"/>
+                <w:szCs w:val="22"/>
+              </w:rPr>
+            </w:pPr>
+            <w:r>
+              <w:rPr>
+                <w:rFonts w:ascii="Times New Roman" w:hAnsi="Times New Roman" w:cs="Times New Roman"/>
+                <w:sz w:val="22"/>
+                <w:szCs w:val="22"/>
+              </w:rPr>
+              <w:t>36</w:t>
+            </w:r>
+          </w:p>
+        </w:tc>
+        <w:tc>
+          <w:tcPr>
+            <w:tcW w:w="2520" w:type="dxa"/>
+          </w:tcPr>
+          <w:p>
+            <w:pPr>
+              <w:jc w:val="center"/>
+              <w:rPr>
+                <w:rFonts w:ascii="Times New Roman" w:hAnsi="Times New Roman" w:cs="Times New Roman"/>
+                <w:sz w:val="22"/>
+                <w:szCs w:val="22"/>
+              </w:rPr>
+            </w:pPr>
+            <w:r>
+              <w:rPr>
+                <w:rFonts w:ascii="Times New Roman" w:hAnsi="Times New Roman" w:cs="Times New Roman"/>
+                <w:sz w:val="22"/>
+                <w:szCs w:val="22"/>
+              </w:rPr>
+              <w:t>0.21 [0.12, 0.39]</w:t>
+            </w:r>
+          </w:p>
+        </w:tc>
+        <w:tc>
+          <w:tcPr>
+            <w:tcW w:w="1057" w:type="dxa"/>
+          </w:tcPr>
+          <w:p>
+            <w:pPr>
+              <w:jc w:val="center"/>
+              <w:rPr>
+                <w:rFonts w:ascii="Times New Roman" w:hAnsi="Times New Roman" w:cs="Times New Roman"/>
+                <w:b/>
+                <w:bCs/>
                 <w:sz w:val="22"/>
                 <w:szCs w:val="22"/>
               </w:rPr>
@@ -17996,15 +18676,6 @@
         </w:rPr>
         <w:t>***</w:t>
       </w:r>
-    </w:p>
-    <w:p>
-      <w:pPr>
-        <w:rPr>
-          <w:rFonts w:ascii="Times New Roman" w:hAnsi="Times New Roman" w:cs="Times New Roman"/>
-          <w:b/>
-          <w:bCs/>
-        </w:rPr>
-      </w:pPr>
     </w:p>
     <w:p>
       <w:pPr>
@@ -18169,7 +18840,6 @@
         <w:rPr>
           <w:rFonts w:ascii="Times New Roman" w:hAnsi="Times New Roman" w:cs="Times New Roman"/>
         </w:rPr>
-        <w:lastRenderedPageBreak/>
         <w:t>VA reports no disclosures. RBP ***.</w:t>
       </w:r>
     </w:p>
@@ -18341,6 +19011,7 @@
         <w:rPr>
           <w:rFonts w:ascii="Times New Roman" w:hAnsi="Times New Roman" w:cs="Times New Roman"/>
         </w:rPr>
+        <w:lastRenderedPageBreak/>
         <w:t>4.</w:t>
       </w:r>
       <w:r>
@@ -18667,7 +19338,6 @@
         <w:rPr>
           <w:rFonts w:ascii="Times New Roman" w:hAnsi="Times New Roman" w:cs="Times New Roman"/>
         </w:rPr>
-        <w:lastRenderedPageBreak/>
         <w:t>13.</w:t>
       </w:r>
       <w:r>
@@ -18794,7 +19464,14 @@
         <w:rPr>
           <w:rFonts w:ascii="Times New Roman" w:hAnsi="Times New Roman" w:cs="Times New Roman"/>
         </w:rPr>
-        <w:t>. 2020;3:6. doi:10.3389/fdata.2020.00006</w:t>
+        <w:t xml:space="preserve">. 2020;3:6. </w:t>
+      </w:r>
+      <w:r>
+        <w:rPr>
+          <w:rFonts w:ascii="Times New Roman" w:hAnsi="Times New Roman" w:cs="Times New Roman"/>
+        </w:rPr>
+        <w:lastRenderedPageBreak/>
+        <w:t>doi:10.3389/fdata.2020.00006</w:t>
       </w:r>
     </w:p>
     <w:p>
@@ -19044,6 +19721,69 @@
         </w:rPr>
         <w:fldChar w:fldCharType="end"/>
       </w:r>
+    </w:p>
+    <w:p>
+      <w:pPr>
+        <w:rPr>
+          <w:rFonts w:ascii="Times New Roman" w:hAnsi="Times New Roman" w:cs="Times New Roman"/>
+          <w:b/>
+          <w:bCs/>
+        </w:rPr>
+      </w:pPr>
+    </w:p>
+    <w:p>
+      <w:pPr>
+        <w:rPr>
+          <w:rFonts w:ascii="Times New Roman" w:hAnsi="Times New Roman" w:cs="Times New Roman"/>
+          <w:b/>
+          <w:bCs/>
+        </w:rPr>
+      </w:pPr>
+    </w:p>
+    <w:p>
+      <w:pPr>
+        <w:rPr>
+          <w:rFonts w:ascii="Times New Roman" w:hAnsi="Times New Roman" w:cs="Times New Roman"/>
+          <w:b/>
+          <w:bCs/>
+        </w:rPr>
+      </w:pPr>
+    </w:p>
+    <w:p>
+      <w:pPr>
+        <w:rPr>
+          <w:rFonts w:ascii="Times New Roman" w:hAnsi="Times New Roman" w:cs="Times New Roman"/>
+          <w:b/>
+          <w:bCs/>
+        </w:rPr>
+      </w:pPr>
+    </w:p>
+    <w:p>
+      <w:pPr>
+        <w:rPr>
+          <w:rFonts w:ascii="Times New Roman" w:hAnsi="Times New Roman" w:cs="Times New Roman"/>
+          <w:b/>
+          <w:bCs/>
+        </w:rPr>
+      </w:pPr>
+    </w:p>
+    <w:p>
+      <w:pPr>
+        <w:rPr>
+          <w:rFonts w:ascii="Times New Roman" w:hAnsi="Times New Roman" w:cs="Times New Roman"/>
+          <w:b/>
+          <w:bCs/>
+        </w:rPr>
+      </w:pPr>
+    </w:p>
+    <w:p>
+      <w:pPr>
+        <w:rPr>
+          <w:rFonts w:ascii="Times New Roman" w:hAnsi="Times New Roman" w:cs="Times New Roman"/>
+          <w:b/>
+          <w:bCs/>
+        </w:rPr>
+      </w:pPr>
     </w:p>
     <w:p>
       <w:pPr>
@@ -19431,7 +20171,6 @@
                 <w:sz w:val="22"/>
                 <w:szCs w:val="22"/>
               </w:rPr>
-              <w:lastRenderedPageBreak/>
               <w:t>Non-First Line Chemotherapy</w:t>
             </w:r>
           </w:p>
@@ -20012,6 +20751,7 @@
                 <w:sz w:val="22"/>
                 <w:szCs w:val="22"/>
               </w:rPr>
+              <w:lastRenderedPageBreak/>
               <w:t>Carboplatin Monotherapy</w:t>
             </w:r>
           </w:p>
@@ -22234,7 +22974,31 @@
                 <w:szCs w:val="22"/>
                 <w:lang w:val="pt-BR"/>
               </w:rPr>
-              <w:t>No anti-ROS1 Drug; ROS1 Positive</w:t>
+              <w:t xml:space="preserve">No anti-ROS1 </w:t>
+            </w:r>
+            <w:proofErr w:type="spellStart"/>
+            <w:r>
+              <w:rPr>
+                <w:rFonts w:ascii="Times New Roman" w:hAnsi="Times New Roman" w:cs="Times New Roman"/>
+                <w:i/>
+                <w:iCs/>
+                <w:sz w:val="22"/>
+                <w:szCs w:val="22"/>
+                <w:lang w:val="pt-BR"/>
+              </w:rPr>
+              <w:t>Drug</w:t>
+            </w:r>
+            <w:proofErr w:type="spellEnd"/>
+            <w:r>
+              <w:rPr>
+                <w:rFonts w:ascii="Times New Roman" w:hAnsi="Times New Roman" w:cs="Times New Roman"/>
+                <w:i/>
+                <w:iCs/>
+                <w:sz w:val="22"/>
+                <w:szCs w:val="22"/>
+                <w:lang w:val="pt-BR"/>
+              </w:rPr>
+              <w:t>; ROS1 Positive</w:t>
             </w:r>
           </w:p>
         </w:tc>
@@ -22338,7 +23102,31 @@
                 <w:szCs w:val="22"/>
                 <w:lang w:val="pt-BR"/>
               </w:rPr>
-              <w:t>Anti-ROS1 Drug; ROS1 Negative</w:t>
+              <w:t xml:space="preserve">Anti-ROS1 </w:t>
+            </w:r>
+            <w:proofErr w:type="spellStart"/>
+            <w:r>
+              <w:rPr>
+                <w:rFonts w:ascii="Times New Roman" w:hAnsi="Times New Roman" w:cs="Times New Roman"/>
+                <w:i/>
+                <w:iCs/>
+                <w:sz w:val="22"/>
+                <w:szCs w:val="22"/>
+                <w:lang w:val="pt-BR"/>
+              </w:rPr>
+              <w:t>Drug</w:t>
+            </w:r>
+            <w:proofErr w:type="spellEnd"/>
+            <w:r>
+              <w:rPr>
+                <w:rFonts w:ascii="Times New Roman" w:hAnsi="Times New Roman" w:cs="Times New Roman"/>
+                <w:i/>
+                <w:iCs/>
+                <w:sz w:val="22"/>
+                <w:szCs w:val="22"/>
+                <w:lang w:val="pt-BR"/>
+              </w:rPr>
+              <w:t>; ROS1 Negative</w:t>
             </w:r>
           </w:p>
         </w:tc>
@@ -22442,7 +23230,31 @@
                 <w:szCs w:val="22"/>
                 <w:lang w:val="pt-BR"/>
               </w:rPr>
-              <w:t>Anti-ROS1 Drug; ROS1 Positive</w:t>
+              <w:t xml:space="preserve">Anti-ROS1 </w:t>
+            </w:r>
+            <w:proofErr w:type="spellStart"/>
+            <w:r>
+              <w:rPr>
+                <w:rFonts w:ascii="Times New Roman" w:hAnsi="Times New Roman" w:cs="Times New Roman"/>
+                <w:i/>
+                <w:iCs/>
+                <w:sz w:val="22"/>
+                <w:szCs w:val="22"/>
+                <w:lang w:val="pt-BR"/>
+              </w:rPr>
+              <w:t>Drug</w:t>
+            </w:r>
+            <w:proofErr w:type="spellEnd"/>
+            <w:r>
+              <w:rPr>
+                <w:rFonts w:ascii="Times New Roman" w:hAnsi="Times New Roman" w:cs="Times New Roman"/>
+                <w:i/>
+                <w:iCs/>
+                <w:sz w:val="22"/>
+                <w:szCs w:val="22"/>
+                <w:lang w:val="pt-BR"/>
+              </w:rPr>
+              <w:t>; ROS1 Positive</w:t>
             </w:r>
           </w:p>
         </w:tc>
@@ -23886,13 +24698,23 @@
                 <w:szCs w:val="22"/>
               </w:rPr>
             </w:pPr>
-            <w:r>
-              <w:rPr>
-                <w:rFonts w:ascii="Times New Roman" w:hAnsi="Times New Roman" w:cs="Times New Roman"/>
-                <w:sz w:val="22"/>
-                <w:szCs w:val="22"/>
-              </w:rPr>
-              <w:t>Log(Age at Diagnosis)</w:t>
+            <w:proofErr w:type="gramStart"/>
+            <w:r>
+              <w:rPr>
+                <w:rFonts w:ascii="Times New Roman" w:hAnsi="Times New Roman" w:cs="Times New Roman"/>
+                <w:sz w:val="22"/>
+                <w:szCs w:val="22"/>
+              </w:rPr>
+              <w:t>Log(</w:t>
+            </w:r>
+            <w:proofErr w:type="gramEnd"/>
+            <w:r>
+              <w:rPr>
+                <w:rFonts w:ascii="Times New Roman" w:hAnsi="Times New Roman" w:cs="Times New Roman"/>
+                <w:sz w:val="22"/>
+                <w:szCs w:val="22"/>
+              </w:rPr>
+              <w:t>Age at Diagnosis)</w:t>
             </w:r>
           </w:p>
         </w:tc>
@@ -24187,7 +25009,6 @@
                 <w:sz w:val="22"/>
                 <w:szCs w:val="22"/>
               </w:rPr>
-              <w:lastRenderedPageBreak/>
               <w:t>Self-Identified Black</w:t>
             </w:r>
           </w:p>
@@ -24576,13 +25397,23 @@
                 <w:szCs w:val="22"/>
               </w:rPr>
             </w:pPr>
-            <w:r>
-              <w:rPr>
-                <w:rFonts w:ascii="Times New Roman" w:hAnsi="Times New Roman" w:cs="Times New Roman"/>
-                <w:sz w:val="22"/>
-                <w:szCs w:val="22"/>
-              </w:rPr>
-              <w:t>Log(Days From Advanced Diagnosis to Treatment)</w:t>
+            <w:proofErr w:type="gramStart"/>
+            <w:r>
+              <w:rPr>
+                <w:rFonts w:ascii="Times New Roman" w:hAnsi="Times New Roman" w:cs="Times New Roman"/>
+                <w:sz w:val="22"/>
+                <w:szCs w:val="22"/>
+              </w:rPr>
+              <w:t>Log(</w:t>
+            </w:r>
+            <w:proofErr w:type="gramEnd"/>
+            <w:r>
+              <w:rPr>
+                <w:rFonts w:ascii="Times New Roman" w:hAnsi="Times New Roman" w:cs="Times New Roman"/>
+                <w:sz w:val="22"/>
+                <w:szCs w:val="22"/>
+              </w:rPr>
+              <w:t>Days From Advanced Diagnosis to Treatment)</w:t>
             </w:r>
           </w:p>
         </w:tc>
@@ -24756,6 +25587,7 @@
                 <w:sz w:val="22"/>
                 <w:szCs w:val="22"/>
               </w:rPr>
+              <w:lastRenderedPageBreak/>
               <w:t>Payment Assistance Program</w:t>
             </w:r>
           </w:p>
@@ -28326,7 +29158,6 @@
                 <w:sz w:val="22"/>
                 <w:szCs w:val="22"/>
               </w:rPr>
-              <w:lastRenderedPageBreak/>
               <w:t>Non-First Line Chemotherapy</w:t>
             </w:r>
           </w:p>
@@ -28905,6 +29736,7 @@
                 <w:sz w:val="22"/>
                 <w:szCs w:val="22"/>
               </w:rPr>
+              <w:lastRenderedPageBreak/>
               <w:t>Carboplatin Monotherapy</w:t>
             </w:r>
           </w:p>
@@ -31093,7 +31925,31 @@
                 <w:szCs w:val="22"/>
                 <w:lang w:val="pt-BR"/>
               </w:rPr>
-              <w:t>No anti-ROS1 Drug; ROS1 Positive</w:t>
+              <w:t xml:space="preserve">No anti-ROS1 </w:t>
+            </w:r>
+            <w:proofErr w:type="spellStart"/>
+            <w:r>
+              <w:rPr>
+                <w:rFonts w:ascii="Times New Roman" w:hAnsi="Times New Roman" w:cs="Times New Roman"/>
+                <w:i/>
+                <w:iCs/>
+                <w:sz w:val="22"/>
+                <w:szCs w:val="22"/>
+                <w:lang w:val="pt-BR"/>
+              </w:rPr>
+              <w:t>Drug</w:t>
+            </w:r>
+            <w:proofErr w:type="spellEnd"/>
+            <w:r>
+              <w:rPr>
+                <w:rFonts w:ascii="Times New Roman" w:hAnsi="Times New Roman" w:cs="Times New Roman"/>
+                <w:i/>
+                <w:iCs/>
+                <w:sz w:val="22"/>
+                <w:szCs w:val="22"/>
+                <w:lang w:val="pt-BR"/>
+              </w:rPr>
+              <w:t>; ROS1 Positive</w:t>
             </w:r>
           </w:p>
         </w:tc>
@@ -31197,7 +32053,31 @@
                 <w:szCs w:val="22"/>
                 <w:lang w:val="pt-BR"/>
               </w:rPr>
-              <w:t>Anti-ROS1 Drug; ROS1 Negative</w:t>
+              <w:t xml:space="preserve">Anti-ROS1 </w:t>
+            </w:r>
+            <w:proofErr w:type="spellStart"/>
+            <w:r>
+              <w:rPr>
+                <w:rFonts w:ascii="Times New Roman" w:hAnsi="Times New Roman" w:cs="Times New Roman"/>
+                <w:i/>
+                <w:iCs/>
+                <w:sz w:val="22"/>
+                <w:szCs w:val="22"/>
+                <w:lang w:val="pt-BR"/>
+              </w:rPr>
+              <w:t>Drug</w:t>
+            </w:r>
+            <w:proofErr w:type="spellEnd"/>
+            <w:r>
+              <w:rPr>
+                <w:rFonts w:ascii="Times New Roman" w:hAnsi="Times New Roman" w:cs="Times New Roman"/>
+                <w:i/>
+                <w:iCs/>
+                <w:sz w:val="22"/>
+                <w:szCs w:val="22"/>
+                <w:lang w:val="pt-BR"/>
+              </w:rPr>
+              <w:t>; ROS1 Negative</w:t>
             </w:r>
           </w:p>
         </w:tc>
@@ -31301,7 +32181,31 @@
                 <w:szCs w:val="22"/>
                 <w:lang w:val="pt-BR"/>
               </w:rPr>
-              <w:t>Anti-ROS1 Drug; ROS1 Positive</w:t>
+              <w:t xml:space="preserve">Anti-ROS1 </w:t>
+            </w:r>
+            <w:proofErr w:type="spellStart"/>
+            <w:r>
+              <w:rPr>
+                <w:rFonts w:ascii="Times New Roman" w:hAnsi="Times New Roman" w:cs="Times New Roman"/>
+                <w:i/>
+                <w:iCs/>
+                <w:sz w:val="22"/>
+                <w:szCs w:val="22"/>
+                <w:lang w:val="pt-BR"/>
+              </w:rPr>
+              <w:t>Drug</w:t>
+            </w:r>
+            <w:proofErr w:type="spellEnd"/>
+            <w:r>
+              <w:rPr>
+                <w:rFonts w:ascii="Times New Roman" w:hAnsi="Times New Roman" w:cs="Times New Roman"/>
+                <w:i/>
+                <w:iCs/>
+                <w:sz w:val="22"/>
+                <w:szCs w:val="22"/>
+                <w:lang w:val="pt-BR"/>
+              </w:rPr>
+              <w:t>; ROS1 Positive</w:t>
             </w:r>
           </w:p>
         </w:tc>
@@ -32684,13 +33588,23 @@
                 <w:szCs w:val="22"/>
               </w:rPr>
             </w:pPr>
-            <w:r>
-              <w:rPr>
-                <w:rFonts w:ascii="Times New Roman" w:hAnsi="Times New Roman" w:cs="Times New Roman"/>
-                <w:sz w:val="22"/>
-                <w:szCs w:val="22"/>
-              </w:rPr>
-              <w:t>Log(Age at Diagnosis)</w:t>
+            <w:proofErr w:type="gramStart"/>
+            <w:r>
+              <w:rPr>
+                <w:rFonts w:ascii="Times New Roman" w:hAnsi="Times New Roman" w:cs="Times New Roman"/>
+                <w:sz w:val="22"/>
+                <w:szCs w:val="22"/>
+              </w:rPr>
+              <w:t>Log(</w:t>
+            </w:r>
+            <w:proofErr w:type="gramEnd"/>
+            <w:r>
+              <w:rPr>
+                <w:rFonts w:ascii="Times New Roman" w:hAnsi="Times New Roman" w:cs="Times New Roman"/>
+                <w:sz w:val="22"/>
+                <w:szCs w:val="22"/>
+              </w:rPr>
+              <w:t>Age at Diagnosis)</w:t>
             </w:r>
           </w:p>
         </w:tc>
@@ -33088,7 +34002,6 @@
                 <w:sz w:val="22"/>
                 <w:szCs w:val="22"/>
               </w:rPr>
-              <w:lastRenderedPageBreak/>
               <w:t>Self-Identified Other Race</w:t>
             </w:r>
           </w:p>
@@ -33378,13 +34291,23 @@
                 <w:szCs w:val="22"/>
               </w:rPr>
             </w:pPr>
-            <w:r>
-              <w:rPr>
-                <w:rFonts w:ascii="Times New Roman" w:hAnsi="Times New Roman" w:cs="Times New Roman"/>
-                <w:sz w:val="22"/>
-                <w:szCs w:val="22"/>
-              </w:rPr>
-              <w:t>Log(Days From Advanced Diagnosis to Treatment)</w:t>
+            <w:proofErr w:type="gramStart"/>
+            <w:r>
+              <w:rPr>
+                <w:rFonts w:ascii="Times New Roman" w:hAnsi="Times New Roman" w:cs="Times New Roman"/>
+                <w:sz w:val="22"/>
+                <w:szCs w:val="22"/>
+              </w:rPr>
+              <w:t>Log(</w:t>
+            </w:r>
+            <w:proofErr w:type="gramEnd"/>
+            <w:r>
+              <w:rPr>
+                <w:rFonts w:ascii="Times New Roman" w:hAnsi="Times New Roman" w:cs="Times New Roman"/>
+                <w:sz w:val="22"/>
+                <w:szCs w:val="22"/>
+              </w:rPr>
+              <w:t>Days From Advanced Diagnosis to Treatment)</w:t>
             </w:r>
           </w:p>
         </w:tc>
@@ -33669,6 +34592,7 @@
                 <w:sz w:val="22"/>
                 <w:szCs w:val="22"/>
               </w:rPr>
+              <w:lastRenderedPageBreak/>
               <w:t>Other Governmental Insurance</w:t>
             </w:r>
           </w:p>
@@ -37468,7 +38392,6 @@
                 <w:sz w:val="22"/>
                 <w:szCs w:val="22"/>
               </w:rPr>
-              <w:lastRenderedPageBreak/>
               <w:t>4</w:t>
             </w:r>
           </w:p>
@@ -37673,13 +38596,23 @@
                 <w:szCs w:val="22"/>
               </w:rPr>
             </w:pPr>
-            <w:r>
-              <w:rPr>
-                <w:rFonts w:ascii="Times New Roman" w:hAnsi="Times New Roman" w:cs="Times New Roman"/>
-                <w:sz w:val="22"/>
-                <w:szCs w:val="22"/>
-              </w:rPr>
-              <w:t>Nonsquamous Cell Histology</w:t>
+            <w:proofErr w:type="spellStart"/>
+            <w:r>
+              <w:rPr>
+                <w:rFonts w:ascii="Times New Roman" w:hAnsi="Times New Roman" w:cs="Times New Roman"/>
+                <w:sz w:val="22"/>
+                <w:szCs w:val="22"/>
+              </w:rPr>
+              <w:t>Nonsquamous</w:t>
+            </w:r>
+            <w:proofErr w:type="spellEnd"/>
+            <w:r>
+              <w:rPr>
+                <w:rFonts w:ascii="Times New Roman" w:hAnsi="Times New Roman" w:cs="Times New Roman"/>
+                <w:sz w:val="22"/>
+                <w:szCs w:val="22"/>
+              </w:rPr>
+              <w:t xml:space="preserve"> Cell Histology</w:t>
             </w:r>
           </w:p>
         </w:tc>
@@ -38093,6 +39026,7 @@
                 <w:sz w:val="22"/>
                 <w:szCs w:val="22"/>
               </w:rPr>
+              <w:lastRenderedPageBreak/>
               <w:t>Log (years between diagnosis year and 2022)</w:t>
             </w:r>
           </w:p>
@@ -42302,18 +43236,7 @@
           <w:sz w:val="22"/>
           <w:szCs w:val="22"/>
         </w:rPr>
-        <w:t xml:space="preserve">Table ***: Odds ratios derived from logistic regression relating covariates to propensity to receive IO </w:t>
-      </w:r>
-      <w:r>
-        <w:rPr>
-          <w:rFonts w:ascii="Times New Roman" w:hAnsi="Times New Roman" w:cs="Times New Roman"/>
-          <w:b/>
-          <w:bCs/>
-          <w:sz w:val="22"/>
-          <w:szCs w:val="22"/>
-        </w:rPr>
-        <w:lastRenderedPageBreak/>
-        <w:t xml:space="preserve">monotherapy over chemotherapy in patients for whom PD-L1 status was reported. </w:t>
+        <w:t xml:space="preserve">Table ***: Odds ratios derived from logistic regression relating covariates to propensity to receive IO monotherapy over chemotherapy in patients for whom PD-L1 status was reported. </w:t>
       </w:r>
       <w:r>
         <w:rPr>
